--- a/textual data analysis/docs/判決文本會說話嗎_富邦2026投稿版.docx
+++ b/textual data analysis/docs/判決文本會說話嗎_富邦2026投稿版.docx
@@ -179,7 +179,7 @@
           <w:i w:val="0"/>
           <w:sz w:val="24"/>
         </w:rPr>
-        <w:t>智慧財產權案件尤其適合作為研究對象。此類案件常涉及專利範圍解釋、商標混淆、著作利用、營業秘密與損害賠償等專業議題，文本中同時包含法律規範、技術事實、權利範圍、行為主體與因果關係等多層次資訊。另一方面，智慧財產權案件之裁判結果並不均衡，敗訴樣本通常遠多於勝訴或部分勝訴樣本。若模型僅追求整體準確率，可能因大量預測多數類別而取得表面上較高分數，卻無法辨識真正重要的少數類別。</w:t>
+        <w:t>智慧財產權案件尤其適合作為研究對象。此類案件常涉及專利範圍解釋、商標混淆、著作利用、營業秘密與損害賠償等專業議題，文本中同時包含法律規範、技術事實、權利範圍、行為主體與因果關係等多層次資訊。另一方面，智慧財產權案件之裁判結果在不同案件類型間高度不均衡，有些類型以 Lose 為主，有些類型以 Win 或 Mixed 為主。若模型僅追求整體準確率，可能因大量預測多數類別而取得表面上較高分數，卻無法辨識真正重要的少數類別。</w:t>
       </w:r>
     </w:p>
     <w:p>
@@ -539,7 +539,23 @@
           <w:i w:val="0"/>
           <w:sz w:val="24"/>
         </w:rPr>
-        <w:t>本研究以臺灣智慧財產權相關裁判書為資料來源，原始欄位包含案號、年度、字別、號碼、裁判日期、案由、全文與裁判書 PDF 下載連結。資料處理流程包括案件篩選、文本清理、停用詞移除、中文斷詞與裁判結果標籤整理。為降低模型直接依賴結果用語的疑慮，本文移除如「駁回」、「有理由」、「准許」、「撤銷」等明顯裁判結果詞彙，但仍承認裁判文本中可能保留間接結果線索，因此本文結論應被理解為判決文本分類效果，而非完全排除所有結果訊號後的事前預測效果。</w:t>
+        <w:t>本研究資料取自司法院資料開放平台，蒐集期間為 1996 年 1 月至 2024 年 12 月。原始資料為 JSON 格式，欄位包含案號、年度、字別、號碼、裁判日期、案由、全文與裁判書 PDF 下載連結。經案由關鍵字及案件字別初步篩選，共取得 90,027 篇智慧財產權相關裁判書；再排除案件類型或裁判結果無法明確歸類者，最終保留 45,344 篇，作為後續模型分析樣本。</w:t>
+      </w:r>
+    </w:p>
+    <w:p>
+      <w:pPr>
+        <w:spacing w:line="240" w:lineRule="auto" w:before="0" w:after="120"/>
+        <w:ind w:firstLine="482"/>
+        <w:jc w:val="both"/>
+      </w:pPr>
+      <w:r>
+        <w:rPr>
+          <w:rFonts w:ascii="Times New Roman" w:hAnsi="Times New Roman" w:eastAsia="DFKai-SB"/>
+          <w:b w:val="0"/>
+          <w:i w:val="0"/>
+          <w:sz w:val="24"/>
+        </w:rPr>
+        <w:t>智慧財產權案件係依案由中的商標、著作權、專利等關鍵字，以及案件字別進行初步篩選；其後僅保留可明確歸入行政、民事、刑事與刑事附帶民事，且裁判結果可整理為 Lose、Mixed 或 Win 的案件。此一篩選邏輯可降低非智慧財產權案件或結果不明案件混入樣本的可能性，並使後續模型比較建立在較一致的任務定義上。</w:t>
       </w:r>
     </w:p>
     <w:p>
@@ -560,6 +576,23 @@
     </w:p>
     <w:p>
       <w:pPr>
+        <w:spacing w:line="240" w:lineRule="auto" w:before="0" w:after="120"/>
+        <w:ind w:firstLine="482"/>
+        <w:jc w:val="both"/>
+      </w:pPr>
+      <w:r>
+        <w:rPr>
+          <w:rFonts w:ascii="Times New Roman" w:hAnsi="Times New Roman" w:eastAsia="DFKai-SB"/>
+          <w:b w:val="0"/>
+          <w:i w:val="0"/>
+          <w:sz w:val="24"/>
+        </w:rPr>
+        <w:t>資料處理流程包括案件篩選、文本清理、停用詞移除、中文斷詞與裁判結果標籤整理。中文斷詞結合 CKIP Transformers 與司法裁判用語辭典進行，並搭配 Jieba stop words 等停用詞字典移除低資訊量詞彙。為降低模型直接依賴結果用語的疑慮，本文移除如「駁回」、「有理由」、「准許」、「撤銷」等明顯裁判結果詞彙，但仍承認裁判文本中可能保留間接結果線索，因此本文結論應被理解為判決文本分類效果，而非完全排除所有結果訊號後的事前預測效果。</w:t>
+      </w:r>
+    </w:p>
+    <w:p>
+      <w:pPr>
+        <w:keepNext/>
         <w:spacing w:before="80" w:after="60" w:line="240" w:lineRule="auto"/>
         <w:jc w:val="center"/>
       </w:pPr>
@@ -1079,7 +1112,7 @@
                 <w:i w:val="0"/>
                 <w:sz w:val="21"/>
               </w:rPr>
-              <w:t>24552</w:t>
+              <w:t>1636</w:t>
             </w:r>
           </w:p>
         </w:tc>
@@ -1135,7 +1168,7 @@
                 <w:i w:val="0"/>
                 <w:sz w:val="21"/>
               </w:rPr>
-              <w:t>1636</w:t>
+              <w:t>24552</w:t>
             </w:r>
           </w:p>
         </w:tc>
@@ -1363,7 +1396,7 @@
                 <w:i w:val="0"/>
                 <w:sz w:val="21"/>
               </w:rPr>
-              <w:t>39293</w:t>
+              <w:t>16377</w:t>
             </w:r>
           </w:p>
         </w:tc>
@@ -1419,7 +1452,7 @@
                 <w:i w:val="0"/>
                 <w:sz w:val="21"/>
               </w:rPr>
-              <w:t>3014</w:t>
+              <w:t>25930</w:t>
             </w:r>
           </w:p>
         </w:tc>
@@ -1471,11 +1504,12 @@
           <w:i w:val="0"/>
           <w:sz w:val="24"/>
         </w:rPr>
-        <w:t>由表 1 可知，本研究資料合計 45,344 筆，且四類案件皆呈現不同程度的類別不平衡。刑事案件與行政案件以 Lose 類別為主；刑事附帶民事案件雖然 Mixed 樣本較多，但 Win 類別僅 32 筆。此一分布使 Macro F1 較 Accuracy 更適合作為主要評估指標，因其能平均反映各類別之辨識能力。</w:t>
+        <w:t>由表 1 可知，本研究資料合計 45,344 筆，且四類案件皆呈現不同程度的類別不平衡。行政案件以 Lose 類別為主，刑事案件以 Win 類別為主；刑事附帶民事案件雖然 Mixed 樣本較多，但 Win 類別僅 32 筆。此一分布使 Macro F1 較 Accuracy 更適合作為主要評估指標，因其能平均反映各類別之辨識能力。</w:t>
       </w:r>
     </w:p>
     <w:p>
       <w:pPr>
+        <w:keepNext/>
         <w:spacing w:before="80" w:after="60" w:line="240" w:lineRule="auto"/>
         <w:jc w:val="center"/>
       </w:pPr>
@@ -1880,6 +1914,7 @@
     </w:p>
     <w:p>
       <w:pPr>
+        <w:keepNext/>
         <w:spacing w:before="80" w:after="60" w:line="240" w:lineRule="auto"/>
         <w:jc w:val="center"/>
       </w:pPr>
@@ -2315,7 +2350,7 @@
                 <w:i w:val="0"/>
                 <w:sz w:val="21"/>
               </w:rPr>
-              <w:t>1023</w:t>
+              <w:t>1068</w:t>
             </w:r>
           </w:p>
         </w:tc>
@@ -2343,7 +2378,7 @@
                 <w:i w:val="0"/>
                 <w:sz w:val="21"/>
               </w:rPr>
-              <w:t>8</w:t>
+              <w:t>9</w:t>
             </w:r>
           </w:p>
         </w:tc>
@@ -2371,7 +2406,7 @@
                 <w:i w:val="0"/>
                 <w:sz w:val="21"/>
               </w:rPr>
-              <w:t>1030</w:t>
+              <w:t>1041</w:t>
             </w:r>
           </w:p>
         </w:tc>
@@ -2427,7 +2462,7 @@
                 <w:i w:val="0"/>
                 <w:sz w:val="21"/>
               </w:rPr>
-              <w:t>2091</w:t>
+              <w:t>2148</w:t>
             </w:r>
           </w:p>
         </w:tc>
@@ -2485,7 +2520,7 @@
                 <w:i w:val="0"/>
                 <w:sz w:val="21"/>
               </w:rPr>
-              <w:t>4588</w:t>
+              <w:t>4684</w:t>
             </w:r>
           </w:p>
         </w:tc>
@@ -2513,7 +2548,7 @@
                 <w:i w:val="0"/>
                 <w:sz w:val="21"/>
               </w:rPr>
-              <w:t>827</w:t>
+              <w:t>828</w:t>
             </w:r>
           </w:p>
         </w:tc>
@@ -2541,7 +2576,7 @@
                 <w:i w:val="0"/>
                 <w:sz w:val="21"/>
               </w:rPr>
-              <w:t>5838</w:t>
+              <w:t>5880</w:t>
             </w:r>
           </w:p>
         </w:tc>
@@ -2569,7 +2604,7 @@
                 <w:i w:val="0"/>
                 <w:sz w:val="21"/>
               </w:rPr>
-              <w:t>59</w:t>
+              <w:t>61</w:t>
             </w:r>
           </w:p>
         </w:tc>
@@ -2597,7 +2632,7 @@
                 <w:i w:val="0"/>
                 <w:sz w:val="21"/>
               </w:rPr>
-              <w:t>11312</w:t>
+              <w:t>11453</w:t>
             </w:r>
           </w:p>
         </w:tc>
@@ -2683,7 +2718,7 @@
                 <w:i w:val="0"/>
                 <w:sz w:val="21"/>
               </w:rPr>
-              <w:t>1741</w:t>
+              <w:t>1753</w:t>
             </w:r>
           </w:p>
         </w:tc>
@@ -2711,7 +2746,7 @@
                 <w:i w:val="0"/>
                 <w:sz w:val="21"/>
               </w:rPr>
-              <w:t>7663</w:t>
+              <w:t>7723</w:t>
             </w:r>
           </w:p>
         </w:tc>
@@ -2739,7 +2774,7 @@
                 <w:i w:val="0"/>
                 <w:sz w:val="21"/>
               </w:rPr>
-              <w:t>418</w:t>
+              <w:t>420</w:t>
             </w:r>
           </w:p>
         </w:tc>
@@ -2767,7 +2802,7 @@
                 <w:i w:val="0"/>
                 <w:sz w:val="21"/>
               </w:rPr>
-              <w:t>12674</w:t>
+              <w:t>12748</w:t>
             </w:r>
           </w:p>
         </w:tc>
@@ -2825,7 +2860,7 @@
                 <w:i w:val="0"/>
                 <w:sz w:val="21"/>
               </w:rPr>
-              <w:t>1700</w:t>
+              <w:t>1764</w:t>
             </w:r>
           </w:p>
         </w:tc>
@@ -2853,7 +2888,7 @@
                 <w:i w:val="0"/>
                 <w:sz w:val="21"/>
               </w:rPr>
-              <w:t>1690</w:t>
+              <w:t>1724</w:t>
             </w:r>
           </w:p>
         </w:tc>
@@ -2881,7 +2916,7 @@
                 <w:i w:val="0"/>
                 <w:sz w:val="21"/>
               </w:rPr>
-              <w:t>6322</w:t>
+              <w:t>6340</w:t>
             </w:r>
           </w:p>
         </w:tc>
@@ -2909,7 +2944,7 @@
                 <w:i w:val="0"/>
                 <w:sz w:val="21"/>
               </w:rPr>
-              <w:t>668</w:t>
+              <w:t>678</w:t>
             </w:r>
           </w:p>
         </w:tc>
@@ -2937,7 +2972,7 @@
                 <w:i w:val="0"/>
                 <w:sz w:val="21"/>
               </w:rPr>
-              <w:t>10380</w:t>
+              <w:t>10506</w:t>
             </w:r>
           </w:p>
         </w:tc>
@@ -2995,7 +3030,7 @@
                 <w:i w:val="0"/>
                 <w:sz w:val="21"/>
               </w:rPr>
-              <w:t>1147</w:t>
+              <w:t>1151</w:t>
             </w:r>
           </w:p>
         </w:tc>
@@ -3023,7 +3058,7 @@
                 <w:i w:val="0"/>
                 <w:sz w:val="21"/>
               </w:rPr>
-              <w:t>1394</w:t>
+              <w:t>1416</w:t>
             </w:r>
           </w:p>
         </w:tc>
@@ -3051,7 +3086,7 @@
                 <w:i w:val="0"/>
                 <w:sz w:val="21"/>
               </w:rPr>
-              <w:t>5266</w:t>
+              <w:t>5272</w:t>
             </w:r>
           </w:p>
         </w:tc>
@@ -3079,7 +3114,7 @@
                 <w:i w:val="0"/>
                 <w:sz w:val="21"/>
               </w:rPr>
-              <w:t>632</w:t>
+              <w:t>638</w:t>
             </w:r>
           </w:p>
         </w:tc>
@@ -3107,7 +3142,7 @@
                 <w:i w:val="0"/>
                 <w:sz w:val="21"/>
               </w:rPr>
-              <w:t>8439</w:t>
+              <w:t>8477</w:t>
             </w:r>
           </w:p>
         </w:tc>
@@ -3178,11 +3213,12 @@
           <w:i w:val="0"/>
           <w:sz w:val="24"/>
         </w:rPr>
-        <w:t>特徵選擇方面，本文採用 Chi-square 篩選與 Lose、Mixed、Win 三類結果較相關的詞彙特徵。模型流程包括兩組：第一組為 Chi-square + MNIR + SVM，亦即先以卡方篩選詞彙，再透過 MNIR 將高維文字特徵轉換為充分縮減分數，最後以 SVM 分類；第二組為 Chi-square + SVM，直接使用卡方篩選後的稀疏文字特徵訓練 SVM。另以 Majority Class baseline 作為最低比較基準，以檢查模型是否僅學到多數類別。</w:t>
+        <w:t>特徵選擇方面，本文採用 Chi-square 篩選與 Lose、Mixed、Win 三類結果較相關的詞彙特徵。模型流程包括兩組：第一組為 Chi-square + MNIR + SVM，亦即先以卡方篩選詞彙，再透過 MNIR 將高維文字特徵轉換為充分縮減分數，最後以 SVM 分類；第二組為 Chi-square + SVM，直接使用卡方篩選後的稀疏文字特徵訓練 SVM。MNIR 模型以 Gamma-Lasso 進行正則化估計；分類器採用 scikit-learn 之 LinearSVC，適用於高維稀疏文字特徵。另以 Majority Class baseline 作為最低比較基準，以檢查模型是否僅學到多數類別。</w:t>
       </w:r>
     </w:p>
     <w:p>
       <w:pPr>
+        <w:keepNext/>
         <w:spacing w:before="80" w:after="60" w:line="240" w:lineRule="auto"/>
         <w:jc w:val="center"/>
       </w:pPr>
@@ -3973,11 +4009,12 @@
           <w:i w:val="0"/>
           <w:sz w:val="24"/>
         </w:rPr>
-        <w:t>資料集劃分採固定訓練集、驗證集與測試集設計，以建立清楚且可重複的比較流程。超參數選擇主要在驗證集進行，再於測試集呈現最終表現。本文之目標並非宣稱某一模型可直接取代法律判斷，而是檢驗不同文字表示、特徵轉換與案件類型在智慧財產權判決文本分類中的相對效果。</w:t>
+        <w:t>各案件類型資料集依 70%、10% 與 20% 的比例，分別劃分為訓練集、驗證集與測試集。卡方特徵選擇、MNIR 估計與 SVM 訓練以訓練集為基礎，驗證集用於選擇特徵數 K 與懲罰參數 C，測試集僅用於最終模型評估。K 與 C 皆由預先設定的候選參數組合中，依驗證集 Macro F1 選定。本文之目標並非宣稱某一模型可直接取代法律判斷，而是檢驗不同文字表示、特徵轉換與案件類型在智慧財產權判決文本分類中的相對效果。</w:t>
       </w:r>
     </w:p>
     <w:p>
       <w:pPr>
+        <w:keepNext/>
         <w:spacing w:before="80" w:after="60" w:line="240" w:lineRule="auto"/>
         <w:jc w:val="center"/>
       </w:pPr>
@@ -4778,22 +4815,6 @@
           <w:i w:val="0"/>
           <w:sz w:val="24"/>
         </w:rPr>
-        <w:t>本研究流程可概括為六個步驟。第一，取得公開裁判書資料並依案由與案件性質篩選智慧財產權相關案件。第二，依裁判結果整理 Lose、Mixed 與 Win 三類標籤，並將行政、民事、刑事與刑事附帶民事案件分別建模。第三，進行文本清理，移除格式符號、明顯結果詞彙與低資訊量停用詞。第四，進行中文斷詞並建立 BoW、TF 與 TF-IDF 三種文字特徵。第五，以 Chi-square 篩選與裁判結果相關之詞彙。第六，分別訓練 Chi-square + MNIR + SVM 與 Chi-square + SVM，並於測試集上比較模型表現。</w:t>
-      </w:r>
-    </w:p>
-    <w:p>
-      <w:pPr>
-        <w:spacing w:line="240" w:lineRule="auto" w:before="0" w:after="120"/>
-        <w:ind w:firstLine="482"/>
-        <w:jc w:val="both"/>
-      </w:pPr>
-      <w:r>
-        <w:rPr>
-          <w:rFonts w:ascii="Times New Roman" w:hAnsi="Times New Roman" w:eastAsia="DFKai-SB"/>
-          <w:b w:val="0"/>
-          <w:i w:val="0"/>
-          <w:sz w:val="24"/>
-        </w:rPr>
         <w:t>在裁判結果標籤整理上，本文採三類分類而非二元分類，原因在於智慧財產權案件常出現部分請求成立、部分損害賠償獲准、不同權利項目分別判斷，或同一案件中不同當事人與不同爭點結果不一致之情形。若僅以勝敗二分，可能掩蓋部分勝訴案件的法律意義。本文將 Mixed 作為獨立類別，雖然增加分類難度，卻較能呈現智慧財產權訴訟結果的實際樣態。</w:t>
       </w:r>
     </w:p>
@@ -4842,23 +4863,7 @@
           <w:i w:val="0"/>
           <w:sz w:val="24"/>
         </w:rPr>
-        <w:t>在模型比較上，本文將 Chi-square + SVM 視為基準流程。此流程具備三項優點：第一，運算負擔相對可控，適合處理大量裁判書；第二，搭配卡方特徵選擇後，較容易回溯模型所依賴的詞彙訊號；第三，能作為評估其他特徵轉換或深度模型是否真正帶來額外改善的基準。MNIR 流程則用於檢驗監督式降維是否能在高維法律文本中保留或強化分類訊號。</w:t>
-      </w:r>
-    </w:p>
-    <w:p>
-      <w:pPr>
-        <w:spacing w:line="240" w:lineRule="auto" w:before="0" w:after="120"/>
-        <w:ind w:firstLine="482"/>
-        <w:jc w:val="both"/>
-      </w:pPr>
-      <w:r>
-        <w:rPr>
-          <w:rFonts w:ascii="Times New Roman" w:hAnsi="Times New Roman" w:eastAsia="DFKai-SB"/>
-          <w:b w:val="0"/>
-          <w:i w:val="0"/>
-          <w:sz w:val="24"/>
-        </w:rPr>
-        <w:t>最後，本文採用 Macro F1 作為主要指標，原因在於裁判結果分布高度不均衡。若模型將大多數樣本預測為 Lose，可能仍取得不低的 Accuracy，但此結果對研究與實務皆缺乏充分意義。Macro F1 可使 Lose、Mixed 與 Win 三類結果在評估中具有相同權重，因此能更敏感地反映少數類別辨識不足的問題。本文同時保留 Accuracy、分類報告與混淆矩陣，以避免單一指標造成過度解讀。</w:t>
+        <w:t>最後，本文採用 Macro F1 作為主要指標，原因在於裁判結果分布高度不均衡。若模型將大多數樣本預測為各案件類型中的多數類別，可能仍取得不低的 Accuracy，但此結果對研究與實務皆缺乏充分意義。Macro F1 可使 Lose、Mixed 與 Win 三類結果在評估中具有相同權重，因此能更敏感地反映少數類別辨識不足的問題。本文同時保留 Accuracy、分類報告與混淆矩陣，以避免單一指標造成過度解讀。</w:t>
       </w:r>
     </w:p>
     <w:p>
@@ -4893,6 +4898,7 @@
     </w:p>
     <w:p>
       <w:pPr>
+        <w:keepNext/>
         <w:spacing w:before="80" w:after="60" w:line="240" w:lineRule="auto"/>
         <w:jc w:val="center"/>
       </w:pPr>
@@ -5793,6 +5799,7 @@
     </w:p>
     <w:p>
       <w:pPr>
+        <w:keepNext/>
         <w:spacing w:before="80" w:after="60" w:line="240" w:lineRule="auto"/>
         <w:jc w:val="center"/>
       </w:pPr>
@@ -6567,6 +6574,7 @@
     </w:p>
     <w:p>
       <w:pPr>
+        <w:keepNext/>
         <w:spacing w:before="80" w:after="60" w:line="240" w:lineRule="auto"/>
         <w:jc w:val="center"/>
       </w:pPr>
@@ -7336,7 +7344,7 @@
           <w:i w:val="0"/>
           <w:sz w:val="24"/>
         </w:rPr>
-        <w:t>由表 8 可知，Direct - MNIR 之差異皆為正值，且 bootstrap 信賴區間未跨越零。此結果支持本文主要發現：就本研究設定而言，直接使用卡方篩選後稀疏特徵之 SVM，較能保留裁判結果分類所需訊息。此一發現也提醒後續研究，特徵轉換是否有效應以明確基準流程進行比較，而非依方法複雜度預設其必然較佳。</w:t>
+        <w:t>表 8 比較兩條流程各自最佳設定下的表現，因此反映的是完整模型流程差異，而非在完全相同特徵與參數設定下，單獨識別 MNIR 轉換的效果。由表 8 可知，Direct - MNIR 之差異皆為正值，且 bootstrap 信賴區間未跨越零。此結果支持本文主要發現：就本研究設定而言，直接使用卡方篩選後稀疏特徵之 SVM，較能保留裁判結果分類所需訊息。</w:t>
       </w:r>
     </w:p>
     <w:p>
@@ -7372,6 +7380,7 @@
     </w:p>
     <w:p>
       <w:pPr>
+        <w:keepNext/>
         <w:spacing w:before="80" w:after="60" w:line="240" w:lineRule="auto"/>
         <w:jc w:val="center"/>
       </w:pPr>
@@ -8047,7 +8056,7 @@
           <w:i w:val="0"/>
           <w:sz w:val="24"/>
         </w:rPr>
-        <w:t>刑事案件中 TF 表現最佳，顯示單篇裁判書內部的相對詞頻可能較能反映犯罪構成要件、證據評價或程序狀態。刑事智慧財產案件數量較多，且 Lose 類別占比高，若僅使用原始次數，長文本可能對模型造成影響；TF 將詞彙轉換為相對頻率後，可能較能降低篇幅差異帶來的偏誤。</w:t>
+        <w:t>刑事案件中 TF 表現最佳，顯示單篇裁判書內部的相對詞頻可能較能反映犯罪構成要件、證據評價或程序狀態。刑事智慧財產案件數量較多，且 Win 類別占比高，若僅使用原始次數，長文本可能對模型造成影響；TF 將詞彙轉換為相對頻率後，可能較能降低篇幅差異帶來的偏誤。</w:t>
       </w:r>
     </w:p>
     <w:p>
@@ -8083,6 +8092,7 @@
     </w:p>
     <w:p>
       <w:pPr>
+        <w:keepNext/>
         <w:spacing w:before="80" w:after="60" w:line="240" w:lineRule="auto"/>
         <w:jc w:val="center"/>
       </w:pPr>
@@ -8585,6 +8595,7 @@
     </w:p>
     <w:p>
       <w:pPr>
+        <w:keepNext/>
         <w:spacing w:before="80" w:after="60" w:line="240" w:lineRule="auto"/>
         <w:jc w:val="center"/>
       </w:pPr>
@@ -9104,7 +9115,7 @@
                 <w:i w:val="0"/>
                 <w:sz w:val="21"/>
               </w:rPr>
-              <w:t>0.974</w:t>
+              <w:t>0.591</w:t>
             </w:r>
           </w:p>
         </w:tc>
@@ -9160,7 +9171,7 @@
                 <w:i w:val="0"/>
                 <w:sz w:val="21"/>
               </w:rPr>
-              <w:t>0.591</w:t>
+              <w:t>0.974</w:t>
             </w:r>
           </w:p>
         </w:tc>
@@ -9342,12 +9353,8 @@
       </w:pPr>
     </w:p>
     <w:p>
-      <w:r>
-        <w:br w:type="page"/>
-      </w:r>
-    </w:p>
-    <w:p>
       <w:pPr>
+        <w:keepNext/>
         <w:spacing w:before="80" w:after="60" w:line="240" w:lineRule="auto"/>
         <w:jc w:val="center"/>
       </w:pPr>
@@ -10259,7 +10266,7 @@
           <w:i w:val="0"/>
           <w:sz w:val="24"/>
         </w:rPr>
-        <w:t>表 10 顯示，民事案件中許多 Mixed 與 Win 樣本被誤判為 Lose。表 11 與表 12 進一步顯示，多數類別通常具有較高 F1，但 Mixed 或 Win 等少數類別表現偏弱。此結果說明，模型主要限制並非整體分數不足，而是少數類別辨識能力有限。即使模型整體 Accuracy 與 Macro F1 高於基準模型，也不能解讀為模型已能完整預測所有裁判結果。</w:t>
+        <w:t>表 10 顯示，民事案件中許多 Mixed 與 Win 樣本被誤判為 Lose。表 11 與表 12 進一步顯示，多數類別通常具有較高 F1，但不同案件類型中的少數類別，如行政與刑事的 Mixed、民事的 Win、刑事附帶民事的 Win，表現仍偏弱。此結果說明，模型主要限制並非整體分數不足，而是少數類別辨識能力有限。即使模型整體 Accuracy 與 Macro F1 高於基準模型，也不能解讀為模型已能完整預測所有裁判結果。</w:t>
       </w:r>
     </w:p>
     <w:p>
@@ -10337,7 +10344,7 @@
           <w:i w:val="0"/>
           <w:sz w:val="24"/>
         </w:rPr>
-        <w:t>本研究以臺灣智慧財產權判決文本為資料，建立三類裁判結果分類流程，並比較不同案件類型、文字特徵表示與模型流程。主要結論有三。第一，在本研究資料與設定下，Chi-square + SVM 在四類案件資料集中的 Macro F1 均高於 Chi-square + MNIR + SVM，顯示卡方篩選後之稀疏文字特徵已能保留相當程度的裁判結果分類訊息。第二，不同案件類型下適合的文字特徵表示不同；行政與刑事附帶民事案件中 BoW 較佳，民事案件中 TF-IDF 較佳，刑事案件中 TF 較佳。第三，模型雖能在多數類別上形成一定分類能力，但對 Mixed 與 Win 等少數類別仍存在明顯限制。</w:t>
+        <w:t>本研究以臺灣智慧財產權判決文本為資料，建立三類裁判結果分類流程，並比較不同案件類型、文字特徵表示與模型流程。主要結論有三。第一，在本研究資料與設定下，Chi-square + SVM 在四類案件資料集中的 Macro F1 均高於 Chi-square + MNIR + SVM，顯示卡方篩選後之稀疏文字特徵已能保留相當程度的裁判結果分類訊息。第二，不同案件類型下適合的文字特徵表示不同；行政與刑事附帶民事案件中 BoW 較佳，民事案件中 TF-IDF 較佳，刑事案件中 TF 較佳。第三，模型雖能在多數類別上形成一定分類能力，但對部分少數類別仍存在明顯限制。</w:t>
       </w:r>
     </w:p>
     <w:p>
@@ -10458,6 +10465,7 @@
     </w:p>
     <w:p>
       <w:pPr>
+        <w:keepNext/>
         <w:spacing w:before="80" w:after="60" w:line="240" w:lineRule="auto"/>
         <w:jc w:val="center"/>
       </w:pPr>
@@ -10958,7 +10966,7 @@
           <w:i w:val="0"/>
           <w:sz w:val="24"/>
         </w:rPr>
-        <w:t>本研究仍有若干限制。第一，雖已移除明顯裁判結果詞彙，但仍無法完全排除文本中的間接結果線索。第二，資料存在類別不平衡，部分案件類型中 Win 或 Mixed 樣本數相對較少，使模型容易偏向 Lose 類別。第三，Mixed 類別內部異質性高，可能包含多種法律與事實型態。第四，本文主要以裁判書全文作為模型輸入，尚未完整分離案件事實、當事人主張、法院理由與主文。第五，BoW、TF 與 TF-IDF 雖具可解釋性與計算效率，但較難捕捉長距離語意與法理推論結構。第六，MNIR 結果應限縮於本文資料、標籤設定與超參數範圍，不宜推論為所有法律文本分類任務皆不適用。</w:t>
+        <w:t>本研究仍有若干限制。第一，雖已移除明顯裁判結果詞彙，但仍無法完全排除文本中的間接結果線索。第二，資料存在類別不平衡，部分案件類型中的少數類別樣本數相對較少，使模型容易偏向該案件類型中的多數類別。第三，Mixed 類別內部異質性高，可能包含多種法律與事實型態。第四，本文主要以裁判書全文作為模型輸入，尚未完整分離案件事實、當事人主張、法院理由與主文。第五，BoW、TF 與 TF-IDF 雖具可解釋性與計算效率，但較難捕捉長距離語意與法理推論結構。第六，MNIR 結果應限縮於本文資料、標籤設定與超參數範圍，不宜推論為所有法律文本分類任務皆不適用。</w:t>
       </w:r>
     </w:p>
     <w:p>
@@ -10974,7 +10982,23 @@
           <w:i w:val="0"/>
           <w:sz w:val="24"/>
         </w:rPr>
-        <w:t>後續研究可朝三個方向發展。第一，強化模型可解釋性，進一步檢視高卡方詞彙、SVM 權重、MNIR loading 與錯誤案例，以確認模型是否捕捉法律爭點、請求類型或裁判理由，而非僅學習表面詞彙關聯。第二，提升結果穩定性，可加入重複隨機劃分、交叉驗證、bootstrap 重抽樣或不同年度區間之外部測試。第三，改善少數類別辨識，可導入類別權重、過度抽樣、欠抽樣或更細緻的標籤設計，並以 Macro F1、各類別 F1-score 與混淆矩陣檢驗是否真正改善 Mixed 與 Win 類別表現。</w:t>
+        <w:t>此外，本研究採單次固定訓練、驗證與測試集劃分；表 8 之 paired bootstrap 主要衡量固定測試集下兩模型差異的抽樣不確定性，不能取代重複隨機劃分或交叉驗證，因此模型表現仍可能受到特定資料切分影響。後續研究若要提高結論穩定性，應加入重複隨機劃分、交叉驗證、bootstrap 重抽樣或不同年度區間之外部測試。</w:t>
+      </w:r>
+    </w:p>
+    <w:p>
+      <w:pPr>
+        <w:spacing w:line="240" w:lineRule="auto" w:before="0" w:after="120"/>
+        <w:ind w:firstLine="482"/>
+        <w:jc w:val="both"/>
+      </w:pPr>
+      <w:r>
+        <w:rPr>
+          <w:rFonts w:ascii="Times New Roman" w:hAnsi="Times New Roman" w:eastAsia="DFKai-SB"/>
+          <w:b w:val="0"/>
+          <w:i w:val="0"/>
+          <w:sz w:val="24"/>
+        </w:rPr>
+        <w:t>後續研究可朝三個方向發展。第一，強化模型可解釋性，進一步檢視高卡方詞彙、SVM 權重、MNIR loading 與錯誤案例，以確認模型是否捕捉法律爭點、請求類型或裁判理由，而非僅學習表面詞彙關聯。第二，改善少數類別辨識，可導入類別權重、過度抽樣、欠抽樣或更細緻的標籤設計，並以 Macro F1、各類別 F1-score 與混淆矩陣檢驗是否真正改善 Mixed 與 Win 類別表現。第三，進一步區分裁判書段落，檢驗模型究竟依賴事實、理由或主文附近文字。</w:t>
       </w:r>
     </w:p>
     <w:p>

--- a/textual data analysis/docs/判決文本會說話嗎_富邦2026投稿版.docx
+++ b/textual data analysis/docs/判決文本會說話嗎_富邦2026投稿版.docx
@@ -37,28 +37,32 @@
     </w:p>
     <w:p>
       <w:pPr>
-        <w:spacing w:after="360"/>
+        <w:spacing w:before="360" w:after="360" w:line="240" w:lineRule="auto"/>
         <w:jc w:val="center"/>
+        <w:rPr>
+          <w:b/>
+          <w:sz w:val="40"/>
+        </w:rPr>
       </w:pPr>
       <w:r>
         <w:rPr>
           <w:b/>
-          <w:sz w:val="32"/>
+          <w:sz w:val="40"/>
         </w:rPr>
         <w:t>Do Court Judgments Speak? Text Mining and Classification of Intellectual Property Judgment Outcomes in Taiwan</w:t>
       </w:r>
     </w:p>
     <w:p>
       <w:pPr>
-        <w:spacing w:before="360" w:after="120"/>
+        <w:spacing w:before="1800" w:after="180" w:line="240" w:lineRule="auto"/>
         <w:jc w:val="center"/>
         <w:rPr>
+          <w:sz w:val="28"/>
           <w:lang w:eastAsia="zh-TW"/>
         </w:rPr>
       </w:pPr>
       <w:r>
         <w:rPr>
-          <w:b/>
           <w:sz w:val="28"/>
           <w:lang w:eastAsia="zh-TW"/>
         </w:rPr>
@@ -80,14 +84,12 @@
         </w:rPr>
         <w:t>隨著司法資料公開與法律科技發展，判決文本分析已成為實證法律研究的重要議題。本研究以臺灣智慧財產權相關裁判書為資料來源，將裁判結果整理為敗訴、部分勝訴與勝訴三類，並依行政、民事、刑事與刑事附帶民事案件分別建模。研究流程包含文本清理、停用詞移除、中文斷詞、</w:t>
       </w:r>
-      <w:proofErr w:type="spellStart"/>
       <w:r>
         <w:rPr>
           <w:lang w:eastAsia="zh-TW"/>
         </w:rPr>
         <w:t>BoW</w:t>
       </w:r>
-      <w:proofErr w:type="spellEnd"/>
       <w:r>
         <w:rPr>
           <w:lang w:eastAsia="zh-TW"/>
@@ -254,28 +256,14 @@
         <w:jc w:val="both"/>
       </w:pPr>
       <w:r>
-        <w:t xml:space="preserve">This study analyzes Taiwanese intellectual property judgments using text mining and machine learning. Judgment outcomes are classified into Lose, Mixed, and Win, and four case types are modeled separately: administrative, civil, criminal, and criminal cases with attached civil claims. The study compares </w:t>
-      </w:r>
-      <w:proofErr w:type="spellStart"/>
-      <w:r>
-        <w:t>BoW</w:t>
-      </w:r>
-      <w:proofErr w:type="spellEnd"/>
-      <w:r>
-        <w:t>, TF, and TF-IDF representations, Chi-square feature selection, and two pipelines: Chi-square + MNIR + SVM and Chi-square + SVM. The results show that Chi-square + SVM outperforms the MNIR pipeline in Macro F1 across all case types. Feature representations also vary by case type, suggesting that legal text classification should account for case heterogeneity, class imbalance, and interpretable baseline models.</w:t>
+        <w:t>This study analyzes Taiwanese intellectual property judgments using text mining and machine learning. Judgment outcomes are classified into Lose, Mixed, and Win, and four case types are modeled separately: administrative, civil, criminal, and criminal cases with attached civil claims. The study compares BoW, TF, and TF-IDF representations, Chi-square feature selection, and two pipelines: Chi-square + MNIR + SVM and Chi-square + SVM. The results show that Chi-square + SVM outperforms the MNIR pipeline in Macro F1 across all case types. Feature representations also vary by case type, suggesting that legal text classification should account for case heterogeneity, class imbalance, and interpretable baseline models.</w:t>
       </w:r>
     </w:p>
     <w:p>
       <w:pPr>
         <w:sectPr>
-          <w:headerReference w:type="even" r:id="rId8"/>
-          <w:headerReference w:type="default" r:id="rId9"/>
-          <w:footerReference w:type="even" r:id="rId10"/>
-          <w:footerReference w:type="default" r:id="rId11"/>
-          <w:headerReference w:type="first" r:id="rId12"/>
-          <w:footerReference w:type="first" r:id="rId13"/>
           <w:pgSz w:w="11906" w:h="16838"/>
-          <w:pgMar w:top="1134" w:right="1417" w:bottom="1134" w:left="1417" w:header="720" w:footer="720" w:gutter="0"/>
+          <w:pgMar w:top="1134" w:right="1417" w:bottom="1134" w:left="1417" w:header="850" w:footer="992" w:gutter="0"/>
           <w:cols w:space="720"/>
           <w:docGrid w:linePitch="360"/>
         </w:sectPr>
@@ -386,16 +374,8 @@
         <w:rPr>
           <w:lang w:eastAsia="zh-TW"/>
         </w:rPr>
-        <w:t xml:space="preserve"> </w:t>
-      </w:r>
-      <w:proofErr w:type="spellStart"/>
-      <w:r>
-        <w:rPr>
-          <w:lang w:eastAsia="zh-TW"/>
-        </w:rPr>
-        <w:t>BoW</w:t>
-      </w:r>
-      <w:proofErr w:type="spellEnd"/>
+        <w:t xml:space="preserve"> BoW</w:t>
+      </w:r>
       <w:r>
         <w:rPr>
           <w:lang w:eastAsia="zh-TW"/>
@@ -498,16 +478,8 @@
         <w:rPr>
           <w:lang w:eastAsia="zh-TW"/>
         </w:rPr>
-        <w:t xml:space="preserve"> </w:t>
-      </w:r>
-      <w:proofErr w:type="spellStart"/>
-      <w:r>
-        <w:rPr>
-          <w:lang w:eastAsia="zh-TW"/>
-        </w:rPr>
-        <w:t>BoW</w:t>
-      </w:r>
-      <w:proofErr w:type="spellEnd"/>
+        <w:t xml:space="preserve"> BoW</w:t>
+      </w:r>
       <w:r>
         <w:rPr>
           <w:lang w:eastAsia="zh-TW"/>
@@ -728,19 +700,11 @@
         </w:rPr>
         <w:t>在文字探勘與文本分類任務中，第一個關鍵步驟是將非結構化文本轉換為模型可處理的數值特徵。</w:t>
       </w:r>
-      <w:proofErr w:type="spellStart"/>
-      <w:r>
-        <w:rPr>
-          <w:lang w:eastAsia="zh-TW"/>
-        </w:rPr>
-        <w:t>BoW</w:t>
-      </w:r>
-      <w:proofErr w:type="spellEnd"/>
-      <w:r>
-        <w:rPr>
-          <w:lang w:eastAsia="zh-TW"/>
-        </w:rPr>
-        <w:t xml:space="preserve"> </w:t>
+      <w:r>
+        <w:rPr>
+          <w:lang w:eastAsia="zh-TW"/>
+        </w:rPr>
+        <w:t xml:space="preserve">BoW </w:t>
       </w:r>
       <w:r>
         <w:rPr>
@@ -804,14 +768,12 @@
         </w:rPr>
         <w:t>不過，法律文本特徵表示仍須面對兩個限制。第一，</w:t>
       </w:r>
-      <w:proofErr w:type="spellStart"/>
       <w:r>
         <w:rPr>
           <w:lang w:eastAsia="zh-TW"/>
         </w:rPr>
         <w:t>BoW</w:t>
       </w:r>
-      <w:proofErr w:type="spellEnd"/>
       <w:r>
         <w:rPr>
           <w:lang w:eastAsia="zh-TW"/>
@@ -946,16 +908,8 @@
         <w:rPr>
           <w:lang w:eastAsia="zh-TW"/>
         </w:rPr>
-        <w:t xml:space="preserve"> </w:t>
-      </w:r>
-      <w:proofErr w:type="spellStart"/>
-      <w:r>
-        <w:rPr>
-          <w:lang w:eastAsia="zh-TW"/>
-        </w:rPr>
-        <w:t>BoW</w:t>
-      </w:r>
-      <w:proofErr w:type="spellEnd"/>
+        <w:t xml:space="preserve"> BoW</w:t>
+      </w:r>
       <w:r>
         <w:rPr>
           <w:lang w:eastAsia="zh-TW"/>
@@ -1024,7 +978,14 @@
         <w:rPr>
           <w:lang w:eastAsia="zh-TW"/>
         </w:rPr>
-        <w:t>本研究定位在於建立臺灣智慧財產權判決結果分類之基準流程，而非宣稱模型可直接預測個案勝敗。相較於僅檢驗單一模型是否有效，本文同時納入案件類型、文字特徵表示、</w:t>
+        <w:t>本研究定位在於建立臺灣智慧財產權判決結果分類之基準流程，而非宣稱模型可直接預測個案勝敗。相較於僅檢驗單一模型是否有效，本文同時納入案件類型、文字</w:t>
+      </w:r>
+      <w:r>
+        <w:rPr>
+          <w:lang w:eastAsia="zh-TW"/>
+        </w:rPr>
+        <w:lastRenderedPageBreak/>
+        <w:t>特徵表示、</w:t>
       </w:r>
       <w:r>
         <w:rPr>
@@ -1036,14 +997,7 @@
         <w:rPr>
           <w:lang w:eastAsia="zh-TW"/>
         </w:rPr>
-        <w:t>特徵轉換與少數類別評估。此一設計可回答更具方法意義的問題：</w:t>
-      </w:r>
-      <w:r>
-        <w:rPr>
-          <w:lang w:eastAsia="zh-TW"/>
-        </w:rPr>
-        <w:lastRenderedPageBreak/>
-        <w:t>在中文智慧財產權裁判文本中，分類訊號是否主要保留於稀疏詞彙特徵？監督式降維是否會帶來額外效益？不同法律程序的文本是否需要不同特徵表示？</w:t>
+        <w:t>特徵轉換與少數類別評估。此一設計可回答更具方法意義的問題：在中文智慧財產權裁判文本中，分類訊號是否主要保留於稀疏詞彙特徵？監督式降維是否會帶來額外效益？不同法律程序的文本是否需要不同特徵表示？</w:t>
       </w:r>
     </w:p>
     <w:p>
@@ -1450,21 +1404,7 @@
         <w:rPr>
           <w:lang w:eastAsia="zh-TW"/>
         </w:rPr>
-        <w:t xml:space="preserve"> </w:t>
-      </w:r>
-      <w:proofErr w:type="spellStart"/>
-      <w:r>
-        <w:rPr>
-          <w:lang w:eastAsia="zh-TW"/>
-        </w:rPr>
-        <w:t>Jieba</w:t>
-      </w:r>
-      <w:proofErr w:type="spellEnd"/>
-      <w:r>
-        <w:rPr>
-          <w:lang w:eastAsia="zh-TW"/>
-        </w:rPr>
-        <w:t xml:space="preserve"> stop words </w:t>
+        <w:t xml:space="preserve"> Jieba stop words </w:t>
       </w:r>
       <w:r>
         <w:rPr>
@@ -1499,7 +1439,7 @@
                     <pic:cNvPicPr/>
                   </pic:nvPicPr>
                   <pic:blipFill>
-                    <a:blip r:embed="rId14"/>
+                    <a:blip r:embed="rId8"/>
                     <a:stretch>
                       <a:fillRect/>
                     </a:stretch>
@@ -1627,7 +1567,6 @@
                 <w:sz w:val="22"/>
               </w:rPr>
             </w:pPr>
-            <w:proofErr w:type="spellStart"/>
             <w:r>
               <w:rPr>
                 <w:b/>
@@ -1635,7 +1574,6 @@
               </w:rPr>
               <w:t>資料集</w:t>
             </w:r>
-            <w:proofErr w:type="spellEnd"/>
           </w:p>
         </w:tc>
         <w:tc>
@@ -1741,7 +1679,6 @@
                 <w:sz w:val="22"/>
               </w:rPr>
             </w:pPr>
-            <w:proofErr w:type="spellStart"/>
             <w:r>
               <w:rPr>
                 <w:b/>
@@ -1749,7 +1686,6 @@
               </w:rPr>
               <w:t>合計</w:t>
             </w:r>
-            <w:proofErr w:type="spellEnd"/>
           </w:p>
         </w:tc>
       </w:tr>
@@ -1776,14 +1712,12 @@
                 <w:sz w:val="22"/>
               </w:rPr>
             </w:pPr>
-            <w:proofErr w:type="spellStart"/>
             <w:r>
               <w:rPr>
                 <w:sz w:val="22"/>
               </w:rPr>
               <w:t>行政</w:t>
             </w:r>
-            <w:proofErr w:type="spellEnd"/>
           </w:p>
         </w:tc>
         <w:tc>
@@ -1914,14 +1848,12 @@
                 <w:sz w:val="22"/>
               </w:rPr>
             </w:pPr>
-            <w:proofErr w:type="spellStart"/>
             <w:r>
               <w:rPr>
                 <w:sz w:val="22"/>
               </w:rPr>
               <w:t>民事</w:t>
             </w:r>
-            <w:proofErr w:type="spellEnd"/>
           </w:p>
         </w:tc>
         <w:tc>
@@ -2052,14 +1984,12 @@
                 <w:sz w:val="22"/>
               </w:rPr>
             </w:pPr>
-            <w:proofErr w:type="spellStart"/>
             <w:r>
               <w:rPr>
                 <w:sz w:val="22"/>
               </w:rPr>
               <w:t>刑事</w:t>
             </w:r>
-            <w:proofErr w:type="spellEnd"/>
           </w:p>
         </w:tc>
         <w:tc>
@@ -2190,14 +2120,12 @@
                 <w:sz w:val="22"/>
               </w:rPr>
             </w:pPr>
-            <w:proofErr w:type="spellStart"/>
             <w:r>
               <w:rPr>
                 <w:sz w:val="22"/>
               </w:rPr>
               <w:t>刑事附帶民事</w:t>
             </w:r>
-            <w:proofErr w:type="spellEnd"/>
           </w:p>
         </w:tc>
         <w:tc>
@@ -2325,14 +2253,12 @@
                 <w:sz w:val="22"/>
               </w:rPr>
             </w:pPr>
-            <w:proofErr w:type="spellStart"/>
             <w:r>
               <w:rPr>
                 <w:sz w:val="22"/>
               </w:rPr>
               <w:t>合計</w:t>
             </w:r>
-            <w:proofErr w:type="spellEnd"/>
           </w:p>
         </w:tc>
         <w:tc>
@@ -2530,11 +2456,9 @@
         </w:rPr>
         <w:t>筆。</w:t>
       </w:r>
-      <w:proofErr w:type="spellStart"/>
       <w:r>
         <w:t>此一分布使</w:t>
       </w:r>
-      <w:proofErr w:type="spellEnd"/>
       <w:r>
         <w:t xml:space="preserve"> Macro F1 </w:t>
       </w:r>
@@ -2544,13 +2468,8 @@
       <w:r>
         <w:t xml:space="preserve"> Accuracy </w:t>
       </w:r>
-      <w:proofErr w:type="spellStart"/>
-      <w:r>
-        <w:t>更適合作為主要評估指標，因其能平均反映各類別之辨識能力</w:t>
-      </w:r>
-      <w:proofErr w:type="spellEnd"/>
-      <w:r>
-        <w:t>。</w:t>
+      <w:r>
+        <w:t>更適合作為主要評估指標，因其能平均反映各類別之辨識能力。</w:t>
       </w:r>
     </w:p>
     <w:p>
@@ -2578,7 +2497,7 @@
                     <pic:cNvPicPr/>
                   </pic:nvPicPr>
                   <pic:blipFill>
-                    <a:blip r:embed="rId15"/>
+                    <a:blip r:embed="rId9"/>
                     <a:stretch>
                       <a:fillRect/>
                     </a:stretch>
@@ -2694,7 +2613,6 @@
                 <w:sz w:val="22"/>
               </w:rPr>
             </w:pPr>
-            <w:proofErr w:type="spellStart"/>
             <w:r>
               <w:rPr>
                 <w:b/>
@@ -2703,7 +2621,6 @@
               </w:rPr>
               <w:t>案件類型</w:t>
             </w:r>
-            <w:proofErr w:type="spellEnd"/>
           </w:p>
         </w:tc>
         <w:tc>
@@ -2803,14 +2720,12 @@
                 <w:sz w:val="22"/>
               </w:rPr>
             </w:pPr>
-            <w:proofErr w:type="spellStart"/>
             <w:r>
               <w:rPr>
                 <w:sz w:val="22"/>
               </w:rPr>
               <w:t>民事</w:t>
             </w:r>
-            <w:proofErr w:type="spellEnd"/>
           </w:p>
         </w:tc>
         <w:tc>
@@ -2904,14 +2819,12 @@
                 <w:sz w:val="22"/>
               </w:rPr>
             </w:pPr>
-            <w:proofErr w:type="spellStart"/>
             <w:r>
               <w:rPr>
                 <w:sz w:val="22"/>
               </w:rPr>
               <w:t>行政</w:t>
             </w:r>
-            <w:proofErr w:type="spellEnd"/>
           </w:p>
         </w:tc>
         <w:tc>
@@ -3005,14 +2918,12 @@
                 <w:sz w:val="22"/>
               </w:rPr>
             </w:pPr>
-            <w:proofErr w:type="spellStart"/>
             <w:r>
               <w:rPr>
                 <w:sz w:val="22"/>
               </w:rPr>
               <w:t>刑事</w:t>
             </w:r>
-            <w:proofErr w:type="spellEnd"/>
           </w:p>
         </w:tc>
         <w:tc>
@@ -3053,14 +2964,12 @@
                 <w:sz w:val="22"/>
               </w:rPr>
             </w:pPr>
-            <w:proofErr w:type="spellStart"/>
             <w:r>
               <w:rPr>
                 <w:sz w:val="22"/>
               </w:rPr>
               <w:t>部分有罪、部分無罪</w:t>
             </w:r>
-            <w:proofErr w:type="spellEnd"/>
           </w:p>
         </w:tc>
         <w:tc>
@@ -3106,14 +3015,12 @@
                 <w:sz w:val="22"/>
               </w:rPr>
             </w:pPr>
-            <w:proofErr w:type="spellStart"/>
             <w:r>
               <w:rPr>
                 <w:sz w:val="22"/>
               </w:rPr>
               <w:t>刑事附帶民事</w:t>
             </w:r>
-            <w:proofErr w:type="spellEnd"/>
           </w:p>
         </w:tc>
         <w:tc>
@@ -3367,7 +3274,6 @@
                 <w:sz w:val="22"/>
               </w:rPr>
             </w:pPr>
-            <w:proofErr w:type="spellStart"/>
             <w:r>
               <w:rPr>
                 <w:b/>
@@ -3375,7 +3281,6 @@
               </w:rPr>
               <w:t>年度</w:t>
             </w:r>
-            <w:proofErr w:type="spellEnd"/>
           </w:p>
         </w:tc>
         <w:tc>
@@ -3396,7 +3301,6 @@
                 <w:sz w:val="22"/>
               </w:rPr>
             </w:pPr>
-            <w:proofErr w:type="spellStart"/>
             <w:r>
               <w:rPr>
                 <w:b/>
@@ -3404,7 +3308,6 @@
               </w:rPr>
               <w:t>行政</w:t>
             </w:r>
-            <w:proofErr w:type="spellEnd"/>
           </w:p>
         </w:tc>
         <w:tc>
@@ -3425,7 +3328,6 @@
                 <w:sz w:val="22"/>
               </w:rPr>
             </w:pPr>
-            <w:proofErr w:type="spellStart"/>
             <w:r>
               <w:rPr>
                 <w:b/>
@@ -3433,7 +3335,6 @@
               </w:rPr>
               <w:t>民事</w:t>
             </w:r>
-            <w:proofErr w:type="spellEnd"/>
           </w:p>
         </w:tc>
         <w:tc>
@@ -3454,7 +3355,6 @@
                 <w:sz w:val="22"/>
               </w:rPr>
             </w:pPr>
-            <w:proofErr w:type="spellStart"/>
             <w:r>
               <w:rPr>
                 <w:b/>
@@ -3462,7 +3362,6 @@
               </w:rPr>
               <w:t>刑事</w:t>
             </w:r>
-            <w:proofErr w:type="spellEnd"/>
           </w:p>
         </w:tc>
         <w:tc>
@@ -3483,7 +3382,6 @@
                 <w:sz w:val="22"/>
               </w:rPr>
             </w:pPr>
-            <w:proofErr w:type="spellStart"/>
             <w:r>
               <w:rPr>
                 <w:b/>
@@ -3491,7 +3389,6 @@
               </w:rPr>
               <w:t>刑事附帶民事</w:t>
             </w:r>
-            <w:proofErr w:type="spellEnd"/>
           </w:p>
         </w:tc>
         <w:tc>
@@ -3512,7 +3409,6 @@
                 <w:sz w:val="22"/>
               </w:rPr>
             </w:pPr>
-            <w:proofErr w:type="spellStart"/>
             <w:r>
               <w:rPr>
                 <w:b/>
@@ -3520,7 +3416,6 @@
               </w:rPr>
               <w:t>合計</w:t>
             </w:r>
-            <w:proofErr w:type="spellEnd"/>
           </w:p>
         </w:tc>
       </w:tr>
@@ -4585,19 +4480,11 @@
         </w:rPr>
         <w:t>本文建立三種文字特徵表示。</w:t>
       </w:r>
-      <w:proofErr w:type="spellStart"/>
-      <w:r>
-        <w:rPr>
-          <w:lang w:eastAsia="zh-TW"/>
-        </w:rPr>
-        <w:t>BoW</w:t>
-      </w:r>
-      <w:proofErr w:type="spellEnd"/>
-      <w:r>
-        <w:rPr>
-          <w:lang w:eastAsia="zh-TW"/>
-        </w:rPr>
-        <w:t xml:space="preserve"> </w:t>
+      <w:r>
+        <w:rPr>
+          <w:lang w:eastAsia="zh-TW"/>
+        </w:rPr>
+        <w:t xml:space="preserve">BoW </w:t>
       </w:r>
       <w:r>
         <w:rPr>
@@ -4793,16 +4680,8 @@
         <w:rPr>
           <w:lang w:eastAsia="zh-TW"/>
         </w:rPr>
-        <w:t xml:space="preserve"> </w:t>
-      </w:r>
-      <w:proofErr w:type="spellStart"/>
-      <w:r>
-        <w:rPr>
-          <w:lang w:eastAsia="zh-TW"/>
-        </w:rPr>
-        <w:t>LinearSVC</w:t>
-      </w:r>
-      <w:proofErr w:type="spellEnd"/>
+        <w:t xml:space="preserve"> LinearSVC</w:t>
+      </w:r>
       <w:r>
         <w:rPr>
           <w:lang w:eastAsia="zh-TW"/>
@@ -4908,7 +4787,6 @@
                 <w:sz w:val="22"/>
               </w:rPr>
             </w:pPr>
-            <w:proofErr w:type="spellStart"/>
             <w:r>
               <w:rPr>
                 <w:b/>
@@ -4917,7 +4795,6 @@
               </w:rPr>
               <w:t>方法</w:t>
             </w:r>
-            <w:proofErr w:type="spellEnd"/>
           </w:p>
         </w:tc>
         <w:tc>
@@ -4942,7 +4819,6 @@
                 <w:sz w:val="22"/>
               </w:rPr>
             </w:pPr>
-            <w:proofErr w:type="spellStart"/>
             <w:r>
               <w:rPr>
                 <w:b/>
@@ -4951,7 +4827,6 @@
               </w:rPr>
               <w:t>流程角色</w:t>
             </w:r>
-            <w:proofErr w:type="spellEnd"/>
           </w:p>
         </w:tc>
         <w:tc>
@@ -4976,7 +4851,6 @@
                 <w:sz w:val="22"/>
               </w:rPr>
             </w:pPr>
-            <w:proofErr w:type="spellStart"/>
             <w:r>
               <w:rPr>
                 <w:b/>
@@ -4985,7 +4859,6 @@
               </w:rPr>
               <w:t>輸入資料</w:t>
             </w:r>
-            <w:proofErr w:type="spellEnd"/>
           </w:p>
         </w:tc>
         <w:tc>
@@ -5010,7 +4883,6 @@
                 <w:sz w:val="22"/>
               </w:rPr>
             </w:pPr>
-            <w:proofErr w:type="spellStart"/>
             <w:r>
               <w:rPr>
                 <w:b/>
@@ -5019,7 +4891,6 @@
               </w:rPr>
               <w:t>輸出與主要功能</w:t>
             </w:r>
-            <w:proofErr w:type="spellEnd"/>
           </w:p>
         </w:tc>
       </w:tr>
@@ -5048,14 +4919,12 @@
                 <w:sz w:val="22"/>
               </w:rPr>
             </w:pPr>
-            <w:proofErr w:type="spellStart"/>
             <w:r>
               <w:rPr>
                 <w:sz w:val="22"/>
               </w:rPr>
               <w:t>BoW</w:t>
             </w:r>
-            <w:proofErr w:type="spellEnd"/>
           </w:p>
         </w:tc>
         <w:tc>
@@ -5078,14 +4947,12 @@
                 <w:sz w:val="22"/>
               </w:rPr>
             </w:pPr>
-            <w:proofErr w:type="spellStart"/>
             <w:r>
               <w:rPr>
                 <w:sz w:val="22"/>
               </w:rPr>
               <w:t>文字特徵表示</w:t>
             </w:r>
-            <w:proofErr w:type="spellEnd"/>
           </w:p>
         </w:tc>
         <w:tc>
@@ -5108,14 +4975,12 @@
                 <w:sz w:val="22"/>
               </w:rPr>
             </w:pPr>
-            <w:proofErr w:type="spellStart"/>
             <w:r>
               <w:rPr>
                 <w:sz w:val="22"/>
               </w:rPr>
               <w:t>斷詞後裁判文本</w:t>
             </w:r>
-            <w:proofErr w:type="spellEnd"/>
           </w:p>
         </w:tc>
         <w:tc>
@@ -5202,14 +5067,12 @@
                 <w:sz w:val="22"/>
               </w:rPr>
             </w:pPr>
-            <w:proofErr w:type="spellStart"/>
             <w:r>
               <w:rPr>
                 <w:sz w:val="22"/>
               </w:rPr>
               <w:t>文字特徵表示</w:t>
             </w:r>
-            <w:proofErr w:type="spellEnd"/>
           </w:p>
         </w:tc>
         <w:tc>
@@ -5232,14 +5095,12 @@
                 <w:sz w:val="22"/>
               </w:rPr>
             </w:pPr>
-            <w:proofErr w:type="spellStart"/>
             <w:r>
               <w:rPr>
                 <w:sz w:val="22"/>
               </w:rPr>
               <w:t>詞彙出現次數</w:t>
             </w:r>
-            <w:proofErr w:type="spellEnd"/>
           </w:p>
         </w:tc>
         <w:tc>
@@ -5326,14 +5187,12 @@
                 <w:sz w:val="22"/>
               </w:rPr>
             </w:pPr>
-            <w:proofErr w:type="spellStart"/>
             <w:r>
               <w:rPr>
                 <w:sz w:val="22"/>
               </w:rPr>
               <w:t>文字特徵表示</w:t>
             </w:r>
-            <w:proofErr w:type="spellEnd"/>
           </w:p>
         </w:tc>
         <w:tc>
@@ -5356,14 +5215,12 @@
                 <w:sz w:val="22"/>
               </w:rPr>
             </w:pPr>
-            <w:proofErr w:type="spellStart"/>
             <w:r>
               <w:rPr>
                 <w:sz w:val="22"/>
               </w:rPr>
               <w:t>詞頻與文件頻率</w:t>
             </w:r>
-            <w:proofErr w:type="spellEnd"/>
           </w:p>
         </w:tc>
         <w:tc>
@@ -5450,14 +5307,12 @@
                 <w:sz w:val="22"/>
               </w:rPr>
             </w:pPr>
-            <w:proofErr w:type="spellStart"/>
             <w:r>
               <w:rPr>
                 <w:sz w:val="22"/>
               </w:rPr>
               <w:t>特徵選擇</w:t>
             </w:r>
-            <w:proofErr w:type="spellEnd"/>
           </w:p>
         </w:tc>
         <w:tc>
@@ -5640,14 +5495,12 @@
                 <w:sz w:val="22"/>
               </w:rPr>
             </w:pPr>
-            <w:proofErr w:type="spellStart"/>
             <w:r>
               <w:rPr>
                 <w:sz w:val="22"/>
               </w:rPr>
               <w:t>監督式特徵轉換</w:t>
             </w:r>
-            <w:proofErr w:type="spellEnd"/>
           </w:p>
         </w:tc>
         <w:tc>
@@ -5700,28 +5553,24 @@
                 <w:sz w:val="22"/>
               </w:rPr>
             </w:pPr>
-            <w:proofErr w:type="spellStart"/>
             <w:r>
               <w:rPr>
                 <w:sz w:val="22"/>
               </w:rPr>
               <w:t>透過</w:t>
             </w:r>
-            <w:proofErr w:type="spellEnd"/>
             <w:r>
               <w:rPr>
                 <w:sz w:val="22"/>
               </w:rPr>
               <w:t xml:space="preserve"> inverse regression </w:t>
             </w:r>
-            <w:proofErr w:type="spellStart"/>
             <w:r>
               <w:rPr>
                 <w:sz w:val="22"/>
               </w:rPr>
               <w:t>將高維文字特徵轉換為充分縮減分數</w:t>
             </w:r>
-            <w:proofErr w:type="spellEnd"/>
           </w:p>
         </w:tc>
       </w:tr>
@@ -5784,14 +5633,12 @@
               </w:rPr>
               <w:t xml:space="preserve">MNIR </w:t>
             </w:r>
-            <w:proofErr w:type="spellStart"/>
             <w:r>
               <w:rPr>
                 <w:sz w:val="22"/>
               </w:rPr>
               <w:t>估計機制</w:t>
             </w:r>
-            <w:proofErr w:type="spellEnd"/>
           </w:p>
         </w:tc>
         <w:tc>
@@ -5915,14 +5762,12 @@
                 <w:sz w:val="22"/>
               </w:rPr>
             </w:pPr>
-            <w:proofErr w:type="spellStart"/>
             <w:r>
               <w:rPr>
                 <w:sz w:val="22"/>
               </w:rPr>
               <w:t>分類器</w:t>
             </w:r>
-            <w:proofErr w:type="spellEnd"/>
           </w:p>
         </w:tc>
         <w:tc>
@@ -5989,26 +5834,17 @@
                 <w:sz w:val="22"/>
               </w:rPr>
             </w:pPr>
-            <w:proofErr w:type="spellStart"/>
             <w:r>
               <w:rPr>
                 <w:sz w:val="22"/>
               </w:rPr>
               <w:t>將裁判書分類為</w:t>
             </w:r>
-            <w:proofErr w:type="spellEnd"/>
             <w:r>
               <w:rPr>
                 <w:sz w:val="22"/>
               </w:rPr>
-              <w:t xml:space="preserve"> </w:t>
-            </w:r>
-            <w:proofErr w:type="spellStart"/>
-            <w:r>
-              <w:rPr>
-                <w:sz w:val="22"/>
-              </w:rPr>
-              <w:t>Lose</w:t>
+              <w:t xml:space="preserve"> Lose</w:t>
             </w:r>
             <w:r>
               <w:rPr>
@@ -6034,7 +5870,6 @@
               </w:rPr>
               <w:t>Win</w:t>
             </w:r>
-            <w:proofErr w:type="spellEnd"/>
           </w:p>
         </w:tc>
       </w:tr>
@@ -6083,14 +5918,12 @@
                 <w:sz w:val="22"/>
               </w:rPr>
             </w:pPr>
-            <w:proofErr w:type="spellStart"/>
             <w:r>
               <w:rPr>
                 <w:sz w:val="22"/>
               </w:rPr>
               <w:t>最低基準模型</w:t>
             </w:r>
-            <w:proofErr w:type="spellEnd"/>
           </w:p>
         </w:tc>
         <w:tc>
@@ -6109,14 +5942,12 @@
                 <w:sz w:val="22"/>
               </w:rPr>
             </w:pPr>
-            <w:proofErr w:type="spellStart"/>
             <w:r>
               <w:rPr>
                 <w:sz w:val="22"/>
               </w:rPr>
               <w:t>訓練集類別分布</w:t>
             </w:r>
-            <w:proofErr w:type="spellEnd"/>
           </w:p>
         </w:tc>
         <w:tc>
@@ -6263,7 +6094,6 @@
       <w:pPr>
         <w:spacing w:before="120" w:after="80" w:line="240" w:lineRule="auto"/>
       </w:pPr>
-      <w:proofErr w:type="spellStart"/>
       <w:r>
         <w:rPr>
           <w:b/>
@@ -6271,7 +6101,6 @@
         </w:rPr>
         <w:t>三、評估方式</w:t>
       </w:r>
-      <w:proofErr w:type="spellEnd"/>
     </w:p>
     <w:p>
       <w:pPr>
@@ -6282,27 +6111,17 @@
           <w:lang w:eastAsia="zh-TW"/>
         </w:rPr>
       </w:pPr>
-      <w:proofErr w:type="spellStart"/>
       <w:r>
         <w:t>本文同時使用</w:t>
       </w:r>
-      <w:proofErr w:type="spellEnd"/>
-      <w:r>
-        <w:t xml:space="preserve"> </w:t>
-      </w:r>
-      <w:proofErr w:type="spellStart"/>
-      <w:r>
-        <w:t>Accuracy</w:t>
+      <w:r>
+        <w:t xml:space="preserve"> Accuracy</w:t>
       </w:r>
       <w:r>
         <w:t>、</w:t>
       </w:r>
       <w:r>
-        <w:t>Macro</w:t>
-      </w:r>
-      <w:proofErr w:type="spellEnd"/>
-      <w:r>
-        <w:t xml:space="preserve"> F1</w:t>
+        <w:t>Macro F1</w:t>
       </w:r>
       <w:r>
         <w:t>、分類報告、混淆矩陣與</w:t>
@@ -6310,18 +6129,12 @@
       <w:r>
         <w:t xml:space="preserve"> Majority Class baseline </w:t>
       </w:r>
-      <w:proofErr w:type="spellStart"/>
       <w:r>
         <w:t>評估模型。</w:t>
       </w:r>
       <w:r>
-        <w:t>Accuracy</w:t>
-      </w:r>
-      <w:proofErr w:type="spellEnd"/>
-      <w:r>
-        <w:t xml:space="preserve"> </w:t>
-      </w:r>
-      <w:proofErr w:type="spellStart"/>
+        <w:t xml:space="preserve">Accuracy </w:t>
+      </w:r>
       <w:r>
         <w:t>反映整體預測正確比例，但在類別不平衡資料中可能被多數類別主導。</w:t>
       </w:r>
@@ -6329,14 +6142,7 @@
         <w:rPr>
           <w:lang w:eastAsia="zh-TW"/>
         </w:rPr>
-        <w:t>Macro</w:t>
-      </w:r>
-      <w:proofErr w:type="spellEnd"/>
-      <w:r>
-        <w:rPr>
-          <w:lang w:eastAsia="zh-TW"/>
-        </w:rPr>
-        <w:t xml:space="preserve"> F1 </w:t>
+        <w:t xml:space="preserve">Macro F1 </w:t>
       </w:r>
       <w:r>
         <w:rPr>
@@ -6614,28 +6420,24 @@
         </w:rPr>
         <w:t xml:space="preserve"> 5 </w:t>
       </w:r>
-      <w:proofErr w:type="spellStart"/>
       <w:r>
         <w:rPr>
           <w:b/>
         </w:rPr>
         <w:t>最佳</w:t>
       </w:r>
-      <w:proofErr w:type="spellEnd"/>
       <w:r>
         <w:rPr>
           <w:b/>
         </w:rPr>
         <w:t xml:space="preserve"> Chi-square + SVM </w:t>
       </w:r>
-      <w:proofErr w:type="spellStart"/>
       <w:r>
         <w:rPr>
           <w:b/>
         </w:rPr>
         <w:t>模型之參數選擇摘要</w:t>
       </w:r>
-      <w:proofErr w:type="spellEnd"/>
     </w:p>
     <w:tbl>
       <w:tblPr>
@@ -6682,7 +6484,6 @@
                 <w:sz w:val="22"/>
               </w:rPr>
             </w:pPr>
-            <w:proofErr w:type="spellStart"/>
             <w:r>
               <w:rPr>
                 <w:b/>
@@ -6690,7 +6491,6 @@
               </w:rPr>
               <w:t>資料集</w:t>
             </w:r>
-            <w:proofErr w:type="spellEnd"/>
           </w:p>
         </w:tc>
         <w:tc>
@@ -6825,14 +6625,12 @@
                 <w:sz w:val="22"/>
               </w:rPr>
             </w:pPr>
-            <w:proofErr w:type="spellStart"/>
             <w:r>
               <w:rPr>
                 <w:sz w:val="22"/>
               </w:rPr>
               <w:t>行政</w:t>
             </w:r>
-            <w:proofErr w:type="spellEnd"/>
           </w:p>
         </w:tc>
         <w:tc>
@@ -6963,14 +6761,12 @@
                 <w:sz w:val="22"/>
               </w:rPr>
             </w:pPr>
-            <w:proofErr w:type="spellStart"/>
             <w:r>
               <w:rPr>
                 <w:sz w:val="22"/>
               </w:rPr>
               <w:t>民事</w:t>
             </w:r>
-            <w:proofErr w:type="spellEnd"/>
           </w:p>
         </w:tc>
         <w:tc>
@@ -7101,14 +6897,12 @@
                 <w:sz w:val="22"/>
               </w:rPr>
             </w:pPr>
-            <w:proofErr w:type="spellStart"/>
             <w:r>
               <w:rPr>
                 <w:sz w:val="22"/>
               </w:rPr>
               <w:t>刑事</w:t>
             </w:r>
-            <w:proofErr w:type="spellEnd"/>
           </w:p>
         </w:tc>
         <w:tc>
@@ -7235,14 +7029,12 @@
                 <w:sz w:val="22"/>
               </w:rPr>
             </w:pPr>
-            <w:proofErr w:type="spellStart"/>
             <w:r>
               <w:rPr>
                 <w:sz w:val="22"/>
               </w:rPr>
               <w:t>刑事附帶民事</w:t>
             </w:r>
-            <w:proofErr w:type="spellEnd"/>
           </w:p>
         </w:tc>
         <w:tc>
@@ -7467,14 +7259,12 @@
         </w:rPr>
         <w:t>在特徵表示設計上，</w:t>
       </w:r>
-      <w:proofErr w:type="spellStart"/>
       <w:r>
         <w:rPr>
           <w:lang w:eastAsia="zh-TW"/>
         </w:rPr>
         <w:t>BoW</w:t>
       </w:r>
-      <w:proofErr w:type="spellEnd"/>
       <w:r>
         <w:rPr>
           <w:lang w:eastAsia="zh-TW"/>
@@ -7505,19 +7295,11 @@
         </w:rPr>
         <w:t>代表三種不同的文字訊號假設。</w:t>
       </w:r>
-      <w:proofErr w:type="spellStart"/>
-      <w:r>
-        <w:rPr>
-          <w:lang w:eastAsia="zh-TW"/>
-        </w:rPr>
-        <w:t>BoW</w:t>
-      </w:r>
-      <w:proofErr w:type="spellEnd"/>
-      <w:r>
-        <w:rPr>
-          <w:lang w:eastAsia="zh-TW"/>
-        </w:rPr>
-        <w:t xml:space="preserve"> </w:t>
+      <w:r>
+        <w:rPr>
+          <w:lang w:eastAsia="zh-TW"/>
+        </w:rPr>
+        <w:t xml:space="preserve">BoW </w:t>
       </w:r>
       <w:r>
         <w:rPr>
@@ -7702,14 +7484,12 @@
         </w:rPr>
         <w:t xml:space="preserve"> 6 Chi-square + MNIR + SVM </w:t>
       </w:r>
-      <w:proofErr w:type="spellStart"/>
       <w:r>
         <w:rPr>
           <w:b/>
         </w:rPr>
         <w:t>於各資料集之最佳表現</w:t>
       </w:r>
-      <w:proofErr w:type="spellEnd"/>
     </w:p>
     <w:tbl>
       <w:tblPr>
@@ -7757,7 +7537,6 @@
                 <w:sz w:val="22"/>
               </w:rPr>
             </w:pPr>
-            <w:proofErr w:type="spellStart"/>
             <w:r>
               <w:rPr>
                 <w:b/>
@@ -7765,7 +7544,6 @@
               </w:rPr>
               <w:t>資料集</w:t>
             </w:r>
-            <w:proofErr w:type="spellEnd"/>
           </w:p>
         </w:tc>
         <w:tc>
@@ -7793,7 +7571,6 @@
               </w:rPr>
               <w:t xml:space="preserve">MNIR </w:t>
             </w:r>
-            <w:proofErr w:type="spellStart"/>
             <w:r>
               <w:rPr>
                 <w:b/>
@@ -7801,7 +7578,6 @@
               </w:rPr>
               <w:t>最佳特徵</w:t>
             </w:r>
-            <w:proofErr w:type="spellEnd"/>
           </w:p>
         </w:tc>
         <w:tc>
@@ -7936,14 +7712,12 @@
                 <w:sz w:val="22"/>
               </w:rPr>
             </w:pPr>
-            <w:proofErr w:type="spellStart"/>
             <w:r>
               <w:rPr>
                 <w:sz w:val="22"/>
               </w:rPr>
               <w:t>行政</w:t>
             </w:r>
-            <w:proofErr w:type="spellEnd"/>
           </w:p>
         </w:tc>
         <w:tc>
@@ -7964,14 +7738,12 @@
                 <w:sz w:val="22"/>
               </w:rPr>
             </w:pPr>
-            <w:proofErr w:type="spellStart"/>
             <w:r>
               <w:rPr>
                 <w:sz w:val="22"/>
               </w:rPr>
               <w:t>BoW</w:t>
             </w:r>
-            <w:proofErr w:type="spellEnd"/>
           </w:p>
         </w:tc>
         <w:tc>
@@ -8102,14 +7874,12 @@
                 <w:sz w:val="22"/>
               </w:rPr>
             </w:pPr>
-            <w:proofErr w:type="spellStart"/>
             <w:r>
               <w:rPr>
                 <w:sz w:val="22"/>
               </w:rPr>
               <w:t>民事</w:t>
             </w:r>
-            <w:proofErr w:type="spellEnd"/>
           </w:p>
         </w:tc>
         <w:tc>
@@ -8266,14 +8036,12 @@
                 <w:sz w:val="22"/>
               </w:rPr>
             </w:pPr>
-            <w:proofErr w:type="spellStart"/>
             <w:r>
               <w:rPr>
                 <w:sz w:val="22"/>
               </w:rPr>
               <w:t>刑事</w:t>
             </w:r>
-            <w:proofErr w:type="spellEnd"/>
           </w:p>
         </w:tc>
         <w:tc>
@@ -8426,14 +8194,12 @@
                 <w:sz w:val="22"/>
               </w:rPr>
             </w:pPr>
-            <w:proofErr w:type="spellStart"/>
             <w:r>
               <w:rPr>
                 <w:sz w:val="22"/>
               </w:rPr>
               <w:t>刑事附帶民事</w:t>
             </w:r>
-            <w:proofErr w:type="spellEnd"/>
           </w:p>
         </w:tc>
         <w:tc>
@@ -8571,14 +8337,12 @@
         </w:rPr>
         <w:t xml:space="preserve"> 7 Chi-square + SVM </w:t>
       </w:r>
-      <w:proofErr w:type="spellStart"/>
       <w:r>
         <w:rPr>
           <w:b/>
         </w:rPr>
         <w:t>於各資料集之最佳表現</w:t>
       </w:r>
-      <w:proofErr w:type="spellEnd"/>
     </w:p>
     <w:tbl>
       <w:tblPr>
@@ -8625,7 +8389,6 @@
                 <w:sz w:val="22"/>
               </w:rPr>
             </w:pPr>
-            <w:proofErr w:type="spellStart"/>
             <w:r>
               <w:rPr>
                 <w:b/>
@@ -8633,7 +8396,6 @@
               </w:rPr>
               <w:t>資料集</w:t>
             </w:r>
-            <w:proofErr w:type="spellEnd"/>
           </w:p>
         </w:tc>
         <w:tc>
@@ -8661,7 +8423,6 @@
               </w:rPr>
               <w:t xml:space="preserve">Direct </w:t>
             </w:r>
-            <w:proofErr w:type="spellStart"/>
             <w:r>
               <w:rPr>
                 <w:b/>
@@ -8669,7 +8430,6 @@
               </w:rPr>
               <w:t>最佳特徵</w:t>
             </w:r>
-            <w:proofErr w:type="spellEnd"/>
           </w:p>
         </w:tc>
         <w:tc>
@@ -8777,14 +8537,12 @@
                 <w:sz w:val="22"/>
               </w:rPr>
             </w:pPr>
-            <w:proofErr w:type="spellStart"/>
             <w:r>
               <w:rPr>
                 <w:sz w:val="22"/>
               </w:rPr>
               <w:t>行政</w:t>
             </w:r>
-            <w:proofErr w:type="spellEnd"/>
           </w:p>
         </w:tc>
         <w:tc>
@@ -8805,14 +8563,12 @@
                 <w:sz w:val="22"/>
               </w:rPr>
             </w:pPr>
-            <w:proofErr w:type="spellStart"/>
             <w:r>
               <w:rPr>
                 <w:sz w:val="22"/>
               </w:rPr>
               <w:t>BoW</w:t>
             </w:r>
-            <w:proofErr w:type="spellEnd"/>
           </w:p>
         </w:tc>
         <w:tc>
@@ -8917,14 +8673,12 @@
                 <w:sz w:val="22"/>
               </w:rPr>
             </w:pPr>
-            <w:proofErr w:type="spellStart"/>
             <w:r>
               <w:rPr>
                 <w:sz w:val="22"/>
               </w:rPr>
               <w:t>民事</w:t>
             </w:r>
-            <w:proofErr w:type="spellEnd"/>
           </w:p>
         </w:tc>
         <w:tc>
@@ -9055,14 +8809,12 @@
                 <w:sz w:val="22"/>
               </w:rPr>
             </w:pPr>
-            <w:proofErr w:type="spellStart"/>
             <w:r>
               <w:rPr>
                 <w:sz w:val="22"/>
               </w:rPr>
               <w:t>刑事</w:t>
             </w:r>
-            <w:proofErr w:type="spellEnd"/>
           </w:p>
         </w:tc>
         <w:tc>
@@ -9189,14 +8941,12 @@
                 <w:sz w:val="22"/>
               </w:rPr>
             </w:pPr>
-            <w:proofErr w:type="spellStart"/>
             <w:r>
               <w:rPr>
                 <w:sz w:val="22"/>
               </w:rPr>
               <w:t>刑事附帶民事</w:t>
             </w:r>
-            <w:proofErr w:type="spellEnd"/>
           </w:p>
         </w:tc>
         <w:tc>
@@ -9213,14 +8963,12 @@
                 <w:sz w:val="22"/>
               </w:rPr>
             </w:pPr>
-            <w:proofErr w:type="spellStart"/>
             <w:r>
               <w:rPr>
                 <w:sz w:val="22"/>
               </w:rPr>
               <w:t>BoW</w:t>
             </w:r>
-            <w:proofErr w:type="spellEnd"/>
           </w:p>
         </w:tc>
         <w:tc>
@@ -9311,24 +9059,17 @@
       <w:r>
         <w:t xml:space="preserve"> 6 </w:t>
       </w:r>
-      <w:proofErr w:type="spellStart"/>
       <w:r>
         <w:t>與表</w:t>
       </w:r>
-      <w:proofErr w:type="spellEnd"/>
       <w:r>
         <w:t xml:space="preserve"> 7 </w:t>
       </w:r>
-      <w:proofErr w:type="spellStart"/>
       <w:r>
         <w:t>顯示，在四類案件資料集中，</w:t>
       </w:r>
       <w:r>
-        <w:t>Chi-square</w:t>
-      </w:r>
-      <w:proofErr w:type="spellEnd"/>
-      <w:r>
-        <w:t xml:space="preserve"> + SVM </w:t>
+        <w:t xml:space="preserve">Chi-square + SVM </w:t>
       </w:r>
       <w:r>
         <w:t>的</w:t>
@@ -9336,35 +9077,20 @@
       <w:r>
         <w:t xml:space="preserve"> Macro F1 </w:t>
       </w:r>
-      <w:proofErr w:type="spellStart"/>
       <w:r>
         <w:t>均高於</w:t>
       </w:r>
-      <w:proofErr w:type="spellEnd"/>
-      <w:r>
-        <w:t xml:space="preserve"> Chi-square + MNIR + </w:t>
-      </w:r>
-      <w:proofErr w:type="spellStart"/>
-      <w:r>
-        <w:t>SVM</w:t>
+      <w:r>
+        <w:t xml:space="preserve"> Chi-square + MNIR + SVM</w:t>
       </w:r>
       <w:r>
         <w:t>。此結果表示，在本研究資料、標籤設定、文本前處理與超參數範圍下，</w:t>
       </w:r>
       <w:r>
-        <w:t>MNIR</w:t>
-      </w:r>
-      <w:proofErr w:type="spellEnd"/>
-      <w:r>
-        <w:t xml:space="preserve"> </w:t>
-      </w:r>
-      <w:proofErr w:type="spellStart"/>
-      <w:r>
-        <w:t>監督式特徵轉換未帶來額外分類增益</w:t>
-      </w:r>
-      <w:proofErr w:type="spellEnd"/>
-      <w:r>
-        <w:t>。</w:t>
+        <w:t xml:space="preserve">MNIR </w:t>
+      </w:r>
+      <w:r>
+        <w:t>監督式特徵轉換未帶來額外分類增益。</w:t>
       </w:r>
       <w:r>
         <w:rPr>
@@ -9439,14 +9165,12 @@
         </w:rPr>
         <w:t xml:space="preserve"> Macro F1 </w:t>
       </w:r>
-      <w:proofErr w:type="spellStart"/>
       <w:r>
         <w:rPr>
           <w:b/>
         </w:rPr>
         <w:t>比較</w:t>
       </w:r>
-      <w:proofErr w:type="spellEnd"/>
     </w:p>
     <w:tbl>
       <w:tblPr>
@@ -9495,7 +9219,6 @@
                 <w:sz w:val="22"/>
               </w:rPr>
             </w:pPr>
-            <w:proofErr w:type="spellStart"/>
             <w:r>
               <w:rPr>
                 <w:b/>
@@ -9503,7 +9226,6 @@
               </w:rPr>
               <w:t>資料集</w:t>
             </w:r>
-            <w:proofErr w:type="spellEnd"/>
           </w:p>
         </w:tc>
         <w:tc>
@@ -9538,7 +9260,6 @@
               </w:rPr>
               <w:br/>
             </w:r>
-            <w:proofErr w:type="spellStart"/>
             <w:r>
               <w:rPr>
                 <w:b/>
@@ -9546,7 +9267,6 @@
               </w:rPr>
               <w:t>最佳特徵</w:t>
             </w:r>
-            <w:proofErr w:type="spellEnd"/>
           </w:p>
         </w:tc>
         <w:tc>
@@ -9602,7 +9322,6 @@
               </w:rPr>
               <w:t xml:space="preserve">MNIR </w:t>
             </w:r>
-            <w:proofErr w:type="spellStart"/>
             <w:r>
               <w:rPr>
                 <w:b/>
@@ -9610,7 +9329,6 @@
               </w:rPr>
               <w:t>最佳特徵</w:t>
             </w:r>
-            <w:proofErr w:type="spellEnd"/>
           </w:p>
           <w:p>
             <w:pPr>
@@ -9756,14 +9474,12 @@
                 <w:sz w:val="22"/>
               </w:rPr>
             </w:pPr>
-            <w:proofErr w:type="spellStart"/>
             <w:r>
               <w:rPr>
                 <w:sz w:val="22"/>
               </w:rPr>
               <w:t>行政</w:t>
             </w:r>
-            <w:proofErr w:type="spellEnd"/>
           </w:p>
         </w:tc>
         <w:tc>
@@ -9784,14 +9500,12 @@
                 <w:sz w:val="22"/>
               </w:rPr>
             </w:pPr>
-            <w:proofErr w:type="spellStart"/>
             <w:r>
               <w:rPr>
                 <w:sz w:val="22"/>
               </w:rPr>
               <w:t>BoW</w:t>
             </w:r>
-            <w:proofErr w:type="spellEnd"/>
           </w:p>
         </w:tc>
         <w:tc>
@@ -9838,14 +9552,12 @@
                 <w:sz w:val="22"/>
               </w:rPr>
             </w:pPr>
-            <w:proofErr w:type="spellStart"/>
             <w:r>
               <w:rPr>
                 <w:sz w:val="22"/>
               </w:rPr>
               <w:t>BoW</w:t>
             </w:r>
-            <w:proofErr w:type="spellEnd"/>
           </w:p>
         </w:tc>
         <w:tc>
@@ -9950,14 +9662,12 @@
                 <w:sz w:val="22"/>
               </w:rPr>
             </w:pPr>
-            <w:proofErr w:type="spellStart"/>
             <w:r>
               <w:rPr>
                 <w:sz w:val="22"/>
               </w:rPr>
               <w:t>民事</w:t>
             </w:r>
-            <w:proofErr w:type="spellEnd"/>
           </w:p>
         </w:tc>
         <w:tc>
@@ -10140,14 +9850,12 @@
                 <w:sz w:val="22"/>
               </w:rPr>
             </w:pPr>
-            <w:proofErr w:type="spellStart"/>
             <w:r>
               <w:rPr>
                 <w:sz w:val="22"/>
               </w:rPr>
               <w:t>刑事</w:t>
             </w:r>
-            <w:proofErr w:type="spellEnd"/>
           </w:p>
         </w:tc>
         <w:tc>
@@ -10326,14 +10034,12 @@
                 <w:sz w:val="22"/>
               </w:rPr>
             </w:pPr>
-            <w:proofErr w:type="spellStart"/>
             <w:r>
               <w:rPr>
                 <w:sz w:val="22"/>
               </w:rPr>
               <w:t>刑事附帶民事</w:t>
             </w:r>
-            <w:proofErr w:type="spellEnd"/>
           </w:p>
         </w:tc>
         <w:tc>
@@ -10350,14 +10056,12 @@
                 <w:sz w:val="22"/>
               </w:rPr>
             </w:pPr>
-            <w:proofErr w:type="spellStart"/>
             <w:r>
               <w:rPr>
                 <w:sz w:val="22"/>
               </w:rPr>
               <w:t>BoW</w:t>
             </w:r>
-            <w:proofErr w:type="spellEnd"/>
           </w:p>
         </w:tc>
         <w:tc>
@@ -10655,7 +10359,7 @@
                     <pic:cNvPicPr/>
                   </pic:nvPicPr>
                   <pic:blipFill>
-                    <a:blip r:embed="rId16"/>
+                    <a:blip r:embed="rId10"/>
                     <a:stretch>
                       <a:fillRect/>
                     </a:stretch>
@@ -10764,45 +10468,31 @@
         <w:rPr>
           <w:b/>
         </w:rPr>
-        <w:t xml:space="preserve"> </w:t>
-      </w:r>
-      <w:proofErr w:type="spellStart"/>
+        <w:t xml:space="preserve"> BoW</w:t>
+      </w:r>
       <w:r>
         <w:rPr>
           <w:b/>
         </w:rPr>
-        <w:t>BoW</w:t>
+        <w:t>、</w:t>
       </w:r>
       <w:r>
         <w:rPr>
           <w:b/>
         </w:rPr>
+        <w:t>TF</w:t>
+      </w:r>
+      <w:r>
+        <w:rPr>
+          <w:b/>
+        </w:rPr>
         <w:t>、</w:t>
       </w:r>
       <w:r>
         <w:rPr>
           <w:b/>
         </w:rPr>
-        <w:t>TF</w:t>
-      </w:r>
-      <w:r>
-        <w:rPr>
-          <w:b/>
-        </w:rPr>
-        <w:t>、</w:t>
-      </w:r>
-      <w:r>
-        <w:rPr>
-          <w:b/>
-        </w:rPr>
-        <w:t>TF-IDF</w:t>
-      </w:r>
-      <w:proofErr w:type="spellEnd"/>
-      <w:r>
-        <w:rPr>
-          <w:b/>
-        </w:rPr>
-        <w:t xml:space="preserve"> </w:t>
+        <w:t xml:space="preserve">TF-IDF </w:t>
       </w:r>
       <w:r>
         <w:rPr>
@@ -10861,7 +10551,6 @@
                 <w:sz w:val="22"/>
               </w:rPr>
             </w:pPr>
-            <w:proofErr w:type="spellStart"/>
             <w:r>
               <w:rPr>
                 <w:b/>
@@ -10869,7 +10558,6 @@
               </w:rPr>
               <w:t>資料集</w:t>
             </w:r>
-            <w:proofErr w:type="spellEnd"/>
           </w:p>
         </w:tc>
         <w:tc>
@@ -10890,7 +10578,6 @@
                 <w:sz w:val="22"/>
               </w:rPr>
             </w:pPr>
-            <w:proofErr w:type="spellStart"/>
             <w:r>
               <w:rPr>
                 <w:b/>
@@ -10898,7 +10585,6 @@
               </w:rPr>
               <w:t>BoW</w:t>
             </w:r>
-            <w:proofErr w:type="spellEnd"/>
           </w:p>
         </w:tc>
         <w:tc>
@@ -10979,14 +10665,12 @@
                 <w:sz w:val="22"/>
               </w:rPr>
             </w:pPr>
-            <w:proofErr w:type="spellStart"/>
             <w:r>
               <w:rPr>
                 <w:sz w:val="22"/>
               </w:rPr>
               <w:t>行政</w:t>
             </w:r>
-            <w:proofErr w:type="spellEnd"/>
           </w:p>
         </w:tc>
         <w:tc>
@@ -11091,14 +10775,12 @@
                 <w:sz w:val="22"/>
               </w:rPr>
             </w:pPr>
-            <w:proofErr w:type="spellStart"/>
             <w:r>
               <w:rPr>
                 <w:sz w:val="22"/>
               </w:rPr>
               <w:t>民事</w:t>
             </w:r>
-            <w:proofErr w:type="spellEnd"/>
           </w:p>
         </w:tc>
         <w:tc>
@@ -11203,14 +10885,12 @@
                 <w:sz w:val="22"/>
               </w:rPr>
             </w:pPr>
-            <w:proofErr w:type="spellStart"/>
             <w:r>
               <w:rPr>
                 <w:sz w:val="22"/>
               </w:rPr>
               <w:t>刑事</w:t>
             </w:r>
-            <w:proofErr w:type="spellEnd"/>
           </w:p>
         </w:tc>
         <w:tc>
@@ -11311,14 +10991,12 @@
                 <w:sz w:val="22"/>
               </w:rPr>
             </w:pPr>
-            <w:proofErr w:type="spellStart"/>
             <w:r>
               <w:rPr>
                 <w:sz w:val="22"/>
               </w:rPr>
               <w:t>刑事附帶民事</w:t>
             </w:r>
-            <w:proofErr w:type="spellEnd"/>
           </w:p>
         </w:tc>
         <w:tc>
@@ -11421,14 +11099,12 @@
         </w:rPr>
         <w:t>顯示，</w:t>
       </w:r>
-      <w:proofErr w:type="spellStart"/>
       <w:r>
         <w:rPr>
           <w:lang w:eastAsia="zh-TW"/>
         </w:rPr>
         <w:t>BoW</w:t>
       </w:r>
-      <w:proofErr w:type="spellEnd"/>
       <w:r>
         <w:rPr>
           <w:lang w:eastAsia="zh-TW"/>
@@ -11459,19 +11135,11 @@
         </w:rPr>
         <w:t>並無單一方法在所有案件類型中皆為最佳。行政案件與刑事附帶民事案件中，</w:t>
       </w:r>
-      <w:proofErr w:type="spellStart"/>
-      <w:r>
-        <w:rPr>
-          <w:lang w:eastAsia="zh-TW"/>
-        </w:rPr>
-        <w:t>BoW</w:t>
-      </w:r>
-      <w:proofErr w:type="spellEnd"/>
-      <w:r>
-        <w:rPr>
-          <w:lang w:eastAsia="zh-TW"/>
-        </w:rPr>
-        <w:t xml:space="preserve"> </w:t>
+      <w:r>
+        <w:rPr>
+          <w:lang w:eastAsia="zh-TW"/>
+        </w:rPr>
+        <w:t xml:space="preserve">BoW </w:t>
       </w:r>
       <w:r>
         <w:rPr>
@@ -11503,19 +11171,11 @@
         </w:rPr>
         <w:t>表現較佳。此結果說明，法律文本分類不宜預設單一文字特徵或模型流程可適用所有案件。若分類訊號主要來自特定法律用語或程序用語是否出現，</w:t>
       </w:r>
-      <w:proofErr w:type="spellStart"/>
-      <w:r>
-        <w:rPr>
-          <w:lang w:eastAsia="zh-TW"/>
-        </w:rPr>
-        <w:t>BoW</w:t>
-      </w:r>
-      <w:proofErr w:type="spellEnd"/>
-      <w:r>
-        <w:rPr>
-          <w:lang w:eastAsia="zh-TW"/>
-        </w:rPr>
-        <w:t xml:space="preserve"> </w:t>
+      <w:r>
+        <w:rPr>
+          <w:lang w:eastAsia="zh-TW"/>
+        </w:rPr>
+        <w:t xml:space="preserve">BoW </w:t>
       </w:r>
       <w:r>
         <w:rPr>
@@ -11574,7 +11234,7 @@
                     <pic:cNvPicPr/>
                   </pic:nvPicPr>
                   <pic:blipFill>
-                    <a:blip r:embed="rId17"/>
+                    <a:blip r:embed="rId11"/>
                     <a:stretch>
                       <a:fillRect/>
                     </a:stretch>
@@ -11658,21 +11318,7 @@
         <w:rPr>
           <w:lang w:eastAsia="zh-TW"/>
         </w:rPr>
-        <w:t xml:space="preserve"> </w:t>
-      </w:r>
-      <w:proofErr w:type="spellStart"/>
-      <w:r>
-        <w:rPr>
-          <w:lang w:eastAsia="zh-TW"/>
-        </w:rPr>
-        <w:t>BoW</w:t>
-      </w:r>
-      <w:proofErr w:type="spellEnd"/>
-      <w:r>
-        <w:rPr>
-          <w:lang w:eastAsia="zh-TW"/>
-        </w:rPr>
-        <w:t xml:space="preserve"> </w:t>
+        <w:t xml:space="preserve"> BoW </w:t>
       </w:r>
       <w:r>
         <w:rPr>
@@ -11684,21 +11330,7 @@
         <w:rPr>
           <w:lang w:eastAsia="zh-TW"/>
         </w:rPr>
-        <w:t xml:space="preserve"> </w:t>
-      </w:r>
-      <w:proofErr w:type="spellStart"/>
-      <w:r>
-        <w:rPr>
-          <w:lang w:eastAsia="zh-TW"/>
-        </w:rPr>
-        <w:t>BoW</w:t>
-      </w:r>
-      <w:proofErr w:type="spellEnd"/>
-      <w:r>
-        <w:rPr>
-          <w:lang w:eastAsia="zh-TW"/>
-        </w:rPr>
-        <w:t xml:space="preserve"> </w:t>
+        <w:t xml:space="preserve"> BoW </w:t>
       </w:r>
       <w:r>
         <w:rPr>
@@ -11806,21 +11438,7 @@
         <w:rPr>
           <w:lang w:eastAsia="zh-TW"/>
         </w:rPr>
-        <w:t xml:space="preserve"> </w:t>
-      </w:r>
-      <w:proofErr w:type="spellStart"/>
-      <w:r>
-        <w:rPr>
-          <w:lang w:eastAsia="zh-TW"/>
-        </w:rPr>
-        <w:t>BoW</w:t>
-      </w:r>
-      <w:proofErr w:type="spellEnd"/>
-      <w:r>
-        <w:rPr>
-          <w:lang w:eastAsia="zh-TW"/>
-        </w:rPr>
-        <w:t xml:space="preserve"> </w:t>
+        <w:t xml:space="preserve"> BoW </w:t>
       </w:r>
       <w:r>
         <w:rPr>
@@ -11840,19 +11458,11 @@
         </w:rPr>
         <w:t>類別樣本極少，故解讀上應更謹慎。此類案件同時包含刑事程序與民事賠償請求，其文本中可能出現較明確的責任與損害語彙。</w:t>
       </w:r>
-      <w:proofErr w:type="spellStart"/>
-      <w:r>
-        <w:rPr>
-          <w:lang w:eastAsia="zh-TW"/>
-        </w:rPr>
-        <w:t>BoW</w:t>
-      </w:r>
-      <w:proofErr w:type="spellEnd"/>
-      <w:r>
-        <w:rPr>
-          <w:lang w:eastAsia="zh-TW"/>
-        </w:rPr>
-        <w:t xml:space="preserve"> </w:t>
+      <w:r>
+        <w:rPr>
+          <w:lang w:eastAsia="zh-TW"/>
+        </w:rPr>
+        <w:t xml:space="preserve">BoW </w:t>
       </w:r>
       <w:r>
         <w:rPr>
@@ -11895,28 +11505,24 @@
         </w:rPr>
         <w:t xml:space="preserve"> 10 </w:t>
       </w:r>
-      <w:proofErr w:type="spellStart"/>
       <w:r>
         <w:rPr>
           <w:b/>
         </w:rPr>
         <w:t>民事案件最佳</w:t>
       </w:r>
-      <w:proofErr w:type="spellEnd"/>
       <w:r>
         <w:rPr>
           <w:b/>
         </w:rPr>
         <w:t xml:space="preserve"> Chi-square + SVM </w:t>
       </w:r>
-      <w:proofErr w:type="spellStart"/>
       <w:r>
         <w:rPr>
           <w:b/>
         </w:rPr>
         <w:t>模型之測試集混淆矩陣</w:t>
       </w:r>
-      <w:proofErr w:type="spellEnd"/>
     </w:p>
     <w:tbl>
       <w:tblPr>
@@ -11963,7 +11569,6 @@
                 <w:sz w:val="22"/>
               </w:rPr>
             </w:pPr>
-            <w:proofErr w:type="spellStart"/>
             <w:r>
               <w:rPr>
                 <w:bCs/>
@@ -11971,7 +11576,6 @@
               </w:rPr>
               <w:t>實際</w:t>
             </w:r>
-            <w:proofErr w:type="spellEnd"/>
             <w:r>
               <w:rPr>
                 <w:bCs/>
@@ -11979,7 +11583,6 @@
               </w:rPr>
               <w:t>\</w:t>
             </w:r>
-            <w:proofErr w:type="spellStart"/>
             <w:r>
               <w:rPr>
                 <w:bCs/>
@@ -11987,7 +11590,6 @@
               </w:rPr>
               <w:t>預測</w:t>
             </w:r>
-            <w:proofErr w:type="spellEnd"/>
           </w:p>
         </w:tc>
         <w:tc>
@@ -12438,42 +12040,36 @@
         </w:rPr>
         <w:t xml:space="preserve"> 11 </w:t>
       </w:r>
-      <w:proofErr w:type="spellStart"/>
       <w:r>
         <w:rPr>
           <w:b/>
         </w:rPr>
         <w:t>各資料集最佳</w:t>
       </w:r>
-      <w:proofErr w:type="spellEnd"/>
       <w:r>
         <w:rPr>
           <w:b/>
         </w:rPr>
         <w:t xml:space="preserve"> Chi-square + SVM </w:t>
       </w:r>
-      <w:proofErr w:type="spellStart"/>
       <w:r>
         <w:rPr>
           <w:b/>
         </w:rPr>
         <w:t>模型之類別</w:t>
       </w:r>
-      <w:proofErr w:type="spellEnd"/>
       <w:r>
         <w:rPr>
           <w:b/>
         </w:rPr>
         <w:t xml:space="preserve"> F1 </w:t>
       </w:r>
-      <w:proofErr w:type="spellStart"/>
       <w:r>
         <w:rPr>
           <w:b/>
         </w:rPr>
         <w:t>摘要</w:t>
       </w:r>
-      <w:proofErr w:type="spellEnd"/>
     </w:p>
     <w:tbl>
       <w:tblPr>
@@ -12520,7 +12116,6 @@
                 <w:sz w:val="22"/>
               </w:rPr>
             </w:pPr>
-            <w:proofErr w:type="spellStart"/>
             <w:r>
               <w:rPr>
                 <w:b/>
@@ -12528,7 +12123,6 @@
               </w:rPr>
               <w:t>資料集</w:t>
             </w:r>
-            <w:proofErr w:type="spellEnd"/>
           </w:p>
         </w:tc>
         <w:tc>
@@ -12663,14 +12257,12 @@
                 <w:sz w:val="22"/>
               </w:rPr>
             </w:pPr>
-            <w:proofErr w:type="spellStart"/>
             <w:r>
               <w:rPr>
                 <w:sz w:val="22"/>
               </w:rPr>
               <w:t>行政</w:t>
             </w:r>
-            <w:proofErr w:type="spellEnd"/>
           </w:p>
         </w:tc>
         <w:tc>
@@ -12801,14 +12393,12 @@
                 <w:sz w:val="22"/>
               </w:rPr>
             </w:pPr>
-            <w:proofErr w:type="spellStart"/>
             <w:r>
               <w:rPr>
                 <w:sz w:val="22"/>
               </w:rPr>
               <w:t>民事</w:t>
             </w:r>
-            <w:proofErr w:type="spellEnd"/>
           </w:p>
         </w:tc>
         <w:tc>
@@ -12939,14 +12529,12 @@
                 <w:sz w:val="22"/>
               </w:rPr>
             </w:pPr>
-            <w:proofErr w:type="spellStart"/>
             <w:r>
               <w:rPr>
                 <w:sz w:val="22"/>
               </w:rPr>
               <w:t>刑事</w:t>
             </w:r>
-            <w:proofErr w:type="spellEnd"/>
           </w:p>
         </w:tc>
         <w:tc>
@@ -13073,14 +12661,12 @@
                 <w:sz w:val="22"/>
               </w:rPr>
             </w:pPr>
-            <w:proofErr w:type="spellStart"/>
             <w:r>
               <w:rPr>
                 <w:sz w:val="22"/>
               </w:rPr>
               <w:t>刑事附帶民事</w:t>
             </w:r>
-            <w:proofErr w:type="spellEnd"/>
           </w:p>
         </w:tc>
         <w:tc>
@@ -13196,28 +12782,24 @@
         </w:rPr>
         <w:t xml:space="preserve"> 12 </w:t>
       </w:r>
-      <w:proofErr w:type="spellStart"/>
       <w:r>
         <w:rPr>
           <w:b/>
         </w:rPr>
         <w:t>民事案件最佳</w:t>
       </w:r>
-      <w:proofErr w:type="spellEnd"/>
       <w:r>
         <w:rPr>
           <w:b/>
         </w:rPr>
         <w:t xml:space="preserve"> Chi-square + SVM </w:t>
       </w:r>
-      <w:proofErr w:type="spellStart"/>
       <w:r>
         <w:rPr>
           <w:b/>
         </w:rPr>
         <w:t>模型之分類報告</w:t>
       </w:r>
-      <w:proofErr w:type="spellEnd"/>
     </w:p>
     <w:tbl>
       <w:tblPr>
@@ -13264,7 +12846,6 @@
                 <w:sz w:val="22"/>
               </w:rPr>
             </w:pPr>
-            <w:proofErr w:type="spellStart"/>
             <w:r>
               <w:rPr>
                 <w:b/>
@@ -13272,7 +12853,6 @@
               </w:rPr>
               <w:t>類別</w:t>
             </w:r>
-            <w:proofErr w:type="spellEnd"/>
           </w:p>
         </w:tc>
         <w:tc>
@@ -14235,19 +13815,15 @@
           <w:lang w:eastAsia="zh-TW"/>
         </w:rPr>
       </w:pPr>
-      <w:proofErr w:type="spellStart"/>
       <w:r>
         <w:t>從模型評估角度來看，民事案件的</w:t>
       </w:r>
-      <w:proofErr w:type="spellEnd"/>
       <w:r>
         <w:t xml:space="preserve"> weighted avg F1 </w:t>
       </w:r>
-      <w:proofErr w:type="spellStart"/>
       <w:r>
         <w:t>高於</w:t>
       </w:r>
-      <w:proofErr w:type="spellEnd"/>
       <w:r>
         <w:t xml:space="preserve"> macro avg F1</w:t>
       </w:r>
@@ -14257,11 +13833,9 @@
       <w:r>
         <w:t xml:space="preserve"> Lose </w:t>
       </w:r>
-      <w:proofErr w:type="spellStart"/>
       <w:r>
         <w:t>類別支撐。若僅呈現</w:t>
       </w:r>
-      <w:proofErr w:type="spellEnd"/>
       <w:r>
         <w:t xml:space="preserve"> Accuracy </w:t>
       </w:r>
@@ -14269,24 +13843,17 @@
         <w:t>或</w:t>
       </w:r>
       <w:r>
-        <w:t xml:space="preserve"> weighted </w:t>
-      </w:r>
-      <w:proofErr w:type="spellStart"/>
-      <w:r>
-        <w:t>avg</w:t>
+        <w:t xml:space="preserve"> weighted avg</w:t>
       </w:r>
       <w:r>
         <w:t>，容易忽略</w:t>
       </w:r>
-      <w:proofErr w:type="spellEnd"/>
       <w:r>
         <w:t xml:space="preserve"> Win </w:t>
       </w:r>
-      <w:proofErr w:type="spellStart"/>
       <w:r>
         <w:t>類別</w:t>
       </w:r>
-      <w:proofErr w:type="spellEnd"/>
       <w:r>
         <w:t xml:space="preserve"> recall </w:t>
       </w:r>
@@ -14296,13 +13863,8 @@
       <w:r>
         <w:t xml:space="preserve"> 0.081 </w:t>
       </w:r>
-      <w:proofErr w:type="spellStart"/>
-      <w:r>
-        <w:t>的問題</w:t>
-      </w:r>
-      <w:proofErr w:type="spellEnd"/>
-      <w:r>
-        <w:t>。</w:t>
+      <w:r>
+        <w:t>的問題。</w:t>
       </w:r>
       <w:r>
         <w:rPr>
@@ -14523,21 +14085,7 @@
         <w:rPr>
           <w:lang w:eastAsia="zh-TW"/>
         </w:rPr>
-        <w:t xml:space="preserve"> </w:t>
-      </w:r>
-      <w:proofErr w:type="spellStart"/>
-      <w:r>
-        <w:rPr>
-          <w:lang w:eastAsia="zh-TW"/>
-        </w:rPr>
-        <w:t>BoW</w:t>
-      </w:r>
-      <w:proofErr w:type="spellEnd"/>
-      <w:r>
-        <w:rPr>
-          <w:lang w:eastAsia="zh-TW"/>
-        </w:rPr>
-        <w:t xml:space="preserve"> </w:t>
+        <w:t xml:space="preserve"> BoW </w:t>
       </w:r>
       <w:r>
         <w:rPr>
@@ -14860,14 +14408,12 @@
                 <w:sz w:val="22"/>
               </w:rPr>
             </w:pPr>
-            <w:proofErr w:type="spellStart"/>
             <w:r>
               <w:rPr>
                 <w:sz w:val="22"/>
               </w:rPr>
               <w:t>使用情境</w:t>
             </w:r>
-            <w:proofErr w:type="spellEnd"/>
           </w:p>
         </w:tc>
         <w:tc>
@@ -14889,14 +14435,12 @@
                 <w:sz w:val="22"/>
               </w:rPr>
             </w:pPr>
-            <w:proofErr w:type="spellStart"/>
             <w:r>
               <w:rPr>
                 <w:sz w:val="22"/>
               </w:rPr>
               <w:t>建議方法</w:t>
             </w:r>
-            <w:proofErr w:type="spellEnd"/>
           </w:p>
         </w:tc>
         <w:tc>
@@ -14918,14 +14462,12 @@
                 <w:sz w:val="22"/>
               </w:rPr>
             </w:pPr>
-            <w:proofErr w:type="spellStart"/>
             <w:r>
               <w:rPr>
                 <w:sz w:val="22"/>
               </w:rPr>
               <w:t>理由</w:t>
             </w:r>
-            <w:proofErr w:type="spellEnd"/>
           </w:p>
         </w:tc>
       </w:tr>
@@ -14953,14 +14495,12 @@
                 <w:sz w:val="22"/>
               </w:rPr>
             </w:pPr>
-            <w:proofErr w:type="spellStart"/>
             <w:r>
               <w:rPr>
                 <w:sz w:val="22"/>
               </w:rPr>
               <w:t>行政案件分類</w:t>
             </w:r>
-            <w:proofErr w:type="spellEnd"/>
           </w:p>
         </w:tc>
         <w:tc>
@@ -14982,19 +14522,11 @@
                 <w:sz w:val="22"/>
               </w:rPr>
             </w:pPr>
-            <w:proofErr w:type="spellStart"/>
             <w:r>
               <w:rPr>
                 <w:sz w:val="22"/>
               </w:rPr>
-              <w:t>BoW</w:t>
-            </w:r>
-            <w:proofErr w:type="spellEnd"/>
-            <w:r>
-              <w:rPr>
-                <w:sz w:val="22"/>
-              </w:rPr>
-              <w:t xml:space="preserve"> + Chi-square + SVM</w:t>
+              <w:t>BoW + Chi-square + SVM</w:t>
             </w:r>
           </w:p>
         </w:tc>
@@ -15044,23 +14576,7 @@
                 <w:sz w:val="22"/>
                 <w:lang w:eastAsia="zh-TW"/>
               </w:rPr>
-              <w:t xml:space="preserve"> </w:t>
-            </w:r>
-            <w:proofErr w:type="spellStart"/>
-            <w:r>
-              <w:rPr>
-                <w:sz w:val="22"/>
-                <w:lang w:eastAsia="zh-TW"/>
-              </w:rPr>
-              <w:t>BoW</w:t>
-            </w:r>
-            <w:proofErr w:type="spellEnd"/>
-            <w:r>
-              <w:rPr>
-                <w:sz w:val="22"/>
-                <w:lang w:eastAsia="zh-TW"/>
-              </w:rPr>
-              <w:t xml:space="preserve"> </w:t>
+              <w:t xml:space="preserve"> BoW </w:t>
             </w:r>
             <w:r>
               <w:rPr>
@@ -15110,14 +14626,12 @@
                 <w:sz w:val="22"/>
               </w:rPr>
             </w:pPr>
-            <w:proofErr w:type="spellStart"/>
             <w:r>
               <w:rPr>
                 <w:sz w:val="22"/>
               </w:rPr>
               <w:t>民事案件分類</w:t>
             </w:r>
-            <w:proofErr w:type="spellEnd"/>
           </w:p>
         </w:tc>
         <w:tc>
@@ -15243,14 +14757,12 @@
                 <w:sz w:val="22"/>
               </w:rPr>
             </w:pPr>
-            <w:proofErr w:type="spellStart"/>
             <w:r>
               <w:rPr>
                 <w:sz w:val="22"/>
               </w:rPr>
               <w:t>刑事案件分類</w:t>
             </w:r>
-            <w:proofErr w:type="spellEnd"/>
           </w:p>
         </w:tc>
         <w:tc>
@@ -15397,19 +14909,11 @@
                 <w:sz w:val="22"/>
               </w:rPr>
             </w:pPr>
-            <w:proofErr w:type="spellStart"/>
             <w:r>
               <w:rPr>
                 <w:sz w:val="22"/>
               </w:rPr>
-              <w:t>BoW</w:t>
-            </w:r>
-            <w:proofErr w:type="spellEnd"/>
-            <w:r>
-              <w:rPr>
-                <w:sz w:val="22"/>
-              </w:rPr>
-              <w:t xml:space="preserve"> + Chi-square + SVM</w:t>
+              <w:t>BoW + Chi-square + SVM</w:t>
             </w:r>
           </w:p>
         </w:tc>
@@ -15455,23 +14959,7 @@
                 <w:sz w:val="22"/>
                 <w:lang w:eastAsia="zh-TW"/>
               </w:rPr>
-              <w:t xml:space="preserve"> </w:t>
-            </w:r>
-            <w:proofErr w:type="spellStart"/>
-            <w:r>
-              <w:rPr>
-                <w:sz w:val="22"/>
-                <w:lang w:eastAsia="zh-TW"/>
-              </w:rPr>
-              <w:t>BoW</w:t>
-            </w:r>
-            <w:proofErr w:type="spellEnd"/>
-            <w:r>
-              <w:rPr>
-                <w:sz w:val="22"/>
-                <w:lang w:eastAsia="zh-TW"/>
-              </w:rPr>
-              <w:t xml:space="preserve"> </w:t>
+              <w:t xml:space="preserve"> BoW </w:t>
             </w:r>
             <w:r>
               <w:rPr>
@@ -15519,6 +15007,7 @@
           <w:sz w:val="28"/>
           <w:lang w:eastAsia="zh-TW"/>
         </w:rPr>
+        <w:lastRenderedPageBreak/>
         <w:t>三、研究限制與後續建議</w:t>
       </w:r>
     </w:p>
@@ -15535,7 +15024,6 @@
         <w:rPr>
           <w:lang w:eastAsia="zh-TW"/>
         </w:rPr>
-        <w:lastRenderedPageBreak/>
         <w:t>本研究仍有若干限制。第一，雖已移除明顯裁判結果詞彙，但仍無法完全排除文本中的間接結果線索；此外，</w:t>
       </w:r>
       <w:r>
@@ -15586,14 +15074,12 @@
         </w:rPr>
         <w:t>類別內部異質性高，可能包含多種法律與事實型態。第四，本文主要以裁判書全文作為模型輸入，尚未完整分離案件事實、當事人主張、法院理由與主文。第五，</w:t>
       </w:r>
-      <w:proofErr w:type="spellStart"/>
       <w:r>
         <w:rPr>
           <w:lang w:eastAsia="zh-TW"/>
         </w:rPr>
         <w:t>BoW</w:t>
       </w:r>
-      <w:proofErr w:type="spellEnd"/>
       <w:r>
         <w:rPr>
           <w:lang w:eastAsia="zh-TW"/>
@@ -15700,81 +15186,94 @@
       </w:pPr>
       <w:r>
         <w:rPr>
+          <w:rFonts w:hint="eastAsia"/>
           <w:lang w:eastAsia="zh-TW"/>
         </w:rPr>
         <w:t>後續研究可朝三個方向發展。第一，強化模型可解釋性，進一步檢視高卡方詞彙、</w:t>
       </w:r>
       <w:r>
         <w:rPr>
+          <w:rFonts w:hint="eastAsia"/>
           <w:lang w:eastAsia="zh-TW"/>
         </w:rPr>
         <w:t xml:space="preserve">SVM </w:t>
       </w:r>
       <w:r>
         <w:rPr>
+          <w:rFonts w:hint="eastAsia"/>
           <w:lang w:eastAsia="zh-TW"/>
         </w:rPr>
         <w:t>權重、</w:t>
       </w:r>
       <w:r>
         <w:rPr>
+          <w:rFonts w:hint="eastAsia"/>
           <w:lang w:eastAsia="zh-TW"/>
         </w:rPr>
         <w:t xml:space="preserve">MNIR loading </w:t>
       </w:r>
       <w:r>
         <w:rPr>
+          <w:rFonts w:hint="eastAsia"/>
           <w:lang w:eastAsia="zh-TW"/>
         </w:rPr>
         <w:t>與錯誤案例，以確認模型是否捕捉法律爭點、請求類型或裁判理由，而非僅學習表面詞彙關聯。第二，改善少數類別辨識，可導入類別權重、過度抽樣、欠抽樣或更細緻的標籤設計，並以</w:t>
       </w:r>
       <w:r>
         <w:rPr>
+          <w:rFonts w:hint="eastAsia"/>
           <w:lang w:eastAsia="zh-TW"/>
         </w:rPr>
         <w:t xml:space="preserve"> Macro F1</w:t>
       </w:r>
       <w:r>
         <w:rPr>
+          <w:rFonts w:hint="eastAsia"/>
           <w:lang w:eastAsia="zh-TW"/>
         </w:rPr>
         <w:t>、各類別</w:t>
       </w:r>
       <w:r>
         <w:rPr>
+          <w:rFonts w:hint="eastAsia"/>
           <w:lang w:eastAsia="zh-TW"/>
         </w:rPr>
         <w:t xml:space="preserve"> F1-score </w:t>
       </w:r>
       <w:r>
         <w:rPr>
+          <w:rFonts w:hint="eastAsia"/>
           <w:lang w:eastAsia="zh-TW"/>
         </w:rPr>
         <w:t>與混淆矩陣檢驗是否真正改善</w:t>
       </w:r>
       <w:r>
         <w:rPr>
+          <w:rFonts w:hint="eastAsia"/>
           <w:lang w:eastAsia="zh-TW"/>
         </w:rPr>
         <w:t xml:space="preserve"> Mixed </w:t>
       </w:r>
       <w:r>
         <w:rPr>
+          <w:rFonts w:hint="eastAsia"/>
           <w:lang w:eastAsia="zh-TW"/>
         </w:rPr>
         <w:t>與</w:t>
       </w:r>
       <w:r>
         <w:rPr>
+          <w:rFonts w:hint="eastAsia"/>
           <w:lang w:eastAsia="zh-TW"/>
         </w:rPr>
         <w:t xml:space="preserve"> Win </w:t>
       </w:r>
       <w:r>
         <w:rPr>
-          <w:lang w:eastAsia="zh-TW"/>
-        </w:rPr>
-        <w:t>類別表現。第三，進一步區分裁判書段落，檢驗模型究竟依賴事實、理由或主文附近文字。</w:t>
+          <w:rFonts w:hint="eastAsia"/>
+          <w:lang w:eastAsia="zh-TW"/>
+        </w:rPr>
+        <w:t>類別表現。第三，進一步比較主文、事實、理由與當事人主張等不同段落，確認哪些文本資訊對裁判結果分類最具影響。段落層次的分析可降低資料洩漏疑慮，並提升模型結果的法律可解釋性。舉例而言，若僅使用事實段落仍能維持一定分類表現，較能接近事前風險評估的應用情境；若法院理由段落具有較高分類效果，則可進一步分析裁判理由中與結果相關的語彙結構。透過比較不同段落的模型表現，後續研究可更清楚判斷模型究竟依賴案件事實、當事人主張、法院理由，或主文附近文字進行分類。</w:t>
       </w:r>
     </w:p>
     <w:p>
@@ -15790,7 +15289,7 @@
         <w:rPr>
           <w:lang w:eastAsia="zh-TW"/>
         </w:rPr>
-        <w:t>在資料建構方面，後續研究亦可進一步區分裁判書段落。若能將主文、事實及理由、當事人主張與法院判斷分開建模，即可更精確回答模型究竟依賴何種文本資訊。舉例而言，僅使用事實段落可較接近事前風險評估情境；使用法院理由則可分析裁判理由中與結果相關的語彙結構；比較不同段落的模型表現，亦有助於判斷模型是否過度依賴結果附近文字。此一方向可降低資料洩漏疑慮，並提升法律解釋上的可讀性。</w:t>
+        <w:t>在模型應用方面，本文建議將分類結果定位為研究輔助，而非個案法律判斷。模型可協助研究者從大量裁判書中快速掌握案件分布、初步篩選可能具有特定結果特徵的案件，或作為後續人工編碼的前置工具。然而，智慧財產權案件的勝敗常取決於技術事實、權利範圍、證據品質與法院對具體爭點的判斷。文字分類模型即使能捕捉統計關聯，也不等同於理解個案法律理由。因此，任何實務使用皆應保留人工審查與專業判斷。</w:t>
       </w:r>
     </w:p>
     <w:p>
@@ -15806,22 +15305,6 @@
         <w:rPr>
           <w:lang w:eastAsia="zh-TW"/>
         </w:rPr>
-        <w:t>在模型應用方面，本文建議將分類結果定位為研究輔助，而非個案法律判斷。模型可協助研究者從大量裁判書中快速掌握案件分布、初步篩選可能具有特定結果特徵的案件，或作為後續人工編碼的前置工具。然而，智慧財產權案件的勝敗常取決於技術事實、權利範圍、證據品質與法院對具體爭點的判斷。文字分類模型即使能捕捉統計關聯，也不等同於理解個案法律理由。因此，任何實務使用皆應保留人工審查與專業判斷。</w:t>
-      </w:r>
-    </w:p>
-    <w:p>
-      <w:pPr>
-        <w:spacing w:after="120" w:line="240" w:lineRule="auto"/>
-        <w:ind w:firstLine="482"/>
-        <w:jc w:val="both"/>
-        <w:rPr>
-          <w:lang w:eastAsia="zh-TW"/>
-        </w:rPr>
-      </w:pPr>
-      <w:r>
-        <w:rPr>
-          <w:lang w:eastAsia="zh-TW"/>
-        </w:rPr>
         <w:t>整體而言，本研究證實臺灣智慧財產權判決文本中存在可供機器學習模型辨識的文字訊號，也顯示傳統文字特徵結合</w:t>
       </w:r>
       <w:r>
@@ -16011,6 +15494,7 @@
         <w:rPr>
           <w:lang w:eastAsia="zh-TW"/>
         </w:rPr>
+        <w:lastRenderedPageBreak/>
         <w:t>張添榜、王立達與劉尚志。</w:t>
       </w:r>
       <w:r>
@@ -16075,7 +15559,6 @@
         <w:rPr>
           <w:lang w:eastAsia="zh-TW"/>
         </w:rPr>
-        <w:lastRenderedPageBreak/>
         <w:t>陳秉訓。</w:t>
       </w:r>
       <w:r>
@@ -16152,37 +15635,8 @@
         <w:ind w:left="482" w:hanging="482"/>
         <w:jc w:val="both"/>
       </w:pPr>
-      <w:proofErr w:type="spellStart"/>
-      <w:r>
-        <w:t>Aletras</w:t>
-      </w:r>
-      <w:proofErr w:type="spellEnd"/>
-      <w:r>
-        <w:t xml:space="preserve">, N., </w:t>
-      </w:r>
-      <w:proofErr w:type="spellStart"/>
-      <w:r>
-        <w:t>Tsarapatsanis</w:t>
-      </w:r>
-      <w:proofErr w:type="spellEnd"/>
-      <w:r>
-        <w:t xml:space="preserve">, D., </w:t>
-      </w:r>
-      <w:proofErr w:type="spellStart"/>
-      <w:r>
-        <w:t>Preotiuc</w:t>
-      </w:r>
-      <w:proofErr w:type="spellEnd"/>
-      <w:r>
-        <w:t xml:space="preserve">-Pietro, D., &amp; Lampos, V. 2016. Predicting judicial decisions of the European Court of Human Rights: A natural language processing perspective. </w:t>
-      </w:r>
-      <w:proofErr w:type="spellStart"/>
-      <w:r>
-        <w:t>PeerJ</w:t>
-      </w:r>
-      <w:proofErr w:type="spellEnd"/>
-      <w:r>
-        <w:t xml:space="preserve"> Computer Science, 2: e93.</w:t>
+      <w:r>
+        <w:t>Aletras, N., Tsarapatsanis, D., Preotiuc-Pietro, D., &amp; Lampos, V. 2016. Predicting judicial decisions of the European Court of Human Rights: A natural language processing perspective. PeerJ Computer Science, 2: e93.</w:t>
       </w:r>
     </w:p>
     <w:p>
@@ -16191,29 +15645,8 @@
         <w:ind w:left="482" w:hanging="482"/>
         <w:jc w:val="both"/>
       </w:pPr>
-      <w:proofErr w:type="spellStart"/>
-      <w:r>
-        <w:t>Alghazzawi</w:t>
-      </w:r>
-      <w:proofErr w:type="spellEnd"/>
-      <w:r>
-        <w:t xml:space="preserve">, D., </w:t>
-      </w:r>
-      <w:proofErr w:type="spellStart"/>
-      <w:r>
-        <w:t>Bamasag</w:t>
-      </w:r>
-      <w:proofErr w:type="spellEnd"/>
-      <w:r>
-        <w:t xml:space="preserve">, O., </w:t>
-      </w:r>
-      <w:proofErr w:type="spellStart"/>
-      <w:r>
-        <w:t>Albeshri</w:t>
-      </w:r>
-      <w:proofErr w:type="spellEnd"/>
-      <w:r>
-        <w:t>, A., Sana, I., Ullah, H., &amp; Asghar, M. Z. 2022. Efficient prediction of court judgments using an LSTM+CNN neural network model with an optimal feature set. Mathematics, 10(5): 683.</w:t>
+      <w:r>
+        <w:t>Alghazzawi, D., Bamasag, O., Albeshri, A., Sana, I., Ullah, H., &amp; Asghar, M. Z. 2022. Efficient prediction of court judgments using an LSTM+CNN neural network model with an optimal feature set. Mathematics, 10(5): 683.</w:t>
       </w:r>
     </w:p>
     <w:p>
@@ -16222,21 +15655,8 @@
         <w:ind w:left="482" w:hanging="482"/>
         <w:jc w:val="both"/>
       </w:pPr>
-      <w:proofErr w:type="spellStart"/>
-      <w:r>
-        <w:t>Ariai</w:t>
-      </w:r>
-      <w:proofErr w:type="spellEnd"/>
-      <w:r>
-        <w:t xml:space="preserve">, F., Mackenzie, J., &amp; </w:t>
-      </w:r>
-      <w:proofErr w:type="spellStart"/>
-      <w:r>
-        <w:t>Demartini</w:t>
-      </w:r>
-      <w:proofErr w:type="spellEnd"/>
-      <w:r>
-        <w:t>, G. 2025. Natural language processing for the legal domain: A survey of tasks, datasets, models, and challenges. ACM Computing Surveys, 58(6): 163.</w:t>
+      <w:r>
+        <w:t>Ariai, F., Mackenzie, J., &amp; Demartini, G. 2025. Natural language processing for the legal domain: A survey of tasks, datasets, models, and challenges. ACM Computing Surveys, 58(6): 163.</w:t>
       </w:r>
     </w:p>
     <w:p>
@@ -16246,23 +15666,7 @@
         <w:jc w:val="both"/>
       </w:pPr>
       <w:r>
-        <w:t xml:space="preserve">Chalkidis, I., </w:t>
-      </w:r>
-      <w:proofErr w:type="spellStart"/>
-      <w:r>
-        <w:t>Androutsopoulos</w:t>
-      </w:r>
-      <w:proofErr w:type="spellEnd"/>
-      <w:r>
-        <w:t xml:space="preserve">, I., &amp; </w:t>
-      </w:r>
-      <w:proofErr w:type="spellStart"/>
-      <w:r>
-        <w:t>Aletras</w:t>
-      </w:r>
-      <w:proofErr w:type="spellEnd"/>
-      <w:r>
-        <w:t>, N. 2019. Neural legal judgment prediction in English. Proceedings of the 57th Annual Meeting of the Association for Computational Linguistics: 4317-4323.</w:t>
+        <w:t>Chalkidis, I., Androutsopoulos, I., &amp; Aletras, N. 2019. Neural legal judgment prediction in English. Proceedings of the 57th Annual Meeting of the Association for Computational Linguistics: 4317-4323.</w:t>
       </w:r>
     </w:p>
     <w:p>
@@ -16302,15 +15706,7 @@
         <w:jc w:val="both"/>
       </w:pPr>
       <w:r>
-        <w:t xml:space="preserve">Heyes, A., &amp; </w:t>
-      </w:r>
-      <w:proofErr w:type="spellStart"/>
-      <w:r>
-        <w:t>Saberian</w:t>
-      </w:r>
-      <w:proofErr w:type="spellEnd"/>
-      <w:r>
-        <w:t>, S. 2019. Temperature and decisions: Evidence from 207,000 court cases. American Economic Journal: Applied Economics, 11(2): 238-265.</w:t>
+        <w:t>Heyes, A., &amp; Saberian, S. 2019. Temperature and decisions: Evidence from 207,000 court cases. American Economic Journal: Applied Economics, 11(2): 238-265.</w:t>
       </w:r>
     </w:p>
     <w:p>
@@ -16329,37 +15725,8 @@
         <w:ind w:left="482" w:hanging="482"/>
         <w:jc w:val="both"/>
       </w:pPr>
-      <w:proofErr w:type="spellStart"/>
-      <w:r>
-        <w:t>Mamakas</w:t>
-      </w:r>
-      <w:proofErr w:type="spellEnd"/>
-      <w:r>
-        <w:t xml:space="preserve">, D., Tsotsi, P., </w:t>
-      </w:r>
-      <w:proofErr w:type="spellStart"/>
-      <w:r>
-        <w:t>Androutsopoulos</w:t>
-      </w:r>
-      <w:proofErr w:type="spellEnd"/>
-      <w:r>
-        <w:t xml:space="preserve">, I., &amp; Chalkidis, I. 2022. Processing long legal documents with pre-trained transformers: Modding </w:t>
-      </w:r>
-      <w:proofErr w:type="spellStart"/>
-      <w:r>
-        <w:t>LegalBERT</w:t>
-      </w:r>
-      <w:proofErr w:type="spellEnd"/>
-      <w:r>
-        <w:t xml:space="preserve"> and </w:t>
-      </w:r>
-      <w:proofErr w:type="spellStart"/>
-      <w:r>
-        <w:t>Longformer</w:t>
-      </w:r>
-      <w:proofErr w:type="spellEnd"/>
-      <w:r>
-        <w:t>. Proceedings of the Natural Legal Language Processing Workshop: 130-142.</w:t>
+      <w:r>
+        <w:t>Mamakas, D., Tsotsi, P., Androutsopoulos, I., &amp; Chalkidis, I. 2022. Processing long legal documents with pre-trained transformers: Modding LegalBERT and Longformer. Proceedings of the Natural Legal Language Processing Workshop: 130-142.</w:t>
       </w:r>
     </w:p>
     <w:p>
@@ -16378,21 +15745,8 @@
         <w:ind w:left="482" w:hanging="482"/>
         <w:jc w:val="both"/>
       </w:pPr>
-      <w:proofErr w:type="spellStart"/>
-      <w:r>
-        <w:t>Surdeanu</w:t>
-      </w:r>
-      <w:proofErr w:type="spellEnd"/>
-      <w:r>
-        <w:t xml:space="preserve">, M., </w:t>
-      </w:r>
-      <w:proofErr w:type="spellStart"/>
-      <w:r>
-        <w:t>Nallapati</w:t>
-      </w:r>
-      <w:proofErr w:type="spellEnd"/>
-      <w:r>
-        <w:t>, R., Gregory, G., Walker, J., &amp; Manning, C. D. 2011. Risk analysis for intellectual property litigation. Proceedings of ICAIL: 116-120.</w:t>
+      <w:r>
+        <w:t>Surdeanu, M., Nallapati, R., Gregory, G., Walker, J., &amp; Manning, C. D. 2011. Risk analysis for intellectual property litigation. Proceedings of ICAIL: 116-120.</w:t>
       </w:r>
     </w:p>
     <w:p>
@@ -16416,14 +15770,14 @@
       </w:r>
     </w:p>
     <w:sectPr>
-      <w:headerReference w:type="even" r:id="rId18"/>
-      <w:headerReference w:type="default" r:id="rId19"/>
-      <w:footerReference w:type="even" r:id="rId20"/>
-      <w:footerReference w:type="default" r:id="rId21"/>
-      <w:headerReference w:type="first" r:id="rId22"/>
-      <w:footerReference w:type="first" r:id="rId23"/>
+      <w:headerReference w:type="even" r:id="rId12"/>
+      <w:headerReference w:type="default" r:id="rId13"/>
+      <w:footerReference w:type="even" r:id="rId14"/>
+      <w:footerReference w:type="default" r:id="rId15"/>
+      <w:headerReference w:type="first" r:id="rId16"/>
+      <w:footerReference w:type="first" r:id="rId17"/>
       <w:pgSz w:w="11906" w:h="16838"/>
-      <w:pgMar w:top="1134" w:right="1417" w:bottom="1134" w:left="1417" w:header="720" w:footer="720" w:gutter="0"/>
+      <w:pgMar w:top="1134" w:right="1417" w:bottom="1134" w:left="1417" w:header="850" w:footer="992" w:gutter="0"/>
       <w:pgNumType w:start="1"/>
       <w:cols w:space="720"/>
       <w:docGrid w:linePitch="360"/>
@@ -16475,45 +15829,6 @@
   <w:p>
     <w:pPr>
       <w:pStyle w:val="a8"/>
-      <w:rPr>
-        <w:rFonts w:hint="default"/>
-      </w:rPr>
-    </w:pPr>
-  </w:p>
-</w:ftr>
-</file>
-
-<file path=word/footer3.xml><?xml version="1.0" encoding="utf-8"?>
-<w:ftr xmlns:wpc="http://schemas.microsoft.com/office/word/2010/wordprocessingCanvas" xmlns:cx="http://schemas.microsoft.com/office/drawing/2014/chartex" xmlns:cx1="http://schemas.microsoft.com/office/drawing/2015/9/8/chartex" xmlns:cx2="http://schemas.microsoft.com/office/drawing/2015/10/21/chartex" xmlns:cx3="http://schemas.microsoft.com/office/drawing/2016/5/9/chartex" xmlns:cx4="http://schemas.microsoft.com/office/drawing/2016/5/10/chartex" xmlns:cx5="http://schemas.microsoft.com/office/drawing/2016/5/11/chartex" xmlns:cx6="http://schemas.microsoft.com/office/drawing/2016/5/12/chartex" xmlns:cx7="http://schemas.microsoft.com/office/drawing/2016/5/13/chartex" xmlns:cx8="http://schemas.microsoft.com/office/drawing/2016/5/14/chartex" xmlns:mc="http://schemas.openxmlformats.org/markup-compatibility/2006" xmlns:aink="http://schemas.microsoft.com/office/drawing/2016/ink" xmlns:am3d="http://schemas.microsoft.com/office/drawing/2017/model3d" xmlns:o="urn:schemas-microsoft-com:office:office" xmlns:oel="http://schemas.microsoft.com/office/2019/extlst" xmlns:r="http://schemas.openxmlformats.org/officeDocument/2006/relationships" xmlns:m="http://schemas.openxmlformats.org/officeDocument/2006/math" xmlns:v="urn:schemas-microsoft-com:vml" xmlns:wp14="http://schemas.microsoft.com/office/word/2010/wordprocessingDrawing" xmlns:wp="http://schemas.openxmlformats.org/drawingml/2006/wordprocessingDrawing" xmlns:w10="urn:schemas-microsoft-com:office:word" xmlns:w="http://schemas.openxmlformats.org/wordprocessingml/2006/main" xmlns:w14="http://schemas.microsoft.com/office/word/2010/wordml" xmlns:w15="http://schemas.microsoft.com/office/word/2012/wordml" xmlns:w16cex="http://schemas.microsoft.com/office/word/2018/wordml/cex" xmlns:w16cid="http://schemas.microsoft.com/office/word/2016/wordml/cid" xmlns:w16="http://schemas.microsoft.com/office/word/2018/wordml" xmlns:w16du="http://schemas.microsoft.com/office/word/2023/wordml/word16du" xmlns:w16sdtdh="http://schemas.microsoft.com/office/word/2020/wordml/sdtdatahash" xmlns:w16sdtfl="http://schemas.microsoft.com/office/word/2024/wordml/sdtformatlock" xmlns:w16se="http://schemas.microsoft.com/office/word/2015/wordml/symex" xmlns:wpg="http://schemas.microsoft.com/office/word/2010/wordprocessingGroup" xmlns:wpi="http://schemas.microsoft.com/office/word/2010/wordprocessingInk" xmlns:wne="http://schemas.microsoft.com/office/word/2006/wordml" xmlns:wps="http://schemas.microsoft.com/office/word/2010/wordprocessingShape" mc:Ignorable="w14 w15 w16se w16cid w16 w16cex w16sdtdh w16sdtfl w16du wp14">
-  <w:p>
-    <w:pPr>
-      <w:pStyle w:val="a8"/>
-      <w:rPr>
-        <w:rFonts w:hint="default"/>
-      </w:rPr>
-    </w:pPr>
-  </w:p>
-</w:ftr>
-</file>
-
-<file path=word/footer4.xml><?xml version="1.0" encoding="utf-8"?>
-<w:ftr xmlns:wpc="http://schemas.microsoft.com/office/word/2010/wordprocessingCanvas" xmlns:cx="http://schemas.microsoft.com/office/drawing/2014/chartex" xmlns:cx1="http://schemas.microsoft.com/office/drawing/2015/9/8/chartex" xmlns:cx2="http://schemas.microsoft.com/office/drawing/2015/10/21/chartex" xmlns:cx3="http://schemas.microsoft.com/office/drawing/2016/5/9/chartex" xmlns:cx4="http://schemas.microsoft.com/office/drawing/2016/5/10/chartex" xmlns:cx5="http://schemas.microsoft.com/office/drawing/2016/5/11/chartex" xmlns:cx6="http://schemas.microsoft.com/office/drawing/2016/5/12/chartex" xmlns:cx7="http://schemas.microsoft.com/office/drawing/2016/5/13/chartex" xmlns:cx8="http://schemas.microsoft.com/office/drawing/2016/5/14/chartex" xmlns:mc="http://schemas.openxmlformats.org/markup-compatibility/2006" xmlns:aink="http://schemas.microsoft.com/office/drawing/2016/ink" xmlns:am3d="http://schemas.microsoft.com/office/drawing/2017/model3d" xmlns:o="urn:schemas-microsoft-com:office:office" xmlns:oel="http://schemas.microsoft.com/office/2019/extlst" xmlns:r="http://schemas.openxmlformats.org/officeDocument/2006/relationships" xmlns:m="http://schemas.openxmlformats.org/officeDocument/2006/math" xmlns:v="urn:schemas-microsoft-com:vml" xmlns:wp14="http://schemas.microsoft.com/office/word/2010/wordprocessingDrawing" xmlns:wp="http://schemas.openxmlformats.org/drawingml/2006/wordprocessingDrawing" xmlns:w10="urn:schemas-microsoft-com:office:word" xmlns:w="http://schemas.openxmlformats.org/wordprocessingml/2006/main" xmlns:w14="http://schemas.microsoft.com/office/word/2010/wordml" xmlns:w15="http://schemas.microsoft.com/office/word/2012/wordml" xmlns:w16cex="http://schemas.microsoft.com/office/word/2018/wordml/cex" xmlns:w16cid="http://schemas.microsoft.com/office/word/2016/wordml/cid" xmlns:w16="http://schemas.microsoft.com/office/word/2018/wordml" xmlns:w16du="http://schemas.microsoft.com/office/word/2023/wordml/word16du" xmlns:w16sdtdh="http://schemas.microsoft.com/office/word/2020/wordml/sdtdatahash" xmlns:w16sdtfl="http://schemas.microsoft.com/office/word/2024/wordml/sdtformatlock" xmlns:w16se="http://schemas.microsoft.com/office/word/2015/wordml/symex" xmlns:wpg="http://schemas.microsoft.com/office/word/2010/wordprocessingGroup" xmlns:wpi="http://schemas.microsoft.com/office/word/2010/wordprocessingInk" xmlns:wne="http://schemas.microsoft.com/office/word/2006/wordml" xmlns:wps="http://schemas.microsoft.com/office/word/2010/wordprocessingShape" mc:Ignorable="w14 w15 w16se w16cid w16 w16cex w16sdtdh w16sdtfl w16du wp14">
-  <w:p>
-    <w:pPr>
-      <w:pStyle w:val="a8"/>
-      <w:rPr>
-        <w:rFonts w:hint="default"/>
-      </w:rPr>
-    </w:pPr>
-  </w:p>
-</w:ftr>
-</file>
-
-<file path=word/footer5.xml><?xml version="1.0" encoding="utf-8"?>
-<w:ftr xmlns:wpc="http://schemas.microsoft.com/office/word/2010/wordprocessingCanvas" xmlns:cx="http://schemas.microsoft.com/office/drawing/2014/chartex" xmlns:cx1="http://schemas.microsoft.com/office/drawing/2015/9/8/chartex" xmlns:cx2="http://schemas.microsoft.com/office/drawing/2015/10/21/chartex" xmlns:cx3="http://schemas.microsoft.com/office/drawing/2016/5/9/chartex" xmlns:cx4="http://schemas.microsoft.com/office/drawing/2016/5/10/chartex" xmlns:cx5="http://schemas.microsoft.com/office/drawing/2016/5/11/chartex" xmlns:cx6="http://schemas.microsoft.com/office/drawing/2016/5/12/chartex" xmlns:cx7="http://schemas.microsoft.com/office/drawing/2016/5/13/chartex" xmlns:cx8="http://schemas.microsoft.com/office/drawing/2016/5/14/chartex" xmlns:mc="http://schemas.openxmlformats.org/markup-compatibility/2006" xmlns:aink="http://schemas.microsoft.com/office/drawing/2016/ink" xmlns:am3d="http://schemas.microsoft.com/office/drawing/2017/model3d" xmlns:o="urn:schemas-microsoft-com:office:office" xmlns:oel="http://schemas.microsoft.com/office/2019/extlst" xmlns:r="http://schemas.openxmlformats.org/officeDocument/2006/relationships" xmlns:m="http://schemas.openxmlformats.org/officeDocument/2006/math" xmlns:v="urn:schemas-microsoft-com:vml" xmlns:wp14="http://schemas.microsoft.com/office/word/2010/wordprocessingDrawing" xmlns:wp="http://schemas.openxmlformats.org/drawingml/2006/wordprocessingDrawing" xmlns:w10="urn:schemas-microsoft-com:office:word" xmlns:w="http://schemas.openxmlformats.org/wordprocessingml/2006/main" xmlns:w14="http://schemas.microsoft.com/office/word/2010/wordml" xmlns:w15="http://schemas.microsoft.com/office/word/2012/wordml" xmlns:w16cex="http://schemas.microsoft.com/office/word/2018/wordml/cex" xmlns:w16cid="http://schemas.microsoft.com/office/word/2016/wordml/cid" xmlns:w16="http://schemas.microsoft.com/office/word/2018/wordml" xmlns:w16du="http://schemas.microsoft.com/office/word/2023/wordml/word16du" xmlns:w16sdtdh="http://schemas.microsoft.com/office/word/2020/wordml/sdtdatahash" xmlns:w16sdtfl="http://schemas.microsoft.com/office/word/2024/wordml/sdtformatlock" xmlns:w16se="http://schemas.microsoft.com/office/word/2015/wordml/symex" xmlns:wpg="http://schemas.microsoft.com/office/word/2010/wordprocessingGroup" xmlns:wpi="http://schemas.microsoft.com/office/word/2010/wordprocessingInk" xmlns:wne="http://schemas.microsoft.com/office/word/2006/wordml" xmlns:wps="http://schemas.microsoft.com/office/word/2010/wordprocessingShape" mc:Ignorable="w14 w15 w16se w16cid w16 w16cex w16sdtdh w16sdtfl w16du wp14">
-  <w:p>
-    <w:pPr>
-      <w:pStyle w:val="a8"/>
       <w:jc w:val="center"/>
       <w:rPr>
         <w:rFonts w:hint="default"/>
@@ -16553,7 +15868,7 @@
 </w:ftr>
 </file>
 
-<file path=word/footer6.xml><?xml version="1.0" encoding="utf-8"?>
+<file path=word/footer3.xml><?xml version="1.0" encoding="utf-8"?>
 <w:ftr xmlns:wpc="http://schemas.microsoft.com/office/word/2010/wordprocessingCanvas" xmlns:cx="http://schemas.microsoft.com/office/drawing/2014/chartex" xmlns:cx1="http://schemas.microsoft.com/office/drawing/2015/9/8/chartex" xmlns:cx2="http://schemas.microsoft.com/office/drawing/2015/10/21/chartex" xmlns:cx3="http://schemas.microsoft.com/office/drawing/2016/5/9/chartex" xmlns:cx4="http://schemas.microsoft.com/office/drawing/2016/5/10/chartex" xmlns:cx5="http://schemas.microsoft.com/office/drawing/2016/5/11/chartex" xmlns:cx6="http://schemas.microsoft.com/office/drawing/2016/5/12/chartex" xmlns:cx7="http://schemas.microsoft.com/office/drawing/2016/5/13/chartex" xmlns:cx8="http://schemas.microsoft.com/office/drawing/2016/5/14/chartex" xmlns:mc="http://schemas.openxmlformats.org/markup-compatibility/2006" xmlns:aink="http://schemas.microsoft.com/office/drawing/2016/ink" xmlns:am3d="http://schemas.microsoft.com/office/drawing/2017/model3d" xmlns:o="urn:schemas-microsoft-com:office:office" xmlns:oel="http://schemas.microsoft.com/office/2019/extlst" xmlns:r="http://schemas.openxmlformats.org/officeDocument/2006/relationships" xmlns:m="http://schemas.openxmlformats.org/officeDocument/2006/math" xmlns:v="urn:schemas-microsoft-com:vml" xmlns:wp14="http://schemas.microsoft.com/office/word/2010/wordprocessingDrawing" xmlns:wp="http://schemas.openxmlformats.org/drawingml/2006/wordprocessingDrawing" xmlns:w10="urn:schemas-microsoft-com:office:word" xmlns:w="http://schemas.openxmlformats.org/wordprocessingml/2006/main" xmlns:w14="http://schemas.microsoft.com/office/word/2010/wordml" xmlns:w15="http://schemas.microsoft.com/office/word/2012/wordml" xmlns:w16cex="http://schemas.microsoft.com/office/word/2018/wordml/cex" xmlns:w16cid="http://schemas.microsoft.com/office/word/2016/wordml/cid" xmlns:w16="http://schemas.microsoft.com/office/word/2018/wordml" xmlns:w16du="http://schemas.microsoft.com/office/word/2023/wordml/word16du" xmlns:w16sdtdh="http://schemas.microsoft.com/office/word/2020/wordml/sdtdatahash" xmlns:w16sdtfl="http://schemas.microsoft.com/office/word/2024/wordml/sdtformatlock" xmlns:w16se="http://schemas.microsoft.com/office/word/2015/wordml/symex" xmlns:wpg="http://schemas.microsoft.com/office/word/2010/wordprocessingGroup" xmlns:wpi="http://schemas.microsoft.com/office/word/2010/wordprocessingInk" xmlns:wne="http://schemas.microsoft.com/office/word/2006/wordml" xmlns:wps="http://schemas.microsoft.com/office/word/2010/wordprocessingShape" mc:Ignorable="w14 w15 w16se w16cid w16 w16cex w16sdtdh w16sdtfl w16du wp14">
   <w:p>
     <w:pPr>
@@ -16609,45 +15924,6 @@
   <w:p>
     <w:pPr>
       <w:pStyle w:val="a6"/>
-      <w:rPr>
-        <w:rFonts w:hint="default"/>
-      </w:rPr>
-    </w:pPr>
-  </w:p>
-</w:hdr>
-</file>
-
-<file path=word/header3.xml><?xml version="1.0" encoding="utf-8"?>
-<w:hdr xmlns:wpc="http://schemas.microsoft.com/office/word/2010/wordprocessingCanvas" xmlns:cx="http://schemas.microsoft.com/office/drawing/2014/chartex" xmlns:cx1="http://schemas.microsoft.com/office/drawing/2015/9/8/chartex" xmlns:cx2="http://schemas.microsoft.com/office/drawing/2015/10/21/chartex" xmlns:cx3="http://schemas.microsoft.com/office/drawing/2016/5/9/chartex" xmlns:cx4="http://schemas.microsoft.com/office/drawing/2016/5/10/chartex" xmlns:cx5="http://schemas.microsoft.com/office/drawing/2016/5/11/chartex" xmlns:cx6="http://schemas.microsoft.com/office/drawing/2016/5/12/chartex" xmlns:cx7="http://schemas.microsoft.com/office/drawing/2016/5/13/chartex" xmlns:cx8="http://schemas.microsoft.com/office/drawing/2016/5/14/chartex" xmlns:mc="http://schemas.openxmlformats.org/markup-compatibility/2006" xmlns:aink="http://schemas.microsoft.com/office/drawing/2016/ink" xmlns:am3d="http://schemas.microsoft.com/office/drawing/2017/model3d" xmlns:o="urn:schemas-microsoft-com:office:office" xmlns:oel="http://schemas.microsoft.com/office/2019/extlst" xmlns:r="http://schemas.openxmlformats.org/officeDocument/2006/relationships" xmlns:m="http://schemas.openxmlformats.org/officeDocument/2006/math" xmlns:v="urn:schemas-microsoft-com:vml" xmlns:wp14="http://schemas.microsoft.com/office/word/2010/wordprocessingDrawing" xmlns:wp="http://schemas.openxmlformats.org/drawingml/2006/wordprocessingDrawing" xmlns:w10="urn:schemas-microsoft-com:office:word" xmlns:w="http://schemas.openxmlformats.org/wordprocessingml/2006/main" xmlns:w14="http://schemas.microsoft.com/office/word/2010/wordml" xmlns:w15="http://schemas.microsoft.com/office/word/2012/wordml" xmlns:w16cex="http://schemas.microsoft.com/office/word/2018/wordml/cex" xmlns:w16cid="http://schemas.microsoft.com/office/word/2016/wordml/cid" xmlns:w16="http://schemas.microsoft.com/office/word/2018/wordml" xmlns:w16du="http://schemas.microsoft.com/office/word/2023/wordml/word16du" xmlns:w16sdtdh="http://schemas.microsoft.com/office/word/2020/wordml/sdtdatahash" xmlns:w16sdtfl="http://schemas.microsoft.com/office/word/2024/wordml/sdtformatlock" xmlns:w16se="http://schemas.microsoft.com/office/word/2015/wordml/symex" xmlns:wpg="http://schemas.microsoft.com/office/word/2010/wordprocessingGroup" xmlns:wpi="http://schemas.microsoft.com/office/word/2010/wordprocessingInk" xmlns:wne="http://schemas.microsoft.com/office/word/2006/wordml" xmlns:wps="http://schemas.microsoft.com/office/word/2010/wordprocessingShape" mc:Ignorable="w14 w15 w16se w16cid w16 w16cex w16sdtdh w16sdtfl w16du wp14">
-  <w:p>
-    <w:pPr>
-      <w:pStyle w:val="a6"/>
-      <w:rPr>
-        <w:rFonts w:hint="default"/>
-      </w:rPr>
-    </w:pPr>
-  </w:p>
-</w:hdr>
-</file>
-
-<file path=word/header4.xml><?xml version="1.0" encoding="utf-8"?>
-<w:hdr xmlns:wpc="http://schemas.microsoft.com/office/word/2010/wordprocessingCanvas" xmlns:cx="http://schemas.microsoft.com/office/drawing/2014/chartex" xmlns:cx1="http://schemas.microsoft.com/office/drawing/2015/9/8/chartex" xmlns:cx2="http://schemas.microsoft.com/office/drawing/2015/10/21/chartex" xmlns:cx3="http://schemas.microsoft.com/office/drawing/2016/5/9/chartex" xmlns:cx4="http://schemas.microsoft.com/office/drawing/2016/5/10/chartex" xmlns:cx5="http://schemas.microsoft.com/office/drawing/2016/5/11/chartex" xmlns:cx6="http://schemas.microsoft.com/office/drawing/2016/5/12/chartex" xmlns:cx7="http://schemas.microsoft.com/office/drawing/2016/5/13/chartex" xmlns:cx8="http://schemas.microsoft.com/office/drawing/2016/5/14/chartex" xmlns:mc="http://schemas.openxmlformats.org/markup-compatibility/2006" xmlns:aink="http://schemas.microsoft.com/office/drawing/2016/ink" xmlns:am3d="http://schemas.microsoft.com/office/drawing/2017/model3d" xmlns:o="urn:schemas-microsoft-com:office:office" xmlns:oel="http://schemas.microsoft.com/office/2019/extlst" xmlns:r="http://schemas.openxmlformats.org/officeDocument/2006/relationships" xmlns:m="http://schemas.openxmlformats.org/officeDocument/2006/math" xmlns:v="urn:schemas-microsoft-com:vml" xmlns:wp14="http://schemas.microsoft.com/office/word/2010/wordprocessingDrawing" xmlns:wp="http://schemas.openxmlformats.org/drawingml/2006/wordprocessingDrawing" xmlns:w10="urn:schemas-microsoft-com:office:word" xmlns:w="http://schemas.openxmlformats.org/wordprocessingml/2006/main" xmlns:w14="http://schemas.microsoft.com/office/word/2010/wordml" xmlns:w15="http://schemas.microsoft.com/office/word/2012/wordml" xmlns:w16cex="http://schemas.microsoft.com/office/word/2018/wordml/cex" xmlns:w16cid="http://schemas.microsoft.com/office/word/2016/wordml/cid" xmlns:w16="http://schemas.microsoft.com/office/word/2018/wordml" xmlns:w16du="http://schemas.microsoft.com/office/word/2023/wordml/word16du" xmlns:w16sdtdh="http://schemas.microsoft.com/office/word/2020/wordml/sdtdatahash" xmlns:w16sdtfl="http://schemas.microsoft.com/office/word/2024/wordml/sdtformatlock" xmlns:w16se="http://schemas.microsoft.com/office/word/2015/wordml/symex" xmlns:wpg="http://schemas.microsoft.com/office/word/2010/wordprocessingGroup" xmlns:wpi="http://schemas.microsoft.com/office/word/2010/wordprocessingInk" xmlns:wne="http://schemas.microsoft.com/office/word/2006/wordml" xmlns:wps="http://schemas.microsoft.com/office/word/2010/wordprocessingShape" mc:Ignorable="w14 w15 w16se w16cid w16 w16cex w16sdtdh w16sdtfl w16du wp14">
-  <w:p>
-    <w:pPr>
-      <w:pStyle w:val="a6"/>
-      <w:rPr>
-        <w:rFonts w:hint="default"/>
-      </w:rPr>
-    </w:pPr>
-  </w:p>
-</w:hdr>
-</file>
-
-<file path=word/header5.xml><?xml version="1.0" encoding="utf-8"?>
-<w:hdr xmlns:wpc="http://schemas.microsoft.com/office/word/2010/wordprocessingCanvas" xmlns:cx="http://schemas.microsoft.com/office/drawing/2014/chartex" xmlns:cx1="http://schemas.microsoft.com/office/drawing/2015/9/8/chartex" xmlns:cx2="http://schemas.microsoft.com/office/drawing/2015/10/21/chartex" xmlns:cx3="http://schemas.microsoft.com/office/drawing/2016/5/9/chartex" xmlns:cx4="http://schemas.microsoft.com/office/drawing/2016/5/10/chartex" xmlns:cx5="http://schemas.microsoft.com/office/drawing/2016/5/11/chartex" xmlns:cx6="http://schemas.microsoft.com/office/drawing/2016/5/12/chartex" xmlns:cx7="http://schemas.microsoft.com/office/drawing/2016/5/13/chartex" xmlns:cx8="http://schemas.microsoft.com/office/drawing/2016/5/14/chartex" xmlns:mc="http://schemas.openxmlformats.org/markup-compatibility/2006" xmlns:aink="http://schemas.microsoft.com/office/drawing/2016/ink" xmlns:am3d="http://schemas.microsoft.com/office/drawing/2017/model3d" xmlns:o="urn:schemas-microsoft-com:office:office" xmlns:oel="http://schemas.microsoft.com/office/2019/extlst" xmlns:r="http://schemas.openxmlformats.org/officeDocument/2006/relationships" xmlns:m="http://schemas.openxmlformats.org/officeDocument/2006/math" xmlns:v="urn:schemas-microsoft-com:vml" xmlns:wp14="http://schemas.microsoft.com/office/word/2010/wordprocessingDrawing" xmlns:wp="http://schemas.openxmlformats.org/drawingml/2006/wordprocessingDrawing" xmlns:w10="urn:schemas-microsoft-com:office:word" xmlns:w="http://schemas.openxmlformats.org/wordprocessingml/2006/main" xmlns:w14="http://schemas.microsoft.com/office/word/2010/wordml" xmlns:w15="http://schemas.microsoft.com/office/word/2012/wordml" xmlns:w16cex="http://schemas.microsoft.com/office/word/2018/wordml/cex" xmlns:w16cid="http://schemas.microsoft.com/office/word/2016/wordml/cid" xmlns:w16="http://schemas.microsoft.com/office/word/2018/wordml" xmlns:w16du="http://schemas.microsoft.com/office/word/2023/wordml/word16du" xmlns:w16sdtdh="http://schemas.microsoft.com/office/word/2020/wordml/sdtdatahash" xmlns:w16sdtfl="http://schemas.microsoft.com/office/word/2024/wordml/sdtformatlock" xmlns:w16se="http://schemas.microsoft.com/office/word/2015/wordml/symex" xmlns:wpg="http://schemas.microsoft.com/office/word/2010/wordprocessingGroup" xmlns:wpi="http://schemas.microsoft.com/office/word/2010/wordprocessingInk" xmlns:wne="http://schemas.microsoft.com/office/word/2006/wordml" xmlns:wps="http://schemas.microsoft.com/office/word/2010/wordprocessingShape" mc:Ignorable="w14 w15 w16se w16cid w16 w16cex w16sdtdh w16sdtfl w16du wp14">
-  <w:p>
-    <w:pPr>
-      <w:pStyle w:val="a6"/>
       <w:jc w:val="right"/>
       <w:rPr>
         <w:rFonts w:hint="default"/>
@@ -16672,7 +15948,7 @@
 </w:hdr>
 </file>
 
-<file path=word/header6.xml><?xml version="1.0" encoding="utf-8"?>
+<file path=word/header3.xml><?xml version="1.0" encoding="utf-8"?>
 <w:hdr xmlns:wpc="http://schemas.microsoft.com/office/word/2010/wordprocessingCanvas" xmlns:cx="http://schemas.microsoft.com/office/drawing/2014/chartex" xmlns:cx1="http://schemas.microsoft.com/office/drawing/2015/9/8/chartex" xmlns:cx2="http://schemas.microsoft.com/office/drawing/2015/10/21/chartex" xmlns:cx3="http://schemas.microsoft.com/office/drawing/2016/5/9/chartex" xmlns:cx4="http://schemas.microsoft.com/office/drawing/2016/5/10/chartex" xmlns:cx5="http://schemas.microsoft.com/office/drawing/2016/5/11/chartex" xmlns:cx6="http://schemas.microsoft.com/office/drawing/2016/5/12/chartex" xmlns:cx7="http://schemas.microsoft.com/office/drawing/2016/5/13/chartex" xmlns:cx8="http://schemas.microsoft.com/office/drawing/2016/5/14/chartex" xmlns:mc="http://schemas.openxmlformats.org/markup-compatibility/2006" xmlns:aink="http://schemas.microsoft.com/office/drawing/2016/ink" xmlns:am3d="http://schemas.microsoft.com/office/drawing/2017/model3d" xmlns:o="urn:schemas-microsoft-com:office:office" xmlns:oel="http://schemas.microsoft.com/office/2019/extlst" xmlns:r="http://schemas.openxmlformats.org/officeDocument/2006/relationships" xmlns:m="http://schemas.openxmlformats.org/officeDocument/2006/math" xmlns:v="urn:schemas-microsoft-com:vml" xmlns:wp14="http://schemas.microsoft.com/office/word/2010/wordprocessingDrawing" xmlns:wp="http://schemas.openxmlformats.org/drawingml/2006/wordprocessingDrawing" xmlns:w10="urn:schemas-microsoft-com:office:word" xmlns:w="http://schemas.openxmlformats.org/wordprocessingml/2006/main" xmlns:w14="http://schemas.microsoft.com/office/word/2010/wordml" xmlns:w15="http://schemas.microsoft.com/office/word/2012/wordml" xmlns:w16cex="http://schemas.microsoft.com/office/word/2018/wordml/cex" xmlns:w16cid="http://schemas.microsoft.com/office/word/2016/wordml/cid" xmlns:w16="http://schemas.microsoft.com/office/word/2018/wordml" xmlns:w16du="http://schemas.microsoft.com/office/word/2023/wordml/word16du" xmlns:w16sdtdh="http://schemas.microsoft.com/office/word/2020/wordml/sdtdatahash" xmlns:w16sdtfl="http://schemas.microsoft.com/office/word/2024/wordml/sdtformatlock" xmlns:w16se="http://schemas.microsoft.com/office/word/2015/wordml/symex" xmlns:wpg="http://schemas.microsoft.com/office/word/2010/wordprocessingGroup" xmlns:wpi="http://schemas.microsoft.com/office/word/2010/wordprocessingInk" xmlns:wne="http://schemas.microsoft.com/office/word/2006/wordml" xmlns:wps="http://schemas.microsoft.com/office/word/2010/wordprocessingShape" mc:Ignorable="w14 w15 w16se w16cid w16 w16cex w16sdtdh w16sdtfl w16du wp14">
   <w:p>
     <w:pPr>

--- a/textual data analysis/docs/判決文本會說話嗎_富邦2026投稿版.docx
+++ b/textual data analysis/docs/判決文本會說話嗎_富邦2026投稿版.docx
@@ -84,12 +84,14 @@
         </w:rPr>
         <w:t>隨著司法資料公開與法律科技發展，判決文本分析已成為實證法律研究的重要議題。本研究以臺灣智慧財產權相關裁判書為資料來源，將裁判結果整理為敗訴、部分勝訴與勝訴三類，並依行政、民事、刑事與刑事附帶民事案件分別建模。研究流程包含文本清理、停用詞移除、中文斷詞、</w:t>
       </w:r>
+      <w:proofErr w:type="spellStart"/>
       <w:r>
         <w:rPr>
           <w:lang w:eastAsia="zh-TW"/>
         </w:rPr>
         <w:t>BoW</w:t>
       </w:r>
+      <w:proofErr w:type="spellEnd"/>
       <w:r>
         <w:rPr>
           <w:lang w:eastAsia="zh-TW"/>
@@ -256,7 +258,15 @@
         <w:jc w:val="both"/>
       </w:pPr>
       <w:r>
-        <w:t>This study analyzes Taiwanese intellectual property judgments using text mining and machine learning. Judgment outcomes are classified into Lose, Mixed, and Win, and four case types are modeled separately: administrative, civil, criminal, and criminal cases with attached civil claims. The study compares BoW, TF, and TF-IDF representations, Chi-square feature selection, and two pipelines: Chi-square + MNIR + SVM and Chi-square + SVM. The results show that Chi-square + SVM outperforms the MNIR pipeline in Macro F1 across all case types. Feature representations also vary by case type, suggesting that legal text classification should account for case heterogeneity, class imbalance, and interpretable baseline models.</w:t>
+        <w:t xml:space="preserve">This study analyzes Taiwanese intellectual property judgments using text mining and machine learning. Judgment outcomes are classified into Lose, Mixed, and Win, and four case types are modeled separately: administrative, civil, criminal, and criminal cases with attached civil claims. The study compares </w:t>
+      </w:r>
+      <w:proofErr w:type="spellStart"/>
+      <w:r>
+        <w:t>BoW</w:t>
+      </w:r>
+      <w:proofErr w:type="spellEnd"/>
+      <w:r>
+        <w:t>, TF, and TF-IDF representations, Chi-square feature selection, and two pipelines: Chi-square + MNIR + SVM and Chi-square + SVM. The results show that Chi-square + SVM outperforms the MNIR pipeline in Macro F1 across all case types. Feature representations also vary by case type, suggesting that legal text classification should account for case heterogeneity, class imbalance, and interpretable baseline models.</w:t>
       </w:r>
     </w:p>
     <w:p>
@@ -374,8 +384,16 @@
         <w:rPr>
           <w:lang w:eastAsia="zh-TW"/>
         </w:rPr>
-        <w:t xml:space="preserve"> BoW</w:t>
-      </w:r>
+        <w:t xml:space="preserve"> </w:t>
+      </w:r>
+      <w:proofErr w:type="spellStart"/>
+      <w:r>
+        <w:rPr>
+          <w:lang w:eastAsia="zh-TW"/>
+        </w:rPr>
+        <w:t>BoW</w:t>
+      </w:r>
+      <w:proofErr w:type="spellEnd"/>
       <w:r>
         <w:rPr>
           <w:lang w:eastAsia="zh-TW"/>
@@ -478,8 +496,16 @@
         <w:rPr>
           <w:lang w:eastAsia="zh-TW"/>
         </w:rPr>
-        <w:t xml:space="preserve"> BoW</w:t>
-      </w:r>
+        <w:t xml:space="preserve"> </w:t>
+      </w:r>
+      <w:proofErr w:type="spellStart"/>
+      <w:r>
+        <w:rPr>
+          <w:lang w:eastAsia="zh-TW"/>
+        </w:rPr>
+        <w:t>BoW</w:t>
+      </w:r>
+      <w:proofErr w:type="spellEnd"/>
       <w:r>
         <w:rPr>
           <w:lang w:eastAsia="zh-TW"/>
@@ -700,11 +726,19 @@
         </w:rPr>
         <w:t>在文字探勘與文本分類任務中，第一個關鍵步驟是將非結構化文本轉換為模型可處理的數值特徵。</w:t>
       </w:r>
-      <w:r>
-        <w:rPr>
-          <w:lang w:eastAsia="zh-TW"/>
-        </w:rPr>
-        <w:t xml:space="preserve">BoW </w:t>
+      <w:proofErr w:type="spellStart"/>
+      <w:r>
+        <w:rPr>
+          <w:lang w:eastAsia="zh-TW"/>
+        </w:rPr>
+        <w:t>BoW</w:t>
+      </w:r>
+      <w:proofErr w:type="spellEnd"/>
+      <w:r>
+        <w:rPr>
+          <w:lang w:eastAsia="zh-TW"/>
+        </w:rPr>
+        <w:t xml:space="preserve"> </w:t>
       </w:r>
       <w:r>
         <w:rPr>
@@ -768,12 +802,14 @@
         </w:rPr>
         <w:t>不過，法律文本特徵表示仍須面對兩個限制。第一，</w:t>
       </w:r>
+      <w:proofErr w:type="spellStart"/>
       <w:r>
         <w:rPr>
           <w:lang w:eastAsia="zh-TW"/>
         </w:rPr>
         <w:t>BoW</w:t>
       </w:r>
+      <w:proofErr w:type="spellEnd"/>
       <w:r>
         <w:rPr>
           <w:lang w:eastAsia="zh-TW"/>
@@ -908,8 +944,16 @@
         <w:rPr>
           <w:lang w:eastAsia="zh-TW"/>
         </w:rPr>
-        <w:t xml:space="preserve"> BoW</w:t>
-      </w:r>
+        <w:t xml:space="preserve"> </w:t>
+      </w:r>
+      <w:proofErr w:type="spellStart"/>
+      <w:r>
+        <w:rPr>
+          <w:lang w:eastAsia="zh-TW"/>
+        </w:rPr>
+        <w:t>BoW</w:t>
+      </w:r>
+      <w:proofErr w:type="spellEnd"/>
       <w:r>
         <w:rPr>
           <w:lang w:eastAsia="zh-TW"/>
@@ -1404,7 +1448,21 @@
         <w:rPr>
           <w:lang w:eastAsia="zh-TW"/>
         </w:rPr>
-        <w:t xml:space="preserve"> Jieba stop words </w:t>
+        <w:t xml:space="preserve"> </w:t>
+      </w:r>
+      <w:proofErr w:type="spellStart"/>
+      <w:r>
+        <w:rPr>
+          <w:lang w:eastAsia="zh-TW"/>
+        </w:rPr>
+        <w:t>Jieba</w:t>
+      </w:r>
+      <w:proofErr w:type="spellEnd"/>
+      <w:r>
+        <w:rPr>
+          <w:lang w:eastAsia="zh-TW"/>
+        </w:rPr>
+        <w:t xml:space="preserve"> stop words </w:t>
       </w:r>
       <w:r>
         <w:rPr>
@@ -1567,6 +1625,7 @@
                 <w:sz w:val="22"/>
               </w:rPr>
             </w:pPr>
+            <w:proofErr w:type="spellStart"/>
             <w:r>
               <w:rPr>
                 <w:b/>
@@ -1574,6 +1633,7 @@
               </w:rPr>
               <w:t>資料集</w:t>
             </w:r>
+            <w:proofErr w:type="spellEnd"/>
           </w:p>
         </w:tc>
         <w:tc>
@@ -1679,6 +1739,7 @@
                 <w:sz w:val="22"/>
               </w:rPr>
             </w:pPr>
+            <w:proofErr w:type="spellStart"/>
             <w:r>
               <w:rPr>
                 <w:b/>
@@ -1686,6 +1747,7 @@
               </w:rPr>
               <w:t>合計</w:t>
             </w:r>
+            <w:proofErr w:type="spellEnd"/>
           </w:p>
         </w:tc>
       </w:tr>
@@ -1712,12 +1774,14 @@
                 <w:sz w:val="22"/>
               </w:rPr>
             </w:pPr>
+            <w:proofErr w:type="spellStart"/>
             <w:r>
               <w:rPr>
                 <w:sz w:val="22"/>
               </w:rPr>
               <w:t>行政</w:t>
             </w:r>
+            <w:proofErr w:type="spellEnd"/>
           </w:p>
         </w:tc>
         <w:tc>
@@ -1848,12 +1912,14 @@
                 <w:sz w:val="22"/>
               </w:rPr>
             </w:pPr>
+            <w:proofErr w:type="spellStart"/>
             <w:r>
               <w:rPr>
                 <w:sz w:val="22"/>
               </w:rPr>
               <w:t>民事</w:t>
             </w:r>
+            <w:proofErr w:type="spellEnd"/>
           </w:p>
         </w:tc>
         <w:tc>
@@ -1984,12 +2050,14 @@
                 <w:sz w:val="22"/>
               </w:rPr>
             </w:pPr>
+            <w:proofErr w:type="spellStart"/>
             <w:r>
               <w:rPr>
                 <w:sz w:val="22"/>
               </w:rPr>
               <w:t>刑事</w:t>
             </w:r>
+            <w:proofErr w:type="spellEnd"/>
           </w:p>
         </w:tc>
         <w:tc>
@@ -2120,12 +2188,14 @@
                 <w:sz w:val="22"/>
               </w:rPr>
             </w:pPr>
+            <w:proofErr w:type="spellStart"/>
             <w:r>
               <w:rPr>
                 <w:sz w:val="22"/>
               </w:rPr>
               <w:t>刑事附帶民事</w:t>
             </w:r>
+            <w:proofErr w:type="spellEnd"/>
           </w:p>
         </w:tc>
         <w:tc>
@@ -2253,12 +2323,14 @@
                 <w:sz w:val="22"/>
               </w:rPr>
             </w:pPr>
+            <w:proofErr w:type="spellStart"/>
             <w:r>
               <w:rPr>
                 <w:sz w:val="22"/>
               </w:rPr>
               <w:t>合計</w:t>
             </w:r>
+            <w:proofErr w:type="spellEnd"/>
           </w:p>
         </w:tc>
         <w:tc>
@@ -2456,9 +2528,11 @@
         </w:rPr>
         <w:t>筆。</w:t>
       </w:r>
+      <w:proofErr w:type="spellStart"/>
       <w:r>
         <w:t>此一分布使</w:t>
       </w:r>
+      <w:proofErr w:type="spellEnd"/>
       <w:r>
         <w:t xml:space="preserve"> Macro F1 </w:t>
       </w:r>
@@ -2468,8 +2542,13 @@
       <w:r>
         <w:t xml:space="preserve"> Accuracy </w:t>
       </w:r>
-      <w:r>
-        <w:t>更適合作為主要評估指標，因其能平均反映各類別之辨識能力。</w:t>
+      <w:proofErr w:type="spellStart"/>
+      <w:r>
+        <w:t>更適合作為主要評估指標，因其能平均反映各類別之辨識能力</w:t>
+      </w:r>
+      <w:proofErr w:type="spellEnd"/>
+      <w:r>
+        <w:t>。</w:t>
       </w:r>
     </w:p>
     <w:p>
@@ -2613,6 +2692,7 @@
                 <w:sz w:val="22"/>
               </w:rPr>
             </w:pPr>
+            <w:proofErr w:type="spellStart"/>
             <w:r>
               <w:rPr>
                 <w:b/>
@@ -2621,6 +2701,7 @@
               </w:rPr>
               <w:t>案件類型</w:t>
             </w:r>
+            <w:proofErr w:type="spellEnd"/>
           </w:p>
         </w:tc>
         <w:tc>
@@ -2720,12 +2801,14 @@
                 <w:sz w:val="22"/>
               </w:rPr>
             </w:pPr>
+            <w:proofErr w:type="spellStart"/>
             <w:r>
               <w:rPr>
                 <w:sz w:val="22"/>
               </w:rPr>
               <w:t>民事</w:t>
             </w:r>
+            <w:proofErr w:type="spellEnd"/>
           </w:p>
         </w:tc>
         <w:tc>
@@ -2819,12 +2902,14 @@
                 <w:sz w:val="22"/>
               </w:rPr>
             </w:pPr>
+            <w:proofErr w:type="spellStart"/>
             <w:r>
               <w:rPr>
                 <w:sz w:val="22"/>
               </w:rPr>
               <w:t>行政</w:t>
             </w:r>
+            <w:proofErr w:type="spellEnd"/>
           </w:p>
         </w:tc>
         <w:tc>
@@ -2918,12 +3003,14 @@
                 <w:sz w:val="22"/>
               </w:rPr>
             </w:pPr>
+            <w:proofErr w:type="spellStart"/>
             <w:r>
               <w:rPr>
                 <w:sz w:val="22"/>
               </w:rPr>
               <w:t>刑事</w:t>
             </w:r>
+            <w:proofErr w:type="spellEnd"/>
           </w:p>
         </w:tc>
         <w:tc>
@@ -2964,12 +3051,14 @@
                 <w:sz w:val="22"/>
               </w:rPr>
             </w:pPr>
+            <w:proofErr w:type="spellStart"/>
             <w:r>
               <w:rPr>
                 <w:sz w:val="22"/>
               </w:rPr>
               <w:t>部分有罪、部分無罪</w:t>
             </w:r>
+            <w:proofErr w:type="spellEnd"/>
           </w:p>
         </w:tc>
         <w:tc>
@@ -3015,12 +3104,14 @@
                 <w:sz w:val="22"/>
               </w:rPr>
             </w:pPr>
+            <w:proofErr w:type="spellStart"/>
             <w:r>
               <w:rPr>
                 <w:sz w:val="22"/>
               </w:rPr>
               <w:t>刑事附帶民事</w:t>
             </w:r>
+            <w:proofErr w:type="spellEnd"/>
           </w:p>
         </w:tc>
         <w:tc>
@@ -3274,6 +3365,7 @@
                 <w:sz w:val="22"/>
               </w:rPr>
             </w:pPr>
+            <w:proofErr w:type="spellStart"/>
             <w:r>
               <w:rPr>
                 <w:b/>
@@ -3281,6 +3373,7 @@
               </w:rPr>
               <w:t>年度</w:t>
             </w:r>
+            <w:proofErr w:type="spellEnd"/>
           </w:p>
         </w:tc>
         <w:tc>
@@ -3301,6 +3394,7 @@
                 <w:sz w:val="22"/>
               </w:rPr>
             </w:pPr>
+            <w:proofErr w:type="spellStart"/>
             <w:r>
               <w:rPr>
                 <w:b/>
@@ -3308,6 +3402,7 @@
               </w:rPr>
               <w:t>行政</w:t>
             </w:r>
+            <w:proofErr w:type="spellEnd"/>
           </w:p>
         </w:tc>
         <w:tc>
@@ -3328,6 +3423,7 @@
                 <w:sz w:val="22"/>
               </w:rPr>
             </w:pPr>
+            <w:proofErr w:type="spellStart"/>
             <w:r>
               <w:rPr>
                 <w:b/>
@@ -3335,6 +3431,7 @@
               </w:rPr>
               <w:t>民事</w:t>
             </w:r>
+            <w:proofErr w:type="spellEnd"/>
           </w:p>
         </w:tc>
         <w:tc>
@@ -3355,6 +3452,7 @@
                 <w:sz w:val="22"/>
               </w:rPr>
             </w:pPr>
+            <w:proofErr w:type="spellStart"/>
             <w:r>
               <w:rPr>
                 <w:b/>
@@ -3362,6 +3460,7 @@
               </w:rPr>
               <w:t>刑事</w:t>
             </w:r>
+            <w:proofErr w:type="spellEnd"/>
           </w:p>
         </w:tc>
         <w:tc>
@@ -3382,6 +3481,7 @@
                 <w:sz w:val="22"/>
               </w:rPr>
             </w:pPr>
+            <w:proofErr w:type="spellStart"/>
             <w:r>
               <w:rPr>
                 <w:b/>
@@ -3389,6 +3489,7 @@
               </w:rPr>
               <w:t>刑事附帶民事</w:t>
             </w:r>
+            <w:proofErr w:type="spellEnd"/>
           </w:p>
         </w:tc>
         <w:tc>
@@ -3409,6 +3510,7 @@
                 <w:sz w:val="22"/>
               </w:rPr>
             </w:pPr>
+            <w:proofErr w:type="spellStart"/>
             <w:r>
               <w:rPr>
                 <w:b/>
@@ -3416,6 +3518,7 @@
               </w:rPr>
               <w:t>合計</w:t>
             </w:r>
+            <w:proofErr w:type="spellEnd"/>
           </w:p>
         </w:tc>
       </w:tr>
@@ -4480,11 +4583,19 @@
         </w:rPr>
         <w:t>本文建立三種文字特徵表示。</w:t>
       </w:r>
-      <w:r>
-        <w:rPr>
-          <w:lang w:eastAsia="zh-TW"/>
-        </w:rPr>
-        <w:t xml:space="preserve">BoW </w:t>
+      <w:proofErr w:type="spellStart"/>
+      <w:r>
+        <w:rPr>
+          <w:lang w:eastAsia="zh-TW"/>
+        </w:rPr>
+        <w:t>BoW</w:t>
+      </w:r>
+      <w:proofErr w:type="spellEnd"/>
+      <w:r>
+        <w:rPr>
+          <w:lang w:eastAsia="zh-TW"/>
+        </w:rPr>
+        <w:t xml:space="preserve"> </w:t>
       </w:r>
       <w:r>
         <w:rPr>
@@ -4680,8 +4791,16 @@
         <w:rPr>
           <w:lang w:eastAsia="zh-TW"/>
         </w:rPr>
-        <w:t xml:space="preserve"> LinearSVC</w:t>
-      </w:r>
+        <w:t xml:space="preserve"> </w:t>
+      </w:r>
+      <w:proofErr w:type="spellStart"/>
+      <w:r>
+        <w:rPr>
+          <w:lang w:eastAsia="zh-TW"/>
+        </w:rPr>
+        <w:t>LinearSVC</w:t>
+      </w:r>
+      <w:proofErr w:type="spellEnd"/>
       <w:r>
         <w:rPr>
           <w:lang w:eastAsia="zh-TW"/>
@@ -4787,6 +4906,7 @@
                 <w:sz w:val="22"/>
               </w:rPr>
             </w:pPr>
+            <w:proofErr w:type="spellStart"/>
             <w:r>
               <w:rPr>
                 <w:b/>
@@ -4795,6 +4915,7 @@
               </w:rPr>
               <w:t>方法</w:t>
             </w:r>
+            <w:proofErr w:type="spellEnd"/>
           </w:p>
         </w:tc>
         <w:tc>
@@ -4819,6 +4940,7 @@
                 <w:sz w:val="22"/>
               </w:rPr>
             </w:pPr>
+            <w:proofErr w:type="spellStart"/>
             <w:r>
               <w:rPr>
                 <w:b/>
@@ -4827,6 +4949,7 @@
               </w:rPr>
               <w:t>流程角色</w:t>
             </w:r>
+            <w:proofErr w:type="spellEnd"/>
           </w:p>
         </w:tc>
         <w:tc>
@@ -4851,6 +4974,7 @@
                 <w:sz w:val="22"/>
               </w:rPr>
             </w:pPr>
+            <w:proofErr w:type="spellStart"/>
             <w:r>
               <w:rPr>
                 <w:b/>
@@ -4859,6 +4983,7 @@
               </w:rPr>
               <w:t>輸入資料</w:t>
             </w:r>
+            <w:proofErr w:type="spellEnd"/>
           </w:p>
         </w:tc>
         <w:tc>
@@ -4883,6 +5008,7 @@
                 <w:sz w:val="22"/>
               </w:rPr>
             </w:pPr>
+            <w:proofErr w:type="spellStart"/>
             <w:r>
               <w:rPr>
                 <w:b/>
@@ -4891,6 +5017,7 @@
               </w:rPr>
               <w:t>輸出與主要功能</w:t>
             </w:r>
+            <w:proofErr w:type="spellEnd"/>
           </w:p>
         </w:tc>
       </w:tr>
@@ -4919,12 +5046,14 @@
                 <w:sz w:val="22"/>
               </w:rPr>
             </w:pPr>
+            <w:proofErr w:type="spellStart"/>
             <w:r>
               <w:rPr>
                 <w:sz w:val="22"/>
               </w:rPr>
               <w:t>BoW</w:t>
             </w:r>
+            <w:proofErr w:type="spellEnd"/>
           </w:p>
         </w:tc>
         <w:tc>
@@ -4947,12 +5076,14 @@
                 <w:sz w:val="22"/>
               </w:rPr>
             </w:pPr>
+            <w:proofErr w:type="spellStart"/>
             <w:r>
               <w:rPr>
                 <w:sz w:val="22"/>
               </w:rPr>
               <w:t>文字特徵表示</w:t>
             </w:r>
+            <w:proofErr w:type="spellEnd"/>
           </w:p>
         </w:tc>
         <w:tc>
@@ -4975,12 +5106,14 @@
                 <w:sz w:val="22"/>
               </w:rPr>
             </w:pPr>
+            <w:proofErr w:type="spellStart"/>
             <w:r>
               <w:rPr>
                 <w:sz w:val="22"/>
               </w:rPr>
               <w:t>斷詞後裁判文本</w:t>
             </w:r>
+            <w:proofErr w:type="spellEnd"/>
           </w:p>
         </w:tc>
         <w:tc>
@@ -5067,12 +5200,14 @@
                 <w:sz w:val="22"/>
               </w:rPr>
             </w:pPr>
+            <w:proofErr w:type="spellStart"/>
             <w:r>
               <w:rPr>
                 <w:sz w:val="22"/>
               </w:rPr>
               <w:t>文字特徵表示</w:t>
             </w:r>
+            <w:proofErr w:type="spellEnd"/>
           </w:p>
         </w:tc>
         <w:tc>
@@ -5095,12 +5230,14 @@
                 <w:sz w:val="22"/>
               </w:rPr>
             </w:pPr>
+            <w:proofErr w:type="spellStart"/>
             <w:r>
               <w:rPr>
                 <w:sz w:val="22"/>
               </w:rPr>
               <w:t>詞彙出現次數</w:t>
             </w:r>
+            <w:proofErr w:type="spellEnd"/>
           </w:p>
         </w:tc>
         <w:tc>
@@ -5187,12 +5324,14 @@
                 <w:sz w:val="22"/>
               </w:rPr>
             </w:pPr>
+            <w:proofErr w:type="spellStart"/>
             <w:r>
               <w:rPr>
                 <w:sz w:val="22"/>
               </w:rPr>
               <w:t>文字特徵表示</w:t>
             </w:r>
+            <w:proofErr w:type="spellEnd"/>
           </w:p>
         </w:tc>
         <w:tc>
@@ -5215,12 +5354,14 @@
                 <w:sz w:val="22"/>
               </w:rPr>
             </w:pPr>
+            <w:proofErr w:type="spellStart"/>
             <w:r>
               <w:rPr>
                 <w:sz w:val="22"/>
               </w:rPr>
               <w:t>詞頻與文件頻率</w:t>
             </w:r>
+            <w:proofErr w:type="spellEnd"/>
           </w:p>
         </w:tc>
         <w:tc>
@@ -5307,12 +5448,14 @@
                 <w:sz w:val="22"/>
               </w:rPr>
             </w:pPr>
+            <w:proofErr w:type="spellStart"/>
             <w:r>
               <w:rPr>
                 <w:sz w:val="22"/>
               </w:rPr>
               <w:t>特徵選擇</w:t>
             </w:r>
+            <w:proofErr w:type="spellEnd"/>
           </w:p>
         </w:tc>
         <w:tc>
@@ -5495,12 +5638,14 @@
                 <w:sz w:val="22"/>
               </w:rPr>
             </w:pPr>
+            <w:proofErr w:type="spellStart"/>
             <w:r>
               <w:rPr>
                 <w:sz w:val="22"/>
               </w:rPr>
               <w:t>監督式特徵轉換</w:t>
             </w:r>
+            <w:proofErr w:type="spellEnd"/>
           </w:p>
         </w:tc>
         <w:tc>
@@ -5553,24 +5698,28 @@
                 <w:sz w:val="22"/>
               </w:rPr>
             </w:pPr>
+            <w:proofErr w:type="spellStart"/>
             <w:r>
               <w:rPr>
                 <w:sz w:val="22"/>
               </w:rPr>
               <w:t>透過</w:t>
             </w:r>
+            <w:proofErr w:type="spellEnd"/>
             <w:r>
               <w:rPr>
                 <w:sz w:val="22"/>
               </w:rPr>
               <w:t xml:space="preserve"> inverse regression </w:t>
             </w:r>
+            <w:proofErr w:type="spellStart"/>
             <w:r>
               <w:rPr>
                 <w:sz w:val="22"/>
               </w:rPr>
               <w:t>將高維文字特徵轉換為充分縮減分數</w:t>
             </w:r>
+            <w:proofErr w:type="spellEnd"/>
           </w:p>
         </w:tc>
       </w:tr>
@@ -5633,12 +5782,14 @@
               </w:rPr>
               <w:t xml:space="preserve">MNIR </w:t>
             </w:r>
+            <w:proofErr w:type="spellStart"/>
             <w:r>
               <w:rPr>
                 <w:sz w:val="22"/>
               </w:rPr>
               <w:t>估計機制</w:t>
             </w:r>
+            <w:proofErr w:type="spellEnd"/>
           </w:p>
         </w:tc>
         <w:tc>
@@ -5762,12 +5913,14 @@
                 <w:sz w:val="22"/>
               </w:rPr>
             </w:pPr>
+            <w:proofErr w:type="spellStart"/>
             <w:r>
               <w:rPr>
                 <w:sz w:val="22"/>
               </w:rPr>
               <w:t>分類器</w:t>
             </w:r>
+            <w:proofErr w:type="spellEnd"/>
           </w:p>
         </w:tc>
         <w:tc>
@@ -5834,17 +5987,26 @@
                 <w:sz w:val="22"/>
               </w:rPr>
             </w:pPr>
+            <w:proofErr w:type="spellStart"/>
             <w:r>
               <w:rPr>
                 <w:sz w:val="22"/>
               </w:rPr>
               <w:t>將裁判書分類為</w:t>
             </w:r>
+            <w:proofErr w:type="spellEnd"/>
             <w:r>
               <w:rPr>
                 <w:sz w:val="22"/>
               </w:rPr>
-              <w:t xml:space="preserve"> Lose</w:t>
+              <w:t xml:space="preserve"> </w:t>
+            </w:r>
+            <w:proofErr w:type="spellStart"/>
+            <w:r>
+              <w:rPr>
+                <w:sz w:val="22"/>
+              </w:rPr>
+              <w:t>Lose</w:t>
             </w:r>
             <w:r>
               <w:rPr>
@@ -5870,6 +6032,7 @@
               </w:rPr>
               <w:t>Win</w:t>
             </w:r>
+            <w:proofErr w:type="spellEnd"/>
           </w:p>
         </w:tc>
       </w:tr>
@@ -5918,12 +6081,14 @@
                 <w:sz w:val="22"/>
               </w:rPr>
             </w:pPr>
+            <w:proofErr w:type="spellStart"/>
             <w:r>
               <w:rPr>
                 <w:sz w:val="22"/>
               </w:rPr>
               <w:t>最低基準模型</w:t>
             </w:r>
+            <w:proofErr w:type="spellEnd"/>
           </w:p>
         </w:tc>
         <w:tc>
@@ -5942,12 +6107,14 @@
                 <w:sz w:val="22"/>
               </w:rPr>
             </w:pPr>
+            <w:proofErr w:type="spellStart"/>
             <w:r>
               <w:rPr>
                 <w:sz w:val="22"/>
               </w:rPr>
               <w:t>訓練集類別分布</w:t>
             </w:r>
+            <w:proofErr w:type="spellEnd"/>
           </w:p>
         </w:tc>
         <w:tc>
@@ -6094,6 +6261,7 @@
       <w:pPr>
         <w:spacing w:before="120" w:after="80" w:line="240" w:lineRule="auto"/>
       </w:pPr>
+      <w:proofErr w:type="spellStart"/>
       <w:r>
         <w:rPr>
           <w:b/>
@@ -6101,6 +6269,7 @@
         </w:rPr>
         <w:t>三、評估方式</w:t>
       </w:r>
+      <w:proofErr w:type="spellEnd"/>
     </w:p>
     <w:p>
       <w:pPr>
@@ -6111,17 +6280,27 @@
           <w:lang w:eastAsia="zh-TW"/>
         </w:rPr>
       </w:pPr>
+      <w:proofErr w:type="spellStart"/>
       <w:r>
         <w:t>本文同時使用</w:t>
       </w:r>
-      <w:r>
-        <w:t xml:space="preserve"> Accuracy</w:t>
+      <w:proofErr w:type="spellEnd"/>
+      <w:r>
+        <w:t xml:space="preserve"> </w:t>
+      </w:r>
+      <w:proofErr w:type="spellStart"/>
+      <w:r>
+        <w:t>Accuracy</w:t>
       </w:r>
       <w:r>
         <w:t>、</w:t>
       </w:r>
       <w:r>
-        <w:t>Macro F1</w:t>
+        <w:t>Macro</w:t>
+      </w:r>
+      <w:proofErr w:type="spellEnd"/>
+      <w:r>
+        <w:t xml:space="preserve"> F1</w:t>
       </w:r>
       <w:r>
         <w:t>、分類報告、混淆矩陣與</w:t>
@@ -6129,12 +6308,18 @@
       <w:r>
         <w:t xml:space="preserve"> Majority Class baseline </w:t>
       </w:r>
+      <w:proofErr w:type="spellStart"/>
       <w:r>
         <w:t>評估模型。</w:t>
       </w:r>
       <w:r>
-        <w:t xml:space="preserve">Accuracy </w:t>
-      </w:r>
+        <w:t>Accuracy</w:t>
+      </w:r>
+      <w:proofErr w:type="spellEnd"/>
+      <w:r>
+        <w:t xml:space="preserve"> </w:t>
+      </w:r>
+      <w:proofErr w:type="spellStart"/>
       <w:r>
         <w:t>反映整體預測正確比例，但在類別不平衡資料中可能被多數類別主導。</w:t>
       </w:r>
@@ -6142,7 +6327,14 @@
         <w:rPr>
           <w:lang w:eastAsia="zh-TW"/>
         </w:rPr>
-        <w:t xml:space="preserve">Macro F1 </w:t>
+        <w:t>Macro</w:t>
+      </w:r>
+      <w:proofErr w:type="spellEnd"/>
+      <w:r>
+        <w:rPr>
+          <w:lang w:eastAsia="zh-TW"/>
+        </w:rPr>
+        <w:t xml:space="preserve"> F1 </w:t>
       </w:r>
       <w:r>
         <w:rPr>
@@ -6420,24 +6612,28 @@
         </w:rPr>
         <w:t xml:space="preserve"> 5 </w:t>
       </w:r>
+      <w:proofErr w:type="spellStart"/>
       <w:r>
         <w:rPr>
           <w:b/>
         </w:rPr>
         <w:t>最佳</w:t>
       </w:r>
+      <w:proofErr w:type="spellEnd"/>
       <w:r>
         <w:rPr>
           <w:b/>
         </w:rPr>
         <w:t xml:space="preserve"> Chi-square + SVM </w:t>
       </w:r>
+      <w:proofErr w:type="spellStart"/>
       <w:r>
         <w:rPr>
           <w:b/>
         </w:rPr>
         <w:t>模型之參數選擇摘要</w:t>
       </w:r>
+      <w:proofErr w:type="spellEnd"/>
     </w:p>
     <w:tbl>
       <w:tblPr>
@@ -6484,6 +6680,7 @@
                 <w:sz w:val="22"/>
               </w:rPr>
             </w:pPr>
+            <w:proofErr w:type="spellStart"/>
             <w:r>
               <w:rPr>
                 <w:b/>
@@ -6491,6 +6688,7 @@
               </w:rPr>
               <w:t>資料集</w:t>
             </w:r>
+            <w:proofErr w:type="spellEnd"/>
           </w:p>
         </w:tc>
         <w:tc>
@@ -6625,12 +6823,14 @@
                 <w:sz w:val="22"/>
               </w:rPr>
             </w:pPr>
+            <w:proofErr w:type="spellStart"/>
             <w:r>
               <w:rPr>
                 <w:sz w:val="22"/>
               </w:rPr>
               <w:t>行政</w:t>
             </w:r>
+            <w:proofErr w:type="spellEnd"/>
           </w:p>
         </w:tc>
         <w:tc>
@@ -6761,12 +6961,14 @@
                 <w:sz w:val="22"/>
               </w:rPr>
             </w:pPr>
+            <w:proofErr w:type="spellStart"/>
             <w:r>
               <w:rPr>
                 <w:sz w:val="22"/>
               </w:rPr>
               <w:t>民事</w:t>
             </w:r>
+            <w:proofErr w:type="spellEnd"/>
           </w:p>
         </w:tc>
         <w:tc>
@@ -6897,12 +7099,14 @@
                 <w:sz w:val="22"/>
               </w:rPr>
             </w:pPr>
+            <w:proofErr w:type="spellStart"/>
             <w:r>
               <w:rPr>
                 <w:sz w:val="22"/>
               </w:rPr>
               <w:t>刑事</w:t>
             </w:r>
+            <w:proofErr w:type="spellEnd"/>
           </w:p>
         </w:tc>
         <w:tc>
@@ -7029,12 +7233,14 @@
                 <w:sz w:val="22"/>
               </w:rPr>
             </w:pPr>
+            <w:proofErr w:type="spellStart"/>
             <w:r>
               <w:rPr>
                 <w:sz w:val="22"/>
               </w:rPr>
               <w:t>刑事附帶民事</w:t>
             </w:r>
+            <w:proofErr w:type="spellEnd"/>
           </w:p>
         </w:tc>
         <w:tc>
@@ -7259,12 +7465,14 @@
         </w:rPr>
         <w:t>在特徵表示設計上，</w:t>
       </w:r>
+      <w:proofErr w:type="spellStart"/>
       <w:r>
         <w:rPr>
           <w:lang w:eastAsia="zh-TW"/>
         </w:rPr>
         <w:t>BoW</w:t>
       </w:r>
+      <w:proofErr w:type="spellEnd"/>
       <w:r>
         <w:rPr>
           <w:lang w:eastAsia="zh-TW"/>
@@ -7295,11 +7503,19 @@
         </w:rPr>
         <w:t>代表三種不同的文字訊號假設。</w:t>
       </w:r>
-      <w:r>
-        <w:rPr>
-          <w:lang w:eastAsia="zh-TW"/>
-        </w:rPr>
-        <w:t xml:space="preserve">BoW </w:t>
+      <w:proofErr w:type="spellStart"/>
+      <w:r>
+        <w:rPr>
+          <w:lang w:eastAsia="zh-TW"/>
+        </w:rPr>
+        <w:t>BoW</w:t>
+      </w:r>
+      <w:proofErr w:type="spellEnd"/>
+      <w:r>
+        <w:rPr>
+          <w:lang w:eastAsia="zh-TW"/>
+        </w:rPr>
+        <w:t xml:space="preserve"> </w:t>
       </w:r>
       <w:r>
         <w:rPr>
@@ -7484,12 +7700,14 @@
         </w:rPr>
         <w:t xml:space="preserve"> 6 Chi-square + MNIR + SVM </w:t>
       </w:r>
+      <w:proofErr w:type="spellStart"/>
       <w:r>
         <w:rPr>
           <w:b/>
         </w:rPr>
         <w:t>於各資料集之最佳表現</w:t>
       </w:r>
+      <w:proofErr w:type="spellEnd"/>
     </w:p>
     <w:tbl>
       <w:tblPr>
@@ -7537,6 +7755,7 @@
                 <w:sz w:val="22"/>
               </w:rPr>
             </w:pPr>
+            <w:proofErr w:type="spellStart"/>
             <w:r>
               <w:rPr>
                 <w:b/>
@@ -7544,6 +7763,7 @@
               </w:rPr>
               <w:t>資料集</w:t>
             </w:r>
+            <w:proofErr w:type="spellEnd"/>
           </w:p>
         </w:tc>
         <w:tc>
@@ -7571,6 +7791,7 @@
               </w:rPr>
               <w:t xml:space="preserve">MNIR </w:t>
             </w:r>
+            <w:proofErr w:type="spellStart"/>
             <w:r>
               <w:rPr>
                 <w:b/>
@@ -7578,6 +7799,7 @@
               </w:rPr>
               <w:t>最佳特徵</w:t>
             </w:r>
+            <w:proofErr w:type="spellEnd"/>
           </w:p>
         </w:tc>
         <w:tc>
@@ -7712,12 +7934,14 @@
                 <w:sz w:val="22"/>
               </w:rPr>
             </w:pPr>
+            <w:proofErr w:type="spellStart"/>
             <w:r>
               <w:rPr>
                 <w:sz w:val="22"/>
               </w:rPr>
               <w:t>行政</w:t>
             </w:r>
+            <w:proofErr w:type="spellEnd"/>
           </w:p>
         </w:tc>
         <w:tc>
@@ -7738,12 +7962,14 @@
                 <w:sz w:val="22"/>
               </w:rPr>
             </w:pPr>
+            <w:proofErr w:type="spellStart"/>
             <w:r>
               <w:rPr>
                 <w:sz w:val="22"/>
               </w:rPr>
               <w:t>BoW</w:t>
             </w:r>
+            <w:proofErr w:type="spellEnd"/>
           </w:p>
         </w:tc>
         <w:tc>
@@ -7874,12 +8100,14 @@
                 <w:sz w:val="22"/>
               </w:rPr>
             </w:pPr>
+            <w:proofErr w:type="spellStart"/>
             <w:r>
               <w:rPr>
                 <w:sz w:val="22"/>
               </w:rPr>
               <w:t>民事</w:t>
             </w:r>
+            <w:proofErr w:type="spellEnd"/>
           </w:p>
         </w:tc>
         <w:tc>
@@ -8036,12 +8264,14 @@
                 <w:sz w:val="22"/>
               </w:rPr>
             </w:pPr>
+            <w:proofErr w:type="spellStart"/>
             <w:r>
               <w:rPr>
                 <w:sz w:val="22"/>
               </w:rPr>
               <w:t>刑事</w:t>
             </w:r>
+            <w:proofErr w:type="spellEnd"/>
           </w:p>
         </w:tc>
         <w:tc>
@@ -8194,12 +8424,14 @@
                 <w:sz w:val="22"/>
               </w:rPr>
             </w:pPr>
+            <w:proofErr w:type="spellStart"/>
             <w:r>
               <w:rPr>
                 <w:sz w:val="22"/>
               </w:rPr>
               <w:t>刑事附帶民事</w:t>
             </w:r>
+            <w:proofErr w:type="spellEnd"/>
           </w:p>
         </w:tc>
         <w:tc>
@@ -8337,12 +8569,14 @@
         </w:rPr>
         <w:t xml:space="preserve"> 7 Chi-square + SVM </w:t>
       </w:r>
+      <w:proofErr w:type="spellStart"/>
       <w:r>
         <w:rPr>
           <w:b/>
         </w:rPr>
         <w:t>於各資料集之最佳表現</w:t>
       </w:r>
+      <w:proofErr w:type="spellEnd"/>
     </w:p>
     <w:tbl>
       <w:tblPr>
@@ -8389,6 +8623,7 @@
                 <w:sz w:val="22"/>
               </w:rPr>
             </w:pPr>
+            <w:proofErr w:type="spellStart"/>
             <w:r>
               <w:rPr>
                 <w:b/>
@@ -8396,6 +8631,7 @@
               </w:rPr>
               <w:t>資料集</w:t>
             </w:r>
+            <w:proofErr w:type="spellEnd"/>
           </w:p>
         </w:tc>
         <w:tc>
@@ -8423,6 +8659,7 @@
               </w:rPr>
               <w:t xml:space="preserve">Direct </w:t>
             </w:r>
+            <w:proofErr w:type="spellStart"/>
             <w:r>
               <w:rPr>
                 <w:b/>
@@ -8430,6 +8667,7 @@
               </w:rPr>
               <w:t>最佳特徵</w:t>
             </w:r>
+            <w:proofErr w:type="spellEnd"/>
           </w:p>
         </w:tc>
         <w:tc>
@@ -8537,12 +8775,14 @@
                 <w:sz w:val="22"/>
               </w:rPr>
             </w:pPr>
+            <w:proofErr w:type="spellStart"/>
             <w:r>
               <w:rPr>
                 <w:sz w:val="22"/>
               </w:rPr>
               <w:t>行政</w:t>
             </w:r>
+            <w:proofErr w:type="spellEnd"/>
           </w:p>
         </w:tc>
         <w:tc>
@@ -8563,12 +8803,14 @@
                 <w:sz w:val="22"/>
               </w:rPr>
             </w:pPr>
+            <w:proofErr w:type="spellStart"/>
             <w:r>
               <w:rPr>
                 <w:sz w:val="22"/>
               </w:rPr>
               <w:t>BoW</w:t>
             </w:r>
+            <w:proofErr w:type="spellEnd"/>
           </w:p>
         </w:tc>
         <w:tc>
@@ -8673,12 +8915,14 @@
                 <w:sz w:val="22"/>
               </w:rPr>
             </w:pPr>
+            <w:proofErr w:type="spellStart"/>
             <w:r>
               <w:rPr>
                 <w:sz w:val="22"/>
               </w:rPr>
               <w:t>民事</w:t>
             </w:r>
+            <w:proofErr w:type="spellEnd"/>
           </w:p>
         </w:tc>
         <w:tc>
@@ -8809,12 +9053,14 @@
                 <w:sz w:val="22"/>
               </w:rPr>
             </w:pPr>
+            <w:proofErr w:type="spellStart"/>
             <w:r>
               <w:rPr>
                 <w:sz w:val="22"/>
               </w:rPr>
               <w:t>刑事</w:t>
             </w:r>
+            <w:proofErr w:type="spellEnd"/>
           </w:p>
         </w:tc>
         <w:tc>
@@ -8941,12 +9187,14 @@
                 <w:sz w:val="22"/>
               </w:rPr>
             </w:pPr>
+            <w:proofErr w:type="spellStart"/>
             <w:r>
               <w:rPr>
                 <w:sz w:val="22"/>
               </w:rPr>
               <w:t>刑事附帶民事</w:t>
             </w:r>
+            <w:proofErr w:type="spellEnd"/>
           </w:p>
         </w:tc>
         <w:tc>
@@ -8963,12 +9211,14 @@
                 <w:sz w:val="22"/>
               </w:rPr>
             </w:pPr>
+            <w:proofErr w:type="spellStart"/>
             <w:r>
               <w:rPr>
                 <w:sz w:val="22"/>
               </w:rPr>
               <w:t>BoW</w:t>
             </w:r>
+            <w:proofErr w:type="spellEnd"/>
           </w:p>
         </w:tc>
         <w:tc>
@@ -9059,17 +9309,24 @@
       <w:r>
         <w:t xml:space="preserve"> 6 </w:t>
       </w:r>
+      <w:proofErr w:type="spellStart"/>
       <w:r>
         <w:t>與表</w:t>
       </w:r>
+      <w:proofErr w:type="spellEnd"/>
       <w:r>
         <w:t xml:space="preserve"> 7 </w:t>
       </w:r>
+      <w:proofErr w:type="spellStart"/>
       <w:r>
         <w:t>顯示，在四類案件資料集中，</w:t>
       </w:r>
       <w:r>
-        <w:t xml:space="preserve">Chi-square + SVM </w:t>
+        <w:t>Chi-square</w:t>
+      </w:r>
+      <w:proofErr w:type="spellEnd"/>
+      <w:r>
+        <w:t xml:space="preserve"> + SVM </w:t>
       </w:r>
       <w:r>
         <w:t>的</w:t>
@@ -9077,20 +9334,35 @@
       <w:r>
         <w:t xml:space="preserve"> Macro F1 </w:t>
       </w:r>
+      <w:proofErr w:type="spellStart"/>
       <w:r>
         <w:t>均高於</w:t>
       </w:r>
-      <w:r>
-        <w:t xml:space="preserve"> Chi-square + MNIR + SVM</w:t>
+      <w:proofErr w:type="spellEnd"/>
+      <w:r>
+        <w:t xml:space="preserve"> Chi-square + MNIR + </w:t>
+      </w:r>
+      <w:proofErr w:type="spellStart"/>
+      <w:r>
+        <w:t>SVM</w:t>
       </w:r>
       <w:r>
         <w:t>。此結果表示，在本研究資料、標籤設定、文本前處理與超參數範圍下，</w:t>
       </w:r>
       <w:r>
-        <w:t xml:space="preserve">MNIR </w:t>
-      </w:r>
-      <w:r>
-        <w:t>監督式特徵轉換未帶來額外分類增益。</w:t>
+        <w:t>MNIR</w:t>
+      </w:r>
+      <w:proofErr w:type="spellEnd"/>
+      <w:r>
+        <w:t xml:space="preserve"> </w:t>
+      </w:r>
+      <w:proofErr w:type="spellStart"/>
+      <w:r>
+        <w:t>監督式特徵轉換未帶來額外分類增益</w:t>
+      </w:r>
+      <w:proofErr w:type="spellEnd"/>
+      <w:r>
+        <w:t>。</w:t>
       </w:r>
       <w:r>
         <w:rPr>
@@ -9165,12 +9437,14 @@
         </w:rPr>
         <w:t xml:space="preserve"> Macro F1 </w:t>
       </w:r>
+      <w:proofErr w:type="spellStart"/>
       <w:r>
         <w:rPr>
           <w:b/>
         </w:rPr>
         <w:t>比較</w:t>
       </w:r>
+      <w:proofErr w:type="spellEnd"/>
     </w:p>
     <w:tbl>
       <w:tblPr>
@@ -9219,6 +9493,7 @@
                 <w:sz w:val="22"/>
               </w:rPr>
             </w:pPr>
+            <w:proofErr w:type="spellStart"/>
             <w:r>
               <w:rPr>
                 <w:b/>
@@ -9226,6 +9501,7 @@
               </w:rPr>
               <w:t>資料集</w:t>
             </w:r>
+            <w:proofErr w:type="spellEnd"/>
           </w:p>
         </w:tc>
         <w:tc>
@@ -9260,6 +9536,7 @@
               </w:rPr>
               <w:br/>
             </w:r>
+            <w:proofErr w:type="spellStart"/>
             <w:r>
               <w:rPr>
                 <w:b/>
@@ -9267,6 +9544,7 @@
               </w:rPr>
               <w:t>最佳特徵</w:t>
             </w:r>
+            <w:proofErr w:type="spellEnd"/>
           </w:p>
         </w:tc>
         <w:tc>
@@ -9322,6 +9600,7 @@
               </w:rPr>
               <w:t xml:space="preserve">MNIR </w:t>
             </w:r>
+            <w:proofErr w:type="spellStart"/>
             <w:r>
               <w:rPr>
                 <w:b/>
@@ -9329,6 +9608,7 @@
               </w:rPr>
               <w:t>最佳特徵</w:t>
             </w:r>
+            <w:proofErr w:type="spellEnd"/>
           </w:p>
           <w:p>
             <w:pPr>
@@ -9474,12 +9754,14 @@
                 <w:sz w:val="22"/>
               </w:rPr>
             </w:pPr>
+            <w:proofErr w:type="spellStart"/>
             <w:r>
               <w:rPr>
                 <w:sz w:val="22"/>
               </w:rPr>
               <w:t>行政</w:t>
             </w:r>
+            <w:proofErr w:type="spellEnd"/>
           </w:p>
         </w:tc>
         <w:tc>
@@ -9500,12 +9782,14 @@
                 <w:sz w:val="22"/>
               </w:rPr>
             </w:pPr>
+            <w:proofErr w:type="spellStart"/>
             <w:r>
               <w:rPr>
                 <w:sz w:val="22"/>
               </w:rPr>
               <w:t>BoW</w:t>
             </w:r>
+            <w:proofErr w:type="spellEnd"/>
           </w:p>
         </w:tc>
         <w:tc>
@@ -9552,12 +9836,14 @@
                 <w:sz w:val="22"/>
               </w:rPr>
             </w:pPr>
+            <w:proofErr w:type="spellStart"/>
             <w:r>
               <w:rPr>
                 <w:sz w:val="22"/>
               </w:rPr>
               <w:t>BoW</w:t>
             </w:r>
+            <w:proofErr w:type="spellEnd"/>
           </w:p>
         </w:tc>
         <w:tc>
@@ -9662,12 +9948,14 @@
                 <w:sz w:val="22"/>
               </w:rPr>
             </w:pPr>
+            <w:proofErr w:type="spellStart"/>
             <w:r>
               <w:rPr>
                 <w:sz w:val="22"/>
               </w:rPr>
               <w:t>民事</w:t>
             </w:r>
+            <w:proofErr w:type="spellEnd"/>
           </w:p>
         </w:tc>
         <w:tc>
@@ -9850,12 +10138,14 @@
                 <w:sz w:val="22"/>
               </w:rPr>
             </w:pPr>
+            <w:proofErr w:type="spellStart"/>
             <w:r>
               <w:rPr>
                 <w:sz w:val="22"/>
               </w:rPr>
               <w:t>刑事</w:t>
             </w:r>
+            <w:proofErr w:type="spellEnd"/>
           </w:p>
         </w:tc>
         <w:tc>
@@ -10034,12 +10324,14 @@
                 <w:sz w:val="22"/>
               </w:rPr>
             </w:pPr>
+            <w:proofErr w:type="spellStart"/>
             <w:r>
               <w:rPr>
                 <w:sz w:val="22"/>
               </w:rPr>
               <w:t>刑事附帶民事</w:t>
             </w:r>
+            <w:proofErr w:type="spellEnd"/>
           </w:p>
         </w:tc>
         <w:tc>
@@ -10056,12 +10348,14 @@
                 <w:sz w:val="22"/>
               </w:rPr>
             </w:pPr>
+            <w:proofErr w:type="spellStart"/>
             <w:r>
               <w:rPr>
                 <w:sz w:val="22"/>
               </w:rPr>
               <w:t>BoW</w:t>
             </w:r>
+            <w:proofErr w:type="spellEnd"/>
           </w:p>
         </w:tc>
         <w:tc>
@@ -10468,12 +10762,19 @@
         <w:rPr>
           <w:b/>
         </w:rPr>
-        <w:t xml:space="preserve"> BoW</w:t>
-      </w:r>
+        <w:t xml:space="preserve"> </w:t>
+      </w:r>
+      <w:proofErr w:type="spellStart"/>
       <w:r>
         <w:rPr>
           <w:b/>
         </w:rPr>
+        <w:t>BoW</w:t>
+      </w:r>
+      <w:r>
+        <w:rPr>
+          <w:b/>
+        </w:rPr>
         <w:t>、</w:t>
       </w:r>
       <w:r>
@@ -10492,7 +10793,14 @@
         <w:rPr>
           <w:b/>
         </w:rPr>
-        <w:t xml:space="preserve">TF-IDF </w:t>
+        <w:t>TF-IDF</w:t>
+      </w:r>
+      <w:proofErr w:type="spellEnd"/>
+      <w:r>
+        <w:rPr>
+          <w:b/>
+        </w:rPr>
+        <w:t xml:space="preserve"> </w:t>
       </w:r>
       <w:r>
         <w:rPr>
@@ -10551,6 +10859,7 @@
                 <w:sz w:val="22"/>
               </w:rPr>
             </w:pPr>
+            <w:proofErr w:type="spellStart"/>
             <w:r>
               <w:rPr>
                 <w:b/>
@@ -10558,6 +10867,7 @@
               </w:rPr>
               <w:t>資料集</w:t>
             </w:r>
+            <w:proofErr w:type="spellEnd"/>
           </w:p>
         </w:tc>
         <w:tc>
@@ -10578,6 +10888,7 @@
                 <w:sz w:val="22"/>
               </w:rPr>
             </w:pPr>
+            <w:proofErr w:type="spellStart"/>
             <w:r>
               <w:rPr>
                 <w:b/>
@@ -10585,6 +10896,7 @@
               </w:rPr>
               <w:t>BoW</w:t>
             </w:r>
+            <w:proofErr w:type="spellEnd"/>
           </w:p>
         </w:tc>
         <w:tc>
@@ -10665,12 +10977,14 @@
                 <w:sz w:val="22"/>
               </w:rPr>
             </w:pPr>
+            <w:proofErr w:type="spellStart"/>
             <w:r>
               <w:rPr>
                 <w:sz w:val="22"/>
               </w:rPr>
               <w:t>行政</w:t>
             </w:r>
+            <w:proofErr w:type="spellEnd"/>
           </w:p>
         </w:tc>
         <w:tc>
@@ -10775,12 +11089,14 @@
                 <w:sz w:val="22"/>
               </w:rPr>
             </w:pPr>
+            <w:proofErr w:type="spellStart"/>
             <w:r>
               <w:rPr>
                 <w:sz w:val="22"/>
               </w:rPr>
               <w:t>民事</w:t>
             </w:r>
+            <w:proofErr w:type="spellEnd"/>
           </w:p>
         </w:tc>
         <w:tc>
@@ -10885,12 +11201,14 @@
                 <w:sz w:val="22"/>
               </w:rPr>
             </w:pPr>
+            <w:proofErr w:type="spellStart"/>
             <w:r>
               <w:rPr>
                 <w:sz w:val="22"/>
               </w:rPr>
               <w:t>刑事</w:t>
             </w:r>
+            <w:proofErr w:type="spellEnd"/>
           </w:p>
         </w:tc>
         <w:tc>
@@ -10991,12 +11309,14 @@
                 <w:sz w:val="22"/>
               </w:rPr>
             </w:pPr>
+            <w:proofErr w:type="spellStart"/>
             <w:r>
               <w:rPr>
                 <w:sz w:val="22"/>
               </w:rPr>
               <w:t>刑事附帶民事</w:t>
             </w:r>
+            <w:proofErr w:type="spellEnd"/>
           </w:p>
         </w:tc>
         <w:tc>
@@ -11099,12 +11419,14 @@
         </w:rPr>
         <w:t>顯示，</w:t>
       </w:r>
+      <w:proofErr w:type="spellStart"/>
       <w:r>
         <w:rPr>
           <w:lang w:eastAsia="zh-TW"/>
         </w:rPr>
         <w:t>BoW</w:t>
       </w:r>
+      <w:proofErr w:type="spellEnd"/>
       <w:r>
         <w:rPr>
           <w:lang w:eastAsia="zh-TW"/>
@@ -11135,11 +11457,19 @@
         </w:rPr>
         <w:t>並無單一方法在所有案件類型中皆為最佳。行政案件與刑事附帶民事案件中，</w:t>
       </w:r>
-      <w:r>
-        <w:rPr>
-          <w:lang w:eastAsia="zh-TW"/>
-        </w:rPr>
-        <w:t xml:space="preserve">BoW </w:t>
+      <w:proofErr w:type="spellStart"/>
+      <w:r>
+        <w:rPr>
+          <w:lang w:eastAsia="zh-TW"/>
+        </w:rPr>
+        <w:t>BoW</w:t>
+      </w:r>
+      <w:proofErr w:type="spellEnd"/>
+      <w:r>
+        <w:rPr>
+          <w:lang w:eastAsia="zh-TW"/>
+        </w:rPr>
+        <w:t xml:space="preserve"> </w:t>
       </w:r>
       <w:r>
         <w:rPr>
@@ -11171,11 +11501,19 @@
         </w:rPr>
         <w:t>表現較佳。此結果說明，法律文本分類不宜預設單一文字特徵或模型流程可適用所有案件。若分類訊號主要來自特定法律用語或程序用語是否出現，</w:t>
       </w:r>
-      <w:r>
-        <w:rPr>
-          <w:lang w:eastAsia="zh-TW"/>
-        </w:rPr>
-        <w:t xml:space="preserve">BoW </w:t>
+      <w:proofErr w:type="spellStart"/>
+      <w:r>
+        <w:rPr>
+          <w:lang w:eastAsia="zh-TW"/>
+        </w:rPr>
+        <w:t>BoW</w:t>
+      </w:r>
+      <w:proofErr w:type="spellEnd"/>
+      <w:r>
+        <w:rPr>
+          <w:lang w:eastAsia="zh-TW"/>
+        </w:rPr>
+        <w:t xml:space="preserve"> </w:t>
       </w:r>
       <w:r>
         <w:rPr>
@@ -11318,7 +11656,21 @@
         <w:rPr>
           <w:lang w:eastAsia="zh-TW"/>
         </w:rPr>
-        <w:t xml:space="preserve"> BoW </w:t>
+        <w:t xml:space="preserve"> </w:t>
+      </w:r>
+      <w:proofErr w:type="spellStart"/>
+      <w:r>
+        <w:rPr>
+          <w:lang w:eastAsia="zh-TW"/>
+        </w:rPr>
+        <w:t>BoW</w:t>
+      </w:r>
+      <w:proofErr w:type="spellEnd"/>
+      <w:r>
+        <w:rPr>
+          <w:lang w:eastAsia="zh-TW"/>
+        </w:rPr>
+        <w:t xml:space="preserve"> </w:t>
       </w:r>
       <w:r>
         <w:rPr>
@@ -11330,7 +11682,21 @@
         <w:rPr>
           <w:lang w:eastAsia="zh-TW"/>
         </w:rPr>
-        <w:t xml:space="preserve"> BoW </w:t>
+        <w:t xml:space="preserve"> </w:t>
+      </w:r>
+      <w:proofErr w:type="spellStart"/>
+      <w:r>
+        <w:rPr>
+          <w:lang w:eastAsia="zh-TW"/>
+        </w:rPr>
+        <w:t>BoW</w:t>
+      </w:r>
+      <w:proofErr w:type="spellEnd"/>
+      <w:r>
+        <w:rPr>
+          <w:lang w:eastAsia="zh-TW"/>
+        </w:rPr>
+        <w:t xml:space="preserve"> </w:t>
       </w:r>
       <w:r>
         <w:rPr>
@@ -11438,7 +11804,21 @@
         <w:rPr>
           <w:lang w:eastAsia="zh-TW"/>
         </w:rPr>
-        <w:t xml:space="preserve"> BoW </w:t>
+        <w:t xml:space="preserve"> </w:t>
+      </w:r>
+      <w:proofErr w:type="spellStart"/>
+      <w:r>
+        <w:rPr>
+          <w:lang w:eastAsia="zh-TW"/>
+        </w:rPr>
+        <w:t>BoW</w:t>
+      </w:r>
+      <w:proofErr w:type="spellEnd"/>
+      <w:r>
+        <w:rPr>
+          <w:lang w:eastAsia="zh-TW"/>
+        </w:rPr>
+        <w:t xml:space="preserve"> </w:t>
       </w:r>
       <w:r>
         <w:rPr>
@@ -11458,11 +11838,19 @@
         </w:rPr>
         <w:t>類別樣本極少，故解讀上應更謹慎。此類案件同時包含刑事程序與民事賠償請求，其文本中可能出現較明確的責任與損害語彙。</w:t>
       </w:r>
-      <w:r>
-        <w:rPr>
-          <w:lang w:eastAsia="zh-TW"/>
-        </w:rPr>
-        <w:t xml:space="preserve">BoW </w:t>
+      <w:proofErr w:type="spellStart"/>
+      <w:r>
+        <w:rPr>
+          <w:lang w:eastAsia="zh-TW"/>
+        </w:rPr>
+        <w:t>BoW</w:t>
+      </w:r>
+      <w:proofErr w:type="spellEnd"/>
+      <w:r>
+        <w:rPr>
+          <w:lang w:eastAsia="zh-TW"/>
+        </w:rPr>
+        <w:t xml:space="preserve"> </w:t>
       </w:r>
       <w:r>
         <w:rPr>
@@ -11505,24 +11893,28 @@
         </w:rPr>
         <w:t xml:space="preserve"> 10 </w:t>
       </w:r>
+      <w:proofErr w:type="spellStart"/>
       <w:r>
         <w:rPr>
           <w:b/>
         </w:rPr>
         <w:t>民事案件最佳</w:t>
       </w:r>
+      <w:proofErr w:type="spellEnd"/>
       <w:r>
         <w:rPr>
           <w:b/>
         </w:rPr>
         <w:t xml:space="preserve"> Chi-square + SVM </w:t>
       </w:r>
+      <w:proofErr w:type="spellStart"/>
       <w:r>
         <w:rPr>
           <w:b/>
         </w:rPr>
         <w:t>模型之測試集混淆矩陣</w:t>
       </w:r>
+      <w:proofErr w:type="spellEnd"/>
     </w:p>
     <w:tbl>
       <w:tblPr>
@@ -11569,6 +11961,7 @@
                 <w:sz w:val="22"/>
               </w:rPr>
             </w:pPr>
+            <w:proofErr w:type="spellStart"/>
             <w:r>
               <w:rPr>
                 <w:bCs/>
@@ -11576,6 +11969,7 @@
               </w:rPr>
               <w:t>實際</w:t>
             </w:r>
+            <w:proofErr w:type="spellEnd"/>
             <w:r>
               <w:rPr>
                 <w:bCs/>
@@ -11583,6 +11977,7 @@
               </w:rPr>
               <w:t>\</w:t>
             </w:r>
+            <w:proofErr w:type="spellStart"/>
             <w:r>
               <w:rPr>
                 <w:bCs/>
@@ -11590,6 +11985,7 @@
               </w:rPr>
               <w:t>預測</w:t>
             </w:r>
+            <w:proofErr w:type="spellEnd"/>
           </w:p>
         </w:tc>
         <w:tc>
@@ -12040,36 +12436,42 @@
         </w:rPr>
         <w:t xml:space="preserve"> 11 </w:t>
       </w:r>
+      <w:proofErr w:type="spellStart"/>
       <w:r>
         <w:rPr>
           <w:b/>
         </w:rPr>
         <w:t>各資料集最佳</w:t>
       </w:r>
+      <w:proofErr w:type="spellEnd"/>
       <w:r>
         <w:rPr>
           <w:b/>
         </w:rPr>
         <w:t xml:space="preserve"> Chi-square + SVM </w:t>
       </w:r>
+      <w:proofErr w:type="spellStart"/>
       <w:r>
         <w:rPr>
           <w:b/>
         </w:rPr>
         <w:t>模型之類別</w:t>
       </w:r>
+      <w:proofErr w:type="spellEnd"/>
       <w:r>
         <w:rPr>
           <w:b/>
         </w:rPr>
         <w:t xml:space="preserve"> F1 </w:t>
       </w:r>
+      <w:proofErr w:type="spellStart"/>
       <w:r>
         <w:rPr>
           <w:b/>
         </w:rPr>
         <w:t>摘要</w:t>
       </w:r>
+      <w:proofErr w:type="spellEnd"/>
     </w:p>
     <w:tbl>
       <w:tblPr>
@@ -12116,6 +12518,7 @@
                 <w:sz w:val="22"/>
               </w:rPr>
             </w:pPr>
+            <w:proofErr w:type="spellStart"/>
             <w:r>
               <w:rPr>
                 <w:b/>
@@ -12123,6 +12526,7 @@
               </w:rPr>
               <w:t>資料集</w:t>
             </w:r>
+            <w:proofErr w:type="spellEnd"/>
           </w:p>
         </w:tc>
         <w:tc>
@@ -12257,12 +12661,14 @@
                 <w:sz w:val="22"/>
               </w:rPr>
             </w:pPr>
+            <w:proofErr w:type="spellStart"/>
             <w:r>
               <w:rPr>
                 <w:sz w:val="22"/>
               </w:rPr>
               <w:t>行政</w:t>
             </w:r>
+            <w:proofErr w:type="spellEnd"/>
           </w:p>
         </w:tc>
         <w:tc>
@@ -12393,12 +12799,14 @@
                 <w:sz w:val="22"/>
               </w:rPr>
             </w:pPr>
+            <w:proofErr w:type="spellStart"/>
             <w:r>
               <w:rPr>
                 <w:sz w:val="22"/>
               </w:rPr>
               <w:t>民事</w:t>
             </w:r>
+            <w:proofErr w:type="spellEnd"/>
           </w:p>
         </w:tc>
         <w:tc>
@@ -12529,12 +12937,14 @@
                 <w:sz w:val="22"/>
               </w:rPr>
             </w:pPr>
+            <w:proofErr w:type="spellStart"/>
             <w:r>
               <w:rPr>
                 <w:sz w:val="22"/>
               </w:rPr>
               <w:t>刑事</w:t>
             </w:r>
+            <w:proofErr w:type="spellEnd"/>
           </w:p>
         </w:tc>
         <w:tc>
@@ -12661,12 +13071,14 @@
                 <w:sz w:val="22"/>
               </w:rPr>
             </w:pPr>
+            <w:proofErr w:type="spellStart"/>
             <w:r>
               <w:rPr>
                 <w:sz w:val="22"/>
               </w:rPr>
               <w:t>刑事附帶民事</w:t>
             </w:r>
+            <w:proofErr w:type="spellEnd"/>
           </w:p>
         </w:tc>
         <w:tc>
@@ -12782,24 +13194,28 @@
         </w:rPr>
         <w:t xml:space="preserve"> 12 </w:t>
       </w:r>
+      <w:proofErr w:type="spellStart"/>
       <w:r>
         <w:rPr>
           <w:b/>
         </w:rPr>
         <w:t>民事案件最佳</w:t>
       </w:r>
+      <w:proofErr w:type="spellEnd"/>
       <w:r>
         <w:rPr>
           <w:b/>
         </w:rPr>
         <w:t xml:space="preserve"> Chi-square + SVM </w:t>
       </w:r>
+      <w:proofErr w:type="spellStart"/>
       <w:r>
         <w:rPr>
           <w:b/>
         </w:rPr>
         <w:t>模型之分類報告</w:t>
       </w:r>
+      <w:proofErr w:type="spellEnd"/>
     </w:p>
     <w:tbl>
       <w:tblPr>
@@ -12846,6 +13262,7 @@
                 <w:sz w:val="22"/>
               </w:rPr>
             </w:pPr>
+            <w:proofErr w:type="spellStart"/>
             <w:r>
               <w:rPr>
                 <w:b/>
@@ -12853,6 +13270,7 @@
               </w:rPr>
               <w:t>類別</w:t>
             </w:r>
+            <w:proofErr w:type="spellEnd"/>
           </w:p>
         </w:tc>
         <w:tc>
@@ -13815,15 +14233,19 @@
           <w:lang w:eastAsia="zh-TW"/>
         </w:rPr>
       </w:pPr>
+      <w:proofErr w:type="spellStart"/>
       <w:r>
         <w:t>從模型評估角度來看，民事案件的</w:t>
       </w:r>
+      <w:proofErr w:type="spellEnd"/>
       <w:r>
         <w:t xml:space="preserve"> weighted avg F1 </w:t>
       </w:r>
+      <w:proofErr w:type="spellStart"/>
       <w:r>
         <w:t>高於</w:t>
       </w:r>
+      <w:proofErr w:type="spellEnd"/>
       <w:r>
         <w:t xml:space="preserve"> macro avg F1</w:t>
       </w:r>
@@ -13833,9 +14255,11 @@
       <w:r>
         <w:t xml:space="preserve"> Lose </w:t>
       </w:r>
+      <w:proofErr w:type="spellStart"/>
       <w:r>
         <w:t>類別支撐。若僅呈現</w:t>
       </w:r>
+      <w:proofErr w:type="spellEnd"/>
       <w:r>
         <w:t xml:space="preserve"> Accuracy </w:t>
       </w:r>
@@ -13843,17 +14267,24 @@
         <w:t>或</w:t>
       </w:r>
       <w:r>
-        <w:t xml:space="preserve"> weighted avg</w:t>
+        <w:t xml:space="preserve"> weighted </w:t>
+      </w:r>
+      <w:proofErr w:type="spellStart"/>
+      <w:r>
+        <w:t>avg</w:t>
       </w:r>
       <w:r>
         <w:t>，容易忽略</w:t>
       </w:r>
+      <w:proofErr w:type="spellEnd"/>
       <w:r>
         <w:t xml:space="preserve"> Win </w:t>
       </w:r>
+      <w:proofErr w:type="spellStart"/>
       <w:r>
         <w:t>類別</w:t>
       </w:r>
+      <w:proofErr w:type="spellEnd"/>
       <w:r>
         <w:t xml:space="preserve"> recall </w:t>
       </w:r>
@@ -13863,8 +14294,13 @@
       <w:r>
         <w:t xml:space="preserve"> 0.081 </w:t>
       </w:r>
-      <w:r>
-        <w:t>的問題。</w:t>
+      <w:proofErr w:type="spellStart"/>
+      <w:r>
+        <w:t>的問題</w:t>
+      </w:r>
+      <w:proofErr w:type="spellEnd"/>
+      <w:r>
+        <w:t>。</w:t>
       </w:r>
       <w:r>
         <w:rPr>
@@ -14085,7 +14521,21 @@
         <w:rPr>
           <w:lang w:eastAsia="zh-TW"/>
         </w:rPr>
-        <w:t xml:space="preserve"> BoW </w:t>
+        <w:t xml:space="preserve"> </w:t>
+      </w:r>
+      <w:proofErr w:type="spellStart"/>
+      <w:r>
+        <w:rPr>
+          <w:lang w:eastAsia="zh-TW"/>
+        </w:rPr>
+        <w:t>BoW</w:t>
+      </w:r>
+      <w:proofErr w:type="spellEnd"/>
+      <w:r>
+        <w:rPr>
+          <w:lang w:eastAsia="zh-TW"/>
+        </w:rPr>
+        <w:t xml:space="preserve"> </w:t>
       </w:r>
       <w:r>
         <w:rPr>
@@ -14408,12 +14858,14 @@
                 <w:sz w:val="22"/>
               </w:rPr>
             </w:pPr>
+            <w:proofErr w:type="spellStart"/>
             <w:r>
               <w:rPr>
                 <w:sz w:val="22"/>
               </w:rPr>
               <w:t>使用情境</w:t>
             </w:r>
+            <w:proofErr w:type="spellEnd"/>
           </w:p>
         </w:tc>
         <w:tc>
@@ -14435,12 +14887,14 @@
                 <w:sz w:val="22"/>
               </w:rPr>
             </w:pPr>
+            <w:proofErr w:type="spellStart"/>
             <w:r>
               <w:rPr>
                 <w:sz w:val="22"/>
               </w:rPr>
               <w:t>建議方法</w:t>
             </w:r>
+            <w:proofErr w:type="spellEnd"/>
           </w:p>
         </w:tc>
         <w:tc>
@@ -14462,12 +14916,14 @@
                 <w:sz w:val="22"/>
               </w:rPr>
             </w:pPr>
+            <w:proofErr w:type="spellStart"/>
             <w:r>
               <w:rPr>
                 <w:sz w:val="22"/>
               </w:rPr>
               <w:t>理由</w:t>
             </w:r>
+            <w:proofErr w:type="spellEnd"/>
           </w:p>
         </w:tc>
       </w:tr>
@@ -14495,12 +14951,14 @@
                 <w:sz w:val="22"/>
               </w:rPr>
             </w:pPr>
+            <w:proofErr w:type="spellStart"/>
             <w:r>
               <w:rPr>
                 <w:sz w:val="22"/>
               </w:rPr>
               <w:t>行政案件分類</w:t>
             </w:r>
+            <w:proofErr w:type="spellEnd"/>
           </w:p>
         </w:tc>
         <w:tc>
@@ -14522,11 +14980,19 @@
                 <w:sz w:val="22"/>
               </w:rPr>
             </w:pPr>
+            <w:proofErr w:type="spellStart"/>
             <w:r>
               <w:rPr>
                 <w:sz w:val="22"/>
               </w:rPr>
-              <w:t>BoW + Chi-square + SVM</w:t>
+              <w:t>BoW</w:t>
+            </w:r>
+            <w:proofErr w:type="spellEnd"/>
+            <w:r>
+              <w:rPr>
+                <w:sz w:val="22"/>
+              </w:rPr>
+              <w:t xml:space="preserve"> + Chi-square + SVM</w:t>
             </w:r>
           </w:p>
         </w:tc>
@@ -14576,7 +15042,23 @@
                 <w:sz w:val="22"/>
                 <w:lang w:eastAsia="zh-TW"/>
               </w:rPr>
-              <w:t xml:space="preserve"> BoW </w:t>
+              <w:t xml:space="preserve"> </w:t>
+            </w:r>
+            <w:proofErr w:type="spellStart"/>
+            <w:r>
+              <w:rPr>
+                <w:sz w:val="22"/>
+                <w:lang w:eastAsia="zh-TW"/>
+              </w:rPr>
+              <w:t>BoW</w:t>
+            </w:r>
+            <w:proofErr w:type="spellEnd"/>
+            <w:r>
+              <w:rPr>
+                <w:sz w:val="22"/>
+                <w:lang w:eastAsia="zh-TW"/>
+              </w:rPr>
+              <w:t xml:space="preserve"> </w:t>
             </w:r>
             <w:r>
               <w:rPr>
@@ -14626,12 +15108,14 @@
                 <w:sz w:val="22"/>
               </w:rPr>
             </w:pPr>
+            <w:proofErr w:type="spellStart"/>
             <w:r>
               <w:rPr>
                 <w:sz w:val="22"/>
               </w:rPr>
               <w:t>民事案件分類</w:t>
             </w:r>
+            <w:proofErr w:type="spellEnd"/>
           </w:p>
         </w:tc>
         <w:tc>
@@ -14757,12 +15241,14 @@
                 <w:sz w:val="22"/>
               </w:rPr>
             </w:pPr>
+            <w:proofErr w:type="spellStart"/>
             <w:r>
               <w:rPr>
                 <w:sz w:val="22"/>
               </w:rPr>
               <w:t>刑事案件分類</w:t>
             </w:r>
+            <w:proofErr w:type="spellEnd"/>
           </w:p>
         </w:tc>
         <w:tc>
@@ -14909,11 +15395,19 @@
                 <w:sz w:val="22"/>
               </w:rPr>
             </w:pPr>
+            <w:proofErr w:type="spellStart"/>
             <w:r>
               <w:rPr>
                 <w:sz w:val="22"/>
               </w:rPr>
-              <w:t>BoW + Chi-square + SVM</w:t>
+              <w:t>BoW</w:t>
+            </w:r>
+            <w:proofErr w:type="spellEnd"/>
+            <w:r>
+              <w:rPr>
+                <w:sz w:val="22"/>
+              </w:rPr>
+              <w:t xml:space="preserve"> + Chi-square + SVM</w:t>
             </w:r>
           </w:p>
         </w:tc>
@@ -14959,7 +15453,23 @@
                 <w:sz w:val="22"/>
                 <w:lang w:eastAsia="zh-TW"/>
               </w:rPr>
-              <w:t xml:space="preserve"> BoW </w:t>
+              <w:t xml:space="preserve"> </w:t>
+            </w:r>
+            <w:proofErr w:type="spellStart"/>
+            <w:r>
+              <w:rPr>
+                <w:sz w:val="22"/>
+                <w:lang w:eastAsia="zh-TW"/>
+              </w:rPr>
+              <w:t>BoW</w:t>
+            </w:r>
+            <w:proofErr w:type="spellEnd"/>
+            <w:r>
+              <w:rPr>
+                <w:sz w:val="22"/>
+                <w:lang w:eastAsia="zh-TW"/>
+              </w:rPr>
+              <w:t xml:space="preserve"> </w:t>
             </w:r>
             <w:r>
               <w:rPr>
@@ -15074,12 +15584,14 @@
         </w:rPr>
         <w:t>類別內部異質性高，可能包含多種法律與事實型態。第四，本文主要以裁判書全文作為模型輸入，尚未完整分離案件事實、當事人主張、法院理由與主文。第五，</w:t>
       </w:r>
+      <w:proofErr w:type="spellStart"/>
       <w:r>
         <w:rPr>
           <w:lang w:eastAsia="zh-TW"/>
         </w:rPr>
         <w:t>BoW</w:t>
       </w:r>
+      <w:proofErr w:type="spellEnd"/>
       <w:r>
         <w:rPr>
           <w:lang w:eastAsia="zh-TW"/>
@@ -15305,7 +15817,20 @@
         <w:rPr>
           <w:lang w:eastAsia="zh-TW"/>
         </w:rPr>
-        <w:t>整體而言，本研究證實臺灣智慧財產權判決文本中存在可供機器學習模型辨識的文字訊號，也顯示傳統文字特徵結合</w:t>
+        <w:t>整體而言，本研究</w:t>
+      </w:r>
+      <w:r>
+        <w:rPr>
+          <w:rFonts w:hint="eastAsia"/>
+          <w:lang w:eastAsia="zh-TW"/>
+        </w:rPr>
+        <w:t>結果顯示</w:t>
+      </w:r>
+      <w:r>
+        <w:rPr>
+          <w:lang w:eastAsia="zh-TW"/>
+        </w:rPr>
+        <w:t>臺灣智慧財產權判決文本中存在可供機器學習模型辨識的文字訊號，也顯示傳統文字特徵結合</w:t>
       </w:r>
       <w:r>
         <w:rPr>
@@ -15350,25 +15875,25 @@
         <w:rPr>
           <w:lang w:eastAsia="zh-TW"/>
         </w:rPr>
-        <w:t>法務部全國法規資料庫。</w:t>
-      </w:r>
-      <w:r>
-        <w:rPr>
-          <w:lang w:eastAsia="zh-TW"/>
-        </w:rPr>
-        <w:t>2023</w:t>
-      </w:r>
-      <w:r>
-        <w:rPr>
-          <w:lang w:eastAsia="zh-TW"/>
-        </w:rPr>
-        <w:t>。智慧財產及商業法院組織法。</w:t>
-      </w:r>
-      <w:r>
-        <w:rPr>
-          <w:lang w:eastAsia="zh-TW"/>
-        </w:rPr>
-        <w:t>https://law.moj.gov.tw/LawClass/LawAll.aspx?pcode=A0010090</w:t>
+        <w:t>司法院。</w:t>
+      </w:r>
+      <w:r>
+        <w:rPr>
+          <w:lang w:eastAsia="zh-TW"/>
+        </w:rPr>
+        <w:t>2026</w:t>
+      </w:r>
+      <w:r>
+        <w:rPr>
+          <w:lang w:eastAsia="zh-TW"/>
+        </w:rPr>
+        <w:t>。行政訴訟。司法院全球資訊網。</w:t>
+      </w:r>
+      <w:r>
+        <w:rPr>
+          <w:lang w:eastAsia="zh-TW"/>
+        </w:rPr>
+        <w:t>https://www.judicial.gov.tw/tw/np-85-1.html</w:t>
       </w:r>
       <w:r>
         <w:rPr>
@@ -15390,25 +15915,25 @@
         <w:rPr>
           <w:lang w:eastAsia="zh-TW"/>
         </w:rPr>
-        <w:t>司法院。</w:t>
-      </w:r>
-      <w:r>
-        <w:rPr>
-          <w:lang w:eastAsia="zh-TW"/>
-        </w:rPr>
-        <w:t>2026</w:t>
-      </w:r>
-      <w:r>
-        <w:rPr>
-          <w:lang w:eastAsia="zh-TW"/>
-        </w:rPr>
-        <w:t>。行政訴訟。司法院全球資訊網。</w:t>
-      </w:r>
-      <w:r>
-        <w:rPr>
-          <w:lang w:eastAsia="zh-TW"/>
-        </w:rPr>
-        <w:t>https://www.judicial.gov.tw/tw/np-85-1.html</w:t>
+        <w:t>法務部全國法規資料庫。</w:t>
+      </w:r>
+      <w:r>
+        <w:rPr>
+          <w:lang w:eastAsia="zh-TW"/>
+        </w:rPr>
+        <w:t>2023</w:t>
+      </w:r>
+      <w:r>
+        <w:rPr>
+          <w:lang w:eastAsia="zh-TW"/>
+        </w:rPr>
+        <w:t>。智慧財產及商業法院組織法。</w:t>
+      </w:r>
+      <w:r>
+        <w:rPr>
+          <w:lang w:eastAsia="zh-TW"/>
+        </w:rPr>
+        <w:t>https://law.moj.gov.tw/LawClass/LawAll.aspx?pcode=A0010090</w:t>
       </w:r>
       <w:r>
         <w:rPr>
@@ -15538,6 +16063,46 @@
           <w:lang w:eastAsia="zh-TW"/>
         </w:rPr>
         <w:t>1-71</w:t>
+      </w:r>
+      <w:r>
+        <w:rPr>
+          <w:lang w:eastAsia="zh-TW"/>
+        </w:rPr>
+        <w:t>。</w:t>
+      </w:r>
+    </w:p>
+    <w:p>
+      <w:pPr>
+        <w:spacing w:after="48" w:line="240" w:lineRule="auto"/>
+        <w:ind w:left="482" w:hanging="482"/>
+        <w:jc w:val="both"/>
+        <w:rPr>
+          <w:lang w:eastAsia="zh-TW"/>
+        </w:rPr>
+      </w:pPr>
+      <w:r>
+        <w:rPr>
+          <w:lang w:eastAsia="zh-TW"/>
+        </w:rPr>
+        <w:t>郭建中、陳羿愷。</w:t>
+      </w:r>
+      <w:r>
+        <w:rPr>
+          <w:lang w:eastAsia="zh-TW"/>
+        </w:rPr>
+        <w:t>2020</w:t>
+      </w:r>
+      <w:r>
+        <w:rPr>
+          <w:lang w:eastAsia="zh-TW"/>
+        </w:rPr>
+        <w:t>。從數據一探智慧財產法院運作實況：專題三，民事訴訟。</w:t>
+      </w:r>
+      <w:r>
+        <w:rPr>
+          <w:lang w:eastAsia="zh-TW"/>
+        </w:rPr>
+        <w:t>Winkler Partners</w:t>
       </w:r>
       <w:r>
         <w:rPr>
@@ -15604,29 +16169,55 @@
         <w:ind w:left="482" w:hanging="482"/>
         <w:jc w:val="both"/>
       </w:pPr>
-      <w:r>
-        <w:rPr>
-          <w:lang w:eastAsia="zh-TW"/>
-        </w:rPr>
-        <w:t>郭建中、陳羿愷。</w:t>
-      </w:r>
-      <w:r>
-        <w:rPr>
-          <w:lang w:eastAsia="zh-TW"/>
-        </w:rPr>
-        <w:t>2020</w:t>
-      </w:r>
-      <w:r>
-        <w:rPr>
-          <w:lang w:eastAsia="zh-TW"/>
-        </w:rPr>
-        <w:t>。從數據一探智慧財產法院運作實況：專題三，民事訴訟。</w:t>
-      </w:r>
-      <w:r>
-        <w:t>Winkler Partners</w:t>
-      </w:r>
-      <w:r>
-        <w:t>。</w:t>
+      <w:proofErr w:type="spellStart"/>
+      <w:r>
+        <w:rPr>
+          <w:lang w:eastAsia="zh-TW"/>
+        </w:rPr>
+        <w:t>Aletras</w:t>
+      </w:r>
+      <w:proofErr w:type="spellEnd"/>
+      <w:r>
+        <w:rPr>
+          <w:lang w:eastAsia="zh-TW"/>
+        </w:rPr>
+        <w:t xml:space="preserve">, N., </w:t>
+      </w:r>
+      <w:proofErr w:type="spellStart"/>
+      <w:r>
+        <w:rPr>
+          <w:lang w:eastAsia="zh-TW"/>
+        </w:rPr>
+        <w:t>Tsarapatsanis</w:t>
+      </w:r>
+      <w:proofErr w:type="spellEnd"/>
+      <w:r>
+        <w:rPr>
+          <w:lang w:eastAsia="zh-TW"/>
+        </w:rPr>
+        <w:t xml:space="preserve">, D., </w:t>
+      </w:r>
+      <w:proofErr w:type="spellStart"/>
+      <w:r>
+        <w:rPr>
+          <w:lang w:eastAsia="zh-TW"/>
+        </w:rPr>
+        <w:t>Preotiuc</w:t>
+      </w:r>
+      <w:proofErr w:type="spellEnd"/>
+      <w:r>
+        <w:rPr>
+          <w:lang w:eastAsia="zh-TW"/>
+        </w:rPr>
+        <w:t xml:space="preserve">-Pietro, D., &amp; Lampos, V. 2016. Predicting judicial decisions of the European Court of Human Rights: A natural language processing perspective. </w:t>
+      </w:r>
+      <w:proofErr w:type="spellStart"/>
+      <w:r>
+        <w:t>PeerJ</w:t>
+      </w:r>
+      <w:proofErr w:type="spellEnd"/>
+      <w:r>
+        <w:t xml:space="preserve"> Computer Science, 2: e93.</w:t>
       </w:r>
     </w:p>
     <w:p>
@@ -15635,8 +16226,29 @@
         <w:ind w:left="482" w:hanging="482"/>
         <w:jc w:val="both"/>
       </w:pPr>
-      <w:r>
-        <w:t>Aletras, N., Tsarapatsanis, D., Preotiuc-Pietro, D., &amp; Lampos, V. 2016. Predicting judicial decisions of the European Court of Human Rights: A natural language processing perspective. PeerJ Computer Science, 2: e93.</w:t>
+      <w:proofErr w:type="spellStart"/>
+      <w:r>
+        <w:t>Alghazzawi</w:t>
+      </w:r>
+      <w:proofErr w:type="spellEnd"/>
+      <w:r>
+        <w:t xml:space="preserve">, D., </w:t>
+      </w:r>
+      <w:proofErr w:type="spellStart"/>
+      <w:r>
+        <w:t>Bamasag</w:t>
+      </w:r>
+      <w:proofErr w:type="spellEnd"/>
+      <w:r>
+        <w:t xml:space="preserve">, O., </w:t>
+      </w:r>
+      <w:proofErr w:type="spellStart"/>
+      <w:r>
+        <w:t>Albeshri</w:t>
+      </w:r>
+      <w:proofErr w:type="spellEnd"/>
+      <w:r>
+        <w:t>, A., Sana, I., Ullah, H., &amp; Asghar, M. Z. 2022. Efficient prediction of court judgments using an LSTM+CNN neural network model with an optimal feature set. Mathematics, 10(5): 683.</w:t>
       </w:r>
     </w:p>
     <w:p>
@@ -15645,8 +16257,21 @@
         <w:ind w:left="482" w:hanging="482"/>
         <w:jc w:val="both"/>
       </w:pPr>
-      <w:r>
-        <w:t>Alghazzawi, D., Bamasag, O., Albeshri, A., Sana, I., Ullah, H., &amp; Asghar, M. Z. 2022. Efficient prediction of court judgments using an LSTM+CNN neural network model with an optimal feature set. Mathematics, 10(5): 683.</w:t>
+      <w:proofErr w:type="spellStart"/>
+      <w:r>
+        <w:t>Ariai</w:t>
+      </w:r>
+      <w:proofErr w:type="spellEnd"/>
+      <w:r>
+        <w:t xml:space="preserve">, F., Mackenzie, J., &amp; </w:t>
+      </w:r>
+      <w:proofErr w:type="spellStart"/>
+      <w:r>
+        <w:t>Demartini</w:t>
+      </w:r>
+      <w:proofErr w:type="spellEnd"/>
+      <w:r>
+        <w:t>, G. 2025. Natural language processing for the legal domain: A survey of tasks, datasets, models, and challenges. ACM Computing Surveys, 58(6): 163.</w:t>
       </w:r>
     </w:p>
     <w:p>
@@ -15656,7 +16281,23 @@
         <w:jc w:val="both"/>
       </w:pPr>
       <w:r>
-        <w:t>Ariai, F., Mackenzie, J., &amp; Demartini, G. 2025. Natural language processing for the legal domain: A survey of tasks, datasets, models, and challenges. ACM Computing Surveys, 58(6): 163.</w:t>
+        <w:t xml:space="preserve">Chalkidis, I., </w:t>
+      </w:r>
+      <w:proofErr w:type="spellStart"/>
+      <w:r>
+        <w:t>Androutsopoulos</w:t>
+      </w:r>
+      <w:proofErr w:type="spellEnd"/>
+      <w:r>
+        <w:t xml:space="preserve">, I., &amp; </w:t>
+      </w:r>
+      <w:proofErr w:type="spellStart"/>
+      <w:r>
+        <w:t>Aletras</w:t>
+      </w:r>
+      <w:proofErr w:type="spellEnd"/>
+      <w:r>
+        <w:t>, N. 2019. Neural legal judgment prediction in English. Proceedings of the 57th Annual Meeting of the Association for Computational Linguistics: 4317-4323.</w:t>
       </w:r>
     </w:p>
     <w:p>
@@ -15666,7 +16307,7 @@
         <w:jc w:val="both"/>
       </w:pPr>
       <w:r>
-        <w:t>Chalkidis, I., Androutsopoulos, I., &amp; Aletras, N. 2019. Neural legal judgment prediction in English. Proceedings of the 57th Annual Meeting of the Association for Computational Linguistics: 4317-4323.</w:t>
+        <w:t>Chen, K.-P., Huang, K.-C., &amp; Lin, C.-C. 2015. Party capability versus court preference: Why do the haves come out ahead? Journal of Law, Economics, and Organization, 31(1): 93-126.</w:t>
       </w:r>
     </w:p>
     <w:p>
@@ -15676,7 +16317,7 @@
         <w:jc w:val="both"/>
       </w:pPr>
       <w:r>
-        <w:t>Chen, K.-P., Huang, K.-C., &amp; Lin, C.-C. 2015. Party capability versus court preference: Why do the haves come out ahead? Journal of Law, Economics, and Organization, 31(1): 93-126.</w:t>
+        <w:t>Eren, O., &amp; Mocan, N. 2018. Emotional judges and unlucky juveniles. American Economic Journal: Applied Economics, 10(3): 171-205.</w:t>
       </w:r>
     </w:p>
     <w:p>
@@ -15686,7 +16327,7 @@
         <w:jc w:val="both"/>
       </w:pPr>
       <w:r>
-        <w:t>Eren, O., &amp; Mocan, N. 2018. Emotional judges and unlucky juveniles. American Economic Journal: Applied Economics, 10(3): 171-205.</w:t>
+        <w:t>Feng, Y., Li, C., &amp; Ng, V. 2022. Legal judgment prediction: A survey of the state of the art. Proceedings of IJCAI: 5461-5469.</w:t>
       </w:r>
     </w:p>
     <w:p>
@@ -15696,7 +16337,15 @@
         <w:jc w:val="both"/>
       </w:pPr>
       <w:r>
-        <w:t>Feng, Y., Li, C., &amp; Ng, V. 2022. Legal judgment prediction: A survey of the state of the art. Proceedings of IJCAI: 5461-5469.</w:t>
+        <w:t xml:space="preserve">Heyes, A., &amp; </w:t>
+      </w:r>
+      <w:proofErr w:type="spellStart"/>
+      <w:r>
+        <w:t>Saberian</w:t>
+      </w:r>
+      <w:proofErr w:type="spellEnd"/>
+      <w:r>
+        <w:t>, S. 2019. Temperature and decisions: Evidence from 207,000 court cases. American Economic Journal: Applied Economics, 11(2): 238-265.</w:t>
       </w:r>
     </w:p>
     <w:p>
@@ -15706,7 +16355,7 @@
         <w:jc w:val="both"/>
       </w:pPr>
       <w:r>
-        <w:t>Heyes, A., &amp; Saberian, S. 2019. Temperature and decisions: Evidence from 207,000 court cases. American Economic Journal: Applied Economics, 11(2): 238-265.</w:t>
+        <w:t>Hsieh, D., Chen, L., &amp; Sun, T. 2021. Legal judgment prediction based on machine learning: Predicting the discretionary damages of mental suffering in fatal car accident cases. Applied Sciences, 11(21): 10361.</w:t>
       </w:r>
     </w:p>
     <w:p>
@@ -15715,8 +16364,37 @@
         <w:ind w:left="482" w:hanging="482"/>
         <w:jc w:val="both"/>
       </w:pPr>
-      <w:r>
-        <w:t>Hsieh, D., Chen, L., &amp; Sun, T. 2021. Legal judgment prediction based on machine learning: Predicting the discretionary damages of mental suffering in fatal car accident cases. Applied Sciences, 11(21): 10361.</w:t>
+      <w:proofErr w:type="spellStart"/>
+      <w:r>
+        <w:t>Mamakas</w:t>
+      </w:r>
+      <w:proofErr w:type="spellEnd"/>
+      <w:r>
+        <w:t xml:space="preserve">, D., Tsotsi, P., </w:t>
+      </w:r>
+      <w:proofErr w:type="spellStart"/>
+      <w:r>
+        <w:t>Androutsopoulos</w:t>
+      </w:r>
+      <w:proofErr w:type="spellEnd"/>
+      <w:r>
+        <w:t xml:space="preserve">, I., &amp; Chalkidis, I. 2022. Processing long legal documents with pre-trained transformers: Modding </w:t>
+      </w:r>
+      <w:proofErr w:type="spellStart"/>
+      <w:r>
+        <w:t>LegalBERT</w:t>
+      </w:r>
+      <w:proofErr w:type="spellEnd"/>
+      <w:r>
+        <w:t xml:space="preserve"> and </w:t>
+      </w:r>
+      <w:proofErr w:type="spellStart"/>
+      <w:r>
+        <w:t>Longformer</w:t>
+      </w:r>
+      <w:proofErr w:type="spellEnd"/>
+      <w:r>
+        <w:t>. Proceedings of the Natural Legal Language Processing Workshop: 130-142.</w:t>
       </w:r>
     </w:p>
     <w:p>
@@ -15726,7 +16404,7 @@
         <w:jc w:val="both"/>
       </w:pPr>
       <w:r>
-        <w:t>Mamakas, D., Tsotsi, P., Androutsopoulos, I., &amp; Chalkidis, I. 2022. Processing long legal documents with pre-trained transformers: Modding LegalBERT and Longformer. Proceedings of the Natural Legal Language Processing Workshop: 130-142.</w:t>
+        <w:t>Manning, C. D., Raghavan, P., &amp; Schutze, H. 2009. Introduction to information retrieval. Cambridge University Press.</w:t>
       </w:r>
     </w:p>
     <w:p>
@@ -15735,18 +16413,21 @@
         <w:ind w:left="482" w:hanging="482"/>
         <w:jc w:val="both"/>
       </w:pPr>
-      <w:r>
-        <w:t>Manning, C. D., Raghavan, P., &amp; Schutze, H. 2009. Introduction to information retrieval. Cambridge University Press.</w:t>
-      </w:r>
-    </w:p>
-    <w:p>
-      <w:pPr>
-        <w:spacing w:after="48" w:line="240" w:lineRule="auto"/>
-        <w:ind w:left="482" w:hanging="482"/>
-        <w:jc w:val="both"/>
-      </w:pPr>
-      <w:r>
-        <w:t>Surdeanu, M., Nallapati, R., Gregory, G., Walker, J., &amp; Manning, C. D. 2011. Risk analysis for intellectual property litigation. Proceedings of ICAIL: 116-120.</w:t>
+      <w:proofErr w:type="spellStart"/>
+      <w:r>
+        <w:t>Surdeanu</w:t>
+      </w:r>
+      <w:proofErr w:type="spellEnd"/>
+      <w:r>
+        <w:t xml:space="preserve">, M., </w:t>
+      </w:r>
+      <w:proofErr w:type="spellStart"/>
+      <w:r>
+        <w:t>Nallapati</w:t>
+      </w:r>
+      <w:proofErr w:type="spellEnd"/>
+      <w:r>
+        <w:t>, R., Gregory, G., Walker, J., &amp; Manning, C. D. 2011. Risk analysis for intellectual property litigation. Proceedings of ICAIL: 116-120.</w:t>
       </w:r>
     </w:p>
     <w:p>

--- a/textual data analysis/docs/判決文本會說話嗎_富邦2026投稿版.docx
+++ b/textual data analysis/docs/判決文本會說話嗎_富邦2026投稿版.docx
@@ -84,14 +84,12 @@
         </w:rPr>
         <w:t>隨著司法資料公開與法律科技發展，判決文本分析已成為實證法律研究的重要議題。本研究以臺灣智慧財產權相關裁判書為資料來源，將裁判結果整理為敗訴、部分勝訴與勝訴三類，並依行政、民事、刑事與刑事附帶民事案件分別建模。研究流程包含文本清理、停用詞移除、中文斷詞、</w:t>
       </w:r>
-      <w:proofErr w:type="spellStart"/>
       <w:r>
         <w:rPr>
           <w:lang w:eastAsia="zh-TW"/>
         </w:rPr>
         <w:t>BoW</w:t>
       </w:r>
-      <w:proofErr w:type="spellEnd"/>
       <w:r>
         <w:rPr>
           <w:lang w:eastAsia="zh-TW"/>
@@ -258,15 +256,7 @@
         <w:jc w:val="both"/>
       </w:pPr>
       <w:r>
-        <w:t xml:space="preserve">This study analyzes Taiwanese intellectual property judgments using text mining and machine learning. Judgment outcomes are classified into Lose, Mixed, and Win, and four case types are modeled separately: administrative, civil, criminal, and criminal cases with attached civil claims. The study compares </w:t>
-      </w:r>
-      <w:proofErr w:type="spellStart"/>
-      <w:r>
-        <w:t>BoW</w:t>
-      </w:r>
-      <w:proofErr w:type="spellEnd"/>
-      <w:r>
-        <w:t>, TF, and TF-IDF representations, Chi-square feature selection, and two pipelines: Chi-square + MNIR + SVM and Chi-square + SVM. The results show that Chi-square + SVM outperforms the MNIR pipeline in Macro F1 across all case types. Feature representations also vary by case type, suggesting that legal text classification should account for case heterogeneity, class imbalance, and interpretable baseline models.</w:t>
+        <w:t>This study analyzes Taiwanese intellectual property judgments using text mining and machine learning. Judgment outcomes are classified into Lose, Mixed, and Win, and four case types are modeled separately: administrative, civil, criminal, and criminal cases with attached civil claims. The study compares BoW, TF, and TF-IDF representations, Chi-square feature selection, and two pipelines: Chi-square + MNIR + SVM and Chi-square + SVM. The results show that Chi-square + SVM outperforms the MNIR pipeline in Macro F1 across all case types. Feature representations also vary by case type, suggesting that legal text classification should account for case heterogeneity, class imbalance, and interpretable baseline models.</w:t>
       </w:r>
     </w:p>
     <w:p>
@@ -384,16 +374,8 @@
         <w:rPr>
           <w:lang w:eastAsia="zh-TW"/>
         </w:rPr>
-        <w:t xml:space="preserve"> </w:t>
-      </w:r>
-      <w:proofErr w:type="spellStart"/>
-      <w:r>
-        <w:rPr>
-          <w:lang w:eastAsia="zh-TW"/>
-        </w:rPr>
-        <w:t>BoW</w:t>
-      </w:r>
-      <w:proofErr w:type="spellEnd"/>
+        <w:t xml:space="preserve"> BoW</w:t>
+      </w:r>
       <w:r>
         <w:rPr>
           <w:lang w:eastAsia="zh-TW"/>
@@ -496,16 +478,8 @@
         <w:rPr>
           <w:lang w:eastAsia="zh-TW"/>
         </w:rPr>
-        <w:t xml:space="preserve"> </w:t>
-      </w:r>
-      <w:proofErr w:type="spellStart"/>
-      <w:r>
-        <w:rPr>
-          <w:lang w:eastAsia="zh-TW"/>
-        </w:rPr>
-        <w:t>BoW</w:t>
-      </w:r>
-      <w:proofErr w:type="spellEnd"/>
+        <w:t xml:space="preserve"> BoW</w:t>
+      </w:r>
       <w:r>
         <w:rPr>
           <w:lang w:eastAsia="zh-TW"/>
@@ -634,16 +608,20 @@
       <w:pPr>
         <w:spacing w:before="120" w:after="80" w:line="240" w:lineRule="auto"/>
         <w:rPr>
-          <w:lang w:eastAsia="zh-TW"/>
-        </w:rPr>
-      </w:pPr>
-      <w:r>
-        <w:rPr>
+          <w:rFonts w:hint="eastAsia"/>
           <w:b/>
           <w:sz w:val="28"/>
           <w:lang w:eastAsia="zh-TW"/>
         </w:rPr>
-        <w:t>一、實證法律研究與司法資料分析</w:t>
+      </w:pPr>
+      <w:r>
+        <w:rPr>
+          <w:rFonts w:hint="eastAsia"/>
+          <w:b/>
+          <w:sz w:val="28"/>
+          <w:lang w:eastAsia="zh-TW"/>
+        </w:rPr>
+        <w:t>一、實證法律研究與智慧財產權裁判資料</w:t>
       </w:r>
     </w:p>
     <w:p>
@@ -652,14 +630,114 @@
         <w:ind w:firstLine="482"/>
         <w:jc w:val="both"/>
         <w:rPr>
+          <w:rFonts w:hint="eastAsia"/>
           <w:lang w:eastAsia="zh-TW"/>
         </w:rPr>
       </w:pPr>
       <w:r>
         <w:rPr>
-          <w:lang w:eastAsia="zh-TW"/>
-        </w:rPr>
-        <w:t>實證法律研究強調以資料觀察法律制度的實際運作，並透過統計分析、計量方法或文字探勘檢視法院裁判、司法行為與訴訟結果。國外研究已運用大量法院資料分析司法決策，例如外部事件、氣溫、案件特徵或訴訟資源與裁判結果的關係。在臺灣，司法資料公開亦使研究者能從判決全文、案件類型與裁判結果等面向進行量化研究。此一研究傳統說明，判決書不僅是法理文本，也可轉化為可觀察、可檢驗的實證資料。</w:t>
+          <w:rFonts w:hint="eastAsia"/>
+          <w:lang w:eastAsia="zh-TW"/>
+        </w:rPr>
+        <w:t>實證法律研究強調以資料觀察法律制度的實際運作，並透過統計分析、計量方法或文字探勘，檢視法院裁判、司法行為與訴訟結果所呈現之規律。相較於傳統法學研究主要透過法規、判決與學說探討法律應如何解釋與適用，實證法律研究更關注法律制度在大量案件中的實際運作。法院裁判書包含案件事實、當事人主張、法律適用、法院理由與裁判結果，因此不僅是法理分析的文本，也可轉化為可觀察與可檢驗的研究資料。既有研究已運用大量司法資料分析裁判行為。例如，</w:t>
+      </w:r>
+      <w:r>
+        <w:rPr>
+          <w:rFonts w:hint="eastAsia"/>
+          <w:lang w:eastAsia="zh-TW"/>
+        </w:rPr>
+        <w:t>Eren and Mocan</w:t>
+      </w:r>
+      <w:r>
+        <w:rPr>
+          <w:rFonts w:hint="eastAsia"/>
+          <w:lang w:eastAsia="zh-TW"/>
+        </w:rPr>
+        <w:t>（</w:t>
+      </w:r>
+      <w:r>
+        <w:rPr>
+          <w:rFonts w:hint="eastAsia"/>
+          <w:lang w:eastAsia="zh-TW"/>
+        </w:rPr>
+        <w:t>2018</w:t>
+      </w:r>
+      <w:r>
+        <w:rPr>
+          <w:rFonts w:hint="eastAsia"/>
+          <w:lang w:eastAsia="zh-TW"/>
+        </w:rPr>
+        <w:t>）探討外部事件與法官量刑決策之關聯，</w:t>
+      </w:r>
+      <w:r>
+        <w:rPr>
+          <w:rFonts w:hint="eastAsia"/>
+          <w:lang w:eastAsia="zh-TW"/>
+        </w:rPr>
+        <w:t>Heyes and Saberian</w:t>
+      </w:r>
+      <w:r>
+        <w:rPr>
+          <w:rFonts w:hint="eastAsia"/>
+          <w:lang w:eastAsia="zh-TW"/>
+        </w:rPr>
+        <w:t>（</w:t>
+      </w:r>
+      <w:r>
+        <w:rPr>
+          <w:rFonts w:hint="eastAsia"/>
+          <w:lang w:eastAsia="zh-TW"/>
+        </w:rPr>
+        <w:t>2019</w:t>
+      </w:r>
+      <w:r>
+        <w:rPr>
+          <w:rFonts w:hint="eastAsia"/>
+          <w:lang w:eastAsia="zh-TW"/>
+        </w:rPr>
+        <w:t>）則分析氣溫與移民法院裁決結果之關係。在臺灣，林常青（</w:t>
+      </w:r>
+      <w:r>
+        <w:rPr>
+          <w:rFonts w:hint="eastAsia"/>
+          <w:lang w:eastAsia="zh-TW"/>
+        </w:rPr>
+        <w:t>2019</w:t>
+      </w:r>
+      <w:r>
+        <w:rPr>
+          <w:rFonts w:hint="eastAsia"/>
+          <w:lang w:eastAsia="zh-TW"/>
+        </w:rPr>
+        <w:t>）指出，司法院公開裁判資料具有樣本規模大、可跨年度累積及包含完整裁判內容等優勢；</w:t>
+      </w:r>
+      <w:r>
+        <w:rPr>
+          <w:rFonts w:hint="eastAsia"/>
+          <w:lang w:eastAsia="zh-TW"/>
+        </w:rPr>
+        <w:t>Chen et al.</w:t>
+      </w:r>
+      <w:r>
+        <w:rPr>
+          <w:rFonts w:hint="eastAsia"/>
+          <w:lang w:eastAsia="zh-TW"/>
+        </w:rPr>
+        <w:t>（</w:t>
+      </w:r>
+      <w:r>
+        <w:rPr>
+          <w:rFonts w:hint="eastAsia"/>
+          <w:lang w:eastAsia="zh-TW"/>
+        </w:rPr>
+        <w:t>2015</w:t>
+      </w:r>
+      <w:r>
+        <w:rPr>
+          <w:rFonts w:hint="eastAsia"/>
+          <w:lang w:eastAsia="zh-TW"/>
+        </w:rPr>
+        <w:t>）亦利用法院案件資料分析訴訟資源、法院偏好與裁判結果之關聯。上述研究顯示，法院裁判資料可作為觀察司法制度與裁判結果的重要實證基礎。</w:t>
       </w:r>
     </w:p>
     <w:p>
@@ -668,14 +746,79 @@
         <w:ind w:firstLine="482"/>
         <w:jc w:val="both"/>
         <w:rPr>
+          <w:rFonts w:hint="eastAsia"/>
           <w:lang w:eastAsia="zh-TW"/>
         </w:rPr>
       </w:pPr>
       <w:r>
         <w:rPr>
-          <w:lang w:eastAsia="zh-TW"/>
-        </w:rPr>
-        <w:t>相較於傳統法學研究主要透過法規、判決與學說探討法律應如何解釋，實證法律研究更關注法律制度在大量案件中的實際呈現。法院判決可提供案件事實、訴訟類型、當事人主張、法院理由與結果等資訊，使研究者得以觀察特定法律領域是否存在穩定模式。對管理、風險與決策研究而言，裁判結果亦可視為制度環境中的重要資料來源，因其反映交易、創新、權利保護與爭端解決的實際成本。</w:t>
+          <w:rFonts w:hint="eastAsia"/>
+          <w:lang w:eastAsia="zh-TW"/>
+        </w:rPr>
+        <w:lastRenderedPageBreak/>
+        <w:t>在智慧財產權領域，既有研究多聚焦於特定法律爭點、法院制度或裁判結果。張添榜、王立達與劉尚志（</w:t>
+      </w:r>
+      <w:r>
+        <w:rPr>
+          <w:rFonts w:hint="eastAsia"/>
+          <w:lang w:eastAsia="zh-TW"/>
+        </w:rPr>
+        <w:t>2013</w:t>
+      </w:r>
+      <w:r>
+        <w:rPr>
+          <w:rFonts w:hint="eastAsia"/>
+          <w:lang w:eastAsia="zh-TW"/>
+        </w:rPr>
+        <w:t>）探討專利均等論之司法適用，說明專利權範圍解釋具有法律與技術上的複雜性；陳秉訓（</w:t>
+      </w:r>
+      <w:r>
+        <w:rPr>
+          <w:rFonts w:hint="eastAsia"/>
+          <w:lang w:eastAsia="zh-TW"/>
+        </w:rPr>
+        <w:t>2021</w:t>
+      </w:r>
+      <w:r>
+        <w:rPr>
+          <w:rFonts w:hint="eastAsia"/>
+          <w:lang w:eastAsia="zh-TW"/>
+        </w:rPr>
+        <w:t>）則分析方法專利涉及複數執行者時之侵權問題。郭建中與陳羿愷（</w:t>
+      </w:r>
+      <w:r>
+        <w:rPr>
+          <w:rFonts w:hint="eastAsia"/>
+          <w:lang w:eastAsia="zh-TW"/>
+        </w:rPr>
+        <w:t>2020</w:t>
+      </w:r>
+      <w:r>
+        <w:rPr>
+          <w:rFonts w:hint="eastAsia"/>
+          <w:lang w:eastAsia="zh-TW"/>
+        </w:rPr>
+        <w:t>）從智慧財產法院民事訴訟資料整理勝訴率、賠償金額及訴訟結果，以呈現智慧財產案件之實際運作情形。然而，既有臺灣智慧財產權研究多著重法律爭點、制度運作、勝訴率或損害賠償，較少利用大規模裁判全文，比較不同案件類型之文字特徵與裁判結果分類表現。此外，行政、民事、刑事與刑事附帶民事案件在法律程序、文本結構、當事人角色與裁判結果分布上皆可能不同。若將不同案件類型直接混合建模，模型可能主要辨識案件類型差異，而非同一案件類型內的裁判結果差異。因此，本文將四類案件分別建模，以檢視不同法律程序下文字特徵與分類表現之差異。</w:t>
+      </w:r>
+    </w:p>
+    <w:p>
+      <w:pPr>
+        <w:spacing w:before="120" w:after="80" w:line="240" w:lineRule="auto"/>
+        <w:rPr>
+          <w:rFonts w:hint="eastAsia"/>
+          <w:b/>
+          <w:sz w:val="28"/>
+          <w:lang w:eastAsia="zh-TW"/>
+        </w:rPr>
+      </w:pPr>
+      <w:r>
+        <w:rPr>
+          <w:rFonts w:hint="eastAsia"/>
+          <w:b/>
+          <w:sz w:val="28"/>
+          <w:lang w:eastAsia="zh-TW"/>
+        </w:rPr>
+        <w:t>二、法律文本之特徵表示</w:t>
       </w:r>
     </w:p>
     <w:p>
@@ -684,31 +827,128 @@
         <w:ind w:firstLine="482"/>
         <w:jc w:val="both"/>
         <w:rPr>
+          <w:rFonts w:hint="eastAsia"/>
           <w:lang w:eastAsia="zh-TW"/>
         </w:rPr>
       </w:pPr>
       <w:r>
         <w:rPr>
-          <w:lang w:eastAsia="zh-TW"/>
-        </w:rPr>
-        <w:lastRenderedPageBreak/>
-        <w:t>臺灣公開裁判書資料具備兩項研究優勢。第一，資料量大且可跨年度累積，適合觀察長期趨勢與不同案件類型之差異。第二，裁判書全文包含法院對事實與法律爭點的敘述，使研究者不必僅依賴少數結構化欄位。然而，這些優勢也帶來方法挑戰：裁判書內容冗長、段落結構不一、法律術語密集，且同一概念可能以不同語句表達。若無適當文字處理流程，公開資料的規模優勢未必能轉化為可解釋的研究結果。</w:t>
-      </w:r>
-    </w:p>
-    <w:p>
-      <w:pPr>
-        <w:spacing w:before="120" w:after="80" w:line="240" w:lineRule="auto"/>
-        <w:rPr>
-          <w:lang w:eastAsia="zh-TW"/>
-        </w:rPr>
-      </w:pPr>
-      <w:r>
-        <w:rPr>
-          <w:b/>
-          <w:sz w:val="28"/>
-          <w:lang w:eastAsia="zh-TW"/>
-        </w:rPr>
-        <w:t>二、法律文本之特徵表示</w:t>
+          <w:rFonts w:hint="eastAsia"/>
+          <w:lang w:eastAsia="zh-TW"/>
+        </w:rPr>
+        <w:t>文字探勘與文本分類的首要步驟，是將非結構化文字轉換為模型可處理的數值特徵。常見的傳統文字特徵包括詞袋模型（</w:t>
+      </w:r>
+      <w:r>
+        <w:rPr>
+          <w:rFonts w:hint="eastAsia"/>
+          <w:lang w:eastAsia="zh-TW"/>
+        </w:rPr>
+        <w:t>Bag-of-Words, BoW</w:t>
+      </w:r>
+      <w:r>
+        <w:rPr>
+          <w:rFonts w:hint="eastAsia"/>
+          <w:lang w:eastAsia="zh-TW"/>
+        </w:rPr>
+        <w:t>）、詞頻表示（</w:t>
+      </w:r>
+      <w:r>
+        <w:rPr>
+          <w:rFonts w:hint="eastAsia"/>
+          <w:lang w:eastAsia="zh-TW"/>
+        </w:rPr>
+        <w:t>Term Frequency, TF</w:t>
+      </w:r>
+      <w:r>
+        <w:rPr>
+          <w:rFonts w:hint="eastAsia"/>
+          <w:lang w:eastAsia="zh-TW"/>
+        </w:rPr>
+        <w:t>）及詞頻－逆文件頻率（</w:t>
+      </w:r>
+      <w:r>
+        <w:rPr>
+          <w:rFonts w:hint="eastAsia"/>
+          <w:lang w:eastAsia="zh-TW"/>
+        </w:rPr>
+        <w:t>Term Frequency-Inverse Document Frequency, TF-IDF</w:t>
+      </w:r>
+      <w:r>
+        <w:rPr>
+          <w:rFonts w:hint="eastAsia"/>
+          <w:lang w:eastAsia="zh-TW"/>
+        </w:rPr>
+        <w:t>）。</w:t>
+      </w:r>
+      <w:r>
+        <w:rPr>
+          <w:rFonts w:hint="eastAsia"/>
+          <w:lang w:eastAsia="zh-TW"/>
+        </w:rPr>
+        <w:t>BoW</w:t>
+      </w:r>
+      <w:r>
+        <w:rPr>
+          <w:rFonts w:hint="eastAsia"/>
+          <w:lang w:eastAsia="zh-TW"/>
+        </w:rPr>
+        <w:t>以詞彙原始出現次數建立文件－詞彙矩陣；</w:t>
+      </w:r>
+      <w:r>
+        <w:rPr>
+          <w:rFonts w:hint="eastAsia"/>
+          <w:lang w:eastAsia="zh-TW"/>
+        </w:rPr>
+        <w:t>TF</w:t>
+      </w:r>
+      <w:r>
+        <w:rPr>
+          <w:rFonts w:hint="eastAsia"/>
+          <w:lang w:eastAsia="zh-TW"/>
+        </w:rPr>
+        <w:t>將詞彙次數轉換為單篇文件中的相對頻率，以降低文件長度差異；</w:t>
+      </w:r>
+      <w:r>
+        <w:rPr>
+          <w:rFonts w:hint="eastAsia"/>
+          <w:lang w:eastAsia="zh-TW"/>
+        </w:rPr>
+        <w:t>TF-IDF</w:t>
+      </w:r>
+      <w:r>
+        <w:rPr>
+          <w:rFonts w:hint="eastAsia"/>
+          <w:lang w:eastAsia="zh-TW"/>
+        </w:rPr>
+        <w:t>則同時考量詞彙在個別文件中的出現程度及其在整體語料中的普遍程度，降低常見詞彙權重並強化相對具區辨力之詞彙（</w:t>
+      </w:r>
+      <w:r>
+        <w:rPr>
+          <w:rFonts w:hint="eastAsia"/>
+          <w:lang w:eastAsia="zh-TW"/>
+        </w:rPr>
+        <w:t>Manning, Raghavan, &amp; Sch</w:t>
+      </w:r>
+      <w:r>
+        <w:rPr>
+          <w:rFonts w:hint="eastAsia"/>
+          <w:lang w:eastAsia="zh-TW"/>
+        </w:rPr>
+        <w:t>ü</w:t>
+      </w:r>
+      <w:r>
+        <w:rPr>
+          <w:rFonts w:hint="eastAsia"/>
+          <w:lang w:eastAsia="zh-TW"/>
+        </w:rPr>
+        <w:t>tze, 2009</w:t>
+      </w:r>
+      <w:r>
+        <w:rPr>
+          <w:rFonts w:hint="eastAsia"/>
+          <w:lang w:eastAsia="zh-TW"/>
+        </w:rPr>
+        <w:t>）。</w:t>
       </w:r>
     </w:p>
     <w:p>
@@ -717,58 +957,134 @@
         <w:ind w:firstLine="482"/>
         <w:jc w:val="both"/>
         <w:rPr>
+          <w:rFonts w:hint="eastAsia"/>
           <w:lang w:eastAsia="zh-TW"/>
         </w:rPr>
       </w:pPr>
       <w:r>
         <w:rPr>
-          <w:lang w:eastAsia="zh-TW"/>
-        </w:rPr>
-        <w:t>在文字探勘與文本分類任務中，第一個關鍵步驟是將非結構化文本轉換為模型可處理的數值特徵。</w:t>
-      </w:r>
-      <w:proofErr w:type="spellStart"/>
-      <w:r>
-        <w:rPr>
+          <w:rFonts w:hint="eastAsia"/>
+          <w:lang w:eastAsia="zh-TW"/>
+        </w:rPr>
+        <w:t>法律文本具有高度制度化與專業化特徵。裁判書經常出現固定法律語彙，例如構成要件、程序判斷、證據評價、請求權基礎及裁判理由；智慧財產權案件亦涉及專利範圍、均等論、商標近似、混淆誤認、著作利用及營業秘密等專門用語。因此，即使</w:t>
+      </w:r>
+      <w:r>
+        <w:rPr>
+          <w:rFonts w:hint="eastAsia"/>
           <w:lang w:eastAsia="zh-TW"/>
         </w:rPr>
         <w:t>BoW</w:t>
       </w:r>
-      <w:proofErr w:type="spellEnd"/>
-      <w:r>
-        <w:rPr>
-          <w:lang w:eastAsia="zh-TW"/>
-        </w:rPr>
-        <w:t xml:space="preserve"> </w:t>
-      </w:r>
-      <w:r>
-        <w:rPr>
-          <w:lang w:eastAsia="zh-TW"/>
-        </w:rPr>
-        <w:t>將每篇文件視為詞彙集合，保留詞彙原始出現次數；</w:t>
-      </w:r>
-      <w:r>
-        <w:rPr>
-          <w:lang w:eastAsia="zh-TW"/>
-        </w:rPr>
-        <w:t xml:space="preserve">TF </w:t>
-      </w:r>
-      <w:r>
-        <w:rPr>
-          <w:lang w:eastAsia="zh-TW"/>
-        </w:rPr>
-        <w:t>將詞彙次數轉換為相對頻率，以降低裁判書長度差異的影響；</w:t>
-      </w:r>
-      <w:r>
-        <w:rPr>
-          <w:lang w:eastAsia="zh-TW"/>
-        </w:rPr>
-        <w:t xml:space="preserve">TF-IDF </w:t>
-      </w:r>
-      <w:r>
-        <w:rPr>
-          <w:lang w:eastAsia="zh-TW"/>
-        </w:rPr>
-        <w:t>則同時考量詞彙於個別文件中的出現頻率及其在整體語料中的稀有程度。雖然這些方法不直接處理深層語意，但在法律、金融等高度制度化文本中，詞彙本身的出現與分布仍可能包含重要分類訊號。</w:t>
+      <w:r>
+        <w:rPr>
+          <w:rFonts w:hint="eastAsia"/>
+          <w:lang w:eastAsia="zh-TW"/>
+        </w:rPr>
+        <w:t>、</w:t>
+      </w:r>
+      <w:r>
+        <w:rPr>
+          <w:rFonts w:hint="eastAsia"/>
+          <w:lang w:eastAsia="zh-TW"/>
+        </w:rPr>
+        <w:t>TF</w:t>
+      </w:r>
+      <w:r>
+        <w:rPr>
+          <w:rFonts w:hint="eastAsia"/>
+          <w:lang w:eastAsia="zh-TW"/>
+        </w:rPr>
+        <w:t>與</w:t>
+      </w:r>
+      <w:r>
+        <w:rPr>
+          <w:rFonts w:hint="eastAsia"/>
+          <w:lang w:eastAsia="zh-TW"/>
+        </w:rPr>
+        <w:t>TF-IDF</w:t>
+      </w:r>
+      <w:r>
+        <w:rPr>
+          <w:rFonts w:hint="eastAsia"/>
+          <w:lang w:eastAsia="zh-TW"/>
+        </w:rPr>
+        <w:t>無法直接處理詞序、句法及長距離語意，詞彙本身的出現與分布仍可能包含與案件爭點及裁判結果相關的分類訊號。傳統稀疏文字特徵亦具有計算成本較低、容易重複實作及特徵來源較具可追溯性等優點，可作為複雜模型之比較基準。另一方面，長篇法律文件仍面臨模型輸入長度、文件結構及運算成本等問題（</w:t>
+      </w:r>
+      <w:r>
+        <w:rPr>
+          <w:rFonts w:hint="eastAsia"/>
+          <w:lang w:eastAsia="zh-TW"/>
+        </w:rPr>
+        <w:t>Mamakas et al., 2022</w:t>
+      </w:r>
+      <w:r>
+        <w:rPr>
+          <w:rFonts w:hint="eastAsia"/>
+          <w:lang w:eastAsia="zh-TW"/>
+        </w:rPr>
+        <w:t>），因此較複雜的語意模型未必適用所有法律文本任務，模型效果仍可能受到資料規模、文本長度、案件類型及分類目標影響。不過，傳統文字特徵仍存在限制。第一，</w:t>
+      </w:r>
+      <w:r>
+        <w:rPr>
+          <w:rFonts w:hint="eastAsia"/>
+          <w:lang w:eastAsia="zh-TW"/>
+        </w:rPr>
+        <w:t>BoW</w:t>
+      </w:r>
+      <w:r>
+        <w:rPr>
+          <w:rFonts w:hint="eastAsia"/>
+          <w:lang w:eastAsia="zh-TW"/>
+        </w:rPr>
+        <w:t>、</w:t>
+      </w:r>
+      <w:r>
+        <w:rPr>
+          <w:rFonts w:hint="eastAsia"/>
+          <w:lang w:eastAsia="zh-TW"/>
+        </w:rPr>
+        <w:t>TF</w:t>
+      </w:r>
+      <w:r>
+        <w:rPr>
+          <w:rFonts w:hint="eastAsia"/>
+          <w:lang w:eastAsia="zh-TW"/>
+        </w:rPr>
+        <w:t>與</w:t>
+      </w:r>
+      <w:r>
+        <w:rPr>
+          <w:rFonts w:hint="eastAsia"/>
+          <w:lang w:eastAsia="zh-TW"/>
+        </w:rPr>
+        <w:t>TF-IDF</w:t>
+      </w:r>
+      <w:r>
+        <w:rPr>
+          <w:rFonts w:hint="eastAsia"/>
+          <w:lang w:eastAsia="zh-TW"/>
+        </w:rPr>
+        <w:t>多半忽略詞序與上下文關係，難以直接呈現法院完整推論過程。第二，若裁判全文包含與結果高度相關的固定語句，模型可能學習結果附近之文字線索，而非案件事實或法律理由。因此，本文將三種稀疏文字特徵定位為具比較價值的基準表示，並檢視其在不同案件類型及少數類別上的相對表現。</w:t>
+      </w:r>
+    </w:p>
+    <w:p>
+      <w:pPr>
+        <w:spacing w:before="120" w:after="80" w:line="240" w:lineRule="auto"/>
+        <w:rPr>
+          <w:rFonts w:hint="eastAsia"/>
+          <w:b/>
+          <w:sz w:val="28"/>
+          <w:lang w:eastAsia="zh-TW"/>
+        </w:rPr>
+      </w:pPr>
+      <w:r>
+        <w:rPr>
+          <w:rFonts w:hint="eastAsia"/>
+          <w:b/>
+          <w:sz w:val="28"/>
+          <w:lang w:eastAsia="zh-TW"/>
+        </w:rPr>
+        <w:t>三、法律判決預測、模型透明性與本研究定位</w:t>
       </w:r>
     </w:p>
     <w:p>
@@ -777,14 +1093,248 @@
         <w:ind w:firstLine="482"/>
         <w:jc w:val="both"/>
         <w:rPr>
+          <w:rFonts w:hint="eastAsia"/>
           <w:lang w:eastAsia="zh-TW"/>
         </w:rPr>
       </w:pPr>
       <w:r>
         <w:rPr>
-          <w:lang w:eastAsia="zh-TW"/>
-        </w:rPr>
-        <w:t>法律文本與一般新聞或社群文本不同，其文字具有高度制度化特徵。判決書經常重複使用固定法律語彙，例如構成要件、程序判斷、證據評價、請求權基礎與裁判結論。這使傳統稀疏特徵仍具研究價值，因為特定詞彙或詞彙組合可能直接對應到法律爭點與程序狀態。以智慧財產權案件為例，專利範圍、均等論、商標近似、混淆誤認、著作利用或營業秘密等詞彙，皆可能與案件類型及裁判結果存在統計關聯。</w:t>
+          <w:rFonts w:hint="eastAsia"/>
+          <w:lang w:eastAsia="zh-TW"/>
+        </w:rPr>
+        <w:t>法律判決預測（</w:t>
+      </w:r>
+      <w:r>
+        <w:rPr>
+          <w:rFonts w:hint="eastAsia"/>
+          <w:lang w:eastAsia="zh-TW"/>
+        </w:rPr>
+        <w:t>Legal Judgment Prediction, LJP</w:t>
+      </w:r>
+      <w:r>
+        <w:rPr>
+          <w:rFonts w:hint="eastAsia"/>
+          <w:lang w:eastAsia="zh-TW"/>
+        </w:rPr>
+        <w:t>）是法律人工智慧的重要研究任務，其目的在於利用案件事實、法律文本、法院理由或其他案件資訊，預測或分類可能的法律結果。既有研究已涵蓋不同法院、法律領域及任務形式。例如，</w:t>
+      </w:r>
+      <w:r>
+        <w:rPr>
+          <w:rFonts w:hint="eastAsia"/>
+          <w:lang w:eastAsia="zh-TW"/>
+        </w:rPr>
+        <w:t>Aletras et al.</w:t>
+      </w:r>
+      <w:r>
+        <w:rPr>
+          <w:rFonts w:hint="eastAsia"/>
+          <w:lang w:eastAsia="zh-TW"/>
+        </w:rPr>
+        <w:t>（</w:t>
+      </w:r>
+      <w:r>
+        <w:rPr>
+          <w:rFonts w:hint="eastAsia"/>
+          <w:lang w:eastAsia="zh-TW"/>
+        </w:rPr>
+        <w:t>2016</w:t>
+      </w:r>
+      <w:r>
+        <w:rPr>
+          <w:rFonts w:hint="eastAsia"/>
+          <w:lang w:eastAsia="zh-TW"/>
+        </w:rPr>
+        <w:t>）利用歐洲人權法院案件文本預測是否違反公約條文；</w:t>
+      </w:r>
+      <w:r>
+        <w:rPr>
+          <w:rFonts w:hint="eastAsia"/>
+          <w:lang w:eastAsia="zh-TW"/>
+        </w:rPr>
+        <w:t>Surdeanu et al.</w:t>
+      </w:r>
+      <w:r>
+        <w:rPr>
+          <w:rFonts w:hint="eastAsia"/>
+          <w:lang w:eastAsia="zh-TW"/>
+        </w:rPr>
+        <w:t>（</w:t>
+      </w:r>
+      <w:r>
+        <w:rPr>
+          <w:rFonts w:hint="eastAsia"/>
+          <w:lang w:eastAsia="zh-TW"/>
+        </w:rPr>
+        <w:t>2011</w:t>
+      </w:r>
+      <w:r>
+        <w:rPr>
+          <w:rFonts w:hint="eastAsia"/>
+          <w:lang w:eastAsia="zh-TW"/>
+        </w:rPr>
+        <w:t>）則針對智慧財產權訴訟進行風險分析。</w:t>
+      </w:r>
+      <w:r>
+        <w:rPr>
+          <w:rFonts w:hint="eastAsia"/>
+          <w:lang w:eastAsia="zh-TW"/>
+        </w:rPr>
+        <w:t>Chalkidis et al.</w:t>
+      </w:r>
+      <w:r>
+        <w:rPr>
+          <w:rFonts w:hint="eastAsia"/>
+          <w:lang w:eastAsia="zh-TW"/>
+        </w:rPr>
+        <w:t>（</w:t>
+      </w:r>
+      <w:r>
+        <w:rPr>
+          <w:rFonts w:hint="eastAsia"/>
+          <w:lang w:eastAsia="zh-TW"/>
+        </w:rPr>
+        <w:t>2019</w:t>
+      </w:r>
+      <w:r>
+        <w:rPr>
+          <w:rFonts w:hint="eastAsia"/>
+          <w:lang w:eastAsia="zh-TW"/>
+        </w:rPr>
+        <w:t>）及</w:t>
+      </w:r>
+      <w:r>
+        <w:rPr>
+          <w:rFonts w:hint="eastAsia"/>
+          <w:lang w:eastAsia="zh-TW"/>
+        </w:rPr>
+        <w:t>Feng et al.</w:t>
+      </w:r>
+      <w:r>
+        <w:rPr>
+          <w:rFonts w:hint="eastAsia"/>
+          <w:lang w:eastAsia="zh-TW"/>
+        </w:rPr>
+        <w:t>（</w:t>
+      </w:r>
+      <w:r>
+        <w:rPr>
+          <w:rFonts w:hint="eastAsia"/>
+          <w:lang w:eastAsia="zh-TW"/>
+        </w:rPr>
+        <w:t>2022</w:t>
+      </w:r>
+      <w:r>
+        <w:rPr>
+          <w:rFonts w:hint="eastAsia"/>
+          <w:lang w:eastAsia="zh-TW"/>
+        </w:rPr>
+        <w:t>）指出，法律判決預測並不限於二元勝敗分類，亦包含法條預測、罪名預測、刑期預測、多標籤分類及多任務學習等不同形式；</w:t>
+      </w:r>
+      <w:r>
+        <w:rPr>
+          <w:rFonts w:hint="eastAsia"/>
+          <w:lang w:eastAsia="zh-TW"/>
+        </w:rPr>
+        <w:t>Yang et al.</w:t>
+      </w:r>
+      <w:r>
+        <w:rPr>
+          <w:rFonts w:hint="eastAsia"/>
+          <w:lang w:eastAsia="zh-TW"/>
+        </w:rPr>
+        <w:t>（</w:t>
+      </w:r>
+      <w:r>
+        <w:rPr>
+          <w:rFonts w:hint="eastAsia"/>
+          <w:lang w:eastAsia="zh-TW"/>
+        </w:rPr>
+        <w:t>2022</w:t>
+      </w:r>
+      <w:r>
+        <w:rPr>
+          <w:rFonts w:hint="eastAsia"/>
+          <w:lang w:eastAsia="zh-TW"/>
+        </w:rPr>
+        <w:t>）則透過多任務架構整合法律關鍵詞與多視角資訊進行預測。近年深度學習與預訓練語言模型逐漸應用於法律文本分析。</w:t>
+      </w:r>
+      <w:r>
+        <w:rPr>
+          <w:rFonts w:hint="eastAsia"/>
+          <w:lang w:eastAsia="zh-TW"/>
+        </w:rPr>
+        <w:t>Alghazzawi et al.</w:t>
+      </w:r>
+      <w:r>
+        <w:rPr>
+          <w:rFonts w:hint="eastAsia"/>
+          <w:lang w:eastAsia="zh-TW"/>
+        </w:rPr>
+        <w:t>（</w:t>
+      </w:r>
+      <w:r>
+        <w:rPr>
+          <w:rFonts w:hint="eastAsia"/>
+          <w:lang w:eastAsia="zh-TW"/>
+        </w:rPr>
+        <w:t>2022</w:t>
+      </w:r>
+      <w:r>
+        <w:rPr>
+          <w:rFonts w:hint="eastAsia"/>
+          <w:lang w:eastAsia="zh-TW"/>
+        </w:rPr>
+        <w:t>）結合長短期記憶網路與卷積神經網路進行法院判決預測，顯示深度模型具有處理較複雜語意與上下文關係的潛力。然而，複雜模型通常需要較高運算資源，其內部運算及預測依據亦較難直接追溯。司法應用涉及當事人權益</w:t>
+      </w:r>
+      <w:r>
+        <w:rPr>
+          <w:rFonts w:hint="eastAsia"/>
+          <w:lang w:eastAsia="zh-TW"/>
+        </w:rPr>
+        <w:lastRenderedPageBreak/>
+        <w:t>與法律理由，因此模型評估不應只考量整體預測分數，也應檢視不同裁判結果類別之辨識能力，以及模型是否可能依賴表面文字線索（</w:t>
+      </w:r>
+      <w:r>
+        <w:rPr>
+          <w:rFonts w:hint="eastAsia"/>
+          <w:lang w:eastAsia="zh-TW"/>
+        </w:rPr>
+        <w:t>Ariai, Mackenzie, &amp; Demartini, 2025</w:t>
+      </w:r>
+      <w:r>
+        <w:rPr>
+          <w:rFonts w:hint="eastAsia"/>
+          <w:lang w:eastAsia="zh-TW"/>
+        </w:rPr>
+        <w:t>）。相較之下，傳統稀疏文字特徵與線性</w:t>
+      </w:r>
+      <w:r>
+        <w:rPr>
+          <w:rFonts w:hint="eastAsia"/>
+          <w:lang w:eastAsia="zh-TW"/>
+        </w:rPr>
+        <w:t>SVM</w:t>
+      </w:r>
+      <w:r>
+        <w:rPr>
+          <w:rFonts w:hint="eastAsia"/>
+          <w:lang w:eastAsia="zh-TW"/>
+        </w:rPr>
+        <w:t>具有較簡單的模型結構，且較容易搭配特徵權重、代表性詞彙及錯誤案例進行後續分析，因此適合作為相對透明且具可追溯性的基準流程。不過，較簡單的模型並不等同於已完成模型解釋，仍須進一步分析</w:t>
+      </w:r>
+      <w:r>
+        <w:rPr>
+          <w:rFonts w:hint="eastAsia"/>
+          <w:lang w:eastAsia="zh-TW"/>
+        </w:rPr>
+        <w:t>SVM</w:t>
+      </w:r>
+      <w:r>
+        <w:rPr>
+          <w:rFonts w:hint="eastAsia"/>
+          <w:lang w:eastAsia="zh-TW"/>
+        </w:rPr>
+        <w:t>權重、重要詞彙或錯誤案例，才能判斷模型實際依賴何種文字資訊。此外，本文使用裁判全文進行裁判結果分類，與利用裁判前可取得資訊進行事前勝敗預測有所不同。雖然本文已移除「駁回」、「有理由」、「准許」及「撤銷」等明顯裁判結果詞彙，但裁判全文仍可能保留間接結果線索。因此，本研究目的在於檢驗裁判文本中是否存在可供模型辨識之結果相關訊號，並比較不同文字特徵與模型流程之分類效果，而非建立可直接用於訴訟前勝敗預測或取代法律專業判斷之工具。</w:t>
       </w:r>
     </w:p>
     <w:p>
@@ -793,68 +1343,180 @@
         <w:ind w:firstLine="482"/>
         <w:jc w:val="both"/>
         <w:rPr>
+          <w:rFonts w:hint="eastAsia"/>
           <w:lang w:eastAsia="zh-TW"/>
         </w:rPr>
       </w:pPr>
       <w:r>
         <w:rPr>
-          <w:lang w:eastAsia="zh-TW"/>
-        </w:rPr>
-        <w:t>不過，法律文本特徵表示仍須面對兩個限制。第一，</w:t>
-      </w:r>
-      <w:proofErr w:type="spellStart"/>
-      <w:r>
-        <w:rPr>
+          <w:rFonts w:hint="eastAsia"/>
+          <w:lang w:eastAsia="zh-TW"/>
+        </w:rPr>
+        <w:t>基於上述定位，本文未將</w:t>
+      </w:r>
+      <w:r>
+        <w:rPr>
+          <w:rFonts w:hint="eastAsia"/>
+          <w:lang w:eastAsia="zh-TW"/>
+        </w:rPr>
+        <w:t>BERT</w:t>
+      </w:r>
+      <w:r>
+        <w:rPr>
+          <w:rFonts w:hint="eastAsia"/>
+          <w:lang w:eastAsia="zh-TW"/>
+        </w:rPr>
+        <w:t>、</w:t>
+      </w:r>
+      <w:r>
+        <w:rPr>
+          <w:rFonts w:hint="eastAsia"/>
+          <w:lang w:eastAsia="zh-TW"/>
+        </w:rPr>
+        <w:t>Transformer</w:t>
+      </w:r>
+      <w:r>
+        <w:rPr>
+          <w:rFonts w:hint="eastAsia"/>
+          <w:lang w:eastAsia="zh-TW"/>
+        </w:rPr>
+        <w:t>或大型語言模型納入主要分類流程。本研究目的並非比較所有模型的最高預測效能，而是檢驗</w:t>
+      </w:r>
+      <w:r>
+        <w:rPr>
+          <w:rFonts w:hint="eastAsia"/>
           <w:lang w:eastAsia="zh-TW"/>
         </w:rPr>
         <w:t>BoW</w:t>
       </w:r>
-      <w:proofErr w:type="spellEnd"/>
-      <w:r>
-        <w:rPr>
+      <w:r>
+        <w:rPr>
+          <w:rFonts w:hint="eastAsia"/>
           <w:lang w:eastAsia="zh-TW"/>
         </w:rPr>
         <w:t>、</w:t>
       </w:r>
       <w:r>
         <w:rPr>
-          <w:lang w:eastAsia="zh-TW"/>
-        </w:rPr>
-        <w:t xml:space="preserve">TF </w:t>
-      </w:r>
-      <w:r>
-        <w:rPr>
+          <w:rFonts w:hint="eastAsia"/>
+          <w:lang w:eastAsia="zh-TW"/>
+        </w:rPr>
+        <w:t>TF</w:t>
+      </w:r>
+      <w:r>
+        <w:rPr>
+          <w:rFonts w:hint="eastAsia"/>
+          <w:lang w:eastAsia="zh-TW"/>
+        </w:rPr>
+        <w:t>、</w:t>
+      </w:r>
+      <w:r>
+        <w:rPr>
+          <w:rFonts w:hint="eastAsia"/>
+          <w:lang w:eastAsia="zh-TW"/>
+        </w:rPr>
+        <w:t>TF-IDF</w:t>
+      </w:r>
+      <w:r>
+        <w:rPr>
+          <w:rFonts w:hint="eastAsia"/>
+          <w:lang w:eastAsia="zh-TW"/>
+        </w:rPr>
+        <w:t>、</w:t>
+      </w:r>
+      <w:r>
+        <w:rPr>
+          <w:rFonts w:hint="eastAsia"/>
+          <w:lang w:eastAsia="zh-TW"/>
+        </w:rPr>
+        <w:t>MNIR</w:t>
+      </w:r>
+      <w:r>
+        <w:rPr>
+          <w:rFonts w:hint="eastAsia"/>
           <w:lang w:eastAsia="zh-TW"/>
         </w:rPr>
         <w:t>與</w:t>
       </w:r>
       <w:r>
         <w:rPr>
-          <w:lang w:eastAsia="zh-TW"/>
-        </w:rPr>
-        <w:t xml:space="preserve"> TF-IDF </w:t>
-      </w:r>
-      <w:r>
-        <w:rPr>
-          <w:lang w:eastAsia="zh-TW"/>
-        </w:rPr>
-        <w:t>多半忽略詞序與句法結構，難以直接呈現法院推論過程。第二，裁判結果相關詞彙可能造成資料洩漏，使模型學到結果附近的固定語句，而非案件事實或法律理由。本文因此將傳統文字特徵視為可解釋基準，而非完美語意表示；研究重點在於比較不同特徵表示於相同資料處理條件下的相對效果，並檢視其在少數類別上的限制。</w:t>
+          <w:rFonts w:hint="eastAsia"/>
+          <w:lang w:eastAsia="zh-TW"/>
+        </w:rPr>
+        <w:t>SVM</w:t>
+      </w:r>
+      <w:r>
+        <w:rPr>
+          <w:rFonts w:hint="eastAsia"/>
+          <w:lang w:eastAsia="zh-TW"/>
+        </w:rPr>
+        <w:t>在臺灣智慧財產權判決分類中的相對效果，並建立計算成本較低、容易重複實作且特徵來源較具可追溯性的基準流程。預訓練語言模型與大型語言模型雖具有較強的語意表徵能力，但仍涉及較高運算需求、長文本處理及模型結果解釋等問題（</w:t>
+      </w:r>
+      <w:r>
+        <w:rPr>
+          <w:rFonts w:hint="eastAsia"/>
+          <w:lang w:eastAsia="zh-TW"/>
+        </w:rPr>
+        <w:t>Mamakas et al., 2022</w:t>
+      </w:r>
+      <w:r>
+        <w:rPr>
+          <w:rFonts w:hint="eastAsia"/>
+          <w:lang w:eastAsia="zh-TW"/>
+        </w:rPr>
+        <w:t>；</w:t>
+      </w:r>
+      <w:r>
+        <w:rPr>
+          <w:rFonts w:hint="eastAsia"/>
+          <w:lang w:eastAsia="zh-TW"/>
+        </w:rPr>
+        <w:t>Ariai et al., 2025</w:t>
+      </w:r>
+      <w:r>
+        <w:rPr>
+          <w:rFonts w:hint="eastAsia"/>
+          <w:lang w:eastAsia="zh-TW"/>
+        </w:rPr>
+        <w:t>），其與本文基準流程之效能差異及適用情境，留待後續研究進一步比較。</w:t>
       </w:r>
     </w:p>
     <w:p>
       <w:pPr>
         <w:spacing w:before="120" w:after="80" w:line="240" w:lineRule="auto"/>
         <w:rPr>
-          <w:lang w:eastAsia="zh-TW"/>
-        </w:rPr>
-      </w:pPr>
-      <w:r>
-        <w:rPr>
+          <w:rFonts w:hint="eastAsia"/>
           <w:b/>
           <w:sz w:val="28"/>
           <w:lang w:eastAsia="zh-TW"/>
         </w:rPr>
-        <w:t>三、判決預測、可解釋性與本研究定位</w:t>
+      </w:pPr>
+      <w:r>
+        <w:rPr>
+          <w:rFonts w:hint="eastAsia"/>
+          <w:b/>
+          <w:sz w:val="28"/>
+          <w:lang w:eastAsia="zh-TW"/>
+        </w:rPr>
+        <w:t>四、</w:t>
+      </w:r>
+      <w:r>
+        <w:rPr>
+          <w:rFonts w:hint="eastAsia"/>
+          <w:b/>
+          <w:sz w:val="28"/>
+          <w:lang w:eastAsia="zh-TW"/>
+        </w:rPr>
+        <w:t>MNIR</w:t>
+      </w:r>
+      <w:r>
+        <w:rPr>
+          <w:rFonts w:hint="eastAsia"/>
+          <w:b/>
+          <w:sz w:val="28"/>
+          <w:lang w:eastAsia="zh-TW"/>
+        </w:rPr>
+        <w:t>監督式特徵轉換與研究缺口</w:t>
       </w:r>
     </w:p>
     <w:p>
@@ -863,26 +1525,72 @@
         <w:ind w:firstLine="482"/>
         <w:jc w:val="both"/>
         <w:rPr>
+          <w:rFonts w:hint="eastAsia"/>
           <w:lang w:eastAsia="zh-TW"/>
         </w:rPr>
       </w:pPr>
       <w:r>
         <w:rPr>
-          <w:lang w:eastAsia="zh-TW"/>
-        </w:rPr>
-        <w:t>法律判決預測是法律人工智慧的重要任務，其核心目標是利用案件事實、法律文本、法院理由或其他案件資訊，預測法院可能作成之裁判結果。既有研究顯示，法律文本中確實存在可供模型辨識之訊號。不過，司法應用場域特別重視模型可解釋性；若模型僅能提供預測結果，卻無法說明其依據，則在研究與實務中的使用皆受限制。相較於複雜深度模型，傳統文字特徵與</w:t>
-      </w:r>
-      <w:r>
-        <w:rPr>
-          <w:lang w:eastAsia="zh-TW"/>
-        </w:rPr>
-        <w:t xml:space="preserve"> SVM </w:t>
-      </w:r>
-      <w:r>
-        <w:rPr>
-          <w:lang w:eastAsia="zh-TW"/>
-        </w:rPr>
-        <w:t>雖然語意表示能力有限，但具備較清楚的基準價值與可比較性。</w:t>
+          <w:rFonts w:hint="eastAsia"/>
+          <w:lang w:eastAsia="zh-TW"/>
+        </w:rPr>
+        <w:t>高維文字資料通常具有特徵數量多、資料稀疏及詞彙間高度相關等特性。若直接將大量文字特徵輸入分類器，可能增加運算成本、雜訊及過度擬合風險。因此，文字分類常透過特徵選擇或特徵轉換降低輸入維度。本文首先採用</w:t>
+      </w:r>
+      <w:r>
+        <w:rPr>
+          <w:rFonts w:hint="eastAsia"/>
+          <w:lang w:eastAsia="zh-TW"/>
+        </w:rPr>
+        <w:t>Chi-square</w:t>
+      </w:r>
+      <w:r>
+        <w:rPr>
+          <w:rFonts w:hint="eastAsia"/>
+          <w:lang w:eastAsia="zh-TW"/>
+        </w:rPr>
+        <w:t>特徵選擇，篩選在</w:t>
+      </w:r>
+      <w:r>
+        <w:rPr>
+          <w:rFonts w:hint="eastAsia"/>
+          <w:lang w:eastAsia="zh-TW"/>
+        </w:rPr>
+        <w:t>Lose</w:t>
+      </w:r>
+      <w:r>
+        <w:rPr>
+          <w:rFonts w:hint="eastAsia"/>
+          <w:lang w:eastAsia="zh-TW"/>
+        </w:rPr>
+        <w:t>、</w:t>
+      </w:r>
+      <w:r>
+        <w:rPr>
+          <w:rFonts w:hint="eastAsia"/>
+          <w:lang w:eastAsia="zh-TW"/>
+        </w:rPr>
+        <w:t>Mixed</w:t>
+      </w:r>
+      <w:r>
+        <w:rPr>
+          <w:rFonts w:hint="eastAsia"/>
+          <w:lang w:eastAsia="zh-TW"/>
+        </w:rPr>
+        <w:t>與</w:t>
+      </w:r>
+      <w:r>
+        <w:rPr>
+          <w:rFonts w:hint="eastAsia"/>
+          <w:lang w:eastAsia="zh-TW"/>
+        </w:rPr>
+        <w:t>Win</w:t>
+      </w:r>
+      <w:r>
+        <w:rPr>
+          <w:rFonts w:hint="eastAsia"/>
+          <w:lang w:eastAsia="zh-TW"/>
+        </w:rPr>
+        <w:t>三類結果間分布差異較大的詞彙，再比較是否進一步加入監督式特徵轉換。</w:t>
       </w:r>
     </w:p>
     <w:p>
@@ -891,14 +1599,170 @@
         <w:ind w:firstLine="482"/>
         <w:jc w:val="both"/>
         <w:rPr>
+          <w:rFonts w:hint="eastAsia"/>
           <w:lang w:eastAsia="zh-TW"/>
         </w:rPr>
       </w:pPr>
       <w:r>
         <w:rPr>
-          <w:lang w:eastAsia="zh-TW"/>
-        </w:rPr>
-        <w:t>既有法律判決預測文獻常處理二元分類、多類別分類、多標籤分類或多任務學習等不同任務。深度學習模型雖可能取得較佳表現，但其黑箱性使研究者較難判斷模型是否依賴法律上有意義的資訊。對於仍在建立資料處理與基準模型的研究情境，較穩健的做法是先以可重複、可比較且相對可解釋的流程建立基準，再評估更複雜模型是否真正改善少數類別與跨案件類型表現。</w:t>
+          <w:rFonts w:hint="eastAsia"/>
+          <w:lang w:eastAsia="zh-TW"/>
+        </w:rPr>
+        <w:t>多項式逆迴歸（</w:t>
+      </w:r>
+      <w:r>
+        <w:rPr>
+          <w:rFonts w:hint="eastAsia"/>
+          <w:lang w:eastAsia="zh-TW"/>
+        </w:rPr>
+        <w:t>Multinomial Inverse Regression, MNIR</w:t>
+      </w:r>
+      <w:r>
+        <w:rPr>
+          <w:rFonts w:hint="eastAsia"/>
+          <w:lang w:eastAsia="zh-TW"/>
+        </w:rPr>
+        <w:t>）由</w:t>
+      </w:r>
+      <w:r>
+        <w:rPr>
+          <w:rFonts w:hint="eastAsia"/>
+          <w:lang w:eastAsia="zh-TW"/>
+        </w:rPr>
+        <w:t>Taddy</w:t>
+      </w:r>
+      <w:r>
+        <w:rPr>
+          <w:rFonts w:hint="eastAsia"/>
+          <w:lang w:eastAsia="zh-TW"/>
+        </w:rPr>
+        <w:t>（</w:t>
+      </w:r>
+      <w:r>
+        <w:rPr>
+          <w:rFonts w:hint="eastAsia"/>
+          <w:lang w:eastAsia="zh-TW"/>
+        </w:rPr>
+        <w:t>2013</w:t>
+      </w:r>
+      <w:r>
+        <w:rPr>
+          <w:rFonts w:hint="eastAsia"/>
+          <w:lang w:eastAsia="zh-TW"/>
+        </w:rPr>
+        <w:t>）提出，主要用於高維文字資料之監督式降維。一般分類模型係由文字特徵預測結果，而</w:t>
+      </w:r>
+      <w:r>
+        <w:rPr>
+          <w:rFonts w:hint="eastAsia"/>
+          <w:lang w:eastAsia="zh-TW"/>
+        </w:rPr>
+        <w:t>MNIR</w:t>
+      </w:r>
+      <w:r>
+        <w:rPr>
+          <w:rFonts w:hint="eastAsia"/>
+          <w:lang w:eastAsia="zh-TW"/>
+        </w:rPr>
+        <w:t>採取</w:t>
+      </w:r>
+      <w:r>
+        <w:rPr>
+          <w:rFonts w:hint="eastAsia"/>
+          <w:lang w:eastAsia="zh-TW"/>
+        </w:rPr>
+        <w:t>inverse regression</w:t>
+      </w:r>
+      <w:r>
+        <w:rPr>
+          <w:rFonts w:hint="eastAsia"/>
+          <w:lang w:eastAsia="zh-TW"/>
+        </w:rPr>
+        <w:t>的概念，分析不同目標類別條件下的詞彙分布，再將原始高維文字特徵轉換為低維的充分縮減分數（</w:t>
+      </w:r>
+      <w:r>
+        <w:rPr>
+          <w:rFonts w:hint="eastAsia"/>
+          <w:lang w:eastAsia="zh-TW"/>
+        </w:rPr>
+        <w:t>sufficient reduction scores</w:t>
+      </w:r>
+      <w:r>
+        <w:rPr>
+          <w:rFonts w:hint="eastAsia"/>
+          <w:lang w:eastAsia="zh-TW"/>
+        </w:rPr>
+        <w:t>）。與無監督式降維方法不同，</w:t>
+      </w:r>
+      <w:r>
+        <w:rPr>
+          <w:rFonts w:hint="eastAsia"/>
+          <w:lang w:eastAsia="zh-TW"/>
+        </w:rPr>
+        <w:t>MNIR</w:t>
+      </w:r>
+      <w:r>
+        <w:rPr>
+          <w:rFonts w:hint="eastAsia"/>
+          <w:lang w:eastAsia="zh-TW"/>
+        </w:rPr>
+        <w:t>的目的不僅是降低特徵數量，而是利用類別資訊萃取與分類目標較相關的文字方向。對法律文本而言，</w:t>
+      </w:r>
+      <w:r>
+        <w:rPr>
+          <w:rFonts w:hint="eastAsia"/>
+          <w:lang w:eastAsia="zh-TW"/>
+        </w:rPr>
+        <w:t>MNIR</w:t>
+      </w:r>
+      <w:r>
+        <w:rPr>
+          <w:rFonts w:hint="eastAsia"/>
+          <w:lang w:eastAsia="zh-TW"/>
+        </w:rPr>
+        <w:t>具有潛在優勢。裁判書通常具有高維、稀疏及專業詞彙密集等特性，若能將大量詞彙壓縮為少數監督式分數，理論上可降低模型複雜度，並保留與裁判結果較相關的文字訊號。然而，監督式降維亦可能造成資訊壓縮。特別是在裁判結果分布不均衡，或少數類別依賴細緻且低頻詞彙時，低維表示可能無法完整保留少數類別差異。此外，本文在</w:t>
+      </w:r>
+      <w:r>
+        <w:rPr>
+          <w:rFonts w:hint="eastAsia"/>
+          <w:lang w:eastAsia="zh-TW"/>
+        </w:rPr>
+        <w:t>MNIR</w:t>
+      </w:r>
+      <w:r>
+        <w:rPr>
+          <w:rFonts w:hint="eastAsia"/>
+          <w:lang w:eastAsia="zh-TW"/>
+        </w:rPr>
+        <w:t>之前已先透過</w:t>
+      </w:r>
+      <w:r>
+        <w:rPr>
+          <w:rFonts w:hint="eastAsia"/>
+          <w:lang w:eastAsia="zh-TW"/>
+        </w:rPr>
+        <w:t>Chi-square</w:t>
+      </w:r>
+      <w:r>
+        <w:rPr>
+          <w:rFonts w:hint="eastAsia"/>
+          <w:lang w:eastAsia="zh-TW"/>
+        </w:rPr>
+        <w:t>進行監督式特徵選擇，因此卡方篩選後的稀疏文字特徵可能已保留相當程度的分類資訊。在此情況下，進一步加入</w:t>
+      </w:r>
+      <w:r>
+        <w:rPr>
+          <w:rFonts w:hint="eastAsia"/>
+          <w:lang w:eastAsia="zh-TW"/>
+        </w:rPr>
+        <w:t>MNIR</w:t>
+      </w:r>
+      <w:r>
+        <w:rPr>
+          <w:rFonts w:hint="eastAsia"/>
+          <w:lang w:eastAsia="zh-TW"/>
+        </w:rPr>
+        <w:t>是否能產生額外分類增益，或反而壓縮部分細部詞彙與少數類別訊號，仍須透過實證比較檢驗。</w:t>
       </w:r>
     </w:p>
     <w:p>
@@ -912,101 +1776,128 @@
       </w:pPr>
       <w:r>
         <w:rPr>
-          <w:lang w:eastAsia="zh-TW"/>
-        </w:rPr>
-        <w:t>因此，本研究未將</w:t>
-      </w:r>
-      <w:r>
-        <w:rPr>
-          <w:lang w:eastAsia="zh-TW"/>
-        </w:rPr>
-        <w:t xml:space="preserve"> BERT</w:t>
-      </w:r>
-      <w:r>
-        <w:rPr>
+          <w:rFonts w:hint="eastAsia"/>
+          <w:lang w:eastAsia="zh-TW"/>
+        </w:rPr>
+        <w:t>綜合而言，既有研究已證明司法資料可作為實證法律分析的重要來源，並發展出多種法律文本特徵與判決預測方法。然而，較少研究同時針對臺灣智慧財產權裁判全文，依行政、民事、刑事與刑事附帶民事案件分別建模，並比較三類裁判結果、</w:t>
+      </w:r>
+      <w:r>
+        <w:rPr>
+          <w:rFonts w:hint="eastAsia"/>
+          <w:lang w:eastAsia="zh-TW"/>
+        </w:rPr>
+        <w:t>BoW</w:t>
+      </w:r>
+      <w:r>
+        <w:rPr>
+          <w:rFonts w:hint="eastAsia"/>
           <w:lang w:eastAsia="zh-TW"/>
         </w:rPr>
         <w:t>、</w:t>
       </w:r>
       <w:r>
         <w:rPr>
-          <w:lang w:eastAsia="zh-TW"/>
-        </w:rPr>
-        <w:t xml:space="preserve">Transformer </w:t>
-      </w:r>
-      <w:r>
-        <w:rPr>
-          <w:lang w:eastAsia="zh-TW"/>
-        </w:rPr>
-        <w:t>或大型語言模型納入主要分類流程。研究目的並非比較所有模型的最高預測效能，而是檢驗</w:t>
-      </w:r>
-      <w:r>
-        <w:rPr>
-          <w:lang w:eastAsia="zh-TW"/>
-        </w:rPr>
-        <w:t xml:space="preserve"> </w:t>
-      </w:r>
-      <w:proofErr w:type="spellStart"/>
-      <w:r>
-        <w:rPr>
-          <w:lang w:eastAsia="zh-TW"/>
-        </w:rPr>
-        <w:t>BoW</w:t>
-      </w:r>
-      <w:proofErr w:type="spellEnd"/>
-      <w:r>
-        <w:rPr>
+          <w:rFonts w:hint="eastAsia"/>
+          <w:lang w:eastAsia="zh-TW"/>
+        </w:rPr>
+        <w:t>TF</w:t>
+      </w:r>
+      <w:r>
+        <w:rPr>
+          <w:rFonts w:hint="eastAsia"/>
           <w:lang w:eastAsia="zh-TW"/>
         </w:rPr>
         <w:t>、</w:t>
       </w:r>
       <w:r>
         <w:rPr>
-          <w:lang w:eastAsia="zh-TW"/>
-        </w:rPr>
-        <w:t>TF</w:t>
-      </w:r>
-      <w:r>
-        <w:rPr>
-          <w:lang w:eastAsia="zh-TW"/>
-        </w:rPr>
-        <w:t>、</w:t>
-      </w:r>
-      <w:r>
-        <w:rPr>
+          <w:rFonts w:hint="eastAsia"/>
           <w:lang w:eastAsia="zh-TW"/>
         </w:rPr>
         <w:t>TF-IDF</w:t>
       </w:r>
       <w:r>
         <w:rPr>
-          <w:lang w:eastAsia="zh-TW"/>
-        </w:rPr>
-        <w:t>、</w:t>
-      </w:r>
-      <w:r>
-        <w:rPr>
-          <w:lang w:eastAsia="zh-TW"/>
-        </w:rPr>
-        <w:t xml:space="preserve">MNIR </w:t>
-      </w:r>
-      <w:r>
-        <w:rPr>
+          <w:rFonts w:hint="eastAsia"/>
+          <w:lang w:eastAsia="zh-TW"/>
+        </w:rPr>
+        <w:t>三種稀疏文字特徵，以及</w:t>
+      </w:r>
+      <w:r>
+        <w:rPr>
+          <w:rFonts w:hint="eastAsia"/>
+          <w:lang w:eastAsia="zh-TW"/>
+        </w:rPr>
+        <w:t>MNIR</w:t>
+      </w:r>
+      <w:r>
+        <w:rPr>
+          <w:rFonts w:hint="eastAsia"/>
+          <w:lang w:eastAsia="zh-TW"/>
+        </w:rPr>
+        <w:t>監督式特徵轉換之差異。因此，本文建立</w:t>
+      </w:r>
+      <w:r>
+        <w:rPr>
+          <w:rFonts w:hint="eastAsia"/>
+          <w:lang w:eastAsia="zh-TW"/>
+        </w:rPr>
+        <w:t>Chi-square + MNIR + SVM</w:t>
+      </w:r>
+      <w:r>
+        <w:rPr>
+          <w:rFonts w:hint="eastAsia"/>
           <w:lang w:eastAsia="zh-TW"/>
         </w:rPr>
         <w:t>與</w:t>
       </w:r>
       <w:r>
         <w:rPr>
-          <w:lang w:eastAsia="zh-TW"/>
-        </w:rPr>
-        <w:t xml:space="preserve"> SVM </w:t>
-      </w:r>
-      <w:r>
-        <w:rPr>
-          <w:lang w:eastAsia="zh-TW"/>
-        </w:rPr>
-        <w:t>在臺灣智慧財產權判決分類中的相對效果，建立可解釋的基準流程。相較之下，預訓練語言模型與大型語言模型雖具較強語意表徵能力，但涉及較高運算資源、長文本處理與結果解釋等問題；其與本研究基準流程之效能差異及適用情境，留待後續研究比較。</w:t>
+          <w:rFonts w:hint="eastAsia"/>
+          <w:lang w:eastAsia="zh-TW"/>
+        </w:rPr>
+        <w:t>Chi-square + SVM</w:t>
+      </w:r>
+      <w:r>
+        <w:rPr>
+          <w:rFonts w:hint="eastAsia"/>
+          <w:lang w:eastAsia="zh-TW"/>
+        </w:rPr>
+        <w:t>兩條模型流程，檢驗不同案件類型、文字特徵表示及特徵轉換方式對裁判結果分類表現之影響。</w:t>
+      </w:r>
+    </w:p>
+    <w:p>
+      <w:pPr>
+        <w:spacing w:before="120" w:after="120" w:line="240" w:lineRule="auto"/>
+        <w:jc w:val="center"/>
+        <w:rPr>
+          <w:lang w:eastAsia="zh-TW"/>
+        </w:rPr>
+      </w:pPr>
+      <w:r>
+        <w:rPr>
+          <w:b/>
+          <w:sz w:val="32"/>
+          <w:lang w:eastAsia="zh-TW"/>
+        </w:rPr>
+        <w:lastRenderedPageBreak/>
+        <w:t>參、研究方法與資料</w:t>
+      </w:r>
+    </w:p>
+    <w:p>
+      <w:pPr>
+        <w:spacing w:before="120" w:after="80" w:line="240" w:lineRule="auto"/>
+        <w:rPr>
+          <w:lang w:eastAsia="zh-TW"/>
+        </w:rPr>
+      </w:pPr>
+      <w:r>
+        <w:rPr>
+          <w:b/>
+          <w:sz w:val="28"/>
+          <w:lang w:eastAsia="zh-TW"/>
+        </w:rPr>
+        <w:t>一、資料來源與樣本整理</w:t>
       </w:r>
     </w:p>
     <w:p>
@@ -1022,58 +1913,103 @@
         <w:rPr>
           <w:lang w:eastAsia="zh-TW"/>
         </w:rPr>
-        <w:t>本研究定位在於建立臺灣智慧財產權判決結果分類之基準流程，而非宣稱模型可直接預測個案勝敗。相較於僅檢驗單一模型是否有效，本文同時納入案件類型、文字</w:t>
-      </w:r>
-      <w:r>
-        <w:rPr>
-          <w:lang w:eastAsia="zh-TW"/>
-        </w:rPr>
-        <w:lastRenderedPageBreak/>
-        <w:t>特徵表示、</w:t>
-      </w:r>
-      <w:r>
-        <w:rPr>
-          <w:lang w:eastAsia="zh-TW"/>
-        </w:rPr>
-        <w:t xml:space="preserve">MNIR </w:t>
-      </w:r>
-      <w:r>
-        <w:rPr>
-          <w:lang w:eastAsia="zh-TW"/>
-        </w:rPr>
-        <w:t>特徵轉換與少數類別評估。此一設計可回答更具方法意義的問題：在中文智慧財產權裁判文本中，分類訊號是否主要保留於稀疏詞彙特徵？監督式降維是否會帶來額外效益？不同法律程序的文本是否需要不同特徵表示？</w:t>
-      </w:r>
-    </w:p>
-    <w:p>
-      <w:pPr>
-        <w:spacing w:before="120" w:after="80" w:line="240" w:lineRule="auto"/>
-        <w:rPr>
-          <w:lang w:eastAsia="zh-TW"/>
-        </w:rPr>
-      </w:pPr>
-      <w:r>
-        <w:rPr>
-          <w:b/>
-          <w:sz w:val="28"/>
-          <w:lang w:eastAsia="zh-TW"/>
-        </w:rPr>
-        <w:t>四、</w:t>
-      </w:r>
-      <w:r>
-        <w:rPr>
-          <w:b/>
-          <w:sz w:val="28"/>
-          <w:lang w:eastAsia="zh-TW"/>
-        </w:rPr>
-        <w:t xml:space="preserve">MNIR </w:t>
-      </w:r>
-      <w:r>
-        <w:rPr>
-          <w:b/>
-          <w:sz w:val="28"/>
-          <w:lang w:eastAsia="zh-TW"/>
-        </w:rPr>
-        <w:t>監督式特徵轉換</w:t>
+        <w:t>本研究資料取自司法院資料開放平台，蒐集期間為</w:t>
+      </w:r>
+      <w:r>
+        <w:rPr>
+          <w:lang w:eastAsia="zh-TW"/>
+        </w:rPr>
+        <w:t xml:space="preserve"> 1996 </w:t>
+      </w:r>
+      <w:r>
+        <w:rPr>
+          <w:lang w:eastAsia="zh-TW"/>
+        </w:rPr>
+        <w:t>年</w:t>
+      </w:r>
+      <w:r>
+        <w:rPr>
+          <w:lang w:eastAsia="zh-TW"/>
+        </w:rPr>
+        <w:t xml:space="preserve"> 1 </w:t>
+      </w:r>
+      <w:r>
+        <w:rPr>
+          <w:lang w:eastAsia="zh-TW"/>
+        </w:rPr>
+        <w:t>月至</w:t>
+      </w:r>
+      <w:r>
+        <w:rPr>
+          <w:lang w:eastAsia="zh-TW"/>
+        </w:rPr>
+        <w:t xml:space="preserve"> 2024 </w:t>
+      </w:r>
+      <w:r>
+        <w:rPr>
+          <w:lang w:eastAsia="zh-TW"/>
+        </w:rPr>
+        <w:t>年</w:t>
+      </w:r>
+      <w:r>
+        <w:rPr>
+          <w:lang w:eastAsia="zh-TW"/>
+        </w:rPr>
+        <w:t xml:space="preserve"> 12 </w:t>
+      </w:r>
+      <w:r>
+        <w:rPr>
+          <w:lang w:eastAsia="zh-TW"/>
+        </w:rPr>
+        <w:t>月。原始資料為</w:t>
+      </w:r>
+      <w:r>
+        <w:rPr>
+          <w:lang w:eastAsia="zh-TW"/>
+        </w:rPr>
+        <w:t xml:space="preserve"> JSON </w:t>
+      </w:r>
+      <w:r>
+        <w:rPr>
+          <w:lang w:eastAsia="zh-TW"/>
+        </w:rPr>
+        <w:t>格式，欄位包含案號、年度、字別、號碼、裁判日期、案由、全文與裁判書</w:t>
+      </w:r>
+      <w:r>
+        <w:rPr>
+          <w:lang w:eastAsia="zh-TW"/>
+        </w:rPr>
+        <w:t xml:space="preserve"> PDF </w:t>
+      </w:r>
+      <w:r>
+        <w:rPr>
+          <w:lang w:eastAsia="zh-TW"/>
+        </w:rPr>
+        <w:t>下載連結。經案由關鍵字及案件字別初步篩選，共取得</w:t>
+      </w:r>
+      <w:r>
+        <w:rPr>
+          <w:lang w:eastAsia="zh-TW"/>
+        </w:rPr>
+        <w:t xml:space="preserve"> 90,027 </w:t>
+      </w:r>
+      <w:r>
+        <w:rPr>
+          <w:lang w:eastAsia="zh-TW"/>
+        </w:rPr>
+        <w:t>篇智慧財產權相關裁判書；再排除案件類型或裁判結果無法明確歸類者，最終保留</w:t>
+      </w:r>
+      <w:r>
+        <w:rPr>
+          <w:lang w:eastAsia="zh-TW"/>
+        </w:rPr>
+        <w:t xml:space="preserve"> 45,344 </w:t>
+      </w:r>
+      <w:r>
+        <w:rPr>
+          <w:lang w:eastAsia="zh-TW"/>
+        </w:rPr>
+        <w:t>篇，作為後續模型分析樣本。</w:t>
       </w:r>
     </w:p>
     <w:p>
@@ -1089,85 +2025,43 @@
         <w:rPr>
           <w:lang w:eastAsia="zh-TW"/>
         </w:rPr>
-        <w:t xml:space="preserve">MNIR </w:t>
-      </w:r>
-      <w:r>
-        <w:rPr>
-          <w:lang w:eastAsia="zh-TW"/>
-        </w:rPr>
-        <w:t>由</w:t>
-      </w:r>
-      <w:r>
-        <w:rPr>
-          <w:lang w:eastAsia="zh-TW"/>
-        </w:rPr>
-        <w:t xml:space="preserve"> Taddy</w:t>
-      </w:r>
-      <w:r>
-        <w:rPr>
-          <w:lang w:eastAsia="zh-TW"/>
-        </w:rPr>
-        <w:t>（</w:t>
-      </w:r>
-      <w:r>
-        <w:rPr>
-          <w:lang w:eastAsia="zh-TW"/>
-        </w:rPr>
-        <w:t>2013</w:t>
-      </w:r>
-      <w:r>
-        <w:rPr>
-          <w:lang w:eastAsia="zh-TW"/>
-        </w:rPr>
-        <w:t>）提出，主要用於高維文字資料之監督式降維。其核心想法是以類別或低維分數反向解釋詞彙分布，藉由</w:t>
-      </w:r>
-      <w:r>
-        <w:rPr>
-          <w:lang w:eastAsia="zh-TW"/>
-        </w:rPr>
-        <w:t xml:space="preserve"> inverse regression </w:t>
-      </w:r>
-      <w:r>
-        <w:rPr>
-          <w:lang w:eastAsia="zh-TW"/>
-        </w:rPr>
-        <w:t>將高維文本表示轉換為較低維的充分縮減分數。本研究在中文智慧財產權判決文本脈絡中檢驗</w:t>
-      </w:r>
-      <w:r>
-        <w:rPr>
-          <w:lang w:eastAsia="zh-TW"/>
-        </w:rPr>
-        <w:t xml:space="preserve"> MNIR </w:t>
-      </w:r>
-      <w:r>
-        <w:rPr>
-          <w:lang w:eastAsia="zh-TW"/>
-        </w:rPr>
-        <w:t>是否能於</w:t>
-      </w:r>
-      <w:r>
-        <w:rPr>
-          <w:lang w:eastAsia="zh-TW"/>
-        </w:rPr>
-        <w:t xml:space="preserve"> Chi-square </w:t>
-      </w:r>
-      <w:r>
-        <w:rPr>
-          <w:lang w:eastAsia="zh-TW"/>
-        </w:rPr>
-        <w:t>特徵選擇後進一步提升分類表現，並以直接使用卡方篩選後稀疏特徵的</w:t>
-      </w:r>
-      <w:r>
-        <w:rPr>
-          <w:lang w:eastAsia="zh-TW"/>
-        </w:rPr>
-        <w:t xml:space="preserve"> Chi-square + SVM </w:t>
-      </w:r>
-      <w:r>
-        <w:rPr>
-          <w:lang w:eastAsia="zh-TW"/>
-        </w:rPr>
-        <w:t>作為對照流程。</w:t>
+        <w:t>智慧財產權案件係依案由中的商標、著作權、專利等關鍵字，以及案件字別進行初步篩選；其後僅保留可明確歸入行政、民事、刑事與刑事附帶民事，且裁判結果可整理為</w:t>
+      </w:r>
+      <w:r>
+        <w:rPr>
+          <w:lang w:eastAsia="zh-TW"/>
+        </w:rPr>
+        <w:t xml:space="preserve"> Lose</w:t>
+      </w:r>
+      <w:r>
+        <w:rPr>
+          <w:lang w:eastAsia="zh-TW"/>
+        </w:rPr>
+        <w:t>、</w:t>
+      </w:r>
+      <w:r>
+        <w:rPr>
+          <w:lang w:eastAsia="zh-TW"/>
+        </w:rPr>
+        <w:t xml:space="preserve">Mixed </w:t>
+      </w:r>
+      <w:r>
+        <w:rPr>
+          <w:lang w:eastAsia="zh-TW"/>
+        </w:rPr>
+        <w:t>或</w:t>
+      </w:r>
+      <w:r>
+        <w:rPr>
+          <w:lang w:eastAsia="zh-TW"/>
+        </w:rPr>
+        <w:t xml:space="preserve"> Win </w:t>
+      </w:r>
+      <w:r>
+        <w:rPr>
+          <w:lang w:eastAsia="zh-TW"/>
+        </w:rPr>
+        <w:t>的案件。此一篩選邏輯可降低非智慧財產權案件或結果不明案件混入樣本的可能性，並使後續模型比較建立在較一致的任務定義上。</w:t>
       </w:r>
     </w:p>
     <w:p>
@@ -1183,58 +2077,7 @@
         <w:rPr>
           <w:lang w:eastAsia="zh-TW"/>
         </w:rPr>
-        <w:t xml:space="preserve">MNIR </w:t>
-      </w:r>
-      <w:r>
-        <w:rPr>
-          <w:lang w:eastAsia="zh-TW"/>
-        </w:rPr>
-        <w:t>對文字資料具有吸引力，因為法律文本通常具有高維、稀疏與共線性高等特性。若能將大量詞彙壓縮為少數具有監督訊號的分數，理論上可降低模型複雜度並改善分類器穩定性。然而，監督式降維也可能帶來資訊壓縮風險，尤其在類別分布不均衡或少數類別具有細緻詞彙訊號時，低維表示未必能完整保留少數類別差異。因此，</w:t>
-      </w:r>
-      <w:r>
-        <w:rPr>
-          <w:lang w:eastAsia="zh-TW"/>
-        </w:rPr>
-        <w:t xml:space="preserve">MNIR </w:t>
-      </w:r>
-      <w:r>
-        <w:rPr>
-          <w:lang w:eastAsia="zh-TW"/>
-        </w:rPr>
-        <w:t>是否有助於智慧財產權裁判結果分類，仍須透過實證比較檢驗。</w:t>
-      </w:r>
-    </w:p>
-    <w:p>
-      <w:pPr>
-        <w:spacing w:before="120" w:after="120" w:line="240" w:lineRule="auto"/>
-        <w:jc w:val="center"/>
-        <w:rPr>
-          <w:lang w:eastAsia="zh-TW"/>
-        </w:rPr>
-      </w:pPr>
-      <w:r>
-        <w:rPr>
-          <w:b/>
-          <w:sz w:val="32"/>
-          <w:lang w:eastAsia="zh-TW"/>
-        </w:rPr>
-        <w:t>參、研究方法與資料</w:t>
-      </w:r>
-    </w:p>
-    <w:p>
-      <w:pPr>
-        <w:spacing w:before="120" w:after="80" w:line="240" w:lineRule="auto"/>
-        <w:rPr>
-          <w:lang w:eastAsia="zh-TW"/>
-        </w:rPr>
-      </w:pPr>
-      <w:r>
-        <w:rPr>
-          <w:b/>
-          <w:sz w:val="28"/>
-          <w:lang w:eastAsia="zh-TW"/>
-        </w:rPr>
-        <w:t>一、資料來源與樣本整理</w:t>
+        <w:t>本文將案件類型區分為行政、民事、刑事與刑事附帶民事案件。行政案件多涉及人民或法人與行政機關間之公法爭議；民事案件多涉及私人間權利義務與財產利益；刑事案件係國家對犯罪行為之追訴與處罰；刑事附帶民事案件則是在刑事程序中一併處理被害人賠償請求。此一分類有助於避免不同法律程序與文本結構混雜，使模型比較更能反映案件類型差異。</w:t>
       </w:r>
     </w:p>
     <w:p>
@@ -1250,186 +2093,6 @@
         <w:rPr>
           <w:lang w:eastAsia="zh-TW"/>
         </w:rPr>
-        <w:t>本研究資料取自司法院資料開放平台，蒐集期間為</w:t>
-      </w:r>
-      <w:r>
-        <w:rPr>
-          <w:lang w:eastAsia="zh-TW"/>
-        </w:rPr>
-        <w:t xml:space="preserve"> 1996 </w:t>
-      </w:r>
-      <w:r>
-        <w:rPr>
-          <w:lang w:eastAsia="zh-TW"/>
-        </w:rPr>
-        <w:t>年</w:t>
-      </w:r>
-      <w:r>
-        <w:rPr>
-          <w:lang w:eastAsia="zh-TW"/>
-        </w:rPr>
-        <w:t xml:space="preserve"> 1 </w:t>
-      </w:r>
-      <w:r>
-        <w:rPr>
-          <w:lang w:eastAsia="zh-TW"/>
-        </w:rPr>
-        <w:t>月至</w:t>
-      </w:r>
-      <w:r>
-        <w:rPr>
-          <w:lang w:eastAsia="zh-TW"/>
-        </w:rPr>
-        <w:t xml:space="preserve"> 2024 </w:t>
-      </w:r>
-      <w:r>
-        <w:rPr>
-          <w:lang w:eastAsia="zh-TW"/>
-        </w:rPr>
-        <w:t>年</w:t>
-      </w:r>
-      <w:r>
-        <w:rPr>
-          <w:lang w:eastAsia="zh-TW"/>
-        </w:rPr>
-        <w:t xml:space="preserve"> 12 </w:t>
-      </w:r>
-      <w:r>
-        <w:rPr>
-          <w:lang w:eastAsia="zh-TW"/>
-        </w:rPr>
-        <w:t>月。原始資料為</w:t>
-      </w:r>
-      <w:r>
-        <w:rPr>
-          <w:lang w:eastAsia="zh-TW"/>
-        </w:rPr>
-        <w:t xml:space="preserve"> JSON </w:t>
-      </w:r>
-      <w:r>
-        <w:rPr>
-          <w:lang w:eastAsia="zh-TW"/>
-        </w:rPr>
-        <w:t>格式，欄位包含案號、年度、字別、號碼、裁判日期、案由、全文與裁判書</w:t>
-      </w:r>
-      <w:r>
-        <w:rPr>
-          <w:lang w:eastAsia="zh-TW"/>
-        </w:rPr>
-        <w:t xml:space="preserve"> PDF </w:t>
-      </w:r>
-      <w:r>
-        <w:rPr>
-          <w:lang w:eastAsia="zh-TW"/>
-        </w:rPr>
-        <w:t>下載連結。經案由關鍵字及案件字別初步篩選，共取得</w:t>
-      </w:r>
-      <w:r>
-        <w:rPr>
-          <w:lang w:eastAsia="zh-TW"/>
-        </w:rPr>
-        <w:t xml:space="preserve"> 90,027 </w:t>
-      </w:r>
-      <w:r>
-        <w:rPr>
-          <w:lang w:eastAsia="zh-TW"/>
-        </w:rPr>
-        <w:t>篇智慧財產權相關裁判書；再排除案件類型或裁判結果無法明確歸類者，最終保留</w:t>
-      </w:r>
-      <w:r>
-        <w:rPr>
-          <w:lang w:eastAsia="zh-TW"/>
-        </w:rPr>
-        <w:t xml:space="preserve"> 45,344 </w:t>
-      </w:r>
-      <w:r>
-        <w:rPr>
-          <w:lang w:eastAsia="zh-TW"/>
-        </w:rPr>
-        <w:t>篇，作為後續模型分析樣本。</w:t>
-      </w:r>
-    </w:p>
-    <w:p>
-      <w:pPr>
-        <w:spacing w:after="120" w:line="240" w:lineRule="auto"/>
-        <w:ind w:firstLine="482"/>
-        <w:jc w:val="both"/>
-        <w:rPr>
-          <w:lang w:eastAsia="zh-TW"/>
-        </w:rPr>
-      </w:pPr>
-      <w:r>
-        <w:rPr>
-          <w:lang w:eastAsia="zh-TW"/>
-        </w:rPr>
-        <w:t>智慧財產權案件係依案由中的商標、著作權、專利等關鍵字，以及案件字別進行初步篩選；其後僅保留可明確歸入行政、民事、刑事與刑事附帶民事，且裁判結果可整理為</w:t>
-      </w:r>
-      <w:r>
-        <w:rPr>
-          <w:lang w:eastAsia="zh-TW"/>
-        </w:rPr>
-        <w:t xml:space="preserve"> Lose</w:t>
-      </w:r>
-      <w:r>
-        <w:rPr>
-          <w:lang w:eastAsia="zh-TW"/>
-        </w:rPr>
-        <w:t>、</w:t>
-      </w:r>
-      <w:r>
-        <w:rPr>
-          <w:lang w:eastAsia="zh-TW"/>
-        </w:rPr>
-        <w:t xml:space="preserve">Mixed </w:t>
-      </w:r>
-      <w:r>
-        <w:rPr>
-          <w:lang w:eastAsia="zh-TW"/>
-        </w:rPr>
-        <w:t>或</w:t>
-      </w:r>
-      <w:r>
-        <w:rPr>
-          <w:lang w:eastAsia="zh-TW"/>
-        </w:rPr>
-        <w:t xml:space="preserve"> Win </w:t>
-      </w:r>
-      <w:r>
-        <w:rPr>
-          <w:lang w:eastAsia="zh-TW"/>
-        </w:rPr>
-        <w:t>的案件。此一篩選邏輯可降低非智慧財產權案件或結果不明案件混入樣本的可能性，並使後續模型比較建立在較一致的任務定義上。</w:t>
-      </w:r>
-    </w:p>
-    <w:p>
-      <w:pPr>
-        <w:spacing w:after="120" w:line="240" w:lineRule="auto"/>
-        <w:ind w:firstLine="482"/>
-        <w:jc w:val="both"/>
-        <w:rPr>
-          <w:lang w:eastAsia="zh-TW"/>
-        </w:rPr>
-      </w:pPr>
-      <w:r>
-        <w:rPr>
-          <w:lang w:eastAsia="zh-TW"/>
-        </w:rPr>
-        <w:t>本文將案件類型區分為行政、民事、刑事與刑事附帶民事案件。行政案件多涉及人民或法人與行政機關間之公法爭議；民事案件多涉及私人間權利義務與財產利益；刑事案件係國家對犯罪行為之追訴與處罰；刑事附帶民事案件則是在刑事程序中一併處理被害人賠償請求。此一分類有助於避免不同法律程序與文本結構混雜，使模型比較更能反映案件類型差異。</w:t>
-      </w:r>
-    </w:p>
-    <w:p>
-      <w:pPr>
-        <w:spacing w:after="120" w:line="240" w:lineRule="auto"/>
-        <w:ind w:firstLine="482"/>
-        <w:jc w:val="both"/>
-        <w:rPr>
-          <w:lang w:eastAsia="zh-TW"/>
-        </w:rPr>
-      </w:pPr>
-      <w:r>
-        <w:rPr>
-          <w:lang w:eastAsia="zh-TW"/>
-        </w:rPr>
         <w:t>資料處理流程包括案件篩選、文本清理、停用詞移除、中文斷詞與裁判結果標籤整理。中文斷詞結合</w:t>
       </w:r>
       <w:r>
@@ -1448,21 +2111,7 @@
         <w:rPr>
           <w:lang w:eastAsia="zh-TW"/>
         </w:rPr>
-        <w:t xml:space="preserve"> </w:t>
-      </w:r>
-      <w:proofErr w:type="spellStart"/>
-      <w:r>
-        <w:rPr>
-          <w:lang w:eastAsia="zh-TW"/>
-        </w:rPr>
-        <w:t>Jieba</w:t>
-      </w:r>
-      <w:proofErr w:type="spellEnd"/>
-      <w:r>
-        <w:rPr>
-          <w:lang w:eastAsia="zh-TW"/>
-        </w:rPr>
-        <w:t xml:space="preserve"> stop words </w:t>
+        <w:t xml:space="preserve"> Jieba stop words </w:t>
       </w:r>
       <w:r>
         <w:rPr>
@@ -1480,7 +2129,6 @@
         <w:rPr>
           <w:noProof/>
         </w:rPr>
-        <w:lastRenderedPageBreak/>
         <w:drawing>
           <wp:inline distT="0" distB="0" distL="0" distR="0" wp14:anchorId="6E793749" wp14:editId="3B4ADC96">
             <wp:extent cx="5472000" cy="2770400"/>
@@ -1562,6 +2210,7 @@
           <w:b/>
           <w:lang w:eastAsia="zh-TW"/>
         </w:rPr>
+        <w:lastRenderedPageBreak/>
         <w:t>表</w:t>
       </w:r>
       <w:r>
@@ -1625,7 +2274,6 @@
                 <w:sz w:val="22"/>
               </w:rPr>
             </w:pPr>
-            <w:proofErr w:type="spellStart"/>
             <w:r>
               <w:rPr>
                 <w:b/>
@@ -1633,7 +2281,6 @@
               </w:rPr>
               <w:t>資料集</w:t>
             </w:r>
-            <w:proofErr w:type="spellEnd"/>
           </w:p>
         </w:tc>
         <w:tc>
@@ -1739,7 +2386,6 @@
                 <w:sz w:val="22"/>
               </w:rPr>
             </w:pPr>
-            <w:proofErr w:type="spellStart"/>
             <w:r>
               <w:rPr>
                 <w:b/>
@@ -1747,7 +2393,6 @@
               </w:rPr>
               <w:t>合計</w:t>
             </w:r>
-            <w:proofErr w:type="spellEnd"/>
           </w:p>
         </w:tc>
       </w:tr>
@@ -1774,14 +2419,12 @@
                 <w:sz w:val="22"/>
               </w:rPr>
             </w:pPr>
-            <w:proofErr w:type="spellStart"/>
             <w:r>
               <w:rPr>
                 <w:sz w:val="22"/>
               </w:rPr>
               <w:t>行政</w:t>
             </w:r>
-            <w:proofErr w:type="spellEnd"/>
           </w:p>
         </w:tc>
         <w:tc>
@@ -1912,14 +2555,12 @@
                 <w:sz w:val="22"/>
               </w:rPr>
             </w:pPr>
-            <w:proofErr w:type="spellStart"/>
             <w:r>
               <w:rPr>
                 <w:sz w:val="22"/>
               </w:rPr>
               <w:t>民事</w:t>
             </w:r>
-            <w:proofErr w:type="spellEnd"/>
           </w:p>
         </w:tc>
         <w:tc>
@@ -2050,14 +2691,12 @@
                 <w:sz w:val="22"/>
               </w:rPr>
             </w:pPr>
-            <w:proofErr w:type="spellStart"/>
             <w:r>
               <w:rPr>
                 <w:sz w:val="22"/>
               </w:rPr>
               <w:t>刑事</w:t>
             </w:r>
-            <w:proofErr w:type="spellEnd"/>
           </w:p>
         </w:tc>
         <w:tc>
@@ -2188,14 +2827,12 @@
                 <w:sz w:val="22"/>
               </w:rPr>
             </w:pPr>
-            <w:proofErr w:type="spellStart"/>
             <w:r>
               <w:rPr>
                 <w:sz w:val="22"/>
               </w:rPr>
               <w:t>刑事附帶民事</w:t>
             </w:r>
-            <w:proofErr w:type="spellEnd"/>
           </w:p>
         </w:tc>
         <w:tc>
@@ -2323,14 +2960,12 @@
                 <w:sz w:val="22"/>
               </w:rPr>
             </w:pPr>
-            <w:proofErr w:type="spellStart"/>
             <w:r>
               <w:rPr>
                 <w:sz w:val="22"/>
               </w:rPr>
               <w:t>合計</w:t>
             </w:r>
-            <w:proofErr w:type="spellEnd"/>
           </w:p>
         </w:tc>
         <w:tc>
@@ -2528,11 +3163,9 @@
         </w:rPr>
         <w:t>筆。</w:t>
       </w:r>
-      <w:proofErr w:type="spellStart"/>
       <w:r>
         <w:t>此一分布使</w:t>
       </w:r>
-      <w:proofErr w:type="spellEnd"/>
       <w:r>
         <w:t xml:space="preserve"> Macro F1 </w:t>
       </w:r>
@@ -2542,13 +3175,8 @@
       <w:r>
         <w:t xml:space="preserve"> Accuracy </w:t>
       </w:r>
-      <w:proofErr w:type="spellStart"/>
-      <w:r>
-        <w:t>更適合作為主要評估指標，因其能平均反映各類別之辨識能力</w:t>
-      </w:r>
-      <w:proofErr w:type="spellEnd"/>
-      <w:r>
-        <w:t>。</w:t>
+      <w:r>
+        <w:t>更適合作為主要評估指標，因其能平均反映各類別之辨識能力。</w:t>
       </w:r>
     </w:p>
     <w:p>
@@ -2641,7 +3269,6 @@
           <w:b/>
           <w:lang w:eastAsia="zh-TW"/>
         </w:rPr>
-        <w:lastRenderedPageBreak/>
         <w:t>表</w:t>
       </w:r>
       <w:r>
@@ -2692,7 +3319,6 @@
                 <w:sz w:val="22"/>
               </w:rPr>
             </w:pPr>
-            <w:proofErr w:type="spellStart"/>
             <w:r>
               <w:rPr>
                 <w:b/>
@@ -2701,7 +3327,6 @@
               </w:rPr>
               <w:t>案件類型</w:t>
             </w:r>
-            <w:proofErr w:type="spellEnd"/>
           </w:p>
         </w:tc>
         <w:tc>
@@ -2801,14 +3426,12 @@
                 <w:sz w:val="22"/>
               </w:rPr>
             </w:pPr>
-            <w:proofErr w:type="spellStart"/>
             <w:r>
               <w:rPr>
                 <w:sz w:val="22"/>
               </w:rPr>
               <w:t>民事</w:t>
             </w:r>
-            <w:proofErr w:type="spellEnd"/>
           </w:p>
         </w:tc>
         <w:tc>
@@ -2902,14 +3525,12 @@
                 <w:sz w:val="22"/>
               </w:rPr>
             </w:pPr>
-            <w:proofErr w:type="spellStart"/>
             <w:r>
               <w:rPr>
                 <w:sz w:val="22"/>
               </w:rPr>
               <w:t>行政</w:t>
             </w:r>
-            <w:proofErr w:type="spellEnd"/>
           </w:p>
         </w:tc>
         <w:tc>
@@ -3003,14 +3624,12 @@
                 <w:sz w:val="22"/>
               </w:rPr>
             </w:pPr>
-            <w:proofErr w:type="spellStart"/>
             <w:r>
               <w:rPr>
                 <w:sz w:val="22"/>
               </w:rPr>
               <w:t>刑事</w:t>
             </w:r>
-            <w:proofErr w:type="spellEnd"/>
           </w:p>
         </w:tc>
         <w:tc>
@@ -3051,14 +3670,12 @@
                 <w:sz w:val="22"/>
               </w:rPr>
             </w:pPr>
-            <w:proofErr w:type="spellStart"/>
             <w:r>
               <w:rPr>
                 <w:sz w:val="22"/>
               </w:rPr>
               <w:t>部分有罪、部分無罪</w:t>
             </w:r>
-            <w:proofErr w:type="spellEnd"/>
           </w:p>
         </w:tc>
         <w:tc>
@@ -3104,14 +3721,12 @@
                 <w:sz w:val="22"/>
               </w:rPr>
             </w:pPr>
-            <w:proofErr w:type="spellStart"/>
             <w:r>
               <w:rPr>
                 <w:sz w:val="22"/>
               </w:rPr>
               <w:t>刑事附帶民事</w:t>
             </w:r>
-            <w:proofErr w:type="spellEnd"/>
           </w:p>
         </w:tc>
         <w:tc>
@@ -3237,6 +3852,7 @@
         <w:rPr>
           <w:lang w:eastAsia="zh-TW"/>
         </w:rPr>
+        <w:lastRenderedPageBreak/>
         <w:t>刑事案件之</w:t>
       </w:r>
       <w:r>
@@ -3365,7 +3981,6 @@
                 <w:sz w:val="22"/>
               </w:rPr>
             </w:pPr>
-            <w:proofErr w:type="spellStart"/>
             <w:r>
               <w:rPr>
                 <w:b/>
@@ -3373,7 +3988,6 @@
               </w:rPr>
               <w:t>年度</w:t>
             </w:r>
-            <w:proofErr w:type="spellEnd"/>
           </w:p>
         </w:tc>
         <w:tc>
@@ -3394,7 +4008,6 @@
                 <w:sz w:val="22"/>
               </w:rPr>
             </w:pPr>
-            <w:proofErr w:type="spellStart"/>
             <w:r>
               <w:rPr>
                 <w:b/>
@@ -3402,7 +4015,6 @@
               </w:rPr>
               <w:t>行政</w:t>
             </w:r>
-            <w:proofErr w:type="spellEnd"/>
           </w:p>
         </w:tc>
         <w:tc>
@@ -3423,7 +4035,6 @@
                 <w:sz w:val="22"/>
               </w:rPr>
             </w:pPr>
-            <w:proofErr w:type="spellStart"/>
             <w:r>
               <w:rPr>
                 <w:b/>
@@ -3431,7 +4042,6 @@
               </w:rPr>
               <w:t>民事</w:t>
             </w:r>
-            <w:proofErr w:type="spellEnd"/>
           </w:p>
         </w:tc>
         <w:tc>
@@ -3452,7 +4062,6 @@
                 <w:sz w:val="22"/>
               </w:rPr>
             </w:pPr>
-            <w:proofErr w:type="spellStart"/>
             <w:r>
               <w:rPr>
                 <w:b/>
@@ -3460,7 +4069,6 @@
               </w:rPr>
               <w:t>刑事</w:t>
             </w:r>
-            <w:proofErr w:type="spellEnd"/>
           </w:p>
         </w:tc>
         <w:tc>
@@ -3481,7 +4089,6 @@
                 <w:sz w:val="22"/>
               </w:rPr>
             </w:pPr>
-            <w:proofErr w:type="spellStart"/>
             <w:r>
               <w:rPr>
                 <w:b/>
@@ -3489,7 +4096,6 @@
               </w:rPr>
               <w:t>刑事附帶民事</w:t>
             </w:r>
-            <w:proofErr w:type="spellEnd"/>
           </w:p>
         </w:tc>
         <w:tc>
@@ -3510,7 +4116,6 @@
                 <w:sz w:val="22"/>
               </w:rPr>
             </w:pPr>
-            <w:proofErr w:type="spellStart"/>
             <w:r>
               <w:rPr>
                 <w:b/>
@@ -3518,7 +4123,6 @@
               </w:rPr>
               <w:t>合計</w:t>
             </w:r>
-            <w:proofErr w:type="spellEnd"/>
           </w:p>
         </w:tc>
       </w:tr>
@@ -4583,19 +5187,11 @@
         </w:rPr>
         <w:t>本文建立三種文字特徵表示。</w:t>
       </w:r>
-      <w:proofErr w:type="spellStart"/>
-      <w:r>
-        <w:rPr>
-          <w:lang w:eastAsia="zh-TW"/>
-        </w:rPr>
-        <w:t>BoW</w:t>
-      </w:r>
-      <w:proofErr w:type="spellEnd"/>
-      <w:r>
-        <w:rPr>
-          <w:lang w:eastAsia="zh-TW"/>
-        </w:rPr>
-        <w:t xml:space="preserve"> </w:t>
+      <w:r>
+        <w:rPr>
+          <w:lang w:eastAsia="zh-TW"/>
+        </w:rPr>
+        <w:t xml:space="preserve">BoW </w:t>
       </w:r>
       <w:r>
         <w:rPr>
@@ -4791,28 +5387,13 @@
         <w:rPr>
           <w:lang w:eastAsia="zh-TW"/>
         </w:rPr>
-        <w:t xml:space="preserve"> </w:t>
-      </w:r>
-      <w:proofErr w:type="spellStart"/>
-      <w:r>
-        <w:rPr>
-          <w:lang w:eastAsia="zh-TW"/>
-        </w:rPr>
-        <w:t>LinearSVC</w:t>
-      </w:r>
-      <w:proofErr w:type="spellEnd"/>
-      <w:r>
-        <w:rPr>
-          <w:lang w:eastAsia="zh-TW"/>
-        </w:rPr>
-        <w:t>，適用於高維</w:t>
-      </w:r>
-      <w:r>
-        <w:rPr>
-          <w:lang w:eastAsia="zh-TW"/>
-        </w:rPr>
-        <w:lastRenderedPageBreak/>
-        <w:t>稀疏文字特徵。另以</w:t>
+        <w:t xml:space="preserve"> LinearSVC</w:t>
+      </w:r>
+      <w:r>
+        <w:rPr>
+          <w:lang w:eastAsia="zh-TW"/>
+        </w:rPr>
+        <w:t>，適用於高維稀疏文字特徵。另以</w:t>
       </w:r>
       <w:r>
         <w:rPr>
@@ -4841,6 +5422,7 @@
           <w:b/>
           <w:lang w:eastAsia="zh-TW"/>
         </w:rPr>
+        <w:lastRenderedPageBreak/>
         <w:t>表</w:t>
       </w:r>
       <w:r>
@@ -4906,7 +5488,6 @@
                 <w:sz w:val="22"/>
               </w:rPr>
             </w:pPr>
-            <w:proofErr w:type="spellStart"/>
             <w:r>
               <w:rPr>
                 <w:b/>
@@ -4915,7 +5496,6 @@
               </w:rPr>
               <w:t>方法</w:t>
             </w:r>
-            <w:proofErr w:type="spellEnd"/>
           </w:p>
         </w:tc>
         <w:tc>
@@ -4940,7 +5520,6 @@
                 <w:sz w:val="22"/>
               </w:rPr>
             </w:pPr>
-            <w:proofErr w:type="spellStart"/>
             <w:r>
               <w:rPr>
                 <w:b/>
@@ -4949,7 +5528,6 @@
               </w:rPr>
               <w:t>流程角色</w:t>
             </w:r>
-            <w:proofErr w:type="spellEnd"/>
           </w:p>
         </w:tc>
         <w:tc>
@@ -4974,7 +5552,6 @@
                 <w:sz w:val="22"/>
               </w:rPr>
             </w:pPr>
-            <w:proofErr w:type="spellStart"/>
             <w:r>
               <w:rPr>
                 <w:b/>
@@ -4983,7 +5560,6 @@
               </w:rPr>
               <w:t>輸入資料</w:t>
             </w:r>
-            <w:proofErr w:type="spellEnd"/>
           </w:p>
         </w:tc>
         <w:tc>
@@ -5008,7 +5584,6 @@
                 <w:sz w:val="22"/>
               </w:rPr>
             </w:pPr>
-            <w:proofErr w:type="spellStart"/>
             <w:r>
               <w:rPr>
                 <w:b/>
@@ -5017,7 +5592,6 @@
               </w:rPr>
               <w:t>輸出與主要功能</w:t>
             </w:r>
-            <w:proofErr w:type="spellEnd"/>
           </w:p>
         </w:tc>
       </w:tr>
@@ -5046,14 +5620,12 @@
                 <w:sz w:val="22"/>
               </w:rPr>
             </w:pPr>
-            <w:proofErr w:type="spellStart"/>
             <w:r>
               <w:rPr>
                 <w:sz w:val="22"/>
               </w:rPr>
               <w:t>BoW</w:t>
             </w:r>
-            <w:proofErr w:type="spellEnd"/>
           </w:p>
         </w:tc>
         <w:tc>
@@ -5076,14 +5648,12 @@
                 <w:sz w:val="22"/>
               </w:rPr>
             </w:pPr>
-            <w:proofErr w:type="spellStart"/>
             <w:r>
               <w:rPr>
                 <w:sz w:val="22"/>
               </w:rPr>
               <w:t>文字特徵表示</w:t>
             </w:r>
-            <w:proofErr w:type="spellEnd"/>
           </w:p>
         </w:tc>
         <w:tc>
@@ -5106,14 +5676,12 @@
                 <w:sz w:val="22"/>
               </w:rPr>
             </w:pPr>
-            <w:proofErr w:type="spellStart"/>
             <w:r>
               <w:rPr>
                 <w:sz w:val="22"/>
               </w:rPr>
               <w:t>斷詞後裁判文本</w:t>
             </w:r>
-            <w:proofErr w:type="spellEnd"/>
           </w:p>
         </w:tc>
         <w:tc>
@@ -5200,14 +5768,12 @@
                 <w:sz w:val="22"/>
               </w:rPr>
             </w:pPr>
-            <w:proofErr w:type="spellStart"/>
             <w:r>
               <w:rPr>
                 <w:sz w:val="22"/>
               </w:rPr>
               <w:t>文字特徵表示</w:t>
             </w:r>
-            <w:proofErr w:type="spellEnd"/>
           </w:p>
         </w:tc>
         <w:tc>
@@ -5230,14 +5796,12 @@
                 <w:sz w:val="22"/>
               </w:rPr>
             </w:pPr>
-            <w:proofErr w:type="spellStart"/>
             <w:r>
               <w:rPr>
                 <w:sz w:val="22"/>
               </w:rPr>
               <w:t>詞彙出現次數</w:t>
             </w:r>
-            <w:proofErr w:type="spellEnd"/>
           </w:p>
         </w:tc>
         <w:tc>
@@ -5324,14 +5888,12 @@
                 <w:sz w:val="22"/>
               </w:rPr>
             </w:pPr>
-            <w:proofErr w:type="spellStart"/>
             <w:r>
               <w:rPr>
                 <w:sz w:val="22"/>
               </w:rPr>
               <w:t>文字特徵表示</w:t>
             </w:r>
-            <w:proofErr w:type="spellEnd"/>
           </w:p>
         </w:tc>
         <w:tc>
@@ -5354,14 +5916,12 @@
                 <w:sz w:val="22"/>
               </w:rPr>
             </w:pPr>
-            <w:proofErr w:type="spellStart"/>
             <w:r>
               <w:rPr>
                 <w:sz w:val="22"/>
               </w:rPr>
               <w:t>詞頻與文件頻率</w:t>
             </w:r>
-            <w:proofErr w:type="spellEnd"/>
           </w:p>
         </w:tc>
         <w:tc>
@@ -5448,14 +6008,12 @@
                 <w:sz w:val="22"/>
               </w:rPr>
             </w:pPr>
-            <w:proofErr w:type="spellStart"/>
             <w:r>
               <w:rPr>
                 <w:sz w:val="22"/>
               </w:rPr>
               <w:t>特徵選擇</w:t>
             </w:r>
-            <w:proofErr w:type="spellEnd"/>
           </w:p>
         </w:tc>
         <w:tc>
@@ -5638,14 +6196,12 @@
                 <w:sz w:val="22"/>
               </w:rPr>
             </w:pPr>
-            <w:proofErr w:type="spellStart"/>
             <w:r>
               <w:rPr>
                 <w:sz w:val="22"/>
               </w:rPr>
               <w:t>監督式特徵轉換</w:t>
             </w:r>
-            <w:proofErr w:type="spellEnd"/>
           </w:p>
         </w:tc>
         <w:tc>
@@ -5698,28 +6254,24 @@
                 <w:sz w:val="22"/>
               </w:rPr>
             </w:pPr>
-            <w:proofErr w:type="spellStart"/>
             <w:r>
               <w:rPr>
                 <w:sz w:val="22"/>
               </w:rPr>
               <w:t>透過</w:t>
             </w:r>
-            <w:proofErr w:type="spellEnd"/>
             <w:r>
               <w:rPr>
                 <w:sz w:val="22"/>
               </w:rPr>
               <w:t xml:space="preserve"> inverse regression </w:t>
             </w:r>
-            <w:proofErr w:type="spellStart"/>
             <w:r>
               <w:rPr>
                 <w:sz w:val="22"/>
               </w:rPr>
               <w:t>將高維文字特徵轉換為充分縮減分數</w:t>
             </w:r>
-            <w:proofErr w:type="spellEnd"/>
           </w:p>
         </w:tc>
       </w:tr>
@@ -5782,14 +6334,12 @@
               </w:rPr>
               <w:t xml:space="preserve">MNIR </w:t>
             </w:r>
-            <w:proofErr w:type="spellStart"/>
             <w:r>
               <w:rPr>
                 <w:sz w:val="22"/>
               </w:rPr>
               <w:t>估計機制</w:t>
             </w:r>
-            <w:proofErr w:type="spellEnd"/>
           </w:p>
         </w:tc>
         <w:tc>
@@ -5913,14 +6463,12 @@
                 <w:sz w:val="22"/>
               </w:rPr>
             </w:pPr>
-            <w:proofErr w:type="spellStart"/>
             <w:r>
               <w:rPr>
                 <w:sz w:val="22"/>
               </w:rPr>
               <w:t>分類器</w:t>
             </w:r>
-            <w:proofErr w:type="spellEnd"/>
           </w:p>
         </w:tc>
         <w:tc>
@@ -5987,26 +6535,17 @@
                 <w:sz w:val="22"/>
               </w:rPr>
             </w:pPr>
-            <w:proofErr w:type="spellStart"/>
             <w:r>
               <w:rPr>
                 <w:sz w:val="22"/>
               </w:rPr>
               <w:t>將裁判書分類為</w:t>
             </w:r>
-            <w:proofErr w:type="spellEnd"/>
             <w:r>
               <w:rPr>
                 <w:sz w:val="22"/>
               </w:rPr>
-              <w:t xml:space="preserve"> </w:t>
-            </w:r>
-            <w:proofErr w:type="spellStart"/>
-            <w:r>
-              <w:rPr>
-                <w:sz w:val="22"/>
-              </w:rPr>
-              <w:t>Lose</w:t>
+              <w:t xml:space="preserve"> Lose</w:t>
             </w:r>
             <w:r>
               <w:rPr>
@@ -6032,7 +6571,6 @@
               </w:rPr>
               <w:t>Win</w:t>
             </w:r>
-            <w:proofErr w:type="spellEnd"/>
           </w:p>
         </w:tc>
       </w:tr>
@@ -6081,14 +6619,12 @@
                 <w:sz w:val="22"/>
               </w:rPr>
             </w:pPr>
-            <w:proofErr w:type="spellStart"/>
             <w:r>
               <w:rPr>
                 <w:sz w:val="22"/>
               </w:rPr>
               <w:t>最低基準模型</w:t>
             </w:r>
-            <w:proofErr w:type="spellEnd"/>
           </w:p>
         </w:tc>
         <w:tc>
@@ -6107,14 +6643,12 @@
                 <w:sz w:val="22"/>
               </w:rPr>
             </w:pPr>
-            <w:proofErr w:type="spellStart"/>
             <w:r>
               <w:rPr>
                 <w:sz w:val="22"/>
               </w:rPr>
               <w:t>訓練集類別分布</w:t>
             </w:r>
-            <w:proofErr w:type="spellEnd"/>
           </w:p>
         </w:tc>
         <w:tc>
@@ -6261,7 +6795,6 @@
       <w:pPr>
         <w:spacing w:before="120" w:after="80" w:line="240" w:lineRule="auto"/>
       </w:pPr>
-      <w:proofErr w:type="spellStart"/>
       <w:r>
         <w:rPr>
           <w:b/>
@@ -6269,7 +6802,6 @@
         </w:rPr>
         <w:t>三、評估方式</w:t>
       </w:r>
-      <w:proofErr w:type="spellEnd"/>
     </w:p>
     <w:p>
       <w:pPr>
@@ -6280,27 +6812,17 @@
           <w:lang w:eastAsia="zh-TW"/>
         </w:rPr>
       </w:pPr>
-      <w:proofErr w:type="spellStart"/>
       <w:r>
         <w:t>本文同時使用</w:t>
       </w:r>
-      <w:proofErr w:type="spellEnd"/>
-      <w:r>
-        <w:t xml:space="preserve"> </w:t>
-      </w:r>
-      <w:proofErr w:type="spellStart"/>
-      <w:r>
-        <w:t>Accuracy</w:t>
+      <w:r>
+        <w:t xml:space="preserve"> Accuracy</w:t>
       </w:r>
       <w:r>
         <w:t>、</w:t>
       </w:r>
       <w:r>
-        <w:t>Macro</w:t>
-      </w:r>
-      <w:proofErr w:type="spellEnd"/>
-      <w:r>
-        <w:t xml:space="preserve"> F1</w:t>
+        <w:t>Macro F1</w:t>
       </w:r>
       <w:r>
         <w:t>、分類報告、混淆矩陣與</w:t>
@@ -6308,18 +6830,12 @@
       <w:r>
         <w:t xml:space="preserve"> Majority Class baseline </w:t>
       </w:r>
-      <w:proofErr w:type="spellStart"/>
       <w:r>
         <w:t>評估模型。</w:t>
       </w:r>
       <w:r>
-        <w:t>Accuracy</w:t>
-      </w:r>
-      <w:proofErr w:type="spellEnd"/>
-      <w:r>
-        <w:t xml:space="preserve"> </w:t>
-      </w:r>
-      <w:proofErr w:type="spellStart"/>
+        <w:t xml:space="preserve">Accuracy </w:t>
+      </w:r>
       <w:r>
         <w:t>反映整體預測正確比例，但在類別不平衡資料中可能被多數類別主導。</w:t>
       </w:r>
@@ -6327,14 +6843,7 @@
         <w:rPr>
           <w:lang w:eastAsia="zh-TW"/>
         </w:rPr>
-        <w:t>Macro</w:t>
-      </w:r>
-      <w:proofErr w:type="spellEnd"/>
-      <w:r>
-        <w:rPr>
-          <w:lang w:eastAsia="zh-TW"/>
-        </w:rPr>
-        <w:t xml:space="preserve"> F1 </w:t>
+        <w:t xml:space="preserve">Macro F1 </w:t>
       </w:r>
       <w:r>
         <w:rPr>
@@ -6584,14 +7093,7 @@
         <w:rPr>
           <w:lang w:eastAsia="zh-TW"/>
         </w:rPr>
-        <w:t>選定。本文之目標並非宣稱某一模型可直接取</w:t>
-      </w:r>
-      <w:r>
-        <w:rPr>
-          <w:lang w:eastAsia="zh-TW"/>
-        </w:rPr>
-        <w:lastRenderedPageBreak/>
-        <w:t>代法律判斷，而是檢驗不同文字表示、特徵轉換與案件類型在智慧財產權判決文本分類中的相對效果。</w:t>
+        <w:t>選定。本文之目標並非宣稱某一模型可直接取代法律判斷，而是檢驗不同文字表示、特徵轉換與案件類型在智慧財產權判決文本分類中的相對效果。</w:t>
       </w:r>
     </w:p>
     <w:p>
@@ -6604,6 +7106,7 @@
         <w:rPr>
           <w:b/>
         </w:rPr>
+        <w:lastRenderedPageBreak/>
         <w:t>表</w:t>
       </w:r>
       <w:r>
@@ -6612,28 +7115,24 @@
         </w:rPr>
         <w:t xml:space="preserve"> 5 </w:t>
       </w:r>
-      <w:proofErr w:type="spellStart"/>
       <w:r>
         <w:rPr>
           <w:b/>
         </w:rPr>
         <w:t>最佳</w:t>
       </w:r>
-      <w:proofErr w:type="spellEnd"/>
       <w:r>
         <w:rPr>
           <w:b/>
         </w:rPr>
         <w:t xml:space="preserve"> Chi-square + SVM </w:t>
       </w:r>
-      <w:proofErr w:type="spellStart"/>
       <w:r>
         <w:rPr>
           <w:b/>
         </w:rPr>
         <w:t>模型之參數選擇摘要</w:t>
       </w:r>
-      <w:proofErr w:type="spellEnd"/>
     </w:p>
     <w:tbl>
       <w:tblPr>
@@ -6680,7 +7179,6 @@
                 <w:sz w:val="22"/>
               </w:rPr>
             </w:pPr>
-            <w:proofErr w:type="spellStart"/>
             <w:r>
               <w:rPr>
                 <w:b/>
@@ -6688,7 +7186,6 @@
               </w:rPr>
               <w:t>資料集</w:t>
             </w:r>
-            <w:proofErr w:type="spellEnd"/>
           </w:p>
         </w:tc>
         <w:tc>
@@ -6823,14 +7320,12 @@
                 <w:sz w:val="22"/>
               </w:rPr>
             </w:pPr>
-            <w:proofErr w:type="spellStart"/>
             <w:r>
               <w:rPr>
                 <w:sz w:val="22"/>
               </w:rPr>
               <w:t>行政</w:t>
             </w:r>
-            <w:proofErr w:type="spellEnd"/>
           </w:p>
         </w:tc>
         <w:tc>
@@ -6961,14 +7456,12 @@
                 <w:sz w:val="22"/>
               </w:rPr>
             </w:pPr>
-            <w:proofErr w:type="spellStart"/>
             <w:r>
               <w:rPr>
                 <w:sz w:val="22"/>
               </w:rPr>
               <w:t>民事</w:t>
             </w:r>
-            <w:proofErr w:type="spellEnd"/>
           </w:p>
         </w:tc>
         <w:tc>
@@ -7099,14 +7592,12 @@
                 <w:sz w:val="22"/>
               </w:rPr>
             </w:pPr>
-            <w:proofErr w:type="spellStart"/>
             <w:r>
               <w:rPr>
                 <w:sz w:val="22"/>
               </w:rPr>
               <w:t>刑事</w:t>
             </w:r>
-            <w:proofErr w:type="spellEnd"/>
           </w:p>
         </w:tc>
         <w:tc>
@@ -7233,14 +7724,12 @@
                 <w:sz w:val="22"/>
               </w:rPr>
             </w:pPr>
-            <w:proofErr w:type="spellStart"/>
             <w:r>
               <w:rPr>
                 <w:sz w:val="22"/>
               </w:rPr>
               <w:t>刑事附帶民事</w:t>
             </w:r>
-            <w:proofErr w:type="spellEnd"/>
           </w:p>
         </w:tc>
         <w:tc>
@@ -7465,14 +7954,12 @@
         </w:rPr>
         <w:t>在特徵表示設計上，</w:t>
       </w:r>
-      <w:proofErr w:type="spellStart"/>
       <w:r>
         <w:rPr>
           <w:lang w:eastAsia="zh-TW"/>
         </w:rPr>
         <w:t>BoW</w:t>
       </w:r>
-      <w:proofErr w:type="spellEnd"/>
       <w:r>
         <w:rPr>
           <w:lang w:eastAsia="zh-TW"/>
@@ -7503,19 +7990,11 @@
         </w:rPr>
         <w:t>代表三種不同的文字訊號假設。</w:t>
       </w:r>
-      <w:proofErr w:type="spellStart"/>
-      <w:r>
-        <w:rPr>
-          <w:lang w:eastAsia="zh-TW"/>
-        </w:rPr>
-        <w:t>BoW</w:t>
-      </w:r>
-      <w:proofErr w:type="spellEnd"/>
-      <w:r>
-        <w:rPr>
-          <w:lang w:eastAsia="zh-TW"/>
-        </w:rPr>
-        <w:t xml:space="preserve"> </w:t>
+      <w:r>
+        <w:rPr>
+          <w:lang w:eastAsia="zh-TW"/>
+        </w:rPr>
+        <w:t xml:space="preserve">BoW </w:t>
       </w:r>
       <w:r>
         <w:rPr>
@@ -7700,14 +8179,12 @@
         </w:rPr>
         <w:t xml:space="preserve"> 6 Chi-square + MNIR + SVM </w:t>
       </w:r>
-      <w:proofErr w:type="spellStart"/>
       <w:r>
         <w:rPr>
           <w:b/>
         </w:rPr>
         <w:t>於各資料集之最佳表現</w:t>
       </w:r>
-      <w:proofErr w:type="spellEnd"/>
     </w:p>
     <w:tbl>
       <w:tblPr>
@@ -7755,7 +8232,6 @@
                 <w:sz w:val="22"/>
               </w:rPr>
             </w:pPr>
-            <w:proofErr w:type="spellStart"/>
             <w:r>
               <w:rPr>
                 <w:b/>
@@ -7763,7 +8239,6 @@
               </w:rPr>
               <w:t>資料集</w:t>
             </w:r>
-            <w:proofErr w:type="spellEnd"/>
           </w:p>
         </w:tc>
         <w:tc>
@@ -7791,7 +8266,6 @@
               </w:rPr>
               <w:t xml:space="preserve">MNIR </w:t>
             </w:r>
-            <w:proofErr w:type="spellStart"/>
             <w:r>
               <w:rPr>
                 <w:b/>
@@ -7799,7 +8273,6 @@
               </w:rPr>
               <w:t>最佳特徵</w:t>
             </w:r>
-            <w:proofErr w:type="spellEnd"/>
           </w:p>
         </w:tc>
         <w:tc>
@@ -7934,14 +8407,12 @@
                 <w:sz w:val="22"/>
               </w:rPr>
             </w:pPr>
-            <w:proofErr w:type="spellStart"/>
             <w:r>
               <w:rPr>
                 <w:sz w:val="22"/>
               </w:rPr>
               <w:t>行政</w:t>
             </w:r>
-            <w:proofErr w:type="spellEnd"/>
           </w:p>
         </w:tc>
         <w:tc>
@@ -7962,14 +8433,12 @@
                 <w:sz w:val="22"/>
               </w:rPr>
             </w:pPr>
-            <w:proofErr w:type="spellStart"/>
             <w:r>
               <w:rPr>
                 <w:sz w:val="22"/>
               </w:rPr>
               <w:t>BoW</w:t>
             </w:r>
-            <w:proofErr w:type="spellEnd"/>
           </w:p>
         </w:tc>
         <w:tc>
@@ -8100,14 +8569,12 @@
                 <w:sz w:val="22"/>
               </w:rPr>
             </w:pPr>
-            <w:proofErr w:type="spellStart"/>
             <w:r>
               <w:rPr>
                 <w:sz w:val="22"/>
               </w:rPr>
               <w:t>民事</w:t>
             </w:r>
-            <w:proofErr w:type="spellEnd"/>
           </w:p>
         </w:tc>
         <w:tc>
@@ -8264,14 +8731,12 @@
                 <w:sz w:val="22"/>
               </w:rPr>
             </w:pPr>
-            <w:proofErr w:type="spellStart"/>
             <w:r>
               <w:rPr>
                 <w:sz w:val="22"/>
               </w:rPr>
               <w:t>刑事</w:t>
             </w:r>
-            <w:proofErr w:type="spellEnd"/>
           </w:p>
         </w:tc>
         <w:tc>
@@ -8424,14 +8889,12 @@
                 <w:sz w:val="22"/>
               </w:rPr>
             </w:pPr>
-            <w:proofErr w:type="spellStart"/>
             <w:r>
               <w:rPr>
                 <w:sz w:val="22"/>
               </w:rPr>
               <w:t>刑事附帶民事</w:t>
             </w:r>
-            <w:proofErr w:type="spellEnd"/>
           </w:p>
         </w:tc>
         <w:tc>
@@ -8569,14 +9032,12 @@
         </w:rPr>
         <w:t xml:space="preserve"> 7 Chi-square + SVM </w:t>
       </w:r>
-      <w:proofErr w:type="spellStart"/>
       <w:r>
         <w:rPr>
           <w:b/>
         </w:rPr>
         <w:t>於各資料集之最佳表現</w:t>
       </w:r>
-      <w:proofErr w:type="spellEnd"/>
     </w:p>
     <w:tbl>
       <w:tblPr>
@@ -8623,7 +9084,6 @@
                 <w:sz w:val="22"/>
               </w:rPr>
             </w:pPr>
-            <w:proofErr w:type="spellStart"/>
             <w:r>
               <w:rPr>
                 <w:b/>
@@ -8631,7 +9091,6 @@
               </w:rPr>
               <w:t>資料集</w:t>
             </w:r>
-            <w:proofErr w:type="spellEnd"/>
           </w:p>
         </w:tc>
         <w:tc>
@@ -8659,7 +9118,6 @@
               </w:rPr>
               <w:t xml:space="preserve">Direct </w:t>
             </w:r>
-            <w:proofErr w:type="spellStart"/>
             <w:r>
               <w:rPr>
                 <w:b/>
@@ -8667,7 +9125,6 @@
               </w:rPr>
               <w:t>最佳特徵</w:t>
             </w:r>
-            <w:proofErr w:type="spellEnd"/>
           </w:p>
         </w:tc>
         <w:tc>
@@ -8775,14 +9232,12 @@
                 <w:sz w:val="22"/>
               </w:rPr>
             </w:pPr>
-            <w:proofErr w:type="spellStart"/>
             <w:r>
               <w:rPr>
                 <w:sz w:val="22"/>
               </w:rPr>
               <w:t>行政</w:t>
             </w:r>
-            <w:proofErr w:type="spellEnd"/>
           </w:p>
         </w:tc>
         <w:tc>
@@ -8803,14 +9258,12 @@
                 <w:sz w:val="22"/>
               </w:rPr>
             </w:pPr>
-            <w:proofErr w:type="spellStart"/>
             <w:r>
               <w:rPr>
                 <w:sz w:val="22"/>
               </w:rPr>
               <w:t>BoW</w:t>
             </w:r>
-            <w:proofErr w:type="spellEnd"/>
           </w:p>
         </w:tc>
         <w:tc>
@@ -8915,14 +9368,12 @@
                 <w:sz w:val="22"/>
               </w:rPr>
             </w:pPr>
-            <w:proofErr w:type="spellStart"/>
             <w:r>
               <w:rPr>
                 <w:sz w:val="22"/>
               </w:rPr>
               <w:t>民事</w:t>
             </w:r>
-            <w:proofErr w:type="spellEnd"/>
           </w:p>
         </w:tc>
         <w:tc>
@@ -9053,14 +9504,12 @@
                 <w:sz w:val="22"/>
               </w:rPr>
             </w:pPr>
-            <w:proofErr w:type="spellStart"/>
             <w:r>
               <w:rPr>
                 <w:sz w:val="22"/>
               </w:rPr>
               <w:t>刑事</w:t>
             </w:r>
-            <w:proofErr w:type="spellEnd"/>
           </w:p>
         </w:tc>
         <w:tc>
@@ -9187,14 +9636,12 @@
                 <w:sz w:val="22"/>
               </w:rPr>
             </w:pPr>
-            <w:proofErr w:type="spellStart"/>
             <w:r>
               <w:rPr>
                 <w:sz w:val="22"/>
               </w:rPr>
               <w:t>刑事附帶民事</w:t>
             </w:r>
-            <w:proofErr w:type="spellEnd"/>
           </w:p>
         </w:tc>
         <w:tc>
@@ -9211,14 +9658,12 @@
                 <w:sz w:val="22"/>
               </w:rPr>
             </w:pPr>
-            <w:proofErr w:type="spellStart"/>
             <w:r>
               <w:rPr>
                 <w:sz w:val="22"/>
               </w:rPr>
               <w:t>BoW</w:t>
             </w:r>
-            <w:proofErr w:type="spellEnd"/>
           </w:p>
         </w:tc>
         <w:tc>
@@ -9309,24 +9754,17 @@
       <w:r>
         <w:t xml:space="preserve"> 6 </w:t>
       </w:r>
-      <w:proofErr w:type="spellStart"/>
       <w:r>
         <w:t>與表</w:t>
       </w:r>
-      <w:proofErr w:type="spellEnd"/>
       <w:r>
         <w:t xml:space="preserve"> 7 </w:t>
       </w:r>
-      <w:proofErr w:type="spellStart"/>
       <w:r>
         <w:t>顯示，在四類案件資料集中，</w:t>
       </w:r>
       <w:r>
-        <w:t>Chi-square</w:t>
-      </w:r>
-      <w:proofErr w:type="spellEnd"/>
-      <w:r>
-        <w:t xml:space="preserve"> + SVM </w:t>
+        <w:t xml:space="preserve">Chi-square + SVM </w:t>
       </w:r>
       <w:r>
         <w:t>的</w:t>
@@ -9334,35 +9772,20 @@
       <w:r>
         <w:t xml:space="preserve"> Macro F1 </w:t>
       </w:r>
-      <w:proofErr w:type="spellStart"/>
       <w:r>
         <w:t>均高於</w:t>
       </w:r>
-      <w:proofErr w:type="spellEnd"/>
-      <w:r>
-        <w:t xml:space="preserve"> Chi-square + MNIR + </w:t>
-      </w:r>
-      <w:proofErr w:type="spellStart"/>
-      <w:r>
-        <w:t>SVM</w:t>
+      <w:r>
+        <w:t xml:space="preserve"> Chi-square + MNIR + SVM</w:t>
       </w:r>
       <w:r>
         <w:t>。此結果表示，在本研究資料、標籤設定、文本前處理與超參數範圍下，</w:t>
       </w:r>
       <w:r>
-        <w:t>MNIR</w:t>
-      </w:r>
-      <w:proofErr w:type="spellEnd"/>
-      <w:r>
-        <w:t xml:space="preserve"> </w:t>
-      </w:r>
-      <w:proofErr w:type="spellStart"/>
-      <w:r>
-        <w:t>監督式特徵轉換未帶來額外分類增益</w:t>
-      </w:r>
-      <w:proofErr w:type="spellEnd"/>
-      <w:r>
-        <w:t>。</w:t>
+        <w:t xml:space="preserve">MNIR </w:t>
+      </w:r>
+      <w:r>
+        <w:t>監督式特徵轉換未帶來額外分類增益。</w:t>
       </w:r>
       <w:r>
         <w:rPr>
@@ -9437,14 +9860,12 @@
         </w:rPr>
         <w:t xml:space="preserve"> Macro F1 </w:t>
       </w:r>
-      <w:proofErr w:type="spellStart"/>
       <w:r>
         <w:rPr>
           <w:b/>
         </w:rPr>
         <w:t>比較</w:t>
       </w:r>
-      <w:proofErr w:type="spellEnd"/>
     </w:p>
     <w:tbl>
       <w:tblPr>
@@ -9493,7 +9914,6 @@
                 <w:sz w:val="22"/>
               </w:rPr>
             </w:pPr>
-            <w:proofErr w:type="spellStart"/>
             <w:r>
               <w:rPr>
                 <w:b/>
@@ -9501,7 +9921,6 @@
               </w:rPr>
               <w:t>資料集</w:t>
             </w:r>
-            <w:proofErr w:type="spellEnd"/>
           </w:p>
         </w:tc>
         <w:tc>
@@ -9536,7 +9955,6 @@
               </w:rPr>
               <w:br/>
             </w:r>
-            <w:proofErr w:type="spellStart"/>
             <w:r>
               <w:rPr>
                 <w:b/>
@@ -9544,7 +9962,6 @@
               </w:rPr>
               <w:t>最佳特徵</w:t>
             </w:r>
-            <w:proofErr w:type="spellEnd"/>
           </w:p>
         </w:tc>
         <w:tc>
@@ -9600,7 +10017,6 @@
               </w:rPr>
               <w:t xml:space="preserve">MNIR </w:t>
             </w:r>
-            <w:proofErr w:type="spellStart"/>
             <w:r>
               <w:rPr>
                 <w:b/>
@@ -9608,7 +10024,6 @@
               </w:rPr>
               <w:t>最佳特徵</w:t>
             </w:r>
-            <w:proofErr w:type="spellEnd"/>
           </w:p>
           <w:p>
             <w:pPr>
@@ -9754,14 +10169,12 @@
                 <w:sz w:val="22"/>
               </w:rPr>
             </w:pPr>
-            <w:proofErr w:type="spellStart"/>
             <w:r>
               <w:rPr>
                 <w:sz w:val="22"/>
               </w:rPr>
               <w:t>行政</w:t>
             </w:r>
-            <w:proofErr w:type="spellEnd"/>
           </w:p>
         </w:tc>
         <w:tc>
@@ -9782,14 +10195,12 @@
                 <w:sz w:val="22"/>
               </w:rPr>
             </w:pPr>
-            <w:proofErr w:type="spellStart"/>
             <w:r>
               <w:rPr>
                 <w:sz w:val="22"/>
               </w:rPr>
               <w:t>BoW</w:t>
             </w:r>
-            <w:proofErr w:type="spellEnd"/>
           </w:p>
         </w:tc>
         <w:tc>
@@ -9836,14 +10247,12 @@
                 <w:sz w:val="22"/>
               </w:rPr>
             </w:pPr>
-            <w:proofErr w:type="spellStart"/>
             <w:r>
               <w:rPr>
                 <w:sz w:val="22"/>
               </w:rPr>
               <w:t>BoW</w:t>
             </w:r>
-            <w:proofErr w:type="spellEnd"/>
           </w:p>
         </w:tc>
         <w:tc>
@@ -9948,14 +10357,12 @@
                 <w:sz w:val="22"/>
               </w:rPr>
             </w:pPr>
-            <w:proofErr w:type="spellStart"/>
             <w:r>
               <w:rPr>
                 <w:sz w:val="22"/>
               </w:rPr>
               <w:t>民事</w:t>
             </w:r>
-            <w:proofErr w:type="spellEnd"/>
           </w:p>
         </w:tc>
         <w:tc>
@@ -10138,14 +10545,12 @@
                 <w:sz w:val="22"/>
               </w:rPr>
             </w:pPr>
-            <w:proofErr w:type="spellStart"/>
             <w:r>
               <w:rPr>
                 <w:sz w:val="22"/>
               </w:rPr>
               <w:t>刑事</w:t>
             </w:r>
-            <w:proofErr w:type="spellEnd"/>
           </w:p>
         </w:tc>
         <w:tc>
@@ -10324,14 +10729,12 @@
                 <w:sz w:val="22"/>
               </w:rPr>
             </w:pPr>
-            <w:proofErr w:type="spellStart"/>
             <w:r>
               <w:rPr>
                 <w:sz w:val="22"/>
               </w:rPr>
               <w:t>刑事附帶民事</w:t>
             </w:r>
-            <w:proofErr w:type="spellEnd"/>
           </w:p>
         </w:tc>
         <w:tc>
@@ -10348,14 +10751,12 @@
                 <w:sz w:val="22"/>
               </w:rPr>
             </w:pPr>
-            <w:proofErr w:type="spellStart"/>
             <w:r>
               <w:rPr>
                 <w:sz w:val="22"/>
               </w:rPr>
               <w:t>BoW</w:t>
             </w:r>
-            <w:proofErr w:type="spellEnd"/>
           </w:p>
         </w:tc>
         <w:tc>
@@ -10762,45 +11163,31 @@
         <w:rPr>
           <w:b/>
         </w:rPr>
-        <w:t xml:space="preserve"> </w:t>
-      </w:r>
-      <w:proofErr w:type="spellStart"/>
+        <w:t xml:space="preserve"> BoW</w:t>
+      </w:r>
       <w:r>
         <w:rPr>
           <w:b/>
         </w:rPr>
-        <w:t>BoW</w:t>
+        <w:t>、</w:t>
       </w:r>
       <w:r>
         <w:rPr>
           <w:b/>
         </w:rPr>
+        <w:t>TF</w:t>
+      </w:r>
+      <w:r>
+        <w:rPr>
+          <w:b/>
+        </w:rPr>
         <w:t>、</w:t>
       </w:r>
       <w:r>
         <w:rPr>
           <w:b/>
         </w:rPr>
-        <w:t>TF</w:t>
-      </w:r>
-      <w:r>
-        <w:rPr>
-          <w:b/>
-        </w:rPr>
-        <w:t>、</w:t>
-      </w:r>
-      <w:r>
-        <w:rPr>
-          <w:b/>
-        </w:rPr>
-        <w:t>TF-IDF</w:t>
-      </w:r>
-      <w:proofErr w:type="spellEnd"/>
-      <w:r>
-        <w:rPr>
-          <w:b/>
-        </w:rPr>
-        <w:t xml:space="preserve"> </w:t>
+        <w:t xml:space="preserve">TF-IDF </w:t>
       </w:r>
       <w:r>
         <w:rPr>
@@ -10859,7 +11246,6 @@
                 <w:sz w:val="22"/>
               </w:rPr>
             </w:pPr>
-            <w:proofErr w:type="spellStart"/>
             <w:r>
               <w:rPr>
                 <w:b/>
@@ -10867,7 +11253,6 @@
               </w:rPr>
               <w:t>資料集</w:t>
             </w:r>
-            <w:proofErr w:type="spellEnd"/>
           </w:p>
         </w:tc>
         <w:tc>
@@ -10888,7 +11273,6 @@
                 <w:sz w:val="22"/>
               </w:rPr>
             </w:pPr>
-            <w:proofErr w:type="spellStart"/>
             <w:r>
               <w:rPr>
                 <w:b/>
@@ -10896,7 +11280,6 @@
               </w:rPr>
               <w:t>BoW</w:t>
             </w:r>
-            <w:proofErr w:type="spellEnd"/>
           </w:p>
         </w:tc>
         <w:tc>
@@ -10977,14 +11360,12 @@
                 <w:sz w:val="22"/>
               </w:rPr>
             </w:pPr>
-            <w:proofErr w:type="spellStart"/>
             <w:r>
               <w:rPr>
                 <w:sz w:val="22"/>
               </w:rPr>
               <w:t>行政</w:t>
             </w:r>
-            <w:proofErr w:type="spellEnd"/>
           </w:p>
         </w:tc>
         <w:tc>
@@ -11089,14 +11470,12 @@
                 <w:sz w:val="22"/>
               </w:rPr>
             </w:pPr>
-            <w:proofErr w:type="spellStart"/>
             <w:r>
               <w:rPr>
                 <w:sz w:val="22"/>
               </w:rPr>
               <w:t>民事</w:t>
             </w:r>
-            <w:proofErr w:type="spellEnd"/>
           </w:p>
         </w:tc>
         <w:tc>
@@ -11201,14 +11580,12 @@
                 <w:sz w:val="22"/>
               </w:rPr>
             </w:pPr>
-            <w:proofErr w:type="spellStart"/>
             <w:r>
               <w:rPr>
                 <w:sz w:val="22"/>
               </w:rPr>
               <w:t>刑事</w:t>
             </w:r>
-            <w:proofErr w:type="spellEnd"/>
           </w:p>
         </w:tc>
         <w:tc>
@@ -11309,14 +11686,12 @@
                 <w:sz w:val="22"/>
               </w:rPr>
             </w:pPr>
-            <w:proofErr w:type="spellStart"/>
             <w:r>
               <w:rPr>
                 <w:sz w:val="22"/>
               </w:rPr>
               <w:t>刑事附帶民事</w:t>
             </w:r>
-            <w:proofErr w:type="spellEnd"/>
           </w:p>
         </w:tc>
         <w:tc>
@@ -11419,14 +11794,12 @@
         </w:rPr>
         <w:t>顯示，</w:t>
       </w:r>
-      <w:proofErr w:type="spellStart"/>
       <w:r>
         <w:rPr>
           <w:lang w:eastAsia="zh-TW"/>
         </w:rPr>
         <w:t>BoW</w:t>
       </w:r>
-      <w:proofErr w:type="spellEnd"/>
       <w:r>
         <w:rPr>
           <w:lang w:eastAsia="zh-TW"/>
@@ -11457,19 +11830,11 @@
         </w:rPr>
         <w:t>並無單一方法在所有案件類型中皆為最佳。行政案件與刑事附帶民事案件中，</w:t>
       </w:r>
-      <w:proofErr w:type="spellStart"/>
-      <w:r>
-        <w:rPr>
-          <w:lang w:eastAsia="zh-TW"/>
-        </w:rPr>
-        <w:t>BoW</w:t>
-      </w:r>
-      <w:proofErr w:type="spellEnd"/>
-      <w:r>
-        <w:rPr>
-          <w:lang w:eastAsia="zh-TW"/>
-        </w:rPr>
-        <w:t xml:space="preserve"> </w:t>
+      <w:r>
+        <w:rPr>
+          <w:lang w:eastAsia="zh-TW"/>
+        </w:rPr>
+        <w:t xml:space="preserve">BoW </w:t>
       </w:r>
       <w:r>
         <w:rPr>
@@ -11501,19 +11866,11 @@
         </w:rPr>
         <w:t>表現較佳。此結果說明，法律文本分類不宜預設單一文字特徵或模型流程可適用所有案件。若分類訊號主要來自特定法律用語或程序用語是否出現，</w:t>
       </w:r>
-      <w:proofErr w:type="spellStart"/>
-      <w:r>
-        <w:rPr>
-          <w:lang w:eastAsia="zh-TW"/>
-        </w:rPr>
-        <w:t>BoW</w:t>
-      </w:r>
-      <w:proofErr w:type="spellEnd"/>
-      <w:r>
-        <w:rPr>
-          <w:lang w:eastAsia="zh-TW"/>
-        </w:rPr>
-        <w:t xml:space="preserve"> </w:t>
+      <w:r>
+        <w:rPr>
+          <w:lang w:eastAsia="zh-TW"/>
+        </w:rPr>
+        <w:t xml:space="preserve">BoW </w:t>
       </w:r>
       <w:r>
         <w:rPr>
@@ -11656,21 +12013,7 @@
         <w:rPr>
           <w:lang w:eastAsia="zh-TW"/>
         </w:rPr>
-        <w:t xml:space="preserve"> </w:t>
-      </w:r>
-      <w:proofErr w:type="spellStart"/>
-      <w:r>
-        <w:rPr>
-          <w:lang w:eastAsia="zh-TW"/>
-        </w:rPr>
-        <w:t>BoW</w:t>
-      </w:r>
-      <w:proofErr w:type="spellEnd"/>
-      <w:r>
-        <w:rPr>
-          <w:lang w:eastAsia="zh-TW"/>
-        </w:rPr>
-        <w:t xml:space="preserve"> </w:t>
+        <w:t xml:space="preserve"> BoW </w:t>
       </w:r>
       <w:r>
         <w:rPr>
@@ -11682,21 +12025,7 @@
         <w:rPr>
           <w:lang w:eastAsia="zh-TW"/>
         </w:rPr>
-        <w:t xml:space="preserve"> </w:t>
-      </w:r>
-      <w:proofErr w:type="spellStart"/>
-      <w:r>
-        <w:rPr>
-          <w:lang w:eastAsia="zh-TW"/>
-        </w:rPr>
-        <w:t>BoW</w:t>
-      </w:r>
-      <w:proofErr w:type="spellEnd"/>
-      <w:r>
-        <w:rPr>
-          <w:lang w:eastAsia="zh-TW"/>
-        </w:rPr>
-        <w:t xml:space="preserve"> </w:t>
+        <w:t xml:space="preserve"> BoW </w:t>
       </w:r>
       <w:r>
         <w:rPr>
@@ -11804,21 +12133,7 @@
         <w:rPr>
           <w:lang w:eastAsia="zh-TW"/>
         </w:rPr>
-        <w:t xml:space="preserve"> </w:t>
-      </w:r>
-      <w:proofErr w:type="spellStart"/>
-      <w:r>
-        <w:rPr>
-          <w:lang w:eastAsia="zh-TW"/>
-        </w:rPr>
-        <w:t>BoW</w:t>
-      </w:r>
-      <w:proofErr w:type="spellEnd"/>
-      <w:r>
-        <w:rPr>
-          <w:lang w:eastAsia="zh-TW"/>
-        </w:rPr>
-        <w:t xml:space="preserve"> </w:t>
+        <w:t xml:space="preserve"> BoW </w:t>
       </w:r>
       <w:r>
         <w:rPr>
@@ -11838,19 +12153,11 @@
         </w:rPr>
         <w:t>類別樣本極少，故解讀上應更謹慎。此類案件同時包含刑事程序與民事賠償請求，其文本中可能出現較明確的責任與損害語彙。</w:t>
       </w:r>
-      <w:proofErr w:type="spellStart"/>
-      <w:r>
-        <w:rPr>
-          <w:lang w:eastAsia="zh-TW"/>
-        </w:rPr>
-        <w:t>BoW</w:t>
-      </w:r>
-      <w:proofErr w:type="spellEnd"/>
-      <w:r>
-        <w:rPr>
-          <w:lang w:eastAsia="zh-TW"/>
-        </w:rPr>
-        <w:t xml:space="preserve"> </w:t>
+      <w:r>
+        <w:rPr>
+          <w:lang w:eastAsia="zh-TW"/>
+        </w:rPr>
+        <w:t xml:space="preserve">BoW </w:t>
       </w:r>
       <w:r>
         <w:rPr>
@@ -11893,28 +12200,24 @@
         </w:rPr>
         <w:t xml:space="preserve"> 10 </w:t>
       </w:r>
-      <w:proofErr w:type="spellStart"/>
       <w:r>
         <w:rPr>
           <w:b/>
         </w:rPr>
         <w:t>民事案件最佳</w:t>
       </w:r>
-      <w:proofErr w:type="spellEnd"/>
       <w:r>
         <w:rPr>
           <w:b/>
         </w:rPr>
         <w:t xml:space="preserve"> Chi-square + SVM </w:t>
       </w:r>
-      <w:proofErr w:type="spellStart"/>
       <w:r>
         <w:rPr>
           <w:b/>
         </w:rPr>
         <w:t>模型之測試集混淆矩陣</w:t>
       </w:r>
-      <w:proofErr w:type="spellEnd"/>
     </w:p>
     <w:tbl>
       <w:tblPr>
@@ -11961,7 +12264,6 @@
                 <w:sz w:val="22"/>
               </w:rPr>
             </w:pPr>
-            <w:proofErr w:type="spellStart"/>
             <w:r>
               <w:rPr>
                 <w:bCs/>
@@ -11969,7 +12271,6 @@
               </w:rPr>
               <w:t>實際</w:t>
             </w:r>
-            <w:proofErr w:type="spellEnd"/>
             <w:r>
               <w:rPr>
                 <w:bCs/>
@@ -11977,7 +12278,6 @@
               </w:rPr>
               <w:t>\</w:t>
             </w:r>
-            <w:proofErr w:type="spellStart"/>
             <w:r>
               <w:rPr>
                 <w:bCs/>
@@ -11985,7 +12285,6 @@
               </w:rPr>
               <w:t>預測</w:t>
             </w:r>
-            <w:proofErr w:type="spellEnd"/>
           </w:p>
         </w:tc>
         <w:tc>
@@ -12436,42 +12735,36 @@
         </w:rPr>
         <w:t xml:space="preserve"> 11 </w:t>
       </w:r>
-      <w:proofErr w:type="spellStart"/>
       <w:r>
         <w:rPr>
           <w:b/>
         </w:rPr>
         <w:t>各資料集最佳</w:t>
       </w:r>
-      <w:proofErr w:type="spellEnd"/>
       <w:r>
         <w:rPr>
           <w:b/>
         </w:rPr>
         <w:t xml:space="preserve"> Chi-square + SVM </w:t>
       </w:r>
-      <w:proofErr w:type="spellStart"/>
       <w:r>
         <w:rPr>
           <w:b/>
         </w:rPr>
         <w:t>模型之類別</w:t>
       </w:r>
-      <w:proofErr w:type="spellEnd"/>
       <w:r>
         <w:rPr>
           <w:b/>
         </w:rPr>
         <w:t xml:space="preserve"> F1 </w:t>
       </w:r>
-      <w:proofErr w:type="spellStart"/>
       <w:r>
         <w:rPr>
           <w:b/>
         </w:rPr>
         <w:t>摘要</w:t>
       </w:r>
-      <w:proofErr w:type="spellEnd"/>
     </w:p>
     <w:tbl>
       <w:tblPr>
@@ -12518,7 +12811,6 @@
                 <w:sz w:val="22"/>
               </w:rPr>
             </w:pPr>
-            <w:proofErr w:type="spellStart"/>
             <w:r>
               <w:rPr>
                 <w:b/>
@@ -12526,7 +12818,6 @@
               </w:rPr>
               <w:t>資料集</w:t>
             </w:r>
-            <w:proofErr w:type="spellEnd"/>
           </w:p>
         </w:tc>
         <w:tc>
@@ -12661,14 +12952,12 @@
                 <w:sz w:val="22"/>
               </w:rPr>
             </w:pPr>
-            <w:proofErr w:type="spellStart"/>
             <w:r>
               <w:rPr>
                 <w:sz w:val="22"/>
               </w:rPr>
               <w:t>行政</w:t>
             </w:r>
-            <w:proofErr w:type="spellEnd"/>
           </w:p>
         </w:tc>
         <w:tc>
@@ -12799,14 +13088,12 @@
                 <w:sz w:val="22"/>
               </w:rPr>
             </w:pPr>
-            <w:proofErr w:type="spellStart"/>
             <w:r>
               <w:rPr>
                 <w:sz w:val="22"/>
               </w:rPr>
               <w:t>民事</w:t>
             </w:r>
-            <w:proofErr w:type="spellEnd"/>
           </w:p>
         </w:tc>
         <w:tc>
@@ -12937,14 +13224,12 @@
                 <w:sz w:val="22"/>
               </w:rPr>
             </w:pPr>
-            <w:proofErr w:type="spellStart"/>
             <w:r>
               <w:rPr>
                 <w:sz w:val="22"/>
               </w:rPr>
               <w:t>刑事</w:t>
             </w:r>
-            <w:proofErr w:type="spellEnd"/>
           </w:p>
         </w:tc>
         <w:tc>
@@ -13071,14 +13356,12 @@
                 <w:sz w:val="22"/>
               </w:rPr>
             </w:pPr>
-            <w:proofErr w:type="spellStart"/>
             <w:r>
               <w:rPr>
                 <w:sz w:val="22"/>
               </w:rPr>
               <w:t>刑事附帶民事</w:t>
             </w:r>
-            <w:proofErr w:type="spellEnd"/>
           </w:p>
         </w:tc>
         <w:tc>
@@ -13194,28 +13477,24 @@
         </w:rPr>
         <w:t xml:space="preserve"> 12 </w:t>
       </w:r>
-      <w:proofErr w:type="spellStart"/>
       <w:r>
         <w:rPr>
           <w:b/>
         </w:rPr>
         <w:t>民事案件最佳</w:t>
       </w:r>
-      <w:proofErr w:type="spellEnd"/>
       <w:r>
         <w:rPr>
           <w:b/>
         </w:rPr>
         <w:t xml:space="preserve"> Chi-square + SVM </w:t>
       </w:r>
-      <w:proofErr w:type="spellStart"/>
       <w:r>
         <w:rPr>
           <w:b/>
         </w:rPr>
         <w:t>模型之分類報告</w:t>
       </w:r>
-      <w:proofErr w:type="spellEnd"/>
     </w:p>
     <w:tbl>
       <w:tblPr>
@@ -13262,7 +13541,6 @@
                 <w:sz w:val="22"/>
               </w:rPr>
             </w:pPr>
-            <w:proofErr w:type="spellStart"/>
             <w:r>
               <w:rPr>
                 <w:b/>
@@ -13270,7 +13548,6 @@
               </w:rPr>
               <w:t>類別</w:t>
             </w:r>
-            <w:proofErr w:type="spellEnd"/>
           </w:p>
         </w:tc>
         <w:tc>
@@ -14233,19 +14510,15 @@
           <w:lang w:eastAsia="zh-TW"/>
         </w:rPr>
       </w:pPr>
-      <w:proofErr w:type="spellStart"/>
       <w:r>
         <w:t>從模型評估角度來看，民事案件的</w:t>
       </w:r>
-      <w:proofErr w:type="spellEnd"/>
       <w:r>
         <w:t xml:space="preserve"> weighted avg F1 </w:t>
       </w:r>
-      <w:proofErr w:type="spellStart"/>
       <w:r>
         <w:t>高於</w:t>
       </w:r>
-      <w:proofErr w:type="spellEnd"/>
       <w:r>
         <w:t xml:space="preserve"> macro avg F1</w:t>
       </w:r>
@@ -14255,11 +14528,9 @@
       <w:r>
         <w:t xml:space="preserve"> Lose </w:t>
       </w:r>
-      <w:proofErr w:type="spellStart"/>
       <w:r>
         <w:t>類別支撐。若僅呈現</w:t>
       </w:r>
-      <w:proofErr w:type="spellEnd"/>
       <w:r>
         <w:t xml:space="preserve"> Accuracy </w:t>
       </w:r>
@@ -14267,24 +14538,17 @@
         <w:t>或</w:t>
       </w:r>
       <w:r>
-        <w:t xml:space="preserve"> weighted </w:t>
-      </w:r>
-      <w:proofErr w:type="spellStart"/>
-      <w:r>
-        <w:t>avg</w:t>
+        <w:t xml:space="preserve"> weighted avg</w:t>
       </w:r>
       <w:r>
         <w:t>，容易忽略</w:t>
       </w:r>
-      <w:proofErr w:type="spellEnd"/>
       <w:r>
         <w:t xml:space="preserve"> Win </w:t>
       </w:r>
-      <w:proofErr w:type="spellStart"/>
       <w:r>
         <w:t>類別</w:t>
       </w:r>
-      <w:proofErr w:type="spellEnd"/>
       <w:r>
         <w:t xml:space="preserve"> recall </w:t>
       </w:r>
@@ -14294,13 +14558,8 @@
       <w:r>
         <w:t xml:space="preserve"> 0.081 </w:t>
       </w:r>
-      <w:proofErr w:type="spellStart"/>
-      <w:r>
-        <w:t>的問題</w:t>
-      </w:r>
-      <w:proofErr w:type="spellEnd"/>
-      <w:r>
-        <w:t>。</w:t>
+      <w:r>
+        <w:t>的問題。</w:t>
       </w:r>
       <w:r>
         <w:rPr>
@@ -14521,21 +14780,7 @@
         <w:rPr>
           <w:lang w:eastAsia="zh-TW"/>
         </w:rPr>
-        <w:t xml:space="preserve"> </w:t>
-      </w:r>
-      <w:proofErr w:type="spellStart"/>
-      <w:r>
-        <w:rPr>
-          <w:lang w:eastAsia="zh-TW"/>
-        </w:rPr>
-        <w:t>BoW</w:t>
-      </w:r>
-      <w:proofErr w:type="spellEnd"/>
-      <w:r>
-        <w:rPr>
-          <w:lang w:eastAsia="zh-TW"/>
-        </w:rPr>
-        <w:t xml:space="preserve"> </w:t>
+        <w:t xml:space="preserve"> BoW </w:t>
       </w:r>
       <w:r>
         <w:rPr>
@@ -14858,14 +15103,12 @@
                 <w:sz w:val="22"/>
               </w:rPr>
             </w:pPr>
-            <w:proofErr w:type="spellStart"/>
             <w:r>
               <w:rPr>
                 <w:sz w:val="22"/>
               </w:rPr>
               <w:t>使用情境</w:t>
             </w:r>
-            <w:proofErr w:type="spellEnd"/>
           </w:p>
         </w:tc>
         <w:tc>
@@ -14887,14 +15130,12 @@
                 <w:sz w:val="22"/>
               </w:rPr>
             </w:pPr>
-            <w:proofErr w:type="spellStart"/>
             <w:r>
               <w:rPr>
                 <w:sz w:val="22"/>
               </w:rPr>
               <w:t>建議方法</w:t>
             </w:r>
-            <w:proofErr w:type="spellEnd"/>
           </w:p>
         </w:tc>
         <w:tc>
@@ -14916,14 +15157,12 @@
                 <w:sz w:val="22"/>
               </w:rPr>
             </w:pPr>
-            <w:proofErr w:type="spellStart"/>
             <w:r>
               <w:rPr>
                 <w:sz w:val="22"/>
               </w:rPr>
               <w:t>理由</w:t>
             </w:r>
-            <w:proofErr w:type="spellEnd"/>
           </w:p>
         </w:tc>
       </w:tr>
@@ -14951,14 +15190,12 @@
                 <w:sz w:val="22"/>
               </w:rPr>
             </w:pPr>
-            <w:proofErr w:type="spellStart"/>
             <w:r>
               <w:rPr>
                 <w:sz w:val="22"/>
               </w:rPr>
               <w:t>行政案件分類</w:t>
             </w:r>
-            <w:proofErr w:type="spellEnd"/>
           </w:p>
         </w:tc>
         <w:tc>
@@ -14980,19 +15217,11 @@
                 <w:sz w:val="22"/>
               </w:rPr>
             </w:pPr>
-            <w:proofErr w:type="spellStart"/>
             <w:r>
               <w:rPr>
                 <w:sz w:val="22"/>
               </w:rPr>
-              <w:t>BoW</w:t>
-            </w:r>
-            <w:proofErr w:type="spellEnd"/>
-            <w:r>
-              <w:rPr>
-                <w:sz w:val="22"/>
-              </w:rPr>
-              <w:t xml:space="preserve"> + Chi-square + SVM</w:t>
+              <w:t>BoW + Chi-square + SVM</w:t>
             </w:r>
           </w:p>
         </w:tc>
@@ -15042,23 +15271,7 @@
                 <w:sz w:val="22"/>
                 <w:lang w:eastAsia="zh-TW"/>
               </w:rPr>
-              <w:t xml:space="preserve"> </w:t>
-            </w:r>
-            <w:proofErr w:type="spellStart"/>
-            <w:r>
-              <w:rPr>
-                <w:sz w:val="22"/>
-                <w:lang w:eastAsia="zh-TW"/>
-              </w:rPr>
-              <w:t>BoW</w:t>
-            </w:r>
-            <w:proofErr w:type="spellEnd"/>
-            <w:r>
-              <w:rPr>
-                <w:sz w:val="22"/>
-                <w:lang w:eastAsia="zh-TW"/>
-              </w:rPr>
-              <w:t xml:space="preserve"> </w:t>
+              <w:t xml:space="preserve"> BoW </w:t>
             </w:r>
             <w:r>
               <w:rPr>
@@ -15108,14 +15321,12 @@
                 <w:sz w:val="22"/>
               </w:rPr>
             </w:pPr>
-            <w:proofErr w:type="spellStart"/>
             <w:r>
               <w:rPr>
                 <w:sz w:val="22"/>
               </w:rPr>
               <w:t>民事案件分類</w:t>
             </w:r>
-            <w:proofErr w:type="spellEnd"/>
           </w:p>
         </w:tc>
         <w:tc>
@@ -15241,14 +15452,12 @@
                 <w:sz w:val="22"/>
               </w:rPr>
             </w:pPr>
-            <w:proofErr w:type="spellStart"/>
             <w:r>
               <w:rPr>
                 <w:sz w:val="22"/>
               </w:rPr>
               <w:t>刑事案件分類</w:t>
             </w:r>
-            <w:proofErr w:type="spellEnd"/>
           </w:p>
         </w:tc>
         <w:tc>
@@ -15395,19 +15604,11 @@
                 <w:sz w:val="22"/>
               </w:rPr>
             </w:pPr>
-            <w:proofErr w:type="spellStart"/>
             <w:r>
               <w:rPr>
                 <w:sz w:val="22"/>
               </w:rPr>
-              <w:t>BoW</w:t>
-            </w:r>
-            <w:proofErr w:type="spellEnd"/>
-            <w:r>
-              <w:rPr>
-                <w:sz w:val="22"/>
-              </w:rPr>
-              <w:t xml:space="preserve"> + Chi-square + SVM</w:t>
+              <w:t>BoW + Chi-square + SVM</w:t>
             </w:r>
           </w:p>
         </w:tc>
@@ -15453,23 +15654,7 @@
                 <w:sz w:val="22"/>
                 <w:lang w:eastAsia="zh-TW"/>
               </w:rPr>
-              <w:t xml:space="preserve"> </w:t>
-            </w:r>
-            <w:proofErr w:type="spellStart"/>
-            <w:r>
-              <w:rPr>
-                <w:sz w:val="22"/>
-                <w:lang w:eastAsia="zh-TW"/>
-              </w:rPr>
-              <w:t>BoW</w:t>
-            </w:r>
-            <w:proofErr w:type="spellEnd"/>
-            <w:r>
-              <w:rPr>
-                <w:sz w:val="22"/>
-                <w:lang w:eastAsia="zh-TW"/>
-              </w:rPr>
-              <w:t xml:space="preserve"> </w:t>
+              <w:t xml:space="preserve"> BoW </w:t>
             </w:r>
             <w:r>
               <w:rPr>
@@ -15584,14 +15769,12 @@
         </w:rPr>
         <w:t>類別內部異質性高，可能包含多種法律與事實型態。第四，本文主要以裁判書全文作為模型輸入，尚未完整分離案件事實、當事人主張、法院理由與主文。第五，</w:t>
       </w:r>
-      <w:proofErr w:type="spellStart"/>
       <w:r>
         <w:rPr>
           <w:lang w:eastAsia="zh-TW"/>
         </w:rPr>
         <w:t>BoW</w:t>
       </w:r>
-      <w:proofErr w:type="spellEnd"/>
       <w:r>
         <w:rPr>
           <w:lang w:eastAsia="zh-TW"/>
@@ -16169,55 +16352,14 @@
         <w:ind w:left="482" w:hanging="482"/>
         <w:jc w:val="both"/>
       </w:pPr>
-      <w:proofErr w:type="spellStart"/>
-      <w:r>
-        <w:rPr>
-          <w:lang w:eastAsia="zh-TW"/>
-        </w:rPr>
-        <w:t>Aletras</w:t>
-      </w:r>
-      <w:proofErr w:type="spellEnd"/>
-      <w:r>
-        <w:rPr>
-          <w:lang w:eastAsia="zh-TW"/>
-        </w:rPr>
-        <w:t xml:space="preserve">, N., </w:t>
-      </w:r>
-      <w:proofErr w:type="spellStart"/>
-      <w:r>
-        <w:rPr>
-          <w:lang w:eastAsia="zh-TW"/>
-        </w:rPr>
-        <w:t>Tsarapatsanis</w:t>
-      </w:r>
-      <w:proofErr w:type="spellEnd"/>
-      <w:r>
-        <w:rPr>
-          <w:lang w:eastAsia="zh-TW"/>
-        </w:rPr>
-        <w:t xml:space="preserve">, D., </w:t>
-      </w:r>
-      <w:proofErr w:type="spellStart"/>
-      <w:r>
-        <w:rPr>
-          <w:lang w:eastAsia="zh-TW"/>
-        </w:rPr>
-        <w:t>Preotiuc</w:t>
-      </w:r>
-      <w:proofErr w:type="spellEnd"/>
-      <w:r>
-        <w:rPr>
-          <w:lang w:eastAsia="zh-TW"/>
-        </w:rPr>
-        <w:t xml:space="preserve">-Pietro, D., &amp; Lampos, V. 2016. Predicting judicial decisions of the European Court of Human Rights: A natural language processing perspective. </w:t>
-      </w:r>
-      <w:proofErr w:type="spellStart"/>
-      <w:r>
-        <w:t>PeerJ</w:t>
-      </w:r>
-      <w:proofErr w:type="spellEnd"/>
-      <w:r>
-        <w:t xml:space="preserve"> Computer Science, 2: e93.</w:t>
+      <w:r>
+        <w:rPr>
+          <w:lang w:eastAsia="zh-TW"/>
+        </w:rPr>
+        <w:t xml:space="preserve">Aletras, N., Tsarapatsanis, D., Preotiuc-Pietro, D., &amp; Lampos, V. 2016. Predicting judicial decisions of the European Court of Human Rights: A natural language processing perspective. </w:t>
+      </w:r>
+      <w:r>
+        <w:t>PeerJ Computer Science, 2: e93.</w:t>
       </w:r>
     </w:p>
     <w:p>
@@ -16226,29 +16368,8 @@
         <w:ind w:left="482" w:hanging="482"/>
         <w:jc w:val="both"/>
       </w:pPr>
-      <w:proofErr w:type="spellStart"/>
-      <w:r>
-        <w:t>Alghazzawi</w:t>
-      </w:r>
-      <w:proofErr w:type="spellEnd"/>
-      <w:r>
-        <w:t xml:space="preserve">, D., </w:t>
-      </w:r>
-      <w:proofErr w:type="spellStart"/>
-      <w:r>
-        <w:t>Bamasag</w:t>
-      </w:r>
-      <w:proofErr w:type="spellEnd"/>
-      <w:r>
-        <w:t xml:space="preserve">, O., </w:t>
-      </w:r>
-      <w:proofErr w:type="spellStart"/>
-      <w:r>
-        <w:t>Albeshri</w:t>
-      </w:r>
-      <w:proofErr w:type="spellEnd"/>
-      <w:r>
-        <w:t>, A., Sana, I., Ullah, H., &amp; Asghar, M. Z. 2022. Efficient prediction of court judgments using an LSTM+CNN neural network model with an optimal feature set. Mathematics, 10(5): 683.</w:t>
+      <w:r>
+        <w:t>Alghazzawi, D., Bamasag, O., Albeshri, A., Sana, I., Ullah, H., &amp; Asghar, M. Z. 2022. Efficient prediction of court judgments using an LSTM+CNN neural network model with an optimal feature set. Mathematics, 10(5): 683.</w:t>
       </w:r>
     </w:p>
     <w:p>
@@ -16257,21 +16378,8 @@
         <w:ind w:left="482" w:hanging="482"/>
         <w:jc w:val="both"/>
       </w:pPr>
-      <w:proofErr w:type="spellStart"/>
-      <w:r>
-        <w:t>Ariai</w:t>
-      </w:r>
-      <w:proofErr w:type="spellEnd"/>
-      <w:r>
-        <w:t xml:space="preserve">, F., Mackenzie, J., &amp; </w:t>
-      </w:r>
-      <w:proofErr w:type="spellStart"/>
-      <w:r>
-        <w:t>Demartini</w:t>
-      </w:r>
-      <w:proofErr w:type="spellEnd"/>
-      <w:r>
-        <w:t>, G. 2025. Natural language processing for the legal domain: A survey of tasks, datasets, models, and challenges. ACM Computing Surveys, 58(6): 163.</w:t>
+      <w:r>
+        <w:t>Ariai, F., Mackenzie, J., &amp; Demartini, G. 2025. Natural language processing for the legal domain: A survey of tasks, datasets, models, and challenges. ACM Computing Surveys, 58(6): 163.</w:t>
       </w:r>
     </w:p>
     <w:p>
@@ -16281,23 +16389,7 @@
         <w:jc w:val="both"/>
       </w:pPr>
       <w:r>
-        <w:t xml:space="preserve">Chalkidis, I., </w:t>
-      </w:r>
-      <w:proofErr w:type="spellStart"/>
-      <w:r>
-        <w:t>Androutsopoulos</w:t>
-      </w:r>
-      <w:proofErr w:type="spellEnd"/>
-      <w:r>
-        <w:t xml:space="preserve">, I., &amp; </w:t>
-      </w:r>
-      <w:proofErr w:type="spellStart"/>
-      <w:r>
-        <w:t>Aletras</w:t>
-      </w:r>
-      <w:proofErr w:type="spellEnd"/>
-      <w:r>
-        <w:t>, N. 2019. Neural legal judgment prediction in English. Proceedings of the 57th Annual Meeting of the Association for Computational Linguistics: 4317-4323.</w:t>
+        <w:t>Chalkidis, I., Androutsopoulos, I., &amp; Aletras, N. 2019. Neural legal judgment prediction in English. Proceedings of the 57th Annual Meeting of the Association for Computational Linguistics: 4317-4323.</w:t>
       </w:r>
     </w:p>
     <w:p>
@@ -16337,15 +16429,7 @@
         <w:jc w:val="both"/>
       </w:pPr>
       <w:r>
-        <w:t xml:space="preserve">Heyes, A., &amp; </w:t>
-      </w:r>
-      <w:proofErr w:type="spellStart"/>
-      <w:r>
-        <w:t>Saberian</w:t>
-      </w:r>
-      <w:proofErr w:type="spellEnd"/>
-      <w:r>
-        <w:t>, S. 2019. Temperature and decisions: Evidence from 207,000 court cases. American Economic Journal: Applied Economics, 11(2): 238-265.</w:t>
+        <w:t>Heyes, A., &amp; Saberian, S. 2019. Temperature and decisions: Evidence from 207,000 court cases. American Economic Journal: Applied Economics, 11(2): 238-265.</w:t>
       </w:r>
     </w:p>
     <w:p>
@@ -16364,37 +16448,8 @@
         <w:ind w:left="482" w:hanging="482"/>
         <w:jc w:val="both"/>
       </w:pPr>
-      <w:proofErr w:type="spellStart"/>
-      <w:r>
-        <w:t>Mamakas</w:t>
-      </w:r>
-      <w:proofErr w:type="spellEnd"/>
-      <w:r>
-        <w:t xml:space="preserve">, D., Tsotsi, P., </w:t>
-      </w:r>
-      <w:proofErr w:type="spellStart"/>
-      <w:r>
-        <w:t>Androutsopoulos</w:t>
-      </w:r>
-      <w:proofErr w:type="spellEnd"/>
-      <w:r>
-        <w:t xml:space="preserve">, I., &amp; Chalkidis, I. 2022. Processing long legal documents with pre-trained transformers: Modding </w:t>
-      </w:r>
-      <w:proofErr w:type="spellStart"/>
-      <w:r>
-        <w:t>LegalBERT</w:t>
-      </w:r>
-      <w:proofErr w:type="spellEnd"/>
-      <w:r>
-        <w:t xml:space="preserve"> and </w:t>
-      </w:r>
-      <w:proofErr w:type="spellStart"/>
-      <w:r>
-        <w:t>Longformer</w:t>
-      </w:r>
-      <w:proofErr w:type="spellEnd"/>
-      <w:r>
-        <w:t>. Proceedings of the Natural Legal Language Processing Workshop: 130-142.</w:t>
+      <w:r>
+        <w:t>Mamakas, D., Tsotsi, P., Androutsopoulos, I., &amp; Chalkidis, I. 2022. Processing long legal documents with pre-trained transformers: Modding LegalBERT and Longformer. Proceedings of the Natural Legal Language Processing Workshop: 130-142.</w:t>
       </w:r>
     </w:p>
     <w:p>
@@ -16413,21 +16468,8 @@
         <w:ind w:left="482" w:hanging="482"/>
         <w:jc w:val="both"/>
       </w:pPr>
-      <w:proofErr w:type="spellStart"/>
-      <w:r>
-        <w:t>Surdeanu</w:t>
-      </w:r>
-      <w:proofErr w:type="spellEnd"/>
-      <w:r>
-        <w:t xml:space="preserve">, M., </w:t>
-      </w:r>
-      <w:proofErr w:type="spellStart"/>
-      <w:r>
-        <w:t>Nallapati</w:t>
-      </w:r>
-      <w:proofErr w:type="spellEnd"/>
-      <w:r>
-        <w:t>, R., Gregory, G., Walker, J., &amp; Manning, C. D. 2011. Risk analysis for intellectual property litigation. Proceedings of ICAIL: 116-120.</w:t>
+      <w:r>
+        <w:t>Surdeanu, M., Nallapati, R., Gregory, G., Walker, J., &amp; Manning, C. D. 2011. Risk analysis for intellectual property litigation. Proceedings of ICAIL: 116-120.</w:t>
       </w:r>
     </w:p>
     <w:p>
@@ -17759,7 +17801,6 @@
   <w:style w:type="character" w:default="1" w:styleId="a3">
     <w:name w:val="Default Paragraph Font"/>
     <w:uiPriority w:val="1"/>
-    <w:semiHidden/>
     <w:unhideWhenUsed/>
   </w:style>
   <w:style w:type="table" w:default="1" w:styleId="a4">

--- a/textual data analysis/docs/判決文本會說話嗎_富邦2026投稿版.docx
+++ b/textual data analysis/docs/判決文本會說話嗎_富邦2026投稿版.docx
@@ -608,7 +608,6 @@
       <w:pPr>
         <w:spacing w:before="120" w:after="80" w:line="240" w:lineRule="auto"/>
         <w:rPr>
-          <w:rFonts w:hint="eastAsia"/>
           <w:b/>
           <w:sz w:val="28"/>
           <w:lang w:eastAsia="zh-TW"/>
@@ -630,7 +629,6 @@
         <w:ind w:firstLine="482"/>
         <w:jc w:val="both"/>
         <w:rPr>
-          <w:rFonts w:hint="eastAsia"/>
           <w:lang w:eastAsia="zh-TW"/>
         </w:rPr>
       </w:pPr>
@@ -746,7 +744,6 @@
         <w:ind w:firstLine="482"/>
         <w:jc w:val="both"/>
         <w:rPr>
-          <w:rFonts w:hint="eastAsia"/>
           <w:lang w:eastAsia="zh-TW"/>
         </w:rPr>
       </w:pPr>
@@ -805,7 +802,6 @@
       <w:pPr>
         <w:spacing w:before="120" w:after="80" w:line="240" w:lineRule="auto"/>
         <w:rPr>
-          <w:rFonts w:hint="eastAsia"/>
           <w:b/>
           <w:sz w:val="28"/>
           <w:lang w:eastAsia="zh-TW"/>
@@ -827,7 +823,6 @@
         <w:ind w:firstLine="482"/>
         <w:jc w:val="both"/>
         <w:rPr>
-          <w:rFonts w:hint="eastAsia"/>
           <w:lang w:eastAsia="zh-TW"/>
         </w:rPr>
       </w:pPr>
@@ -957,7 +952,6 @@
         <w:ind w:firstLine="482"/>
         <w:jc w:val="both"/>
         <w:rPr>
-          <w:rFonts w:hint="eastAsia"/>
           <w:lang w:eastAsia="zh-TW"/>
         </w:rPr>
       </w:pPr>
@@ -1071,7 +1065,6 @@
       <w:pPr>
         <w:spacing w:before="120" w:after="80" w:line="240" w:lineRule="auto"/>
         <w:rPr>
-          <w:rFonts w:hint="eastAsia"/>
           <w:b/>
           <w:sz w:val="28"/>
           <w:lang w:eastAsia="zh-TW"/>
@@ -1093,43 +1086,70 @@
         <w:ind w:firstLine="482"/>
         <w:jc w:val="both"/>
         <w:rPr>
+          <w:lang w:eastAsia="zh-TW"/>
+        </w:rPr>
+      </w:pPr>
+      <w:r>
+        <w:rPr>
           <w:rFonts w:hint="eastAsia"/>
           <w:lang w:eastAsia="zh-TW"/>
         </w:rPr>
-      </w:pPr>
+        <w:t>法律判決預測（</w:t>
+      </w:r>
       <w:r>
         <w:rPr>
           <w:rFonts w:hint="eastAsia"/>
           <w:lang w:eastAsia="zh-TW"/>
         </w:rPr>
-        <w:t>法律判決預測（</w:t>
+        <w:t>Legal Judgment Prediction, LJP</w:t>
       </w:r>
       <w:r>
         <w:rPr>
           <w:rFonts w:hint="eastAsia"/>
           <w:lang w:eastAsia="zh-TW"/>
         </w:rPr>
-        <w:t>Legal Judgment Prediction, LJP</w:t>
+        <w:t>）是法律人工智慧的重要研究任務，其目的在於利用案件事實、法律文本、法院理由或其他案件資訊，預測或分類可能的法律結果。既有研究已涵蓋不同法院、法律領域及任務形式。例如，</w:t>
       </w:r>
       <w:r>
         <w:rPr>
           <w:rFonts w:hint="eastAsia"/>
           <w:lang w:eastAsia="zh-TW"/>
         </w:rPr>
-        <w:t>）是法律人工智慧的重要研究任務，其目的在於利用案件事實、法律文本、法院理由或其他案件資訊，預測或分類可能的法律結果。既有研究已涵蓋不同法院、法律領域及任務形式。例如，</w:t>
+        <w:t>Aletras et al.</w:t>
       </w:r>
       <w:r>
         <w:rPr>
           <w:rFonts w:hint="eastAsia"/>
           <w:lang w:eastAsia="zh-TW"/>
         </w:rPr>
-        <w:t>Aletras et al.</w:t>
+        <w:t>（</w:t>
       </w:r>
       <w:r>
         <w:rPr>
           <w:rFonts w:hint="eastAsia"/>
           <w:lang w:eastAsia="zh-TW"/>
         </w:rPr>
+        <w:t>2016</w:t>
+      </w:r>
+      <w:r>
+        <w:rPr>
+          <w:rFonts w:hint="eastAsia"/>
+          <w:lang w:eastAsia="zh-TW"/>
+        </w:rPr>
+        <w:t>）利用歐洲人權法院案件文本預測是否違反公約條文；</w:t>
+      </w:r>
+      <w:r>
+        <w:rPr>
+          <w:rFonts w:hint="eastAsia"/>
+          <w:lang w:eastAsia="zh-TW"/>
+        </w:rPr>
+        <w:t>Surdeanu et al.</w:t>
+      </w:r>
+      <w:r>
+        <w:rPr>
+          <w:rFonts w:hint="eastAsia"/>
+          <w:lang w:eastAsia="zh-TW"/>
+        </w:rPr>
         <w:t>（</w:t>
       </w:r>
       <w:r>
@@ -1137,27 +1157,100 @@
           <w:rFonts w:hint="eastAsia"/>
           <w:lang w:eastAsia="zh-TW"/>
         </w:rPr>
-        <w:t>2016</w:t>
+        <w:t>2011</w:t>
       </w:r>
       <w:r>
         <w:rPr>
           <w:rFonts w:hint="eastAsia"/>
           <w:lang w:eastAsia="zh-TW"/>
         </w:rPr>
-        <w:t>）利用歐洲人權法院案件文本預測是否違反公約條文；</w:t>
+        <w:t>）則針對智慧財產權訴訟進行風險分析。</w:t>
+      </w:r>
+      <w:r>
+        <w:rPr>
+          <w:lang w:eastAsia="zh-TW"/>
+        </w:rPr>
+        <w:t>既有研究顯示，法律判決預測並不限於二元勝敗分類。</w:t>
+      </w:r>
+      <w:r>
+        <w:rPr>
+          <w:lang w:eastAsia="zh-TW"/>
+        </w:rPr>
+        <w:t>Chalkidis et al.</w:t>
+      </w:r>
+      <w:r>
+        <w:rPr>
+          <w:lang w:eastAsia="zh-TW"/>
+        </w:rPr>
+        <w:t>（</w:t>
+      </w:r>
+      <w:r>
+        <w:rPr>
+          <w:lang w:eastAsia="zh-TW"/>
+        </w:rPr>
+        <w:t>2019</w:t>
+      </w:r>
+      <w:r>
+        <w:rPr>
+          <w:lang w:eastAsia="zh-TW"/>
+        </w:rPr>
+        <w:t>）以歐洲人權法院案件進行違反與否、多標籤及案件重要性分類；</w:t>
+      </w:r>
+      <w:r>
+        <w:rPr>
+          <w:lang w:eastAsia="zh-TW"/>
+        </w:rPr>
+        <w:t>Feng et al.</w:t>
+      </w:r>
+      <w:r>
+        <w:rPr>
+          <w:lang w:eastAsia="zh-TW"/>
+        </w:rPr>
+        <w:t>（</w:t>
+      </w:r>
+      <w:r>
+        <w:rPr>
+          <w:lang w:eastAsia="zh-TW"/>
+        </w:rPr>
+        <w:t>2022</w:t>
+      </w:r>
+      <w:r>
+        <w:rPr>
+          <w:lang w:eastAsia="zh-TW"/>
+        </w:rPr>
+        <w:t>）則整理指出，</w:t>
+      </w:r>
+      <w:r>
+        <w:rPr>
+          <w:lang w:eastAsia="zh-TW"/>
+        </w:rPr>
+        <w:t>LJP</w:t>
+      </w:r>
+      <w:r>
+        <w:rPr>
+          <w:lang w:eastAsia="zh-TW"/>
+        </w:rPr>
+        <w:t>研究亦涵蓋法條預測、罪名預測、刑期預測與多任務學習等不同形式</w:t>
       </w:r>
       <w:r>
         <w:rPr>
           <w:rFonts w:hint="eastAsia"/>
           <w:lang w:eastAsia="zh-TW"/>
         </w:rPr>
-        <w:t>Surdeanu et al.</w:t>
+        <w:t>；</w:t>
       </w:r>
       <w:r>
         <w:rPr>
           <w:rFonts w:hint="eastAsia"/>
           <w:lang w:eastAsia="zh-TW"/>
         </w:rPr>
+        <w:t>Yang et al.</w:t>
+      </w:r>
+      <w:r>
+        <w:rPr>
+          <w:rFonts w:hint="eastAsia"/>
+          <w:lang w:eastAsia="zh-TW"/>
+        </w:rPr>
         <w:t>（</w:t>
       </w:r>
       <w:r>
@@ -1165,21 +1258,21 @@
           <w:rFonts w:hint="eastAsia"/>
           <w:lang w:eastAsia="zh-TW"/>
         </w:rPr>
-        <w:t>2011</w:t>
+        <w:t>2022</w:t>
       </w:r>
       <w:r>
         <w:rPr>
           <w:rFonts w:hint="eastAsia"/>
           <w:lang w:eastAsia="zh-TW"/>
         </w:rPr>
-        <w:t>）則針對智慧財產權訴訟進行風險分析。</w:t>
+        <w:t>）則透過多任務架構整合法律關鍵詞與多視角資訊進行預測。近年深度學習與預訓練語言模型逐漸應用於法律文本分析。</w:t>
       </w:r>
       <w:r>
         <w:rPr>
           <w:rFonts w:hint="eastAsia"/>
           <w:lang w:eastAsia="zh-TW"/>
         </w:rPr>
-        <w:t>Chalkidis et al.</w:t>
+        <w:t>Alghazzawi et al.</w:t>
       </w:r>
       <w:r>
         <w:rPr>
@@ -1193,106 +1286,22 @@
           <w:rFonts w:hint="eastAsia"/>
           <w:lang w:eastAsia="zh-TW"/>
         </w:rPr>
-        <w:t>2019</w:t>
+        <w:t>2022</w:t>
       </w:r>
       <w:r>
         <w:rPr>
           <w:rFonts w:hint="eastAsia"/>
           <w:lang w:eastAsia="zh-TW"/>
         </w:rPr>
-        <w:t>）及</w:t>
+        <w:t>）結合長短期記憶網路與卷積神經網路進行法院判決預測，顯示深度模型具有處理較複雜語意與上下文關係的潛力。然而，複雜模型通常需要較高</w:t>
       </w:r>
       <w:r>
         <w:rPr>
           <w:rFonts w:hint="eastAsia"/>
           <w:lang w:eastAsia="zh-TW"/>
         </w:rPr>
-        <w:t>Feng et al.</w:t>
-      </w:r>
-      <w:r>
-        <w:rPr>
-          <w:rFonts w:hint="eastAsia"/>
-          <w:lang w:eastAsia="zh-TW"/>
-        </w:rPr>
-        <w:t>（</w:t>
-      </w:r>
-      <w:r>
-        <w:rPr>
-          <w:rFonts w:hint="eastAsia"/>
-          <w:lang w:eastAsia="zh-TW"/>
-        </w:rPr>
-        <w:t>2022</w:t>
-      </w:r>
-      <w:r>
-        <w:rPr>
-          <w:rFonts w:hint="eastAsia"/>
-          <w:lang w:eastAsia="zh-TW"/>
-        </w:rPr>
-        <w:t>）指出，法律判決預測並不限於二元勝敗分類，亦包含法條預測、罪名預測、刑期預測、多標籤分類及多任務學習等不同形式；</w:t>
-      </w:r>
-      <w:r>
-        <w:rPr>
-          <w:rFonts w:hint="eastAsia"/>
-          <w:lang w:eastAsia="zh-TW"/>
-        </w:rPr>
-        <w:t>Yang et al.</w:t>
-      </w:r>
-      <w:r>
-        <w:rPr>
-          <w:rFonts w:hint="eastAsia"/>
-          <w:lang w:eastAsia="zh-TW"/>
-        </w:rPr>
-        <w:t>（</w:t>
-      </w:r>
-      <w:r>
-        <w:rPr>
-          <w:rFonts w:hint="eastAsia"/>
-          <w:lang w:eastAsia="zh-TW"/>
-        </w:rPr>
-        <w:t>2022</w:t>
-      </w:r>
-      <w:r>
-        <w:rPr>
-          <w:rFonts w:hint="eastAsia"/>
-          <w:lang w:eastAsia="zh-TW"/>
-        </w:rPr>
-        <w:t>）則透過多任務架構整合法律關鍵詞與多視角資訊進行預測。近年深度學習與預訓練語言模型逐漸應用於法律文本分析。</w:t>
-      </w:r>
-      <w:r>
-        <w:rPr>
-          <w:rFonts w:hint="eastAsia"/>
-          <w:lang w:eastAsia="zh-TW"/>
-        </w:rPr>
-        <w:t>Alghazzawi et al.</w:t>
-      </w:r>
-      <w:r>
-        <w:rPr>
-          <w:rFonts w:hint="eastAsia"/>
-          <w:lang w:eastAsia="zh-TW"/>
-        </w:rPr>
-        <w:t>（</w:t>
-      </w:r>
-      <w:r>
-        <w:rPr>
-          <w:rFonts w:hint="eastAsia"/>
-          <w:lang w:eastAsia="zh-TW"/>
-        </w:rPr>
-        <w:t>2022</w:t>
-      </w:r>
-      <w:r>
-        <w:rPr>
-          <w:rFonts w:hint="eastAsia"/>
-          <w:lang w:eastAsia="zh-TW"/>
-        </w:rPr>
-        <w:t>）結合長短期記憶網路與卷積神經網路進行法院判決預測，顯示深度模型具有處理較複雜語意與上下文關係的潛力。然而，複雜模型通常需要較高運算資源，其內部運算及預測依據亦較難直接追溯。司法應用涉及當事人權益</w:t>
-      </w:r>
-      <w:r>
-        <w:rPr>
-          <w:rFonts w:hint="eastAsia"/>
-          <w:lang w:eastAsia="zh-TW"/>
-        </w:rPr>
         <w:lastRenderedPageBreak/>
-        <w:t>與法律理由，因此模型評估不應只考量整體預測分數，也應檢視不同裁判結果類別之辨識能力，以及模型是否可能依賴表面文字線索（</w:t>
+        <w:t>運算資源，其內部運算及預測依據亦較難直接追溯。司法應用涉及當事人權益與法律理由，因此模型評估不應只考量整體預測分數，也應檢視不同裁判結果類別之辨識能力，以及模型是否可能依賴表面文字線索（</w:t>
       </w:r>
       <w:r>
         <w:rPr>
@@ -1343,7 +1352,6 @@
         <w:ind w:firstLine="482"/>
         <w:jc w:val="both"/>
         <w:rPr>
-          <w:rFonts w:hint="eastAsia"/>
           <w:lang w:eastAsia="zh-TW"/>
         </w:rPr>
       </w:pPr>
@@ -1485,7 +1493,6 @@
       <w:pPr>
         <w:spacing w:before="120" w:after="80" w:line="240" w:lineRule="auto"/>
         <w:rPr>
-          <w:rFonts w:hint="eastAsia"/>
           <w:b/>
           <w:sz w:val="28"/>
           <w:lang w:eastAsia="zh-TW"/>
@@ -1525,7 +1532,6 @@
         <w:ind w:firstLine="482"/>
         <w:jc w:val="both"/>
         <w:rPr>
-          <w:rFonts w:hint="eastAsia"/>
           <w:lang w:eastAsia="zh-TW"/>
         </w:rPr>
       </w:pPr>
@@ -1599,7 +1605,6 @@
         <w:ind w:firstLine="482"/>
         <w:jc w:val="both"/>
         <w:rPr>
-          <w:rFonts w:hint="eastAsia"/>
           <w:lang w:eastAsia="zh-TW"/>
         </w:rPr>
       </w:pPr>
@@ -17801,6 +17806,7 @@
   <w:style w:type="character" w:default="1" w:styleId="a3">
     <w:name w:val="Default Paragraph Font"/>
     <w:uiPriority w:val="1"/>
+    <w:semiHidden/>
     <w:unhideWhenUsed/>
   </w:style>
   <w:style w:type="table" w:default="1" w:styleId="a4">
